--- a/gulp-mu-css/docs/microCSS-en.docx
+++ b/gulp-mu-css/docs/microCSS-en.docx
@@ -136,7 +136,7 @@
           <w:sz w:val="24"/>
           <w:szCs w:val="24"/>
         </w:rPr>
-        <w:t>Version 2.2.4</w:t>
+        <w:t>Version 2.3.0</w:t>
       </w:r>
     </w:p>
     <w:p>
@@ -215,7 +215,7 @@
             </w:rPr>
             <w:fldChar w:fldCharType="separate"/>
           </w:r>
-          <w:hyperlink w:anchor="__RefHeading___Toc2004_3876712653" w:tooltip="1 Introduction">
+          <w:hyperlink w:anchor="__RefHeading___Toc2143_1837479302" w:tooltip="1 Introduction">
             <w:r>
               <w:rPr>
                 <w:rStyle w:val="Verzeichnissprung"/>
@@ -235,7 +235,7 @@
             </w:tabs>
             <w:rPr/>
           </w:pPr>
-          <w:hyperlink w:anchor="__RefHeading___Toc2006_3876712653" w:tooltip="1.1 Context: Why µCSS?">
+          <w:hyperlink w:anchor="__RefHeading___Toc2145_1837479302" w:tooltip="1.1 Context: Why µCSS?">
             <w:r>
               <w:rPr>
                 <w:rStyle w:val="Verzeichnissprung"/>
@@ -255,7 +255,7 @@
             </w:tabs>
             <w:rPr/>
           </w:pPr>
-          <w:hyperlink w:anchor="__RefHeading___Toc2008_3876712653" w:tooltip="2 Installation and getting started">
+          <w:hyperlink w:anchor="__RefHeading___Toc2147_1837479302" w:tooltip="2 Installation and getting started">
             <w:r>
               <w:rPr>
                 <w:rStyle w:val="Verzeichnissprung"/>
@@ -275,7 +275,7 @@
             </w:tabs>
             <w:rPr/>
           </w:pPr>
-          <w:hyperlink w:anchor="__RefHeading___Toc2010_3876712653" w:tooltip="3 Use cases">
+          <w:hyperlink w:anchor="__RefHeading___Toc2149_1837479302" w:tooltip="3 Use cases">
             <w:r>
               <w:rPr>
                 <w:rStyle w:val="Verzeichnissprung"/>
@@ -295,7 +295,7 @@
             </w:tabs>
             <w:rPr/>
           </w:pPr>
-          <w:hyperlink w:anchor="__RefHeading___Toc2012_3876712653" w:tooltip="3.1 Named properties (variables)">
+          <w:hyperlink w:anchor="__RefHeading___Toc2151_1837479302" w:tooltip="3.1 Named properties (variables)">
             <w:r>
               <w:rPr>
                 <w:rStyle w:val="Verzeichnissprung"/>
@@ -315,7 +315,7 @@
             </w:tabs>
             <w:rPr/>
           </w:pPr>
-          <w:hyperlink w:anchor="__RefHeading___Toc2014_3876712653" w:tooltip="3.2 Calculations and expressions">
+          <w:hyperlink w:anchor="__RefHeading___Toc2153_1837479302" w:tooltip="3.2 Calculations and expressions">
             <w:r>
               <w:rPr>
                 <w:rStyle w:val="Verzeichnissprung"/>
@@ -335,7 +335,7 @@
             </w:tabs>
             <w:rPr/>
           </w:pPr>
-          <w:hyperlink w:anchor="__RefHeading___Toc2016_3876712653" w:tooltip="3.3 Multiple layouts via skin manifests">
+          <w:hyperlink w:anchor="__RefHeading___Toc2155_1837479302" w:tooltip="3.3 Multiple layouts via skin manifests">
             <w:r>
               <w:rPr>
                 <w:rStyle w:val="Verzeichnissprung"/>
@@ -355,7 +355,7 @@
             </w:tabs>
             <w:rPr/>
           </w:pPr>
-          <w:hyperlink w:anchor="__RefHeading___Toc2018_3876712653" w:tooltip="3.4 Automatic sprite generation">
+          <w:hyperlink w:anchor="__RefHeading___Toc2157_1837479302" w:tooltip="3.4 Automatic sprite generation">
             <w:r>
               <w:rPr>
                 <w:rStyle w:val="Verzeichnissprung"/>
@@ -375,7 +375,7 @@
             </w:tabs>
             <w:rPr/>
           </w:pPr>
-          <w:hyperlink w:anchor="__RefHeading___Toc2020_3876712653" w:tooltip="3.5 Preloading images (preload)">
+          <w:hyperlink w:anchor="__RefHeading___Toc2159_1837479302" w:tooltip="3.5 Preloading images (preload)">
             <w:r>
               <w:rPr>
                 <w:rStyle w:val="Verzeichnissprung"/>
@@ -395,7 +395,7 @@
             </w:tabs>
             <w:rPr/>
           </w:pPr>
-          <w:hyperlink w:anchor="__RefHeading___Toc2022_3876712653" w:tooltip="3.6 Cursors with hotspot and fallback">
+          <w:hyperlink w:anchor="__RefHeading___Toc2161_1837479302" w:tooltip="3.6 Cursors with hotspot and fallback">
             <w:r>
               <w:rPr>
                 <w:rStyle w:val="Verzeichnissprung"/>
@@ -415,7 +415,7 @@
             </w:tabs>
             <w:rPr/>
           </w:pPr>
-          <w:hyperlink w:anchor="__RefHeading___Toc2024_3876712653" w:tooltip="3.7 Automatic image generation (media steps)">
+          <w:hyperlink w:anchor="__RefHeading___Toc2163_1837479302" w:tooltip="3.7 Automatic image generation (media steps)">
             <w:r>
               <w:rPr>
                 <w:rStyle w:val="Verzeichnissprung"/>
@@ -435,7 +435,7 @@
             </w:tabs>
             <w:rPr/>
           </w:pPr>
-          <w:hyperlink w:anchor="__RefHeading___Toc2026_3876712653" w:tooltip="3.7.1 Intermediate steps raw → final (`outputBase`)">
+          <w:hyperlink w:anchor="__RefHeading___Toc2165_1837479302" w:tooltip="3.7.1 Intermediate steps raw → final (`outputBase`)">
             <w:r>
               <w:rPr>
                 <w:rStyle w:val="Verzeichnissprung"/>
@@ -455,12 +455,12 @@
             </w:tabs>
             <w:rPr/>
           </w:pPr>
-          <w:hyperlink w:anchor="__RefHeading___Toc2028_3876712653" w:tooltip="4 Core ideas of µCSS">
+          <w:hyperlink w:anchor="__RefHeading___Toc2167_1837479302" w:tooltip="4 Vue and component co-location">
             <w:r>
               <w:rPr>
                 <w:rStyle w:val="Verzeichnissprung"/>
               </w:rPr>
-              <w:t>4 Core ideas of µCSS</w:t>
+              <w:t>4 Vue and component co-location</w:t>
               <w:tab/>
               <w:t>12</w:t>
             </w:r>
@@ -475,12 +475,12 @@
             </w:tabs>
             <w:rPr/>
           </w:pPr>
-          <w:hyperlink w:anchor="__RefHeading___Toc2030_3876712653" w:tooltip="4.1 The .µ.css format">
+          <w:hyperlink w:anchor="__RefHeading___Toc2169_1837479302" w:tooltip="4.1 Workflow">
             <w:r>
               <w:rPr>
                 <w:rStyle w:val="Verzeichnissprung"/>
               </w:rPr>
-              <w:t>4.1 The .µ.css format</w:t>
+              <w:t>4.1 Workflow</w:t>
               <w:tab/>
               <w:t>12</w:t>
             </w:r>
@@ -495,12 +495,12 @@
             </w:tabs>
             <w:rPr/>
           </w:pPr>
-          <w:hyperlink w:anchor="__RefHeading___Toc2032_3876712653" w:tooltip="4.2 Value interpolation µ(expression)">
+          <w:hyperlink w:anchor="__RefHeading___Toc2171_1837479302" w:tooltip="4.2 Namespaces and global state classes">
             <w:r>
               <w:rPr>
                 <w:rStyle w:val="Verzeichnissprung"/>
               </w:rPr>
-              <w:t>4.2 Value interpolation µ(expression)</w:t>
+              <w:t>4.2 Namespaces and global state classes</w:t>
               <w:tab/>
               <w:t>12</w:t>
             </w:r>
@@ -515,14 +515,34 @@
             </w:tabs>
             <w:rPr/>
           </w:pPr>
-          <w:hyperlink w:anchor="__RefHeading___Toc2034_3876712653" w:tooltip="4.3 Directives -µ: expression">
+          <w:hyperlink w:anchor="__RefHeading___Toc2173_1837479302" w:tooltip="4.3 Migrating existing Vue SFCs">
             <w:r>
               <w:rPr>
                 <w:rStyle w:val="Verzeichnissprung"/>
               </w:rPr>
-              <w:t>4.3 Directives -µ: expression</w:t>
+              <w:t>4.3 Migrating existing Vue SFCs</w:t>
               <w:tab/>
               <w:t>12</w:t>
+            </w:r>
+          </w:hyperlink>
+        </w:p>
+        <w:p>
+          <w:pPr>
+            <w:pStyle w:val="TOC1"/>
+            <w:tabs>
+              <w:tab w:val="clear" w:pos="9026"/>
+              <w:tab w:val="right" w:pos="9025" w:leader="dot"/>
+            </w:tabs>
+            <w:rPr/>
+          </w:pPr>
+          <w:hyperlink w:anchor="__RefHeading___Toc2175_1837479302" w:tooltip="5 Core ideas of µCSS">
+            <w:r>
+              <w:rPr>
+                <w:rStyle w:val="Verzeichnissprung"/>
+              </w:rPr>
+              <w:t>5 Core ideas of µCSS</w:t>
+              <w:tab/>
+              <w:t>13</w:t>
             </w:r>
           </w:hyperlink>
         </w:p>
@@ -535,12 +555,12 @@
             </w:tabs>
             <w:rPr/>
           </w:pPr>
-          <w:hyperlink w:anchor="__RefHeading___Toc2036_3876712653" w:tooltip="4.4 The skin manifest">
+          <w:hyperlink w:anchor="__RefHeading___Toc2177_1837479302" w:tooltip="5.1 The .µ.css format">
             <w:r>
               <w:rPr>
                 <w:rStyle w:val="Verzeichnissprung"/>
               </w:rPr>
-              <w:t>4.4 The skin manifest</w:t>
+              <w:t>5.1 The .µ.css format</w:t>
               <w:tab/>
               <w:t>13</w:t>
             </w:r>
@@ -555,14 +575,74 @@
             </w:tabs>
             <w:rPr/>
           </w:pPr>
-          <w:hyperlink w:anchor="__RefHeading___Toc2038_3876712653" w:tooltip="4.5 JavaScript without substitute characters">
+          <w:hyperlink w:anchor="__RefHeading___Toc2179_1837479302" w:tooltip="5.2 Value interpolation µ(expression)">
             <w:r>
               <w:rPr>
                 <w:rStyle w:val="Verzeichnissprung"/>
               </w:rPr>
-              <w:t>4.5 JavaScript without substitute characters</w:t>
+              <w:t>5.2 Value interpolation µ(expression)</w:t>
               <w:tab/>
               <w:t>13</w:t>
+            </w:r>
+          </w:hyperlink>
+        </w:p>
+        <w:p>
+          <w:pPr>
+            <w:pStyle w:val="TOC2"/>
+            <w:tabs>
+              <w:tab w:val="clear" w:pos="8743"/>
+              <w:tab w:val="right" w:pos="9025" w:leader="dot"/>
+            </w:tabs>
+            <w:rPr/>
+          </w:pPr>
+          <w:hyperlink w:anchor="__RefHeading___Toc2181_1837479302" w:tooltip="5.3 Directives -µ: expression">
+            <w:r>
+              <w:rPr>
+                <w:rStyle w:val="Verzeichnissprung"/>
+              </w:rPr>
+              <w:t>5.3 Directives -µ: expression</w:t>
+              <w:tab/>
+              <w:t>13</w:t>
+            </w:r>
+          </w:hyperlink>
+        </w:p>
+        <w:p>
+          <w:pPr>
+            <w:pStyle w:val="TOC2"/>
+            <w:tabs>
+              <w:tab w:val="clear" w:pos="8743"/>
+              <w:tab w:val="right" w:pos="9025" w:leader="dot"/>
+            </w:tabs>
+            <w:rPr/>
+          </w:pPr>
+          <w:hyperlink w:anchor="__RefHeading___Toc2183_1837479302" w:tooltip="5.4 The skin manifest">
+            <w:r>
+              <w:rPr>
+                <w:rStyle w:val="Verzeichnissprung"/>
+              </w:rPr>
+              <w:t>5.4 The skin manifest</w:t>
+              <w:tab/>
+              <w:t>14</w:t>
+            </w:r>
+          </w:hyperlink>
+        </w:p>
+        <w:p>
+          <w:pPr>
+            <w:pStyle w:val="TOC2"/>
+            <w:tabs>
+              <w:tab w:val="clear" w:pos="8743"/>
+              <w:tab w:val="right" w:pos="9025" w:leader="dot"/>
+            </w:tabs>
+            <w:rPr/>
+          </w:pPr>
+          <w:hyperlink w:anchor="__RefHeading___Toc2185_1837479302" w:tooltip="5.5 JavaScript without substitute characters">
+            <w:r>
+              <w:rPr>
+                <w:rStyle w:val="Verzeichnissprung"/>
+              </w:rPr>
+              <w:t>5.5 JavaScript without substitute characters</w:t>
+              <w:tab/>
+              <w:t>14</w:t>
             </w:r>
           </w:hyperlink>
         </w:p>
@@ -575,14 +655,14 @@
             </w:tabs>
             <w:rPr/>
           </w:pPr>
-          <w:hyperlink w:anchor="__RefHeading___Toc2040_3876712653" w:tooltip="5 Build process and Gulp integration">
+          <w:hyperlink w:anchor="__RefHeading___Toc2187_1837479302" w:tooltip="6 Build process and Gulp integration">
             <w:r>
               <w:rPr>
                 <w:rStyle w:val="Verzeichnissprung"/>
               </w:rPr>
-              <w:t>5 Build process and Gulp integration</w:t>
+              <w:t>6 Build process and Gulp integration</w:t>
               <w:tab/>
-              <w:t>14</w:t>
+              <w:t>15</w:t>
             </w:r>
           </w:hyperlink>
         </w:p>
@@ -595,14 +675,14 @@
             </w:tabs>
             <w:rPr/>
           </w:pPr>
-          <w:hyperlink w:anchor="__RefHeading___Toc2042_3876712653" w:tooltip="5.1 Directory conventions">
+          <w:hyperlink w:anchor="__RefHeading___Toc2189_1837479302" w:tooltip="6.1 Directory conventions">
             <w:r>
               <w:rPr>
                 <w:rStyle w:val="Verzeichnissprung"/>
               </w:rPr>
-              <w:t>5.1 Directory conventions</w:t>
+              <w:t>6.1 Directory conventions</w:t>
               <w:tab/>
-              <w:t>14</w:t>
+              <w:t>15</w:t>
             </w:r>
           </w:hyperlink>
         </w:p>
@@ -615,14 +695,14 @@
             </w:tabs>
             <w:rPr/>
           </w:pPr>
-          <w:hyperlink w:anchor="__RefHeading___Toc2044_3876712653" w:tooltip="5.2 Compilation flow">
+          <w:hyperlink w:anchor="__RefHeading___Toc2191_1837479302" w:tooltip="6.2 Compilation flow">
             <w:r>
               <w:rPr>
                 <w:rStyle w:val="Verzeichnissprung"/>
               </w:rPr>
-              <w:t>5.2 Compilation flow</w:t>
+              <w:t>6.2 Compilation flow</w:t>
               <w:tab/>
-              <w:t>14</w:t>
+              <w:t>15</w:t>
             </w:r>
           </w:hyperlink>
         </w:p>
@@ -635,14 +715,14 @@
             </w:tabs>
             <w:rPr/>
           </w:pPr>
-          <w:hyperlink w:anchor="__RefHeading___Toc2046_3876712653" w:tooltip="5.3 Incremental build and cache">
+          <w:hyperlink w:anchor="__RefHeading___Toc2193_1837479302" w:tooltip="6.3 Incremental build and cache">
             <w:r>
               <w:rPr>
                 <w:rStyle w:val="Verzeichnissprung"/>
               </w:rPr>
-              <w:t>5.3 Incremental build and cache</w:t>
+              <w:t>6.3 Incremental build and cache</w:t>
               <w:tab/>
-              <w:t>14</w:t>
+              <w:t>15</w:t>
             </w:r>
           </w:hyperlink>
         </w:p>
@@ -655,14 +735,14 @@
             </w:tabs>
             <w:rPr/>
           </w:pPr>
-          <w:hyperlink w:anchor="__RefHeading___Toc2048_3876712653" w:tooltip="5.4 Gulp tasks and watch">
+          <w:hyperlink w:anchor="__RefHeading___Toc2195_1837479302" w:tooltip="6.4 Gulp tasks and watch">
             <w:r>
               <w:rPr>
                 <w:rStyle w:val="Verzeichnissprung"/>
               </w:rPr>
-              <w:t>5.4 Gulp tasks and watch</w:t>
+              <w:t>6.4 Gulp tasks and watch</w:t>
               <w:tab/>
-              <w:t>15</w:t>
+              <w:t>16</w:t>
             </w:r>
           </w:hyperlink>
         </w:p>
@@ -675,14 +755,14 @@
             </w:tabs>
             <w:rPr/>
           </w:pPr>
-          <w:hyperlink w:anchor="__RefHeading___Toc2050_3876712653" w:tooltip="6 Manifest reference (DefineSkin)">
+          <w:hyperlink w:anchor="__RefHeading___Toc2197_1837479302" w:tooltip="7 Manifest reference (DefineSkin)">
             <w:r>
               <w:rPr>
                 <w:rStyle w:val="Verzeichnissprung"/>
               </w:rPr>
-              <w:t>6 Manifest reference (DefineSkin)</w:t>
+              <w:t>7 Manifest reference (DefineSkin)</w:t>
               <w:tab/>
-              <w:t>16</w:t>
+              <w:t>17</w:t>
             </w:r>
           </w:hyperlink>
         </w:p>
@@ -695,14 +775,14 @@
             </w:tabs>
             <w:rPr/>
           </w:pPr>
-          <w:hyperlink w:anchor="__RefHeading___Toc2052_3876712653" w:tooltip="6.1 vars">
+          <w:hyperlink w:anchor="__RefHeading___Toc2199_1837479302" w:tooltip="7.1 vars">
             <w:r>
               <w:rPr>
                 <w:rStyle w:val="Verzeichnissprung"/>
               </w:rPr>
-              <w:t>6.1 vars</w:t>
+              <w:t>7.1 vars</w:t>
               <w:tab/>
-              <w:t>16</w:t>
+              <w:t>17</w:t>
             </w:r>
           </w:hyperlink>
         </w:p>
@@ -715,14 +795,14 @@
             </w:tabs>
             <w:rPr/>
           </w:pPr>
-          <w:hyperlink w:anchor="__RefHeading___Toc2054_3876712653" w:tooltip="6.2 helpers">
+          <w:hyperlink w:anchor="__RefHeading___Toc2201_1837479302" w:tooltip="7.2 helpers">
             <w:r>
               <w:rPr>
                 <w:rStyle w:val="Verzeichnissprung"/>
               </w:rPr>
-              <w:t>6.2 helpers</w:t>
+              <w:t>7.2 helpers</w:t>
               <w:tab/>
-              <w:t>16</w:t>
+              <w:t>17</w:t>
             </w:r>
           </w:hyperlink>
         </w:p>
@@ -735,14 +815,14 @@
             </w:tabs>
             <w:rPr/>
           </w:pPr>
-          <w:hyperlink w:anchor="__RefHeading___Toc2056_3876712653" w:tooltip="6.3 cursors">
+          <w:hyperlink w:anchor="__RefHeading___Toc2203_1837479302" w:tooltip="7.3 cursors">
             <w:r>
               <w:rPr>
                 <w:rStyle w:val="Verzeichnissprung"/>
               </w:rPr>
-              <w:t>6.3 cursors</w:t>
+              <w:t>7.3 cursors</w:t>
               <w:tab/>
-              <w:t>16</w:t>
+              <w:t>17</w:t>
             </w:r>
           </w:hyperlink>
         </w:p>
@@ -755,14 +835,14 @@
             </w:tabs>
             <w:rPr/>
           </w:pPr>
-          <w:hyperlink w:anchor="__RefHeading___Toc2058_3876712653" w:tooltip="6.4 media">
+          <w:hyperlink w:anchor="__RefHeading___Toc2205_1837479302" w:tooltip="7.4 media">
             <w:r>
               <w:rPr>
                 <w:rStyle w:val="Verzeichnissprung"/>
               </w:rPr>
-              <w:t>6.4 media</w:t>
+              <w:t>7.4 media</w:t>
               <w:tab/>
-              <w:t>16</w:t>
+              <w:t>17</w:t>
             </w:r>
           </w:hyperlink>
         </w:p>
@@ -775,14 +855,14 @@
             </w:tabs>
             <w:rPr/>
           </w:pPr>
-          <w:hyperlink w:anchor="__RefHeading___Toc2060_3876712653" w:tooltip="6.5 imageFormat">
+          <w:hyperlink w:anchor="__RefHeading___Toc2207_1837479302" w:tooltip="7.5 imageFormat">
             <w:r>
               <w:rPr>
                 <w:rStyle w:val="Verzeichnissprung"/>
               </w:rPr>
-              <w:t>6.5 imageFormat</w:t>
+              <w:t>7.5 imageFormat</w:t>
               <w:tab/>
-              <w:t>17</w:t>
+              <w:t>18</w:t>
             </w:r>
           </w:hyperlink>
         </w:p>
@@ -795,14 +875,14 @@
             </w:tabs>
             <w:rPr/>
           </w:pPr>
-          <w:hyperlink w:anchor="__RefHeading___Toc2062_3876712653" w:tooltip="6.6 sprites">
+          <w:hyperlink w:anchor="__RefHeading___Toc2209_1837479302" w:tooltip="7.6 sprites">
             <w:r>
               <w:rPr>
                 <w:rStyle w:val="Verzeichnissprung"/>
               </w:rPr>
-              <w:t>6.6 sprites</w:t>
+              <w:t>7.6 sprites</w:t>
               <w:tab/>
-              <w:t>17</w:t>
+              <w:t>18</w:t>
             </w:r>
           </w:hyperlink>
         </w:p>
@@ -815,14 +895,14 @@
             </w:tabs>
             <w:rPr/>
           </w:pPr>
-          <w:hyperlink w:anchor="__RefHeading___Toc2064_3876712653" w:tooltip="6.7 files">
+          <w:hyperlink w:anchor="__RefHeading___Toc2211_1837479302" w:tooltip="7.7 files">
             <w:r>
               <w:rPr>
                 <w:rStyle w:val="Verzeichnissprung"/>
               </w:rPr>
-              <w:t>6.7 files</w:t>
+              <w:t>7.7 files</w:t>
               <w:tab/>
-              <w:t>18</w:t>
+              <w:t>19</w:t>
             </w:r>
           </w:hyperlink>
         </w:p>
@@ -835,14 +915,14 @@
             </w:tabs>
             <w:rPr/>
           </w:pPr>
-          <w:hyperlink w:anchor="__RefHeading___Toc2066_3876712653" w:tooltip="7 µ evaluation context (reference)">
+          <w:hyperlink w:anchor="__RefHeading___Toc2213_1837479302" w:tooltip="8 µ evaluation context (reference)">
             <w:r>
               <w:rPr>
                 <w:rStyle w:val="Verzeichnissprung"/>
               </w:rPr>
-              <w:t>7 µ evaluation context (reference)</w:t>
+              <w:t>8 µ evaluation context (reference)</w:t>
               <w:tab/>
-              <w:t>19</w:t>
+              <w:t>20</w:t>
             </w:r>
           </w:hyperlink>
         </w:p>
@@ -855,14 +935,14 @@
             </w:tabs>
             <w:rPr/>
           </w:pPr>
-          <w:hyperlink w:anchor="__RefHeading___Toc2068_3876712653" w:tooltip="7.1 The $ object">
+          <w:hyperlink w:anchor="__RefHeading___Toc2215_1837479302" w:tooltip="8.1 The $ object">
             <w:r>
               <w:rPr>
                 <w:rStyle w:val="Verzeichnissprung"/>
               </w:rPr>
-              <w:t>7.1 The $ object</w:t>
+              <w:t>8.1 The $ object</w:t>
               <w:tab/>
-              <w:t>19</w:t>
+              <w:t>20</w:t>
             </w:r>
           </w:hyperlink>
         </w:p>
@@ -875,14 +955,14 @@
             </w:tabs>
             <w:rPr/>
           </w:pPr>
-          <w:hyperlink w:anchor="__RefHeading___Toc2070_3876712653" w:tooltip="7.2 Color and value functions">
+          <w:hyperlink w:anchor="__RefHeading___Toc2217_1837479302" w:tooltip="8.2 Color and value functions">
             <w:r>
               <w:rPr>
                 <w:rStyle w:val="Verzeichnissprung"/>
               </w:rPr>
-              <w:t>7.2 Color and value functions</w:t>
+              <w:t>8.2 Color and value functions</w:t>
               <w:tab/>
-              <w:t>19</w:t>
+              <w:t>20</w:t>
             </w:r>
           </w:hyperlink>
         </w:p>
@@ -895,14 +975,14 @@
             </w:tabs>
             <w:rPr/>
           </w:pPr>
-          <w:hyperlink w:anchor="__RefHeading___Toc2072_3876712653" w:tooltip="7.3 Rule and document methods">
+          <w:hyperlink w:anchor="__RefHeading___Toc2219_1837479302" w:tooltip="8.3 Rule and document methods">
             <w:r>
               <w:rPr>
                 <w:rStyle w:val="Verzeichnissprung"/>
               </w:rPr>
-              <w:t>7.3 Rule and document methods</w:t>
+              <w:t>8.3 Rule and document methods</w:t>
               <w:tab/>
-              <w:t>19</w:t>
+              <w:t>20</w:t>
             </w:r>
           </w:hyperlink>
         </w:p>
@@ -915,14 +995,14 @@
             </w:tabs>
             <w:rPr/>
           </w:pPr>
-          <w:hyperlink w:anchor="__RefHeading___Toc2074_3876712653" w:tooltip="7.4 Sprite()">
+          <w:hyperlink w:anchor="__RefHeading___Toc2221_1837479302" w:tooltip="8.4 Sprite()">
             <w:r>
               <w:rPr>
                 <w:rStyle w:val="Verzeichnissprung"/>
               </w:rPr>
-              <w:t>7.4 Sprite()</w:t>
+              <w:t>8.4 Sprite()</w:t>
               <w:tab/>
-              <w:t>20</w:t>
+              <w:t>21</w:t>
             </w:r>
           </w:hyperlink>
         </w:p>
@@ -935,14 +1015,14 @@
             </w:tabs>
             <w:rPr/>
           </w:pPr>
-          <w:hyperlink w:anchor="__RefHeading___Toc2076_3876712653" w:tooltip="7.5 Cursor()">
+          <w:hyperlink w:anchor="__RefHeading___Toc2223_1837479302" w:tooltip="8.5 Cursor()">
             <w:r>
               <w:rPr>
                 <w:rStyle w:val="Verzeichnissprung"/>
               </w:rPr>
-              <w:t>7.5 Cursor()</w:t>
+              <w:t>8.5 Cursor()</w:t>
               <w:tab/>
-              <w:t>20</w:t>
+              <w:t>21</w:t>
             </w:r>
           </w:hyperlink>
         </w:p>
@@ -955,14 +1035,14 @@
             </w:tabs>
             <w:rPr/>
           </w:pPr>
-          <w:hyperlink w:anchor="__RefHeading___Toc2078_3876712653" w:tooltip="7.6 Helper functions and the this binding">
+          <w:hyperlink w:anchor="__RefHeading___Toc2225_1837479302" w:tooltip="8.6 Helper functions and the this binding">
             <w:r>
               <w:rPr>
                 <w:rStyle w:val="Verzeichnissprung"/>
               </w:rPr>
-              <w:t>7.6 Helper functions and the this binding</w:t>
+              <w:t>8.6 Helper functions and the this binding</w:t>
               <w:tab/>
-              <w:t>20</w:t>
+              <w:t>21</w:t>
             </w:r>
           </w:hyperlink>
         </w:p>
@@ -975,14 +1055,14 @@
             </w:tabs>
             <w:rPr/>
           </w:pPr>
-          <w:hyperlink w:anchor="__RefHeading___Toc2080_3876712653" w:tooltip="7.7 afterWork hooks">
+          <w:hyperlink w:anchor="__RefHeading___Toc2227_1837479302" w:tooltip="8.7 afterWork hooks">
             <w:r>
               <w:rPr>
                 <w:rStyle w:val="Verzeichnissprung"/>
               </w:rPr>
-              <w:t>7.7 afterWork hooks</w:t>
+              <w:t>8.7 afterWork hooks</w:t>
               <w:tab/>
-              <w:t>21</w:t>
+              <w:t>22</w:t>
             </w:r>
           </w:hyperlink>
         </w:p>
@@ -995,14 +1075,14 @@
             </w:tabs>
             <w:rPr/>
           </w:pPr>
-          <w:hyperlink w:anchor="__RefHeading___Toc2082_3876712653" w:tooltip="8 Working with colors">
+          <w:hyperlink w:anchor="__RefHeading___Toc2229_1837479302" w:tooltip="9 Working with colors">
             <w:r>
               <w:rPr>
                 <w:rStyle w:val="Verzeichnissprung"/>
               </w:rPr>
-              <w:t>8 Working with colors</w:t>
+              <w:t>9 Working with colors</w:t>
               <w:tab/>
-              <w:t>22</w:t>
+              <w:t>23</w:t>
             </w:r>
           </w:hyperlink>
         </w:p>
@@ -1015,14 +1095,14 @@
             </w:tabs>
             <w:rPr/>
           </w:pPr>
-          <w:hyperlink w:anchor="__RefHeading___Toc2084_3876712653" w:tooltip="8.1 Defining colors">
+          <w:hyperlink w:anchor="__RefHeading___Toc2231_1837479302" w:tooltip="9.1 Defining colors">
             <w:r>
               <w:rPr>
                 <w:rStyle w:val="Verzeichnissprung"/>
               </w:rPr>
-              <w:t>8.1 Defining colors</w:t>
+              <w:t>9.1 Defining colors</w:t>
               <w:tab/>
-              <w:t>22</w:t>
+              <w:t>23</w:t>
             </w:r>
           </w:hyperlink>
         </w:p>
@@ -1035,14 +1115,14 @@
             </w:tabs>
             <w:rPr/>
           </w:pPr>
-          <w:hyperlink w:anchor="__RefHeading___Toc2086_3876712653" w:tooltip="8.2 Alpha values">
+          <w:hyperlink w:anchor="__RefHeading___Toc2233_1837479302" w:tooltip="9.2 Alpha values">
             <w:r>
               <w:rPr>
                 <w:rStyle w:val="Verzeichnissprung"/>
               </w:rPr>
-              <w:t>8.2 Alpha values</w:t>
+              <w:t>9.2 Alpha values</w:t>
               <w:tab/>
-              <w:t>22</w:t>
+              <w:t>23</w:t>
             </w:r>
           </w:hyperlink>
         </w:p>
@@ -1055,14 +1135,14 @@
             </w:tabs>
             <w:rPr/>
           </w:pPr>
-          <w:hyperlink w:anchor="__RefHeading___Toc2088_3876712653" w:tooltip="8.3 Color computations">
+          <w:hyperlink w:anchor="__RefHeading___Toc2235_1837479302" w:tooltip="9.3 Color computations">
             <w:r>
               <w:rPr>
                 <w:rStyle w:val="Verzeichnissprung"/>
               </w:rPr>
-              <w:t>8.3 Color computations</w:t>
+              <w:t>9.3 Color computations</w:t>
               <w:tab/>
-              <w:t>22</w:t>
+              <w:t>23</w:t>
             </w:r>
           </w:hyperlink>
         </w:p>
@@ -1075,14 +1155,14 @@
             </w:tabs>
             <w:rPr/>
           </w:pPr>
-          <w:hyperlink w:anchor="__RefHeading___Toc2090_3876712653" w:tooltip="9 Node API">
+          <w:hyperlink w:anchor="__RefHeading___Toc2237_1837479302" w:tooltip="10 Node API">
             <w:r>
               <w:rPr>
                 <w:rStyle w:val="Verzeichnissprung"/>
               </w:rPr>
-              <w:t>9 Node API</w:t>
+              <w:t>10 Node API</w:t>
               <w:tab/>
-              <w:t>23</w:t>
+              <w:t>24</w:t>
             </w:r>
           </w:hyperlink>
         </w:p>
@@ -1095,14 +1175,14 @@
             </w:tabs>
             <w:rPr/>
           </w:pPr>
-          <w:hyperlink w:anchor="__RefHeading___Toc2092_3876712653" w:tooltip="10 Error diagnostics">
+          <w:hyperlink w:anchor="__RefHeading___Toc2239_1837479302" w:tooltip="11 Error diagnostics">
             <w:r>
               <w:rPr>
                 <w:rStyle w:val="Verzeichnissprung"/>
               </w:rPr>
-              <w:t>10 Error diagnostics</w:t>
+              <w:t>11 Error diagnostics</w:t>
               <w:tab/>
-              <w:t>24</w:t>
+              <w:t>25</w:t>
             </w:r>
           </w:hyperlink>
         </w:p>
@@ -1115,14 +1195,14 @@
             </w:tabs>
             <w:rPr/>
           </w:pPr>
-          <w:hyperlink w:anchor="__RefHeading___Toc2094_3876712653" w:tooltip="11 Migrating from µCSS">
+          <w:hyperlink w:anchor="__RefHeading___Toc2241_1837479302" w:tooltip="12 Migrating from µCSS">
             <w:r>
               <w:rPr>
                 <w:rStyle w:val="Verzeichnissprung"/>
               </w:rPr>
-              <w:t>11 Migrating from µCSS</w:t>
+              <w:t>12 Migrating from µCSS</w:t>
               <w:tab/>
-              <w:t>25</w:t>
+              <w:t>26</w:t>
             </w:r>
           </w:hyperlink>
         </w:p>
@@ -1135,14 +1215,14 @@
             </w:tabs>
             <w:rPr/>
           </w:pPr>
-          <w:hyperlink w:anchor="__RefHeading___Toc2096_3876712653" w:tooltip="12 Version history">
+          <w:hyperlink w:anchor="__RefHeading___Toc2243_1837479302" w:tooltip="13 Version history">
             <w:r>
               <w:rPr>
                 <w:rStyle w:val="Verzeichnissprung"/>
               </w:rPr>
-              <w:t>12 Version history</w:t>
+              <w:t>13 Version history</w:t>
               <w:tab/>
-              <w:t>26</w:t>
+              <w:t>27</w:t>
             </w:r>
           </w:hyperlink>
         </w:p>
@@ -1155,14 +1235,14 @@
             </w:tabs>
             <w:rPr/>
           </w:pPr>
-          <w:hyperlink w:anchor="__RefHeading___Toc2098_3876712653" w:tooltip="13 Legal">
+          <w:hyperlink w:anchor="__RefHeading___Toc2245_1837479302" w:tooltip="14 Legal">
             <w:r>
               <w:rPr>
                 <w:rStyle w:val="Verzeichnissprung"/>
               </w:rPr>
-              <w:t>13 Legal</w:t>
+              <w:t>14 Legal</w:t>
               <w:tab/>
-              <w:t>28</w:t>
+              <w:t>29</w:t>
             </w:r>
           </w:hyperlink>
         </w:p>
@@ -1175,14 +1255,14 @@
             </w:tabs>
             <w:rPr/>
           </w:pPr>
-          <w:hyperlink w:anchor="__RefHeading___Toc2100_3876712653" w:tooltip="13.1 MIT license (original text)">
+          <w:hyperlink w:anchor="__RefHeading___Toc2247_1837479302" w:tooltip="14.1 MIT license (original text)">
             <w:r>
               <w:rPr>
                 <w:rStyle w:val="Verzeichnissprung"/>
               </w:rPr>
-              <w:t>13.1 MIT license (original text)</w:t>
+              <w:t>14.1 MIT license (original text)</w:t>
               <w:tab/>
-              <w:t>28</w:t>
+              <w:t>29</w:t>
             </w:r>
           </w:hyperlink>
         </w:p>
@@ -1195,14 +1275,14 @@
             </w:tabs>
             <w:rPr/>
           </w:pPr>
-          <w:hyperlink w:anchor="__RefHeading___Toc2102_3876712653" w:tooltip="13.2 Trademarks">
+          <w:hyperlink w:anchor="__RefHeading___Toc2249_1837479302" w:tooltip="14.2 Trademarks">
             <w:r>
               <w:rPr>
                 <w:rStyle w:val="Verzeichnissprung"/>
               </w:rPr>
-              <w:t>13.2 Trademarks</w:t>
+              <w:t>14.2 Trademarks</w:t>
               <w:tab/>
-              <w:t>28</w:t>
+              <w:t>29</w:t>
             </w:r>
           </w:hyperlink>
         </w:p>
@@ -1215,14 +1295,14 @@
             </w:tabs>
             <w:rPr/>
           </w:pPr>
-          <w:hyperlink w:anchor="__RefHeading___Toc2104_3876712653" w:tooltip="13.3 Third-party libraries">
+          <w:hyperlink w:anchor="__RefHeading___Toc2251_1837479302" w:tooltip="14.3 Third-party libraries">
             <w:r>
               <w:rPr>
                 <w:rStyle w:val="Verzeichnissprung"/>
               </w:rPr>
-              <w:t>13.3 Third-party libraries</w:t>
+              <w:t>14.3 Third-party libraries</w:t>
               <w:tab/>
-              <w:t>28</w:t>
+              <w:t>29</w:t>
             </w:r>
           </w:hyperlink>
           <w:r>
@@ -1266,7 +1346,7 @@
         <w:outlineLvl w:val="0"/>
         <w:rPr/>
       </w:pPr>
-      <w:bookmarkStart w:id="0" w:name="__RefHeading___Toc2004_3876712653"/>
+      <w:bookmarkStart w:id="0" w:name="__RefHeading___Toc2143_1837479302"/>
       <w:bookmarkEnd w:id="0"/>
       <w:r>
         <w:rPr/>
@@ -1647,7 +1727,7 @@
         <w:outlineLvl w:val="1"/>
         <w:rPr/>
       </w:pPr>
-      <w:bookmarkStart w:id="1" w:name="__RefHeading___Toc2006_3876712653"/>
+      <w:bookmarkStart w:id="1" w:name="__RefHeading___Toc2145_1837479302"/>
       <w:bookmarkEnd w:id="1"/>
       <w:r>
         <w:rPr/>
@@ -2296,7 +2376,7 @@
         <w:outlineLvl w:val="0"/>
         <w:rPr/>
       </w:pPr>
-      <w:bookmarkStart w:id="2" w:name="__RefHeading___Toc2008_3876712653"/>
+      <w:bookmarkStart w:id="2" w:name="__RefHeading___Toc2147_1837479302"/>
       <w:bookmarkEnd w:id="2"/>
       <w:r>
         <w:rPr/>
@@ -2622,7 +2702,7 @@
         <w:outlineLvl w:val="0"/>
         <w:rPr/>
       </w:pPr>
-      <w:bookmarkStart w:id="3" w:name="__RefHeading___Toc2010_3876712653"/>
+      <w:bookmarkStart w:id="3" w:name="__RefHeading___Toc2149_1837479302"/>
       <w:bookmarkEnd w:id="3"/>
       <w:r>
         <w:rPr/>
@@ -2652,7 +2732,7 @@
         <w:outlineLvl w:val="1"/>
         <w:rPr/>
       </w:pPr>
-      <w:bookmarkStart w:id="4" w:name="__RefHeading___Toc2012_3876712653"/>
+      <w:bookmarkStart w:id="4" w:name="__RefHeading___Toc2151_1837479302"/>
       <w:bookmarkEnd w:id="4"/>
       <w:r>
         <w:rPr/>
@@ -3309,7 +3389,7 @@
         <w:outlineLvl w:val="1"/>
         <w:rPr/>
       </w:pPr>
-      <w:bookmarkStart w:id="5" w:name="__RefHeading___Toc2014_3876712653"/>
+      <w:bookmarkStart w:id="5" w:name="__RefHeading___Toc2153_1837479302"/>
       <w:bookmarkEnd w:id="5"/>
       <w:r>
         <w:rPr/>
@@ -3687,7 +3767,7 @@
         <w:outlineLvl w:val="1"/>
         <w:rPr/>
       </w:pPr>
-      <w:bookmarkStart w:id="6" w:name="__RefHeading___Toc2016_3876712653"/>
+      <w:bookmarkStart w:id="6" w:name="__RefHeading___Toc2155_1837479302"/>
       <w:bookmarkEnd w:id="6"/>
       <w:r>
         <w:rPr/>
@@ -4005,7 +4085,7 @@
         <w:outlineLvl w:val="1"/>
         <w:rPr/>
       </w:pPr>
-      <w:bookmarkStart w:id="7" w:name="__RefHeading___Toc2018_3876712653"/>
+      <w:bookmarkStart w:id="7" w:name="__RefHeading___Toc2157_1837479302"/>
       <w:bookmarkEnd w:id="7"/>
       <w:r>
         <w:rPr/>
@@ -4637,7 +4717,7 @@
         <w:outlineLvl w:val="1"/>
         <w:rPr/>
       </w:pPr>
-      <w:bookmarkStart w:id="8" w:name="__RefHeading___Toc2020_3876712653"/>
+      <w:bookmarkStart w:id="8" w:name="__RefHeading___Toc2159_1837479302"/>
       <w:bookmarkEnd w:id="8"/>
       <w:r>
         <w:rPr/>
@@ -4813,7 +4893,7 @@
         <w:outlineLvl w:val="1"/>
         <w:rPr/>
       </w:pPr>
-      <w:bookmarkStart w:id="9" w:name="__RefHeading___Toc2022_3876712653"/>
+      <w:bookmarkStart w:id="9" w:name="__RefHeading___Toc2161_1837479302"/>
       <w:bookmarkEnd w:id="9"/>
       <w:r>
         <w:rPr/>
@@ -5178,7 +5258,7 @@
         <w:outlineLvl w:val="1"/>
         <w:rPr/>
       </w:pPr>
-      <w:bookmarkStart w:id="10" w:name="__RefHeading___Toc2024_3876712653"/>
+      <w:bookmarkStart w:id="10" w:name="__RefHeading___Toc2163_1837479302"/>
       <w:bookmarkEnd w:id="10"/>
       <w:r>
         <w:rPr/>
@@ -5898,7 +5978,7 @@
         <w:outlineLvl w:val="2"/>
         <w:rPr/>
       </w:pPr>
-      <w:bookmarkStart w:id="11" w:name="__RefHeading___Toc2026_3876712653"/>
+      <w:bookmarkStart w:id="11" w:name="__RefHeading___Toc2165_1837479302"/>
       <w:bookmarkEnd w:id="11"/>
       <w:r>
         <w:rPr/>
@@ -6149,11 +6229,122 @@
         <w:outlineLvl w:val="0"/>
         <w:rPr/>
       </w:pPr>
-      <w:bookmarkStart w:id="12" w:name="__RefHeading___Toc2028_3876712653"/>
+      <w:bookmarkStart w:id="12" w:name="__RefHeading___Toc2167_1837479302"/>
       <w:bookmarkEnd w:id="12"/>
       <w:r>
         <w:rPr/>
-        <w:t>4 Core ideas of µCSS</w:t>
+        <w:t>4 Vue and component co-location</w:t>
+      </w:r>
+    </w:p>
+    <w:p>
+      <w:pPr>
+        <w:pStyle w:val="Normal"/>
+        <w:spacing w:before="0" w:after="120"/>
+        <w:jc w:val="both"/>
+        <w:rPr/>
+      </w:pPr>
+      <w:r>
+        <w:rPr/>
+        <w:t xml:space="preserve">Component frameworks like Vue usually keep styles in </w:t>
+      </w:r>
+      <w:r>
+        <w:rPr>
+          <w:rFonts w:eastAsia="Consolas" w:cs="Consolas" w:ascii="Consolas" w:hAnsi="Consolas"/>
+          <w:sz w:val="18"/>
+          <w:szCs w:val="18"/>
+          <w:shd w:fill="F2F2F2" w:val="clear"/>
+        </w:rPr>
+        <w:t>&lt;style scoped&gt;</w:t>
+      </w:r>
+      <w:r>
+        <w:rPr/>
+        <w:t xml:space="preserve"> inside the </w:t>
+      </w:r>
+      <w:r>
+        <w:rPr>
+          <w:rFonts w:eastAsia="Consolas" w:cs="Consolas" w:ascii="Consolas" w:hAnsi="Consolas"/>
+          <w:sz w:val="18"/>
+          <w:szCs w:val="18"/>
+          <w:shd w:fill="F2F2F2" w:val="clear"/>
+        </w:rPr>
+        <w:t>.vue</w:t>
+      </w:r>
+      <w:r>
+        <w:rPr/>
+        <w:t xml:space="preserve"> file. That works, but every component gets its own </w:t>
+      </w:r>
+      <w:r>
+        <w:rPr>
+          <w:rFonts w:eastAsia="Consolas" w:cs="Consolas" w:ascii="Consolas" w:hAnsi="Consolas"/>
+          <w:sz w:val="18"/>
+          <w:szCs w:val="18"/>
+          <w:shd w:fill="F2F2F2" w:val="clear"/>
+        </w:rPr>
+        <w:t>data-v-…</w:t>
+      </w:r>
+      <w:r>
+        <w:rPr/>
+        <w:t xml:space="preserve"> attribute, the compiled CSS grows quickly and live editing in the browser DevTools becomes awkward across dozens of scoped blocks.</w:t>
+      </w:r>
+    </w:p>
+    <w:p>
+      <w:pPr>
+        <w:pStyle w:val="Normal"/>
+        <w:spacing w:before="0" w:after="120"/>
+        <w:jc w:val="both"/>
+        <w:rPr/>
+      </w:pPr>
+      <w:r>
+        <w:rPr/>
+        <w:t xml:space="preserve">µCSS uses a different approach: </w:t>
+      </w:r>
+      <w:r>
+        <w:rPr>
+          <w:b/>
+          <w:bCs/>
+        </w:rPr>
+        <w:t>co-location without Vue processing the styles</w:t>
+      </w:r>
+      <w:r>
+        <w:rPr/>
+        <w:t xml:space="preserve">. Each component keeps a style file </w:t>
+      </w:r>
+      <w:r>
+        <w:rPr>
+          <w:b/>
+          <w:bCs/>
+        </w:rPr>
+        <w:t>next to</w:t>
+      </w:r>
+      <w:r>
+        <w:rPr/>
+        <w:t xml:space="preserve"> its </w:t>
+      </w:r>
+      <w:r>
+        <w:rPr>
+          <w:rFonts w:eastAsia="Consolas" w:cs="Consolas" w:ascii="Consolas" w:hAnsi="Consolas"/>
+          <w:sz w:val="18"/>
+          <w:szCs w:val="18"/>
+          <w:shd w:fill="F2F2F2" w:val="clear"/>
+        </w:rPr>
+        <w:t>.vue</w:t>
+      </w:r>
+      <w:r>
+        <w:rPr/>
+        <w:t xml:space="preserve"> file, but with a private extension such as </w:t>
+      </w:r>
+      <w:r>
+        <w:rPr>
+          <w:rFonts w:eastAsia="Consolas" w:cs="Consolas" w:ascii="Consolas" w:hAnsi="Consolas"/>
+          <w:sz w:val="18"/>
+          <w:szCs w:val="18"/>
+          <w:shd w:fill="F2F2F2" w:val="clear"/>
+        </w:rPr>
+        <w:t>*.π.css</w:t>
+      </w:r>
+      <w:r>
+        <w:rPr/>
+        <w:t xml:space="preserve"> (Greek pi — Vite and Vue ignore it). One main stylesheet pulls them all in at build time; µCSS bundles everything into a single, static CSS file.</w:t>
       </w:r>
     </w:p>
     <w:p>
@@ -6167,62 +6358,11 @@
         <w:outlineLvl w:val="1"/>
         <w:rPr/>
       </w:pPr>
-      <w:bookmarkStart w:id="13" w:name="__RefHeading___Toc2030_3876712653"/>
+      <w:bookmarkStart w:id="13" w:name="__RefHeading___Toc2169_1837479302"/>
       <w:bookmarkEnd w:id="13"/>
       <w:r>
         <w:rPr/>
-        <w:t>4.1 The .µ.css format</w:t>
-      </w:r>
-    </w:p>
-    <w:p>
-      <w:pPr>
-        <w:pStyle w:val="Normal"/>
-        <w:spacing w:before="0" w:after="120"/>
-        <w:jc w:val="both"/>
-        <w:rPr/>
-      </w:pPr>
-      <w:r>
-        <w:rPr/>
-        <w:t xml:space="preserve">Source stylesheets are named </w:t>
-      </w:r>
-      <w:r>
-        <w:rPr>
-          <w:rFonts w:eastAsia="Consolas" w:cs="Consolas" w:ascii="Consolas" w:hAnsi="Consolas"/>
-          <w:sz w:val="18"/>
-          <w:szCs w:val="18"/>
-          <w:shd w:fill="F2F2F2" w:val="clear"/>
-        </w:rPr>
-        <w:t>*.µ.css</w:t>
-      </w:r>
-      <w:r>
-        <w:rPr/>
-        <w:t xml:space="preserve">. The double suffix makes editors recognize the files as regular CSS, so syntax highlighting works without further configuration. The extension is irrelevant to the compiler — the manifest references the sources explicitly; anyone who wants to avoid the µ character in file names can use </w:t>
-      </w:r>
-      <w:r>
-        <w:rPr>
-          <w:rFonts w:eastAsia="Consolas" w:cs="Consolas" w:ascii="Consolas" w:hAnsi="Consolas"/>
-          <w:sz w:val="18"/>
-          <w:szCs w:val="18"/>
-          <w:shd w:fill="F2F2F2" w:val="clear"/>
-        </w:rPr>
-        <w:t>*.mu.css</w:t>
-      </w:r>
-      <w:r>
-        <w:rPr/>
-        <w:t xml:space="preserve"> instead. Content-wise, a </w:t>
-      </w:r>
-      <w:r>
-        <w:rPr>
-          <w:rFonts w:eastAsia="Consolas" w:cs="Consolas" w:ascii="Consolas" w:hAnsi="Consolas"/>
-          <w:sz w:val="18"/>
-          <w:szCs w:val="18"/>
-          <w:shd w:fill="F2F2F2" w:val="clear"/>
-        </w:rPr>
-        <w:t>.µ.css</w:t>
-      </w:r>
-      <w:r>
-        <w:rPr/>
-        <w:t xml:space="preserve"> file is standard CSS with exactly two extension points — both are syntactically valid CSS, so editors and linters work normally:</w:t>
+        <w:t>4.1 Workflow</w:t>
       </w:r>
     </w:p>
     <w:p>
@@ -6237,24 +6377,37 @@
           <w:b/>
           <w:bCs/>
         </w:rPr>
-        <w:t>1. Value interpolation</w:t>
-      </w:r>
-      <w:r>
-        <w:rPr/>
-        <w:t xml:space="preserve"> </w:t>
-      </w:r>
-      <w:r>
-        <w:rPr>
-          <w:rFonts w:eastAsia="Consolas" w:cs="Consolas" w:ascii="Consolas" w:hAnsi="Consolas"/>
-          <w:sz w:val="18"/>
-          <w:szCs w:val="18"/>
-          <w:shd w:fill="F2F2F2" w:val="clear"/>
-        </w:rPr>
-        <w:t>µ(expression)</w:t>
-      </w:r>
-      <w:r>
-        <w:rPr/>
-        <w:t xml:space="preserve"> — wherever a CSS value can appear.</w:t>
+        <w:t xml:space="preserve">1. </w:t>
+      </w:r>
+      <w:r>
+        <w:rPr/>
+        <w:t xml:space="preserve">Place component styles in </w:t>
+      </w:r>
+      <w:r>
+        <w:rPr>
+          <w:rFonts w:eastAsia="Consolas" w:cs="Consolas" w:ascii="Consolas" w:hAnsi="Consolas"/>
+          <w:sz w:val="18"/>
+          <w:szCs w:val="18"/>
+          <w:shd w:fill="F2F2F2" w:val="clear"/>
+        </w:rPr>
+        <w:t>MyButton.π.css</w:t>
+      </w:r>
+      <w:r>
+        <w:rPr/>
+        <w:t xml:space="preserve"> beside </w:t>
+      </w:r>
+      <w:r>
+        <w:rPr>
+          <w:rFonts w:eastAsia="Consolas" w:cs="Consolas" w:ascii="Consolas" w:hAnsi="Consolas"/>
+          <w:sz w:val="18"/>
+          <w:szCs w:val="18"/>
+          <w:shd w:fill="F2F2F2" w:val="clear"/>
+        </w:rPr>
+        <w:t>MyButton.vue</w:t>
+      </w:r>
+      <w:r>
+        <w:rPr/>
+        <w:t>.</w:t>
       </w:r>
     </w:p>
     <w:p>
@@ -6269,98 +6422,224 @@
           <w:b/>
           <w:bCs/>
         </w:rPr>
-        <w:t>2. Directives</w:t>
-      </w:r>
-      <w:r>
-        <w:rPr/>
-        <w:t xml:space="preserve"> </w:t>
-      </w:r>
-      <w:r>
-        <w:rPr>
-          <w:rFonts w:eastAsia="Consolas" w:cs="Consolas" w:ascii="Consolas" w:hAnsi="Consolas"/>
-          <w:sz w:val="18"/>
-          <w:szCs w:val="18"/>
-          <w:shd w:fill="F2F2F2" w:val="clear"/>
-        </w:rPr>
-        <w:t>-µ: expression;</w:t>
-      </w:r>
-      <w:r>
-        <w:rPr/>
-        <w:t xml:space="preserve"> — as a declaration inside a rule.</w:t>
-      </w:r>
-    </w:p>
-    <w:p>
-      <w:pPr>
-        <w:pStyle w:val="Normal"/>
-        <w:spacing w:before="0" w:after="120"/>
-        <w:jc w:val="both"/>
-        <w:rPr/>
-      </w:pPr>
-      <w:r>
-        <w:rPr/>
-        <w:t xml:space="preserve">Anyone without the µ character on their keyboard uses the ASCII aliases </w:t>
-      </w:r>
-      <w:r>
-        <w:rPr>
-          <w:rFonts w:eastAsia="Consolas" w:cs="Consolas" w:ascii="Consolas" w:hAnsi="Consolas"/>
-          <w:sz w:val="18"/>
-          <w:szCs w:val="18"/>
-          <w:shd w:fill="F2F2F2" w:val="clear"/>
-        </w:rPr>
-        <w:t>mu(...)</w:t>
-      </w:r>
-      <w:r>
-        <w:rPr/>
-        <w:t xml:space="preserve"> and </w:t>
-      </w:r>
-      <w:r>
-        <w:rPr>
-          <w:rFonts w:eastAsia="Consolas" w:cs="Consolas" w:ascii="Consolas" w:hAnsi="Consolas"/>
-          <w:sz w:val="18"/>
-          <w:szCs w:val="18"/>
-          <w:shd w:fill="F2F2F2" w:val="clear"/>
-        </w:rPr>
-        <w:t>-mu:</w:t>
-      </w:r>
-      <w:r>
-        <w:rPr/>
-        <w:t xml:space="preserve"> — both forms are equivalent.</w:t>
-      </w:r>
-    </w:p>
-    <w:p>
-      <w:pPr>
-        <w:pStyle w:val="Normal"/>
-        <w:spacing w:before="0" w:after="120"/>
-        <w:jc w:val="both"/>
-        <w:rPr/>
-      </w:pPr>
-      <w:r>
-        <w:rPr/>
-        <w:t xml:space="preserve">Unlike the old µCSS, there are </w:t>
-      </w:r>
+        <w:t xml:space="preserve">2. </w:t>
+      </w:r>
+      <w:r>
+        <w:rPr/>
+        <w:t xml:space="preserve">In the main entry (e.g. </w:t>
+      </w:r>
+      <w:r>
+        <w:rPr>
+          <w:rFonts w:eastAsia="Consolas" w:cs="Consolas" w:ascii="Consolas" w:hAnsi="Consolas"/>
+          <w:sz w:val="18"/>
+          <w:szCs w:val="18"/>
+          <w:shd w:fill="F2F2F2" w:val="clear"/>
+        </w:rPr>
+        <w:t>main.µ.css</w:t>
+      </w:r>
+      <w:r>
+        <w:rPr/>
+        <w:t>) collect them with a build-time import:</w:t>
+      </w:r>
+    </w:p>
+    <w:p>
+      <w:pPr>
+        <w:pStyle w:val="Normal"/>
+        <w:shd w:val="clear" w:fill="F2F2F2"/>
+        <w:spacing w:before="0" w:after="0"/>
+        <w:rPr/>
+      </w:pPr>
+      <w:r>
+        <w:rPr>
+          <w:rFonts w:eastAsia="Consolas" w:cs="Consolas" w:ascii="Consolas" w:hAnsi="Consolas"/>
+          <w:sz w:val="18"/>
+          <w:szCs w:val="18"/>
+        </w:rPr>
+        <w:t>@import "components/**/*.π.css";</w:t>
+      </w:r>
+    </w:p>
+    <w:p>
+      <w:pPr>
+        <w:pStyle w:val="Normal"/>
+        <w:shd w:val="clear" w:fill="F2F2F2"/>
+        <w:spacing w:before="0" w:after="160"/>
+        <w:rPr/>
+      </w:pPr>
+      <w:r>
+        <w:rPr>
+          <w:rFonts w:eastAsia="Consolas" w:cs="Consolas" w:ascii="Consolas" w:hAnsi="Consolas"/>
+          <w:sz w:val="18"/>
+          <w:szCs w:val="18"/>
+        </w:rPr>
+        <w:t>body { margin: 0; }</w:t>
+      </w:r>
+    </w:p>
+    <w:p>
+      <w:pPr>
+        <w:pStyle w:val="Normal"/>
+        <w:spacing w:before="0" w:after="60"/>
+        <w:ind w:start="360"/>
+        <w:rPr/>
+      </w:pPr>
       <w:r>
         <w:rPr>
           <w:b/>
           <w:bCs/>
         </w:rPr>
-        <w:t>no control rules</w:t>
-      </w:r>
-      <w:r>
-        <w:rPr/>
-        <w:t xml:space="preserve"> (</w:t>
-      </w:r>
-      <w:r>
-        <w:rPr>
-          <w:rFonts w:eastAsia="Consolas" w:cs="Consolas" w:ascii="Consolas" w:hAnsi="Consolas"/>
-          <w:sz w:val="18"/>
-          <w:szCs w:val="18"/>
-          <w:shd w:fill="F2F2F2" w:val="clear"/>
-        </w:rPr>
-        <w:t>::-µcss-init</w:t>
-      </w:r>
-      <w:r>
-        <w:rPr/>
-        <w:t xml:space="preserve"> etc.) in the stylesheet any more: everything that controls compilation (variables, cursor definitions, media generation, file mapping) lives in the skin manifest — a regular JavaScript file (see below).</w:t>
+        <w:t xml:space="preserve">3. </w:t>
+      </w:r>
+      <w:r>
+        <w:rPr/>
+        <w:t xml:space="preserve">Enable rule merge in the manifest when many components share selectors (e.g. </w:t>
+      </w:r>
+      <w:r>
+        <w:rPr>
+          <w:rFonts w:eastAsia="Consolas" w:cs="Consolas" w:ascii="Consolas" w:hAnsi="Consolas"/>
+          <w:sz w:val="18"/>
+          <w:szCs w:val="18"/>
+          <w:shd w:fill="F2F2F2" w:val="clear"/>
+        </w:rPr>
+        <w:t>.btn</w:t>
+      </w:r>
+      <w:r>
+        <w:rPr/>
+        <w:t>):</w:t>
+      </w:r>
+    </w:p>
+    <w:p>
+      <w:pPr>
+        <w:pStyle w:val="Normal"/>
+        <w:shd w:val="clear" w:fill="F2F2F2"/>
+        <w:spacing w:before="0" w:after="0"/>
+        <w:rPr/>
+      </w:pPr>
+      <w:r>
+        <w:rPr>
+          <w:rFonts w:eastAsia="Consolas" w:cs="Consolas" w:ascii="Consolas" w:hAnsi="Consolas"/>
+          <w:sz w:val="18"/>
+          <w:szCs w:val="18"/>
+        </w:rPr>
+        <w:t>export default DefineSkin({</w:t>
+      </w:r>
+    </w:p>
+    <w:p>
+      <w:pPr>
+        <w:pStyle w:val="Normal"/>
+        <w:shd w:val="clear" w:fill="F2F2F2"/>
+        <w:spacing w:before="0" w:after="0"/>
+        <w:rPr/>
+      </w:pPr>
+      <w:r>
+        <w:rPr>
+          <w:rFonts w:eastAsia="Consolas" w:cs="Consolas" w:ascii="Consolas" w:hAnsi="Consolas"/>
+          <w:sz w:val="18"/>
+          <w:szCs w:val="18"/>
+        </w:rPr>
+        <w:t xml:space="preserve">    </w:t>
+      </w:r>
+      <w:r>
+        <w:rPr>
+          <w:rFonts w:eastAsia="Consolas" w:cs="Consolas" w:ascii="Consolas" w:hAnsi="Consolas"/>
+          <w:sz w:val="18"/>
+          <w:szCs w:val="18"/>
+        </w:rPr>
+        <w:t>merge: { onConflict: "error" },</w:t>
+      </w:r>
+    </w:p>
+    <w:p>
+      <w:pPr>
+        <w:pStyle w:val="Normal"/>
+        <w:shd w:val="clear" w:fill="F2F2F2"/>
+        <w:spacing w:before="0" w:after="0"/>
+        <w:rPr/>
+      </w:pPr>
+      <w:r>
+        <w:rPr>
+          <w:rFonts w:eastAsia="Consolas" w:cs="Consolas" w:ascii="Consolas" w:hAnsi="Consolas"/>
+          <w:sz w:val="18"/>
+          <w:szCs w:val="18"/>
+        </w:rPr>
+        <w:t xml:space="preserve">    </w:t>
+      </w:r>
+      <w:r>
+        <w:rPr>
+          <w:rFonts w:eastAsia="Consolas" w:cs="Consolas" w:ascii="Consolas" w:hAnsi="Consolas"/>
+          <w:sz w:val="18"/>
+          <w:szCs w:val="18"/>
+        </w:rPr>
+        <w:t>files: [{ source: "main.µ.css", target: "app.css" }]</w:t>
+      </w:r>
+    </w:p>
+    <w:p>
+      <w:pPr>
+        <w:pStyle w:val="Normal"/>
+        <w:shd w:val="clear" w:fill="F2F2F2"/>
+        <w:spacing w:before="0" w:after="160"/>
+        <w:rPr/>
+      </w:pPr>
+      <w:r>
+        <w:rPr>
+          <w:rFonts w:eastAsia="Consolas" w:cs="Consolas" w:ascii="Consolas" w:hAnsi="Consolas"/>
+          <w:sz w:val="18"/>
+          <w:szCs w:val="18"/>
+        </w:rPr>
+        <w:t>});</w:t>
+      </w:r>
+    </w:p>
+    <w:p>
+      <w:pPr>
+        <w:pStyle w:val="Normal"/>
+        <w:spacing w:before="0" w:after="60"/>
+        <w:ind w:start="360"/>
+        <w:rPr/>
+      </w:pPr>
+      <w:r>
+        <w:rPr>
+          <w:b/>
+          <w:bCs/>
+        </w:rPr>
+        <w:t xml:space="preserve">4. </w:t>
+      </w:r>
+      <w:r>
+        <w:rPr/>
+        <w:t xml:space="preserve">In the Vue template use </w:t>
+      </w:r>
+      <w:r>
+        <w:rPr>
+          <w:b/>
+          <w:bCs/>
+        </w:rPr>
+        <w:t>plain class names</w:t>
+      </w:r>
+      <w:r>
+        <w:rPr/>
+        <w:t xml:space="preserve"> — no </w:t>
+      </w:r>
+      <w:r>
+        <w:rPr>
+          <w:rFonts w:eastAsia="Consolas" w:cs="Consolas" w:ascii="Consolas" w:hAnsi="Consolas"/>
+          <w:sz w:val="18"/>
+          <w:szCs w:val="18"/>
+          <w:shd w:fill="F2F2F2" w:val="clear"/>
+        </w:rPr>
+        <w:t>&lt;style scoped&gt;</w:t>
+      </w:r>
+      <w:r>
+        <w:rPr/>
+        <w:t xml:space="preserve">, no </w:t>
+      </w:r>
+      <w:r>
+        <w:rPr>
+          <w:rFonts w:eastAsia="Consolas" w:cs="Consolas" w:ascii="Consolas" w:hAnsi="Consolas"/>
+          <w:sz w:val="18"/>
+          <w:szCs w:val="18"/>
+          <w:shd w:fill="F2F2F2" w:val="clear"/>
+        </w:rPr>
+        <w:t>data-v-…</w:t>
+      </w:r>
+      <w:r>
+        <w:rPr/>
+        <w:t>. The browser loads one real CSS file; DevTools stay fully usable.</w:t>
       </w:r>
     </w:p>
     <w:p>
@@ -6374,11 +6653,11 @@
         <w:outlineLvl w:val="1"/>
         <w:rPr/>
       </w:pPr>
-      <w:bookmarkStart w:id="14" w:name="__RefHeading___Toc2032_3876712653"/>
+      <w:bookmarkStart w:id="14" w:name="__RefHeading___Toc2171_1837479302"/>
       <w:bookmarkEnd w:id="14"/>
       <w:r>
         <w:rPr/>
-        <w:t>4.2 Value interpolation µ(expression)</w:t>
+        <w:t>4.2 Namespaces and global state classes</w:t>
       </w:r>
     </w:p>
     <w:p>
@@ -6390,33 +6669,33 @@
       </w:pPr>
       <w:r>
         <w:rPr/>
-        <w:t xml:space="preserve">From a CSS point of view, </w:t>
-      </w:r>
-      <w:r>
-        <w:rPr>
-          <w:rFonts w:eastAsia="Consolas" w:cs="Consolas" w:ascii="Consolas" w:hAnsi="Consolas"/>
-          <w:sz w:val="18"/>
-          <w:szCs w:val="18"/>
-          <w:shd w:fill="F2F2F2" w:val="clear"/>
-        </w:rPr>
-        <w:t>µ(...)</w:t>
-      </w:r>
-      <w:r>
-        <w:rPr/>
-        <w:t xml:space="preserve"> is an unknown but valid function. During compilation its content is evaluated as a JavaScript expression and the </w:t>
-      </w:r>
-      <w:r>
-        <w:rPr>
-          <w:rFonts w:eastAsia="Consolas" w:cs="Consolas" w:ascii="Consolas" w:hAnsi="Consolas"/>
-          <w:sz w:val="18"/>
-          <w:szCs w:val="18"/>
-          <w:shd w:fill="F2F2F2" w:val="clear"/>
-        </w:rPr>
-        <w:t>µ(...)</w:t>
-      </w:r>
-      <w:r>
-        <w:rPr/>
-        <w:t xml:space="preserve"> occurrence is replaced by the result:</w:t>
+        <w:t xml:space="preserve">When two components both define </w:t>
+      </w:r>
+      <w:r>
+        <w:rPr>
+          <w:rFonts w:eastAsia="Consolas" w:cs="Consolas" w:ascii="Consolas" w:hAnsi="Consolas"/>
+          <w:sz w:val="18"/>
+          <w:szCs w:val="18"/>
+          <w:shd w:fill="F2F2F2" w:val="clear"/>
+        </w:rPr>
+        <w:t>.card</w:t>
+      </w:r>
+      <w:r>
+        <w:rPr/>
+        <w:t xml:space="preserve">, enable merge (above) or avoid collisions with </w:t>
+      </w:r>
+      <w:r>
+        <w:rPr>
+          <w:rFonts w:eastAsia="Consolas" w:cs="Consolas" w:ascii="Consolas" w:hAnsi="Consolas"/>
+          <w:sz w:val="18"/>
+          <w:szCs w:val="18"/>
+          <w:shd w:fill="F2F2F2" w:val="clear"/>
+        </w:rPr>
+        <w:t>@µ-namespace</w:t>
+      </w:r>
+      <w:r>
+        <w:rPr/>
+        <w:t xml:space="preserve"> per component file:</w:t>
       </w:r>
     </w:p>
     <w:p>
@@ -6432,7 +6711,7 @@
           <w:sz w:val="18"/>
           <w:szCs w:val="18"/>
         </w:rPr>
-        <w:t>::selection {</w:t>
+        <w:t>@µ-namespace MyButton;</w:t>
       </w:r>
     </w:p>
     <w:p>
@@ -6448,39 +6727,7 @@
           <w:sz w:val="18"/>
           <w:szCs w:val="18"/>
         </w:rPr>
-        <w:t xml:space="preserve">    </w:t>
-      </w:r>
-      <w:r>
-        <w:rPr>
-          <w:rFonts w:eastAsia="Consolas" w:cs="Consolas" w:ascii="Consolas" w:hAnsi="Consolas"/>
-          <w:sz w:val="18"/>
-          <w:szCs w:val="18"/>
-        </w:rPr>
-        <w:t>background-color: µ($.selectBaseBrgdOnDarkColor);</w:t>
-      </w:r>
-    </w:p>
-    <w:p>
-      <w:pPr>
-        <w:pStyle w:val="Normal"/>
-        <w:shd w:val="clear" w:fill="F2F2F2"/>
-        <w:spacing w:before="0" w:after="0"/>
-        <w:rPr/>
-      </w:pPr>
-      <w:r>
-        <w:rPr>
-          <w:rFonts w:eastAsia="Consolas" w:cs="Consolas" w:ascii="Consolas" w:hAnsi="Consolas"/>
-          <w:sz w:val="18"/>
-          <w:szCs w:val="18"/>
-        </w:rPr>
-        <w:t xml:space="preserve">    </w:t>
-      </w:r>
-      <w:r>
-        <w:rPr>
-          <w:rFonts w:eastAsia="Consolas" w:cs="Consolas" w:ascii="Consolas" w:hAnsi="Consolas"/>
-          <w:sz w:val="18"/>
-          <w:szCs w:val="18"/>
-        </w:rPr>
-        <w:t>color: µ($.selectBaseTextColor);</w:t>
+        <w:t>.btn { padding: 10px; }</w:t>
       </w:r>
     </w:p>
     <w:p>
@@ -6496,7 +6743,7 @@
           <w:sz w:val="18"/>
           <w:szCs w:val="18"/>
         </w:rPr>
-        <w:t>}</w:t>
+        <w:t>.btn:global(.is-active) { box-shadow: 0 0 0 2px #99bbff; }</w:t>
       </w:r>
     </w:p>
     <w:p>
@@ -6508,149 +6755,46 @@
       </w:pPr>
       <w:r>
         <w:rPr/>
-        <w:t>Multiple interpolations per value are allowed (</w:t>
-      </w:r>
-      <w:r>
-        <w:rPr>
-          <w:rFonts w:eastAsia="Consolas" w:cs="Consolas" w:ascii="Consolas" w:hAnsi="Consolas"/>
-          <w:sz w:val="18"/>
-          <w:szCs w:val="18"/>
-          <w:shd w:fill="F2F2F2" w:val="clear"/>
-        </w:rPr>
-        <w:t>padding: µ($.padY)px µ($.padX)px;</w:t>
-      </w:r>
-      <w:r>
-        <w:rPr/>
-        <w:t xml:space="preserve">), as are interpolations in at-rule parameters (e.g. </w:t>
-      </w:r>
-      <w:r>
-        <w:rPr>
-          <w:rFonts w:eastAsia="Consolas" w:cs="Consolas" w:ascii="Consolas" w:hAnsi="Consolas"/>
-          <w:sz w:val="18"/>
-          <w:szCs w:val="18"/>
-          <w:shd w:fill="F2F2F2" w:val="clear"/>
-        </w:rPr>
-        <w:t>@media (max-width: µ($.breakpoint)px)</w:t>
-      </w:r>
-      <w:r>
-        <w:rPr/>
-        <w:t xml:space="preserve">). If an expression returns </w:t>
-      </w:r>
-      <w:r>
-        <w:rPr>
-          <w:rFonts w:eastAsia="Consolas" w:cs="Consolas" w:ascii="Consolas" w:hAnsi="Consolas"/>
-          <w:sz w:val="18"/>
-          <w:szCs w:val="18"/>
-          <w:shd w:fill="F2F2F2" w:val="clear"/>
-        </w:rPr>
-        <w:t>null</w:t>
-      </w:r>
-      <w:r>
-        <w:rPr/>
-        <w:t xml:space="preserve"> or </w:t>
-      </w:r>
-      <w:r>
-        <w:rPr>
-          <w:rFonts w:eastAsia="Consolas" w:cs="Consolas" w:ascii="Consolas" w:hAnsi="Consolas"/>
-          <w:sz w:val="18"/>
-          <w:szCs w:val="18"/>
-          <w:shd w:fill="F2F2F2" w:val="clear"/>
-        </w:rPr>
-        <w:t>undefined</w:t>
-      </w:r>
-      <w:r>
-        <w:rPr/>
-        <w:t>, compilation aborts with an error message — so typos in variable names show up immediately.</w:t>
-      </w:r>
-    </w:p>
-    <w:p>
-      <w:pPr>
-        <w:pStyle w:val="Normal"/>
-        <w:spacing w:before="0" w:after="120"/>
-        <w:jc w:val="both"/>
-        <w:rPr/>
-      </w:pPr>
-      <w:r>
-        <w:rPr/>
-        <w:t xml:space="preserve">This single extension replaces the entire </w:t>
-      </w:r>
-      <w:r>
-        <w:rPr>
-          <w:rFonts w:eastAsia="Consolas" w:cs="Consolas" w:ascii="Consolas" w:hAnsi="Consolas"/>
-          <w:sz w:val="18"/>
-          <w:szCs w:val="18"/>
-          <w:shd w:fill="F2F2F2" w:val="clear"/>
-        </w:rPr>
-        <w:t>Set*</w:t>
-      </w:r>
-      <w:r>
-        <w:rPr/>
-        <w:t xml:space="preserve"> family of the old µCSS (</w:t>
-      </w:r>
-      <w:r>
-        <w:rPr>
-          <w:rFonts w:eastAsia="Consolas" w:cs="Consolas" w:ascii="Consolas" w:hAnsi="Consolas"/>
-          <w:sz w:val="18"/>
-          <w:szCs w:val="18"/>
-          <w:shd w:fill="F2F2F2" w:val="clear"/>
-        </w:rPr>
-        <w:t>SetColor</w:t>
-      </w:r>
-      <w:r>
-        <w:rPr/>
-        <w:t xml:space="preserve">, </w:t>
-      </w:r>
-      <w:r>
-        <w:rPr>
-          <w:rFonts w:eastAsia="Consolas" w:cs="Consolas" w:ascii="Consolas" w:hAnsi="Consolas"/>
-          <w:sz w:val="18"/>
-          <w:szCs w:val="18"/>
-          <w:shd w:fill="F2F2F2" w:val="clear"/>
-        </w:rPr>
-        <w:t>SetBackgroundColor</w:t>
-      </w:r>
-      <w:r>
-        <w:rPr/>
-        <w:t xml:space="preserve">, </w:t>
-      </w:r>
-      <w:r>
-        <w:rPr>
-          <w:rFonts w:eastAsia="Consolas" w:cs="Consolas" w:ascii="Consolas" w:hAnsi="Consolas"/>
-          <w:sz w:val="18"/>
-          <w:szCs w:val="18"/>
-          <w:shd w:fill="F2F2F2" w:val="clear"/>
-        </w:rPr>
-        <w:t>SetZIndex</w:t>
-      </w:r>
-      <w:r>
-        <w:rPr/>
-        <w:t xml:space="preserve">, </w:t>
-      </w:r>
-      <w:r>
-        <w:rPr>
-          <w:rFonts w:eastAsia="Consolas" w:cs="Consolas" w:ascii="Consolas" w:hAnsi="Consolas"/>
-          <w:sz w:val="18"/>
-          <w:szCs w:val="18"/>
-          <w:shd w:fill="F2F2F2" w:val="clear"/>
-        </w:rPr>
-        <w:t>SetWidth</w:t>
-      </w:r>
-      <w:r>
-        <w:rPr/>
-        <w:t xml:space="preserve">, </w:t>
-      </w:r>
-      <w:r>
-        <w:rPr>
-          <w:rFonts w:eastAsia="Consolas" w:cs="Consolas" w:ascii="Consolas" w:hAnsi="Consolas"/>
-          <w:sz w:val="18"/>
-          <w:szCs w:val="18"/>
-          <w:shd w:fill="F2F2F2" w:val="clear"/>
-        </w:rPr>
-        <w:t>AddProperty</w:t>
-      </w:r>
-      <w:r>
-        <w:rPr/>
-        <w:t xml:space="preserve"> for simple values, etc.): the property is back in its place, and a placeholder value is no longer needed.</w:t>
+        <w:t>Only classes in that file are prefixed (</w:t>
+      </w:r>
+      <w:r>
+        <w:rPr>
+          <w:rFonts w:eastAsia="Consolas" w:cs="Consolas" w:ascii="Consolas" w:hAnsi="Consolas"/>
+          <w:sz w:val="18"/>
+          <w:szCs w:val="18"/>
+          <w:shd w:fill="F2F2F2" w:val="clear"/>
+        </w:rPr>
+        <w:t>.MyButton-btn</w:t>
+      </w:r>
+      <w:r>
+        <w:rPr/>
+        <w:t>). State classes toggled from JavaScript (</w:t>
+      </w:r>
+      <w:r>
+        <w:rPr>
+          <w:rFonts w:eastAsia="Consolas" w:cs="Consolas" w:ascii="Consolas" w:hAnsi="Consolas"/>
+          <w:sz w:val="18"/>
+          <w:szCs w:val="18"/>
+          <w:shd w:fill="F2F2F2" w:val="clear"/>
+        </w:rPr>
+        <w:t>.is-active</w:t>
+      </w:r>
+      <w:r>
+        <w:rPr/>
+        <w:t xml:space="preserve">, shared utilities) stay global via </w:t>
+      </w:r>
+      <w:r>
+        <w:rPr>
+          <w:rFonts w:eastAsia="Consolas" w:cs="Consolas" w:ascii="Consolas" w:hAnsi="Consolas"/>
+          <w:sz w:val="18"/>
+          <w:szCs w:val="18"/>
+          <w:shd w:fill="F2F2F2" w:val="clear"/>
+        </w:rPr>
+        <w:t>:global(...)</w:t>
+      </w:r>
+      <w:r>
+        <w:rPr/>
+        <w:t>.</w:t>
       </w:r>
     </w:p>
     <w:p>
@@ -6664,11 +6808,11 @@
         <w:outlineLvl w:val="1"/>
         <w:rPr/>
       </w:pPr>
-      <w:bookmarkStart w:id="15" w:name="__RefHeading___Toc2034_3876712653"/>
+      <w:bookmarkStart w:id="15" w:name="__RefHeading___Toc2173_1837479302"/>
       <w:bookmarkEnd w:id="15"/>
       <w:r>
         <w:rPr/>
-        <w:t>4.3 Directives -µ: expression</w:t>
+        <w:t>4.3 Migrating existing Vue SFCs</w:t>
       </w:r>
     </w:p>
     <w:p>
@@ -6680,33 +6824,85 @@
       </w:pPr>
       <w:r>
         <w:rPr/>
-        <w:t xml:space="preserve">Directives are declarations with the property name </w:t>
-      </w:r>
-      <w:r>
-        <w:rPr>
-          <w:rFonts w:eastAsia="Consolas" w:cs="Consolas" w:ascii="Consolas" w:hAnsi="Consolas"/>
-          <w:sz w:val="18"/>
-          <w:szCs w:val="18"/>
-          <w:shd w:fill="F2F2F2" w:val="clear"/>
-        </w:rPr>
-        <w:t>-µ</w:t>
-      </w:r>
-      <w:r>
-        <w:rPr/>
-        <w:t xml:space="preserve"> (or </w:t>
-      </w:r>
-      <w:r>
-        <w:rPr>
-          <w:rFonts w:eastAsia="Consolas" w:cs="Consolas" w:ascii="Consolas" w:hAnsi="Consolas"/>
-          <w:sz w:val="18"/>
-          <w:szCs w:val="18"/>
-          <w:shd w:fill="F2F2F2" w:val="clear"/>
-        </w:rPr>
-        <w:t>-mu</w:t>
-      </w:r>
-      <w:r>
-        <w:rPr/>
-        <w:t>). Their value is a single JavaScript expression executed with access to the surrounding rule and the document. The directive itself is removed from the output:</w:t>
+        <w:t xml:space="preserve">The repository includes a migration aid analogous to the LESS converter. It extracts </w:t>
+      </w:r>
+      <w:r>
+        <w:rPr>
+          <w:rFonts w:eastAsia="Consolas" w:cs="Consolas" w:ascii="Consolas" w:hAnsi="Consolas"/>
+          <w:sz w:val="18"/>
+          <w:szCs w:val="18"/>
+          <w:shd w:fill="F2F2F2" w:val="clear"/>
+        </w:rPr>
+        <w:t>&lt;style&gt;</w:t>
+      </w:r>
+      <w:r>
+        <w:rPr/>
+        <w:t xml:space="preserve"> blocks from </w:t>
+      </w:r>
+      <w:r>
+        <w:rPr>
+          <w:rFonts w:eastAsia="Consolas" w:cs="Consolas" w:ascii="Consolas" w:hAnsi="Consolas"/>
+          <w:sz w:val="18"/>
+          <w:szCs w:val="18"/>
+          <w:shd w:fill="F2F2F2" w:val="clear"/>
+        </w:rPr>
+        <w:t>.vue</w:t>
+      </w:r>
+      <w:r>
+        <w:rPr/>
+        <w:t xml:space="preserve"> files, writes the sidecar </w:t>
+      </w:r>
+      <w:r>
+        <w:rPr>
+          <w:rFonts w:eastAsia="Consolas" w:cs="Consolas" w:ascii="Consolas" w:hAnsi="Consolas"/>
+          <w:sz w:val="18"/>
+          <w:szCs w:val="18"/>
+          <w:shd w:fill="F2F2F2" w:val="clear"/>
+        </w:rPr>
+        <w:t>ComponentName.π.css</w:t>
+      </w:r>
+      <w:r>
+        <w:rPr/>
+        <w:t xml:space="preserve">, injects </w:t>
+      </w:r>
+      <w:r>
+        <w:rPr>
+          <w:rFonts w:eastAsia="Consolas" w:cs="Consolas" w:ascii="Consolas" w:hAnsi="Consolas"/>
+          <w:sz w:val="18"/>
+          <w:szCs w:val="18"/>
+          <w:shd w:fill="F2F2F2" w:val="clear"/>
+        </w:rPr>
+        <w:t>@µ-namespace</w:t>
+      </w:r>
+      <w:r>
+        <w:rPr/>
+        <w:t xml:space="preserve">, strips scoped </w:t>
+      </w:r>
+      <w:r>
+        <w:rPr>
+          <w:rFonts w:eastAsia="Consolas" w:cs="Consolas" w:ascii="Consolas" w:hAnsi="Consolas"/>
+          <w:sz w:val="18"/>
+          <w:szCs w:val="18"/>
+          <w:shd w:fill="F2F2F2" w:val="clear"/>
+        </w:rPr>
+        <w:t>[data-v-…]</w:t>
+      </w:r>
+      <w:r>
+        <w:rPr/>
+        <w:t xml:space="preserve"> selectors and removes the </w:t>
+      </w:r>
+      <w:r>
+        <w:rPr>
+          <w:rFonts w:eastAsia="Consolas" w:cs="Consolas" w:ascii="Consolas" w:hAnsi="Consolas"/>
+          <w:sz w:val="18"/>
+          <w:szCs w:val="18"/>
+          <w:shd w:fill="F2F2F2" w:val="clear"/>
+        </w:rPr>
+        <w:t>&lt;style&gt;</w:t>
+      </w:r>
+      <w:r>
+        <w:rPr/>
+        <w:t xml:space="preserve"> block from the SFC (an HTML comment points to the sidecar):</w:t>
       </w:r>
     </w:p>
     <w:p>
@@ -6722,167 +6918,7 @@
           <w:sz w:val="18"/>
           <w:szCs w:val="18"/>
         </w:rPr>
-        <w:t>div.panel.modal div.companylogo {</w:t>
-      </w:r>
-    </w:p>
-    <w:p>
-      <w:pPr>
-        <w:pStyle w:val="Normal"/>
-        <w:shd w:val="clear" w:fill="F2F2F2"/>
-        <w:spacing w:before="0" w:after="0"/>
-        <w:rPr/>
-      </w:pPr>
-      <w:r>
-        <w:rPr>
-          <w:rFonts w:eastAsia="Consolas" w:cs="Consolas" w:ascii="Consolas" w:hAnsi="Consolas"/>
-          <w:sz w:val="18"/>
-          <w:szCs w:val="18"/>
-        </w:rPr>
-        <w:t xml:space="preserve">    </w:t>
-      </w:r>
-      <w:r>
-        <w:rPr>
-          <w:rFonts w:eastAsia="Consolas" w:cs="Consolas" w:ascii="Consolas" w:hAnsi="Consolas"/>
-          <w:sz w:val="18"/>
-          <w:szCs w:val="18"/>
-        </w:rPr>
-        <w:t>-µ: Sprite("imgs/logos/dosing_logo.png");</w:t>
-      </w:r>
-    </w:p>
-    <w:p>
-      <w:pPr>
-        <w:pStyle w:val="Normal"/>
-        <w:shd w:val="clear" w:fill="F2F2F2"/>
-        <w:spacing w:before="0" w:after="0"/>
-        <w:rPr/>
-      </w:pPr>
-      <w:r>
-        <w:rPr>
-          <w:rFonts w:eastAsia="Consolas" w:cs="Consolas" w:ascii="Consolas" w:hAnsi="Consolas"/>
-          <w:sz w:val="18"/>
-          <w:szCs w:val="18"/>
-        </w:rPr>
-        <w:t xml:space="preserve">    </w:t>
-      </w:r>
-      <w:r>
-        <w:rPr>
-          <w:rFonts w:eastAsia="Consolas" w:cs="Consolas" w:ascii="Consolas" w:hAnsi="Consolas"/>
-          <w:sz w:val="18"/>
-          <w:szCs w:val="18"/>
-        </w:rPr>
-        <w:t>margin-left: auto;</w:t>
-      </w:r>
-    </w:p>
-    <w:p>
-      <w:pPr>
-        <w:pStyle w:val="Normal"/>
-        <w:shd w:val="clear" w:fill="F2F2F2"/>
-        <w:spacing w:before="0" w:after="0"/>
-        <w:rPr/>
-      </w:pPr>
-      <w:r>
-        <w:rPr>
-          <w:rFonts w:eastAsia="Consolas" w:cs="Consolas" w:ascii="Consolas" w:hAnsi="Consolas"/>
-          <w:sz w:val="18"/>
-          <w:szCs w:val="18"/>
-        </w:rPr>
-        <w:t>}</w:t>
-      </w:r>
-    </w:p>
-    <w:p>
-      <w:pPr>
-        <w:pStyle w:val="Normal"/>
-        <w:shd w:val="clear" w:fill="F2F2F2"/>
-        <w:spacing w:before="0" w:after="0"/>
-        <w:rPr/>
-      </w:pPr>
-      <w:r>
-        <w:rPr>
-          <w:rFonts w:eastAsia="Consolas" w:cs="Consolas" w:ascii="Consolas" w:hAnsi="Consolas"/>
-          <w:sz w:val="18"/>
-          <w:szCs w:val="18"/>
-        </w:rPr>
-        <w:t>*.cursor_zoom {</w:t>
-      </w:r>
-    </w:p>
-    <w:p>
-      <w:pPr>
-        <w:pStyle w:val="Normal"/>
-        <w:shd w:val="clear" w:fill="F2F2F2"/>
-        <w:spacing w:before="0" w:after="0"/>
-        <w:rPr/>
-      </w:pPr>
-      <w:r>
-        <w:rPr>
-          <w:rFonts w:eastAsia="Consolas" w:cs="Consolas" w:ascii="Consolas" w:hAnsi="Consolas"/>
-          <w:sz w:val="18"/>
-          <w:szCs w:val="18"/>
-        </w:rPr>
-        <w:t xml:space="preserve">    </w:t>
-      </w:r>
-      <w:r>
-        <w:rPr>
-          <w:rFonts w:eastAsia="Consolas" w:cs="Consolas" w:ascii="Consolas" w:hAnsi="Consolas"/>
-          <w:sz w:val="18"/>
-          <w:szCs w:val="18"/>
-        </w:rPr>
-        <w:t>-µ: Cursor("zoom");</w:t>
-      </w:r>
-    </w:p>
-    <w:p>
-      <w:pPr>
-        <w:pStyle w:val="Normal"/>
-        <w:shd w:val="clear" w:fill="F2F2F2"/>
-        <w:spacing w:before="0" w:after="0"/>
-        <w:rPr/>
-      </w:pPr>
-      <w:r>
-        <w:rPr>
-          <w:rFonts w:eastAsia="Consolas" w:cs="Consolas" w:ascii="Consolas" w:hAnsi="Consolas"/>
-          <w:sz w:val="18"/>
-          <w:szCs w:val="18"/>
-        </w:rPr>
-        <w:t>}</w:t>
-      </w:r>
-    </w:p>
-    <w:p>
-      <w:pPr>
-        <w:pStyle w:val="Normal"/>
-        <w:shd w:val="clear" w:fill="F2F2F2"/>
-        <w:spacing w:before="0" w:after="0"/>
-        <w:rPr/>
-      </w:pPr>
-      <w:r>
-        <w:rPr>
-          <w:rFonts w:eastAsia="Consolas" w:cs="Consolas" w:ascii="Consolas" w:hAnsi="Consolas"/>
-          <w:sz w:val="18"/>
-          <w:szCs w:val="18"/>
-        </w:rPr>
-        <w:t>div.content.glittery {</w:t>
-      </w:r>
-    </w:p>
-    <w:p>
-      <w:pPr>
-        <w:pStyle w:val="Normal"/>
-        <w:shd w:val="clear" w:fill="F2F2F2"/>
-        <w:spacing w:before="0" w:after="0"/>
-        <w:rPr/>
-      </w:pPr>
-      <w:r>
-        <w:rPr>
-          <w:rFonts w:eastAsia="Consolas" w:cs="Consolas" w:ascii="Consolas" w:hAnsi="Consolas"/>
-          <w:sz w:val="18"/>
-          <w:szCs w:val="18"/>
-        </w:rPr>
-        <w:t xml:space="preserve">    </w:t>
-      </w:r>
-      <w:r>
-        <w:rPr>
-          <w:rFonts w:eastAsia="Consolas" w:cs="Consolas" w:ascii="Consolas" w:hAnsi="Consolas"/>
-          <w:sz w:val="18"/>
-          <w:szCs w:val="18"/>
-        </w:rPr>
-        <w:t>-µ: Sprite("imgs/general/gui/glittery/glittery.png", { afterWork: GlitterySprite });</w:t>
+        <w:t>npx gulp convert:vue</w:t>
       </w:r>
     </w:p>
     <w:p>
@@ -6898,7 +6934,7 @@
           <w:sz w:val="18"/>
           <w:szCs w:val="18"/>
         </w:rPr>
-        <w:t>}</w:t>
+        <w:t># or: VUE_IN=gulp-mu-css/examples/vue VUE_OUT=out npx gulp convert:vue</w:t>
       </w:r>
     </w:p>
     <w:p>
@@ -6910,20 +6946,119 @@
       </w:pPr>
       <w:r>
         <w:rPr/>
-        <w:t xml:space="preserve">The </w:t>
-      </w:r>
-      <w:r>
-        <w:rPr>
-          <w:rFonts w:eastAsia="Consolas" w:cs="Consolas" w:ascii="Consolas" w:hAnsi="Consolas"/>
-          <w:sz w:val="18"/>
-          <w:szCs w:val="18"/>
-          <w:shd w:fill="F2F2F2" w:val="clear"/>
-        </w:rPr>
-        <w:t>µ.</w:t>
-      </w:r>
-      <w:r>
-        <w:rPr/>
-        <w:t xml:space="preserve"> prefix of the old µCSS is gone — the context is implicit. Directives are evaluated in document order.</w:t>
+        <w:t xml:space="preserve">Example sources live under </w:t>
+      </w:r>
+      <w:r>
+        <w:rPr>
+          <w:rFonts w:eastAsia="Consolas" w:cs="Consolas" w:ascii="Consolas" w:hAnsi="Consolas"/>
+          <w:sz w:val="18"/>
+          <w:szCs w:val="18"/>
+          <w:shd w:fill="F2F2F2" w:val="clear"/>
+        </w:rPr>
+        <w:t>gulp-mu-css/examples/vue/</w:t>
+      </w:r>
+      <w:r>
+        <w:rPr/>
+        <w:t xml:space="preserve">. The tool also writes </w:t>
+      </w:r>
+      <w:r>
+        <w:rPr>
+          <w:rFonts w:eastAsia="Consolas" w:cs="Consolas" w:ascii="Consolas" w:hAnsi="Consolas"/>
+          <w:sz w:val="18"/>
+          <w:szCs w:val="18"/>
+          <w:shd w:fill="F2F2F2" w:val="clear"/>
+        </w:rPr>
+        <w:t>main.µ.css</w:t>
+      </w:r>
+      <w:r>
+        <w:rPr/>
+        <w:t xml:space="preserve"> with </w:t>
+      </w:r>
+      <w:r>
+        <w:rPr>
+          <w:rFonts w:eastAsia="Consolas" w:cs="Consolas" w:ascii="Consolas" w:hAnsi="Consolas"/>
+          <w:sz w:val="18"/>
+          <w:szCs w:val="18"/>
+          <w:shd w:fill="F2F2F2" w:val="clear"/>
+        </w:rPr>
+        <w:t>@import "**/*.π.css";</w:t>
+      </w:r>
+      <w:r>
+        <w:rPr/>
+        <w:t xml:space="preserve"> and a manifest skeleton including </w:t>
+      </w:r>
+      <w:r>
+        <w:rPr>
+          <w:rFonts w:eastAsia="Consolas" w:cs="Consolas" w:ascii="Consolas" w:hAnsi="Consolas"/>
+          <w:sz w:val="18"/>
+          <w:szCs w:val="18"/>
+          <w:shd w:fill="F2F2F2" w:val="clear"/>
+        </w:rPr>
+        <w:t>merge.onConflict: "error"</w:t>
+      </w:r>
+      <w:r>
+        <w:rPr/>
+        <w:t xml:space="preserve">. Review warnings before use — </w:t>
+      </w:r>
+      <w:r>
+        <w:rPr>
+          <w:rFonts w:eastAsia="Consolas" w:cs="Consolas" w:ascii="Consolas" w:hAnsi="Consolas"/>
+          <w:sz w:val="18"/>
+          <w:szCs w:val="18"/>
+          <w:shd w:fill="F2F2F2" w:val="clear"/>
+        </w:rPr>
+        <w:t>lang="scss"</w:t>
+      </w:r>
+      <w:r>
+        <w:rPr/>
+        <w:t xml:space="preserve">, CSS modules and </w:t>
+      </w:r>
+      <w:r>
+        <w:rPr>
+          <w:rFonts w:eastAsia="Consolas" w:cs="Consolas" w:ascii="Consolas" w:hAnsi="Consolas"/>
+          <w:sz w:val="18"/>
+          <w:szCs w:val="18"/>
+          <w:shd w:fill="F2F2F2" w:val="clear"/>
+        </w:rPr>
+        <w:t>v-bind()</w:t>
+      </w:r>
+      <w:r>
+        <w:rPr/>
+        <w:t xml:space="preserve"> in CSS require manual follow-up; </w:t>
+      </w:r>
+      <w:r>
+        <w:rPr>
+          <w:rFonts w:eastAsia="Consolas" w:cs="Consolas" w:ascii="Consolas" w:hAnsi="Consolas"/>
+          <w:sz w:val="18"/>
+          <w:szCs w:val="18"/>
+          <w:shd w:fill="F2F2F2" w:val="clear"/>
+        </w:rPr>
+        <w:t>lang="less"</w:t>
+      </w:r>
+      <w:r>
+        <w:rPr/>
+        <w:t xml:space="preserve"> is piped through the LESS converter first.</w:t>
+      </w:r>
+      <w:r>
+        <w:br w:type="page"/>
+      </w:r>
+    </w:p>
+    <w:p>
+      <w:pPr>
+        <w:pStyle w:val="Heading1"/>
+        <w:numPr>
+          <w:ilvl w:val="0"/>
+          <w:numId w:val="0"/>
+        </w:numPr>
+        <w:spacing w:before="0" w:after="120"/>
+        <w:outlineLvl w:val="0"/>
+        <w:rPr/>
+      </w:pPr>
+      <w:bookmarkStart w:id="16" w:name="__RefHeading___Toc2175_1837479302"/>
+      <w:bookmarkEnd w:id="16"/>
+      <w:r>
+        <w:rPr/>
+        <w:t>5 Core ideas of µCSS</w:t>
       </w:r>
     </w:p>
     <w:p>
@@ -6937,11 +7072,11 @@
         <w:outlineLvl w:val="1"/>
         <w:rPr/>
       </w:pPr>
-      <w:bookmarkStart w:id="16" w:name="__RefHeading___Toc2036_3876712653"/>
-      <w:bookmarkEnd w:id="16"/>
-      <w:r>
-        <w:rPr/>
-        <w:t>4.4 The skin manifest</w:t>
+      <w:bookmarkStart w:id="17" w:name="__RefHeading___Toc2177_1837479302"/>
+      <w:bookmarkEnd w:id="17"/>
+      <w:r>
+        <w:rPr/>
+        <w:t>5.1 The .µ.css format</w:t>
       </w:r>
     </w:p>
     <w:p>
@@ -6953,637 +7088,110 @@
       </w:pPr>
       <w:r>
         <w:rPr/>
-        <w:t xml:space="preserve">Per skin (CSS theme) there is a manifest file </w:t>
-      </w:r>
-      <w:r>
-        <w:rPr>
-          <w:rFonts w:eastAsia="Consolas" w:cs="Consolas" w:ascii="Consolas" w:hAnsi="Consolas"/>
-          <w:sz w:val="18"/>
-          <w:szCs w:val="18"/>
-          <w:shd w:fill="F2F2F2" w:val="clear"/>
-        </w:rPr>
-        <w:t>&lt;skinname&gt;.µcss.mjs</w:t>
-      </w:r>
-      <w:r>
-        <w:rPr/>
-        <w:t xml:space="preserve"> in the source directory — regular JavaScript (ES6+), importable and testable. The double suffix </w:t>
-      </w:r>
-      <w:r>
-        <w:rPr>
-          <w:rFonts w:eastAsia="Consolas" w:cs="Consolas" w:ascii="Consolas" w:hAnsi="Consolas"/>
-          <w:sz w:val="18"/>
-          <w:szCs w:val="18"/>
-          <w:shd w:fill="F2F2F2" w:val="clear"/>
-        </w:rPr>
-        <w:t>.µcss.mjs</w:t>
-      </w:r>
-      <w:r>
-        <w:rPr/>
-        <w:t xml:space="preserve"> (ASCII alternative </w:t>
-      </w:r>
-      <w:r>
-        <w:rPr>
-          <w:rFonts w:eastAsia="Consolas" w:cs="Consolas" w:ascii="Consolas" w:hAnsi="Consolas"/>
-          <w:sz w:val="18"/>
-          <w:szCs w:val="18"/>
-          <w:shd w:fill="F2F2F2" w:val="clear"/>
-        </w:rPr>
-        <w:t>.mucss.mjs</w:t>
-      </w:r>
-      <w:r>
-        <w:rPr/>
-        <w:t>) clearly marks the file as a µCSS skin manifest so it is not confused with an ordinary module or gulpfile; the skin name is the part before it (</w:t>
-      </w:r>
-      <w:r>
-        <w:rPr>
-          <w:rFonts w:eastAsia="Consolas" w:cs="Consolas" w:ascii="Consolas" w:hAnsi="Consolas"/>
-          <w:sz w:val="18"/>
-          <w:szCs w:val="18"/>
-          <w:shd w:fill="F2F2F2" w:val="clear"/>
-        </w:rPr>
-        <w:t>std.µcss.mjs</w:t>
-      </w:r>
-      <w:r>
-        <w:rPr/>
-        <w:t xml:space="preserve"> → skin </w:t>
-      </w:r>
-      <w:r>
-        <w:rPr>
-          <w:rFonts w:eastAsia="Consolas" w:cs="Consolas" w:ascii="Consolas" w:hAnsi="Consolas"/>
-          <w:sz w:val="18"/>
-          <w:szCs w:val="18"/>
-          <w:shd w:fill="F2F2F2" w:val="clear"/>
-        </w:rPr>
-        <w:t>std</w:t>
-      </w:r>
-      <w:r>
-        <w:rPr/>
-        <w:t xml:space="preserve">). It fully replaces the old control file </w:t>
-      </w:r>
-      <w:r>
-        <w:rPr>
-          <w:rFonts w:eastAsia="Consolas" w:cs="Consolas" w:ascii="Consolas" w:hAnsi="Consolas"/>
-          <w:sz w:val="18"/>
-          <w:szCs w:val="18"/>
-          <w:shd w:fill="F2F2F2" w:val="clear"/>
-        </w:rPr>
-        <w:t>µ.std.css</w:t>
-      </w:r>
-      <w:r>
-        <w:rPr/>
-        <w:t>:</w:t>
-      </w:r>
-    </w:p>
-    <w:p>
-      <w:pPr>
-        <w:pStyle w:val="Normal"/>
-        <w:shd w:val="clear" w:fill="F2F2F2"/>
-        <w:spacing w:before="0" w:after="0"/>
-        <w:rPr/>
-      </w:pPr>
-      <w:r>
-        <w:rPr>
-          <w:rFonts w:eastAsia="Consolas" w:cs="Consolas" w:ascii="Consolas" w:hAnsi="Consolas"/>
-          <w:sz w:val="18"/>
-          <w:szCs w:val="18"/>
-        </w:rPr>
-        <w:t>// skins/src/std.µcss.mjs — skin "std", target: skins/std/</w:t>
-      </w:r>
-    </w:p>
-    <w:p>
-      <w:pPr>
-        <w:pStyle w:val="Normal"/>
-        <w:shd w:val="clear" w:fill="F2F2F2"/>
-        <w:spacing w:before="0" w:after="0"/>
-        <w:rPr/>
-      </w:pPr>
-      <w:r>
-        <w:rPr>
-          <w:rFonts w:eastAsia="Consolas" w:cs="Consolas" w:ascii="Consolas" w:hAnsi="Consolas"/>
-          <w:sz w:val="18"/>
-          <w:szCs w:val="18"/>
-        </w:rPr>
-        <w:t>import { DefineSkin } from "gulp-mu-css";</w:t>
-      </w:r>
-    </w:p>
-    <w:p>
-      <w:pPr>
-        <w:pStyle w:val="Normal"/>
-        <w:shd w:val="clear" w:fill="F2F2F2"/>
-        <w:spacing w:before="0" w:after="0"/>
-        <w:rPr/>
-      </w:pPr>
-      <w:r>
-        <w:rPr>
-          <w:rFonts w:eastAsia="Consolas" w:cs="Consolas" w:ascii="Consolas" w:hAnsi="Consolas"/>
-          <w:sz w:val="18"/>
-          <w:szCs w:val="18"/>
-        </w:rPr>
-        <w:t>import { GlitterySprite, FlyEx, Borders, TableBackgrounds } from "./helpers.mjs";</w:t>
-      </w:r>
-    </w:p>
-    <w:p>
-      <w:pPr>
-        <w:pStyle w:val="Normal"/>
-        <w:shd w:val="clear" w:fill="F2F2F2"/>
-        <w:spacing w:before="0" w:after="0"/>
-        <w:rPr/>
-      </w:pPr>
-      <w:r>
-        <w:rPr>
-          <w:rFonts w:eastAsia="Consolas" w:cs="Consolas" w:ascii="Consolas" w:hAnsi="Consolas"/>
-          <w:sz w:val="18"/>
-          <w:szCs w:val="18"/>
-        </w:rPr>
+        <w:t xml:space="preserve">Source stylesheets are named </w:t>
+      </w:r>
+      <w:r>
+        <w:rPr>
+          <w:rFonts w:eastAsia="Consolas" w:cs="Consolas" w:ascii="Consolas" w:hAnsi="Consolas"/>
+          <w:sz w:val="18"/>
+          <w:szCs w:val="18"/>
+          <w:shd w:fill="F2F2F2" w:val="clear"/>
+        </w:rPr>
+        <w:t>*.µ.css</w:t>
+      </w:r>
+      <w:r>
+        <w:rPr/>
+        <w:t xml:space="preserve">. The double suffix makes editors recognize the files as regular CSS, so syntax highlighting works without further configuration. The extension is irrelevant to the compiler — the manifest references the sources explicitly; anyone who wants to avoid the µ character in file names can use </w:t>
+      </w:r>
+      <w:r>
+        <w:rPr>
+          <w:rFonts w:eastAsia="Consolas" w:cs="Consolas" w:ascii="Consolas" w:hAnsi="Consolas"/>
+          <w:sz w:val="18"/>
+          <w:szCs w:val="18"/>
+          <w:shd w:fill="F2F2F2" w:val="clear"/>
+        </w:rPr>
+        <w:t>*.mu.css</w:t>
+      </w:r>
+      <w:r>
+        <w:rPr/>
+        <w:t xml:space="preserve"> instead. Content-wise, a </w:t>
+      </w:r>
+      <w:r>
+        <w:rPr>
+          <w:rFonts w:eastAsia="Consolas" w:cs="Consolas" w:ascii="Consolas" w:hAnsi="Consolas"/>
+          <w:sz w:val="18"/>
+          <w:szCs w:val="18"/>
+          <w:shd w:fill="F2F2F2" w:val="clear"/>
+        </w:rPr>
+        <w:t>.µ.css</w:t>
+      </w:r>
+      <w:r>
+        <w:rPr/>
+        <w:t xml:space="preserve"> file is standard CSS with exactly two extension points — both are syntactically valid CSS, so editors and linters work normally:</w:t>
+      </w:r>
+    </w:p>
+    <w:p>
+      <w:pPr>
+        <w:pStyle w:val="Normal"/>
+        <w:spacing w:before="0" w:after="60"/>
+        <w:ind w:start="360"/>
+        <w:rPr/>
+      </w:pPr>
+      <w:r>
+        <w:rPr>
+          <w:b/>
+          <w:bCs/>
+        </w:rPr>
+        <w:t>1. Value interpolation</w:t>
+      </w:r>
+      <w:r>
+        <w:rPr/>
         <w:t xml:space="preserve"> </w:t>
       </w:r>
-    </w:p>
-    <w:p>
-      <w:pPr>
-        <w:pStyle w:val="Normal"/>
-        <w:shd w:val="clear" w:fill="F2F2F2"/>
-        <w:spacing w:before="0" w:after="0"/>
-        <w:rPr/>
-      </w:pPr>
-      <w:r>
-        <w:rPr>
-          <w:rFonts w:eastAsia="Consolas" w:cs="Consolas" w:ascii="Consolas" w:hAnsi="Consolas"/>
-          <w:sz w:val="18"/>
-          <w:szCs w:val="18"/>
-        </w:rPr>
-        <w:t>export default DefineSkin({</w:t>
-      </w:r>
-    </w:p>
-    <w:p>
-      <w:pPr>
-        <w:pStyle w:val="Normal"/>
-        <w:shd w:val="clear" w:fill="F2F2F2"/>
-        <w:spacing w:before="0" w:after="0"/>
-        <w:rPr/>
-      </w:pPr>
-      <w:r>
-        <w:rPr>
-          <w:rFonts w:eastAsia="Consolas" w:cs="Consolas" w:ascii="Consolas" w:hAnsi="Consolas"/>
-          <w:sz w:val="18"/>
-          <w:szCs w:val="18"/>
-        </w:rPr>
-        <w:t xml:space="preserve">    </w:t>
-      </w:r>
-      <w:r>
-        <w:rPr>
-          <w:rFonts w:eastAsia="Consolas" w:cs="Consolas" w:ascii="Consolas" w:hAnsi="Consolas"/>
-          <w:sz w:val="18"/>
-          <w:szCs w:val="18"/>
-        </w:rPr>
-        <w:t>vars: {</w:t>
-      </w:r>
-    </w:p>
-    <w:p>
-      <w:pPr>
-        <w:pStyle w:val="Normal"/>
-        <w:shd w:val="clear" w:fill="F2F2F2"/>
-        <w:spacing w:before="0" w:after="0"/>
-        <w:rPr/>
-      </w:pPr>
-      <w:r>
-        <w:rPr>
-          <w:rFonts w:eastAsia="Consolas" w:cs="Consolas" w:ascii="Consolas" w:hAnsi="Consolas"/>
-          <w:sz w:val="18"/>
-          <w:szCs w:val="18"/>
-        </w:rPr>
-        <w:t xml:space="preserve">        </w:t>
-      </w:r>
-      <w:r>
-        <w:rPr>
-          <w:rFonts w:eastAsia="Consolas" w:cs="Consolas" w:ascii="Consolas" w:hAnsi="Consolas"/>
-          <w:sz w:val="18"/>
-          <w:szCs w:val="18"/>
-        </w:rPr>
-        <w:t>baseBrgdColor: "#202020",</w:t>
-      </w:r>
-    </w:p>
-    <w:p>
-      <w:pPr>
-        <w:pStyle w:val="Normal"/>
-        <w:shd w:val="clear" w:fill="F2F2F2"/>
-        <w:spacing w:before="0" w:after="0"/>
-        <w:rPr/>
-      </w:pPr>
-      <w:r>
-        <w:rPr>
-          <w:rFonts w:eastAsia="Consolas" w:cs="Consolas" w:ascii="Consolas" w:hAnsi="Consolas"/>
-          <w:sz w:val="18"/>
-          <w:szCs w:val="18"/>
-        </w:rPr>
-        <w:t xml:space="preserve">        </w:t>
-      </w:r>
-      <w:r>
-        <w:rPr>
-          <w:rFonts w:eastAsia="Consolas" w:cs="Consolas" w:ascii="Consolas" w:hAnsi="Consolas"/>
-          <w:sz w:val="18"/>
-          <w:szCs w:val="18"/>
-        </w:rPr>
-        <w:t>selectBaseBrgdColor: "#007570",</w:t>
-      </w:r>
-    </w:p>
-    <w:p>
-      <w:pPr>
-        <w:pStyle w:val="Normal"/>
-        <w:shd w:val="clear" w:fill="F2F2F2"/>
-        <w:spacing w:before="0" w:after="0"/>
-        <w:rPr/>
-      </w:pPr>
-      <w:r>
-        <w:rPr>
-          <w:rFonts w:eastAsia="Consolas" w:cs="Consolas" w:ascii="Consolas" w:hAnsi="Consolas"/>
-          <w:sz w:val="18"/>
-          <w:szCs w:val="18"/>
-        </w:rPr>
-        <w:t xml:space="preserve">        </w:t>
-      </w:r>
-      <w:r>
-        <w:rPr>
-          <w:rFonts w:eastAsia="Consolas" w:cs="Consolas" w:ascii="Consolas" w:hAnsi="Consolas"/>
-          <w:sz w:val="18"/>
-          <w:szCs w:val="18"/>
-        </w:rPr>
-        <w:t>PanelZIndex: 9000</w:t>
-      </w:r>
-    </w:p>
-    <w:p>
-      <w:pPr>
-        <w:pStyle w:val="Normal"/>
-        <w:shd w:val="clear" w:fill="F2F2F2"/>
-        <w:spacing w:before="0" w:after="0"/>
-        <w:rPr/>
-      </w:pPr>
-      <w:r>
-        <w:rPr>
-          <w:rFonts w:eastAsia="Consolas" w:cs="Consolas" w:ascii="Consolas" w:hAnsi="Consolas"/>
-          <w:sz w:val="18"/>
-          <w:szCs w:val="18"/>
-        </w:rPr>
-        <w:t xml:space="preserve">    </w:t>
-      </w:r>
-      <w:r>
-        <w:rPr>
-          <w:rFonts w:eastAsia="Consolas" w:cs="Consolas" w:ascii="Consolas" w:hAnsi="Consolas"/>
-          <w:sz w:val="18"/>
-          <w:szCs w:val="18"/>
-        </w:rPr>
-        <w:t>},</w:t>
-      </w:r>
-    </w:p>
-    <w:p>
-      <w:pPr>
-        <w:pStyle w:val="Normal"/>
-        <w:shd w:val="clear" w:fill="F2F2F2"/>
-        <w:spacing w:before="0" w:after="0"/>
-        <w:rPr/>
-      </w:pPr>
-      <w:r>
-        <w:rPr>
-          <w:rFonts w:eastAsia="Consolas" w:cs="Consolas" w:ascii="Consolas" w:hAnsi="Consolas"/>
-          <w:sz w:val="18"/>
-          <w:szCs w:val="18"/>
-        </w:rPr>
-        <w:t xml:space="preserve">    </w:t>
-      </w:r>
-      <w:r>
-        <w:rPr>
-          <w:rFonts w:eastAsia="Consolas" w:cs="Consolas" w:ascii="Consolas" w:hAnsi="Consolas"/>
-          <w:sz w:val="18"/>
-          <w:szCs w:val="18"/>
-        </w:rPr>
-        <w:t>helpers: { GlitterySprite, FlyEx, Borders, TableBackgrounds },</w:t>
-      </w:r>
-    </w:p>
-    <w:p>
-      <w:pPr>
-        <w:pStyle w:val="Normal"/>
-        <w:shd w:val="clear" w:fill="F2F2F2"/>
-        <w:spacing w:before="0" w:after="0"/>
-        <w:rPr/>
-      </w:pPr>
-      <w:r>
-        <w:rPr>
-          <w:rFonts w:eastAsia="Consolas" w:cs="Consolas" w:ascii="Consolas" w:hAnsi="Consolas"/>
-          <w:sz w:val="18"/>
-          <w:szCs w:val="18"/>
-        </w:rPr>
-        <w:t xml:space="preserve">    </w:t>
-      </w:r>
-      <w:r>
-        <w:rPr>
-          <w:rFonts w:eastAsia="Consolas" w:cs="Consolas" w:ascii="Consolas" w:hAnsi="Consolas"/>
-          <w:sz w:val="18"/>
-          <w:szCs w:val="18"/>
-        </w:rPr>
-        <w:t>cursors: [</w:t>
-      </w:r>
-    </w:p>
-    <w:p>
-      <w:pPr>
-        <w:pStyle w:val="Normal"/>
-        <w:shd w:val="clear" w:fill="F2F2F2"/>
-        <w:spacing w:before="0" w:after="0"/>
-        <w:rPr/>
-      </w:pPr>
-      <w:r>
-        <w:rPr>
-          <w:rFonts w:eastAsia="Consolas" w:cs="Consolas" w:ascii="Consolas" w:hAnsi="Consolas"/>
-          <w:sz w:val="18"/>
-          <w:szCs w:val="18"/>
-        </w:rPr>
-        <w:t xml:space="preserve">        </w:t>
-      </w:r>
-      <w:r>
-        <w:rPr>
-          <w:rFonts w:eastAsia="Consolas" w:cs="Consolas" w:ascii="Consolas" w:hAnsi="Consolas"/>
-          <w:sz w:val="18"/>
-          <w:szCs w:val="18"/>
-        </w:rPr>
-        <w:t>{ name: "zoom", fallback: "zoom-in", image: "imgs/general/gui/cursors/zoom.png", hotspot: [10, 8] }</w:t>
-      </w:r>
-    </w:p>
-    <w:p>
-      <w:pPr>
-        <w:pStyle w:val="Normal"/>
-        <w:shd w:val="clear" w:fill="F2F2F2"/>
-        <w:spacing w:before="0" w:after="0"/>
-        <w:rPr/>
-      </w:pPr>
-      <w:r>
-        <w:rPr>
-          <w:rFonts w:eastAsia="Consolas" w:cs="Consolas" w:ascii="Consolas" w:hAnsi="Consolas"/>
-          <w:sz w:val="18"/>
-          <w:szCs w:val="18"/>
-        </w:rPr>
-        <w:t xml:space="preserve">    </w:t>
-      </w:r>
-      <w:r>
-        <w:rPr>
-          <w:rFonts w:eastAsia="Consolas" w:cs="Consolas" w:ascii="Consolas" w:hAnsi="Consolas"/>
-          <w:sz w:val="18"/>
-          <w:szCs w:val="18"/>
-        </w:rPr>
-        <w:t>],</w:t>
-      </w:r>
-    </w:p>
-    <w:p>
-      <w:pPr>
-        <w:pStyle w:val="Normal"/>
-        <w:shd w:val="clear" w:fill="F2F2F2"/>
-        <w:spacing w:before="0" w:after="0"/>
-        <w:rPr/>
-      </w:pPr>
-      <w:r>
-        <w:rPr>
-          <w:rFonts w:eastAsia="Consolas" w:cs="Consolas" w:ascii="Consolas" w:hAnsi="Consolas"/>
-          <w:sz w:val="18"/>
-          <w:szCs w:val="18"/>
-        </w:rPr>
-        <w:t xml:space="preserve">    </w:t>
-      </w:r>
-      <w:r>
-        <w:rPr>
-          <w:rFonts w:eastAsia="Consolas" w:cs="Consolas" w:ascii="Consolas" w:hAnsi="Consolas"/>
-          <w:sz w:val="18"/>
-          <w:szCs w:val="18"/>
-        </w:rPr>
-        <w:t>media: [</w:t>
-      </w:r>
-    </w:p>
-    <w:p>
-      <w:pPr>
-        <w:pStyle w:val="Normal"/>
-        <w:shd w:val="clear" w:fill="F2F2F2"/>
-        <w:spacing w:before="0" w:after="0"/>
-        <w:rPr/>
-      </w:pPr>
-      <w:r>
-        <w:rPr>
-          <w:rFonts w:eastAsia="Consolas" w:cs="Consolas" w:ascii="Consolas" w:hAnsi="Consolas"/>
-          <w:sz w:val="18"/>
-          <w:szCs w:val="18"/>
-        </w:rPr>
-        <w:t xml:space="preserve">        </w:t>
-      </w:r>
-      <w:r>
-        <w:rPr>
-          <w:rFonts w:eastAsia="Consolas" w:cs="Consolas" w:ascii="Consolas" w:hAnsi="Consolas"/>
-          <w:sz w:val="18"/>
-          <w:szCs w:val="18"/>
-        </w:rPr>
-        <w:t>{ buttonsAndIcons: "dev/media/final/general/gui/panelbuttons.psd", layout: "std", outputDir: "imgs/general/gui/panelbuttons" },</w:t>
-      </w:r>
-    </w:p>
-    <w:p>
-      <w:pPr>
-        <w:pStyle w:val="Normal"/>
-        <w:shd w:val="clear" w:fill="F2F2F2"/>
-        <w:spacing w:before="0" w:after="0"/>
-        <w:rPr/>
-      </w:pPr>
-      <w:r>
-        <w:rPr>
-          <w:rFonts w:eastAsia="Consolas" w:cs="Consolas" w:ascii="Consolas" w:hAnsi="Consolas"/>
-          <w:sz w:val="18"/>
-          <w:szCs w:val="18"/>
-        </w:rPr>
-        <w:t xml:space="preserve">        </w:t>
-      </w:r>
-      <w:r>
-        <w:rPr>
-          <w:rFonts w:eastAsia="Consolas" w:cs="Consolas" w:ascii="Consolas" w:hAnsi="Consolas"/>
-          <w:sz w:val="18"/>
-          <w:szCs w:val="18"/>
-        </w:rPr>
-        <w:t>{ copyFolder: "dev/media/final/fonts", to: "fonts" }</w:t>
-      </w:r>
-    </w:p>
-    <w:p>
-      <w:pPr>
-        <w:pStyle w:val="Normal"/>
-        <w:shd w:val="clear" w:fill="F2F2F2"/>
-        <w:spacing w:before="0" w:after="0"/>
-        <w:rPr/>
-      </w:pPr>
-      <w:r>
-        <w:rPr>
-          <w:rFonts w:eastAsia="Consolas" w:cs="Consolas" w:ascii="Consolas" w:hAnsi="Consolas"/>
-          <w:sz w:val="18"/>
-          <w:szCs w:val="18"/>
-        </w:rPr>
-        <w:t xml:space="preserve">    </w:t>
-      </w:r>
-      <w:r>
-        <w:rPr>
-          <w:rFonts w:eastAsia="Consolas" w:cs="Consolas" w:ascii="Consolas" w:hAnsi="Consolas"/>
-          <w:sz w:val="18"/>
-          <w:szCs w:val="18"/>
-        </w:rPr>
-        <w:t>],</w:t>
-      </w:r>
-    </w:p>
-    <w:p>
-      <w:pPr>
-        <w:pStyle w:val="Normal"/>
-        <w:shd w:val="clear" w:fill="F2F2F2"/>
-        <w:spacing w:before="0" w:after="0"/>
-        <w:rPr/>
-      </w:pPr>
-      <w:r>
-        <w:rPr>
-          <w:rFonts w:eastAsia="Consolas" w:cs="Consolas" w:ascii="Consolas" w:hAnsi="Consolas"/>
-          <w:sz w:val="18"/>
-          <w:szCs w:val="18"/>
-        </w:rPr>
-        <w:t xml:space="preserve">    </w:t>
-      </w:r>
-      <w:r>
-        <w:rPr>
-          <w:rFonts w:eastAsia="Consolas" w:cs="Consolas" w:ascii="Consolas" w:hAnsi="Consolas"/>
-          <w:sz w:val="18"/>
-          <w:szCs w:val="18"/>
-        </w:rPr>
-        <w:t>imageFormat: "png",</w:t>
-      </w:r>
-    </w:p>
-    <w:p>
-      <w:pPr>
-        <w:pStyle w:val="Normal"/>
-        <w:shd w:val="clear" w:fill="F2F2F2"/>
-        <w:spacing w:before="0" w:after="0"/>
-        <w:rPr/>
-      </w:pPr>
-      <w:r>
-        <w:rPr>
-          <w:rFonts w:eastAsia="Consolas" w:cs="Consolas" w:ascii="Consolas" w:hAnsi="Consolas"/>
-          <w:sz w:val="18"/>
-          <w:szCs w:val="18"/>
-        </w:rPr>
-        <w:t xml:space="preserve">    </w:t>
-      </w:r>
-      <w:r>
-        <w:rPr>
-          <w:rFonts w:eastAsia="Consolas" w:cs="Consolas" w:ascii="Consolas" w:hAnsi="Consolas"/>
-          <w:sz w:val="18"/>
-          <w:szCs w:val="18"/>
-        </w:rPr>
-        <w:t>sprites: { file: "imgs/sprites.png", retina: true, preloadRule: true },</w:t>
-      </w:r>
-    </w:p>
-    <w:p>
-      <w:pPr>
-        <w:pStyle w:val="Normal"/>
-        <w:shd w:val="clear" w:fill="F2F2F2"/>
-        <w:spacing w:before="0" w:after="0"/>
-        <w:rPr/>
-      </w:pPr>
-      <w:r>
-        <w:rPr>
-          <w:rFonts w:eastAsia="Consolas" w:cs="Consolas" w:ascii="Consolas" w:hAnsi="Consolas"/>
-          <w:sz w:val="18"/>
-          <w:szCs w:val="18"/>
-        </w:rPr>
-        <w:t xml:space="preserve">    </w:t>
-      </w:r>
-      <w:r>
-        <w:rPr>
-          <w:rFonts w:eastAsia="Consolas" w:cs="Consolas" w:ascii="Consolas" w:hAnsi="Consolas"/>
-          <w:sz w:val="18"/>
-          <w:szCs w:val="18"/>
-        </w:rPr>
-        <w:t>files: [</w:t>
-      </w:r>
-    </w:p>
-    <w:p>
-      <w:pPr>
-        <w:pStyle w:val="Normal"/>
-        <w:shd w:val="clear" w:fill="F2F2F2"/>
-        <w:spacing w:before="0" w:after="0"/>
-        <w:rPr/>
-      </w:pPr>
-      <w:r>
-        <w:rPr>
-          <w:rFonts w:eastAsia="Consolas" w:cs="Consolas" w:ascii="Consolas" w:hAnsi="Consolas"/>
-          <w:sz w:val="18"/>
-          <w:szCs w:val="18"/>
-        </w:rPr>
-        <w:t xml:space="preserve">        </w:t>
-      </w:r>
-      <w:r>
-        <w:rPr>
-          <w:rFonts w:eastAsia="Consolas" w:cs="Consolas" w:ascii="Consolas" w:hAnsi="Consolas"/>
-          <w:sz w:val="18"/>
-          <w:szCs w:val="18"/>
-        </w:rPr>
-        <w:t>{ source: "src.µ.css", target: "std.css" },</w:t>
-      </w:r>
-    </w:p>
-    <w:p>
-      <w:pPr>
-        <w:pStyle w:val="Normal"/>
-        <w:shd w:val="clear" w:fill="F2F2F2"/>
-        <w:spacing w:before="0" w:after="0"/>
-        <w:rPr/>
-      </w:pPr>
-      <w:r>
-        <w:rPr>
-          <w:rFonts w:eastAsia="Consolas" w:cs="Consolas" w:ascii="Consolas" w:hAnsi="Consolas"/>
-          <w:sz w:val="18"/>
-          <w:szCs w:val="18"/>
-        </w:rPr>
-        <w:t xml:space="preserve">        </w:t>
-      </w:r>
-      <w:r>
-        <w:rPr>
-          <w:rFonts w:eastAsia="Consolas" w:cs="Consolas" w:ascii="Consolas" w:hAnsi="Consolas"/>
-          <w:sz w:val="18"/>
-          <w:szCs w:val="18"/>
-        </w:rPr>
-        <w:t>{ source: "src_tinymce.µ.css", target: "std_tinymce.css" }</w:t>
-      </w:r>
-    </w:p>
-    <w:p>
-      <w:pPr>
-        <w:pStyle w:val="Normal"/>
-        <w:shd w:val="clear" w:fill="F2F2F2"/>
-        <w:spacing w:before="0" w:after="0"/>
-        <w:rPr/>
-      </w:pPr>
-      <w:r>
-        <w:rPr>
-          <w:rFonts w:eastAsia="Consolas" w:cs="Consolas" w:ascii="Consolas" w:hAnsi="Consolas"/>
-          <w:sz w:val="18"/>
-          <w:szCs w:val="18"/>
-        </w:rPr>
-        <w:t xml:space="preserve">    </w:t>
-      </w:r>
-      <w:r>
-        <w:rPr>
-          <w:rFonts w:eastAsia="Consolas" w:cs="Consolas" w:ascii="Consolas" w:hAnsi="Consolas"/>
-          <w:sz w:val="18"/>
-          <w:szCs w:val="18"/>
-        </w:rPr>
-        <w:t>]</w:t>
-      </w:r>
-    </w:p>
-    <w:p>
-      <w:pPr>
-        <w:pStyle w:val="Normal"/>
-        <w:shd w:val="clear" w:fill="F2F2F2"/>
-        <w:spacing w:before="0" w:after="160"/>
-        <w:rPr/>
-      </w:pPr>
-      <w:r>
-        <w:rPr>
-          <w:rFonts w:eastAsia="Consolas" w:cs="Consolas" w:ascii="Consolas" w:hAnsi="Consolas"/>
-          <w:sz w:val="18"/>
-          <w:szCs w:val="18"/>
-        </w:rPr>
-        <w:t>});</w:t>
+      <w:r>
+        <w:rPr>
+          <w:rFonts w:eastAsia="Consolas" w:cs="Consolas" w:ascii="Consolas" w:hAnsi="Consolas"/>
+          <w:sz w:val="18"/>
+          <w:szCs w:val="18"/>
+          <w:shd w:fill="F2F2F2" w:val="clear"/>
+        </w:rPr>
+        <w:t>µ(expression)</w:t>
+      </w:r>
+      <w:r>
+        <w:rPr/>
+        <w:t xml:space="preserve"> — wherever a CSS value can appear.</w:t>
+      </w:r>
+    </w:p>
+    <w:p>
+      <w:pPr>
+        <w:pStyle w:val="Normal"/>
+        <w:spacing w:before="0" w:after="60"/>
+        <w:ind w:start="360"/>
+        <w:rPr/>
+      </w:pPr>
+      <w:r>
+        <w:rPr>
+          <w:b/>
+          <w:bCs/>
+        </w:rPr>
+        <w:t>2. Directives</w:t>
+      </w:r>
+      <w:r>
+        <w:rPr/>
+        <w:t xml:space="preserve"> </w:t>
+      </w:r>
+      <w:r>
+        <w:rPr>
+          <w:rFonts w:eastAsia="Consolas" w:cs="Consolas" w:ascii="Consolas" w:hAnsi="Consolas"/>
+          <w:sz w:val="18"/>
+          <w:szCs w:val="18"/>
+          <w:shd w:fill="F2F2F2" w:val="clear"/>
+        </w:rPr>
+        <w:t>-µ: expression;</w:t>
+      </w:r>
+      <w:r>
+        <w:rPr/>
+        <w:t xml:space="preserve"> — as a declaration inside a rule.</w:t>
       </w:r>
     </w:p>
     <w:p>
@@ -7595,7 +7203,69 @@
       </w:pPr>
       <w:r>
         <w:rPr/>
-        <w:t>The skin name is derived from the manifest file name, the output directory from the skin name. The complete field reference is in the chapter "Manifest reference".</w:t>
+        <w:t xml:space="preserve">Anyone without the µ character on their keyboard uses the ASCII aliases </w:t>
+      </w:r>
+      <w:r>
+        <w:rPr>
+          <w:rFonts w:eastAsia="Consolas" w:cs="Consolas" w:ascii="Consolas" w:hAnsi="Consolas"/>
+          <w:sz w:val="18"/>
+          <w:szCs w:val="18"/>
+          <w:shd w:fill="F2F2F2" w:val="clear"/>
+        </w:rPr>
+        <w:t>mu(...)</w:t>
+      </w:r>
+      <w:r>
+        <w:rPr/>
+        <w:t xml:space="preserve"> and </w:t>
+      </w:r>
+      <w:r>
+        <w:rPr>
+          <w:rFonts w:eastAsia="Consolas" w:cs="Consolas" w:ascii="Consolas" w:hAnsi="Consolas"/>
+          <w:sz w:val="18"/>
+          <w:szCs w:val="18"/>
+          <w:shd w:fill="F2F2F2" w:val="clear"/>
+        </w:rPr>
+        <w:t>-mu:</w:t>
+      </w:r>
+      <w:r>
+        <w:rPr/>
+        <w:t xml:space="preserve"> — both forms are equivalent.</w:t>
+      </w:r>
+    </w:p>
+    <w:p>
+      <w:pPr>
+        <w:pStyle w:val="Normal"/>
+        <w:spacing w:before="0" w:after="120"/>
+        <w:jc w:val="both"/>
+        <w:rPr/>
+      </w:pPr>
+      <w:r>
+        <w:rPr/>
+        <w:t xml:space="preserve">Unlike the old µCSS, there are </w:t>
+      </w:r>
+      <w:r>
+        <w:rPr>
+          <w:b/>
+          <w:bCs/>
+        </w:rPr>
+        <w:t>no control rules</w:t>
+      </w:r>
+      <w:r>
+        <w:rPr/>
+        <w:t xml:space="preserve"> (</w:t>
+      </w:r>
+      <w:r>
+        <w:rPr>
+          <w:rFonts w:eastAsia="Consolas" w:cs="Consolas" w:ascii="Consolas" w:hAnsi="Consolas"/>
+          <w:sz w:val="18"/>
+          <w:szCs w:val="18"/>
+          <w:shd w:fill="F2F2F2" w:val="clear"/>
+        </w:rPr>
+        <w:t>::-µcss-init</w:t>
+      </w:r>
+      <w:r>
+        <w:rPr/>
+        <w:t xml:space="preserve"> etc.) in the stylesheet any more: everything that controls compilation (variables, cursor definitions, media generation, file mapping) lives in the skin manifest — a regular JavaScript file (see below).</w:t>
       </w:r>
     </w:p>
     <w:p>
@@ -7609,11 +7279,1246 @@
         <w:outlineLvl w:val="1"/>
         <w:rPr/>
       </w:pPr>
-      <w:bookmarkStart w:id="17" w:name="__RefHeading___Toc2038_3876712653"/>
-      <w:bookmarkEnd w:id="17"/>
-      <w:r>
-        <w:rPr/>
-        <w:t>4.5 JavaScript without substitute characters</w:t>
+      <w:bookmarkStart w:id="18" w:name="__RefHeading___Toc2179_1837479302"/>
+      <w:bookmarkEnd w:id="18"/>
+      <w:r>
+        <w:rPr/>
+        <w:t>5.2 Value interpolation µ(expression)</w:t>
+      </w:r>
+    </w:p>
+    <w:p>
+      <w:pPr>
+        <w:pStyle w:val="Normal"/>
+        <w:spacing w:before="0" w:after="120"/>
+        <w:jc w:val="both"/>
+        <w:rPr/>
+      </w:pPr>
+      <w:r>
+        <w:rPr/>
+        <w:t xml:space="preserve">From a CSS point of view, </w:t>
+      </w:r>
+      <w:r>
+        <w:rPr>
+          <w:rFonts w:eastAsia="Consolas" w:cs="Consolas" w:ascii="Consolas" w:hAnsi="Consolas"/>
+          <w:sz w:val="18"/>
+          <w:szCs w:val="18"/>
+          <w:shd w:fill="F2F2F2" w:val="clear"/>
+        </w:rPr>
+        <w:t>µ(...)</w:t>
+      </w:r>
+      <w:r>
+        <w:rPr/>
+        <w:t xml:space="preserve"> is an unknown but valid function. During compilation its content is evaluated as a JavaScript expression and the </w:t>
+      </w:r>
+      <w:r>
+        <w:rPr>
+          <w:rFonts w:eastAsia="Consolas" w:cs="Consolas" w:ascii="Consolas" w:hAnsi="Consolas"/>
+          <w:sz w:val="18"/>
+          <w:szCs w:val="18"/>
+          <w:shd w:fill="F2F2F2" w:val="clear"/>
+        </w:rPr>
+        <w:t>µ(...)</w:t>
+      </w:r>
+      <w:r>
+        <w:rPr/>
+        <w:t xml:space="preserve"> occurrence is replaced by the result:</w:t>
+      </w:r>
+    </w:p>
+    <w:p>
+      <w:pPr>
+        <w:pStyle w:val="Normal"/>
+        <w:shd w:val="clear" w:fill="F2F2F2"/>
+        <w:spacing w:before="0" w:after="0"/>
+        <w:rPr/>
+      </w:pPr>
+      <w:r>
+        <w:rPr>
+          <w:rFonts w:eastAsia="Consolas" w:cs="Consolas" w:ascii="Consolas" w:hAnsi="Consolas"/>
+          <w:sz w:val="18"/>
+          <w:szCs w:val="18"/>
+        </w:rPr>
+        <w:t>::selection {</w:t>
+      </w:r>
+    </w:p>
+    <w:p>
+      <w:pPr>
+        <w:pStyle w:val="Normal"/>
+        <w:shd w:val="clear" w:fill="F2F2F2"/>
+        <w:spacing w:before="0" w:after="0"/>
+        <w:rPr/>
+      </w:pPr>
+      <w:r>
+        <w:rPr>
+          <w:rFonts w:eastAsia="Consolas" w:cs="Consolas" w:ascii="Consolas" w:hAnsi="Consolas"/>
+          <w:sz w:val="18"/>
+          <w:szCs w:val="18"/>
+        </w:rPr>
+        <w:t xml:space="preserve">    </w:t>
+      </w:r>
+      <w:r>
+        <w:rPr>
+          <w:rFonts w:eastAsia="Consolas" w:cs="Consolas" w:ascii="Consolas" w:hAnsi="Consolas"/>
+          <w:sz w:val="18"/>
+          <w:szCs w:val="18"/>
+        </w:rPr>
+        <w:t>background-color: µ($.selectBaseBrgdOnDarkColor);</w:t>
+      </w:r>
+    </w:p>
+    <w:p>
+      <w:pPr>
+        <w:pStyle w:val="Normal"/>
+        <w:shd w:val="clear" w:fill="F2F2F2"/>
+        <w:spacing w:before="0" w:after="0"/>
+        <w:rPr/>
+      </w:pPr>
+      <w:r>
+        <w:rPr>
+          <w:rFonts w:eastAsia="Consolas" w:cs="Consolas" w:ascii="Consolas" w:hAnsi="Consolas"/>
+          <w:sz w:val="18"/>
+          <w:szCs w:val="18"/>
+        </w:rPr>
+        <w:t xml:space="preserve">    </w:t>
+      </w:r>
+      <w:r>
+        <w:rPr>
+          <w:rFonts w:eastAsia="Consolas" w:cs="Consolas" w:ascii="Consolas" w:hAnsi="Consolas"/>
+          <w:sz w:val="18"/>
+          <w:szCs w:val="18"/>
+        </w:rPr>
+        <w:t>color: µ($.selectBaseTextColor);</w:t>
+      </w:r>
+    </w:p>
+    <w:p>
+      <w:pPr>
+        <w:pStyle w:val="Normal"/>
+        <w:shd w:val="clear" w:fill="F2F2F2"/>
+        <w:spacing w:before="0" w:after="160"/>
+        <w:rPr/>
+      </w:pPr>
+      <w:r>
+        <w:rPr>
+          <w:rFonts w:eastAsia="Consolas" w:cs="Consolas" w:ascii="Consolas" w:hAnsi="Consolas"/>
+          <w:sz w:val="18"/>
+          <w:szCs w:val="18"/>
+        </w:rPr>
+        <w:t>}</w:t>
+      </w:r>
+    </w:p>
+    <w:p>
+      <w:pPr>
+        <w:pStyle w:val="Normal"/>
+        <w:spacing w:before="0" w:after="120"/>
+        <w:jc w:val="both"/>
+        <w:rPr/>
+      </w:pPr>
+      <w:r>
+        <w:rPr/>
+        <w:t>Multiple interpolations per value are allowed (</w:t>
+      </w:r>
+      <w:r>
+        <w:rPr>
+          <w:rFonts w:eastAsia="Consolas" w:cs="Consolas" w:ascii="Consolas" w:hAnsi="Consolas"/>
+          <w:sz w:val="18"/>
+          <w:szCs w:val="18"/>
+          <w:shd w:fill="F2F2F2" w:val="clear"/>
+        </w:rPr>
+        <w:t>padding: µ($.padY)px µ($.padX)px;</w:t>
+      </w:r>
+      <w:r>
+        <w:rPr/>
+        <w:t xml:space="preserve">), as are interpolations in at-rule parameters (e.g. </w:t>
+      </w:r>
+      <w:r>
+        <w:rPr>
+          <w:rFonts w:eastAsia="Consolas" w:cs="Consolas" w:ascii="Consolas" w:hAnsi="Consolas"/>
+          <w:sz w:val="18"/>
+          <w:szCs w:val="18"/>
+          <w:shd w:fill="F2F2F2" w:val="clear"/>
+        </w:rPr>
+        <w:t>@media (max-width: µ($.breakpoint)px)</w:t>
+      </w:r>
+      <w:r>
+        <w:rPr/>
+        <w:t xml:space="preserve">). If an expression returns </w:t>
+      </w:r>
+      <w:r>
+        <w:rPr>
+          <w:rFonts w:eastAsia="Consolas" w:cs="Consolas" w:ascii="Consolas" w:hAnsi="Consolas"/>
+          <w:sz w:val="18"/>
+          <w:szCs w:val="18"/>
+          <w:shd w:fill="F2F2F2" w:val="clear"/>
+        </w:rPr>
+        <w:t>null</w:t>
+      </w:r>
+      <w:r>
+        <w:rPr/>
+        <w:t xml:space="preserve"> or </w:t>
+      </w:r>
+      <w:r>
+        <w:rPr>
+          <w:rFonts w:eastAsia="Consolas" w:cs="Consolas" w:ascii="Consolas" w:hAnsi="Consolas"/>
+          <w:sz w:val="18"/>
+          <w:szCs w:val="18"/>
+          <w:shd w:fill="F2F2F2" w:val="clear"/>
+        </w:rPr>
+        <w:t>undefined</w:t>
+      </w:r>
+      <w:r>
+        <w:rPr/>
+        <w:t>, compilation aborts with an error message — so typos in variable names show up immediately.</w:t>
+      </w:r>
+    </w:p>
+    <w:p>
+      <w:pPr>
+        <w:pStyle w:val="Normal"/>
+        <w:spacing w:before="0" w:after="120"/>
+        <w:jc w:val="both"/>
+        <w:rPr/>
+      </w:pPr>
+      <w:r>
+        <w:rPr/>
+        <w:t xml:space="preserve">This single extension replaces the entire </w:t>
+      </w:r>
+      <w:r>
+        <w:rPr>
+          <w:rFonts w:eastAsia="Consolas" w:cs="Consolas" w:ascii="Consolas" w:hAnsi="Consolas"/>
+          <w:sz w:val="18"/>
+          <w:szCs w:val="18"/>
+          <w:shd w:fill="F2F2F2" w:val="clear"/>
+        </w:rPr>
+        <w:t>Set*</w:t>
+      </w:r>
+      <w:r>
+        <w:rPr/>
+        <w:t xml:space="preserve"> family of the old µCSS (</w:t>
+      </w:r>
+      <w:r>
+        <w:rPr>
+          <w:rFonts w:eastAsia="Consolas" w:cs="Consolas" w:ascii="Consolas" w:hAnsi="Consolas"/>
+          <w:sz w:val="18"/>
+          <w:szCs w:val="18"/>
+          <w:shd w:fill="F2F2F2" w:val="clear"/>
+        </w:rPr>
+        <w:t>SetColor</w:t>
+      </w:r>
+      <w:r>
+        <w:rPr/>
+        <w:t xml:space="preserve">, </w:t>
+      </w:r>
+      <w:r>
+        <w:rPr>
+          <w:rFonts w:eastAsia="Consolas" w:cs="Consolas" w:ascii="Consolas" w:hAnsi="Consolas"/>
+          <w:sz w:val="18"/>
+          <w:szCs w:val="18"/>
+          <w:shd w:fill="F2F2F2" w:val="clear"/>
+        </w:rPr>
+        <w:t>SetBackgroundColor</w:t>
+      </w:r>
+      <w:r>
+        <w:rPr/>
+        <w:t xml:space="preserve">, </w:t>
+      </w:r>
+      <w:r>
+        <w:rPr>
+          <w:rFonts w:eastAsia="Consolas" w:cs="Consolas" w:ascii="Consolas" w:hAnsi="Consolas"/>
+          <w:sz w:val="18"/>
+          <w:szCs w:val="18"/>
+          <w:shd w:fill="F2F2F2" w:val="clear"/>
+        </w:rPr>
+        <w:t>SetZIndex</w:t>
+      </w:r>
+      <w:r>
+        <w:rPr/>
+        <w:t xml:space="preserve">, </w:t>
+      </w:r>
+      <w:r>
+        <w:rPr>
+          <w:rFonts w:eastAsia="Consolas" w:cs="Consolas" w:ascii="Consolas" w:hAnsi="Consolas"/>
+          <w:sz w:val="18"/>
+          <w:szCs w:val="18"/>
+          <w:shd w:fill="F2F2F2" w:val="clear"/>
+        </w:rPr>
+        <w:t>SetWidth</w:t>
+      </w:r>
+      <w:r>
+        <w:rPr/>
+        <w:t xml:space="preserve">, </w:t>
+      </w:r>
+      <w:r>
+        <w:rPr>
+          <w:rFonts w:eastAsia="Consolas" w:cs="Consolas" w:ascii="Consolas" w:hAnsi="Consolas"/>
+          <w:sz w:val="18"/>
+          <w:szCs w:val="18"/>
+          <w:shd w:fill="F2F2F2" w:val="clear"/>
+        </w:rPr>
+        <w:t>AddProperty</w:t>
+      </w:r>
+      <w:r>
+        <w:rPr/>
+        <w:t xml:space="preserve"> for simple values, etc.): the property is back in its place, and a placeholder value is no longer needed.</w:t>
+      </w:r>
+    </w:p>
+    <w:p>
+      <w:pPr>
+        <w:pStyle w:val="Heading2"/>
+        <w:numPr>
+          <w:ilvl w:val="0"/>
+          <w:numId w:val="0"/>
+        </w:numPr>
+        <w:spacing w:before="240" w:after="120"/>
+        <w:outlineLvl w:val="1"/>
+        <w:rPr/>
+      </w:pPr>
+      <w:bookmarkStart w:id="19" w:name="__RefHeading___Toc2181_1837479302"/>
+      <w:bookmarkEnd w:id="19"/>
+      <w:r>
+        <w:rPr/>
+        <w:t>5.3 Directives -µ: expression</w:t>
+      </w:r>
+    </w:p>
+    <w:p>
+      <w:pPr>
+        <w:pStyle w:val="Normal"/>
+        <w:spacing w:before="0" w:after="120"/>
+        <w:jc w:val="both"/>
+        <w:rPr/>
+      </w:pPr>
+      <w:r>
+        <w:rPr/>
+        <w:t xml:space="preserve">Directives are declarations with the property name </w:t>
+      </w:r>
+      <w:r>
+        <w:rPr>
+          <w:rFonts w:eastAsia="Consolas" w:cs="Consolas" w:ascii="Consolas" w:hAnsi="Consolas"/>
+          <w:sz w:val="18"/>
+          <w:szCs w:val="18"/>
+          <w:shd w:fill="F2F2F2" w:val="clear"/>
+        </w:rPr>
+        <w:t>-µ</w:t>
+      </w:r>
+      <w:r>
+        <w:rPr/>
+        <w:t xml:space="preserve"> (or </w:t>
+      </w:r>
+      <w:r>
+        <w:rPr>
+          <w:rFonts w:eastAsia="Consolas" w:cs="Consolas" w:ascii="Consolas" w:hAnsi="Consolas"/>
+          <w:sz w:val="18"/>
+          <w:szCs w:val="18"/>
+          <w:shd w:fill="F2F2F2" w:val="clear"/>
+        </w:rPr>
+        <w:t>-mu</w:t>
+      </w:r>
+      <w:r>
+        <w:rPr/>
+        <w:t>). Their value is a single JavaScript expression executed with access to the surrounding rule and the document. The directive itself is removed from the output:</w:t>
+      </w:r>
+    </w:p>
+    <w:p>
+      <w:pPr>
+        <w:pStyle w:val="Normal"/>
+        <w:shd w:val="clear" w:fill="F2F2F2"/>
+        <w:spacing w:before="0" w:after="0"/>
+        <w:rPr/>
+      </w:pPr>
+      <w:r>
+        <w:rPr>
+          <w:rFonts w:eastAsia="Consolas" w:cs="Consolas" w:ascii="Consolas" w:hAnsi="Consolas"/>
+          <w:sz w:val="18"/>
+          <w:szCs w:val="18"/>
+        </w:rPr>
+        <w:t>div.panel.modal div.companylogo {</w:t>
+      </w:r>
+    </w:p>
+    <w:p>
+      <w:pPr>
+        <w:pStyle w:val="Normal"/>
+        <w:shd w:val="clear" w:fill="F2F2F2"/>
+        <w:spacing w:before="0" w:after="0"/>
+        <w:rPr/>
+      </w:pPr>
+      <w:r>
+        <w:rPr>
+          <w:rFonts w:eastAsia="Consolas" w:cs="Consolas" w:ascii="Consolas" w:hAnsi="Consolas"/>
+          <w:sz w:val="18"/>
+          <w:szCs w:val="18"/>
+        </w:rPr>
+        <w:t xml:space="preserve">    </w:t>
+      </w:r>
+      <w:r>
+        <w:rPr>
+          <w:rFonts w:eastAsia="Consolas" w:cs="Consolas" w:ascii="Consolas" w:hAnsi="Consolas"/>
+          <w:sz w:val="18"/>
+          <w:szCs w:val="18"/>
+        </w:rPr>
+        <w:t>-µ: Sprite("imgs/logos/dosing_logo.png");</w:t>
+      </w:r>
+    </w:p>
+    <w:p>
+      <w:pPr>
+        <w:pStyle w:val="Normal"/>
+        <w:shd w:val="clear" w:fill="F2F2F2"/>
+        <w:spacing w:before="0" w:after="0"/>
+        <w:rPr/>
+      </w:pPr>
+      <w:r>
+        <w:rPr>
+          <w:rFonts w:eastAsia="Consolas" w:cs="Consolas" w:ascii="Consolas" w:hAnsi="Consolas"/>
+          <w:sz w:val="18"/>
+          <w:szCs w:val="18"/>
+        </w:rPr>
+        <w:t xml:space="preserve">    </w:t>
+      </w:r>
+      <w:r>
+        <w:rPr>
+          <w:rFonts w:eastAsia="Consolas" w:cs="Consolas" w:ascii="Consolas" w:hAnsi="Consolas"/>
+          <w:sz w:val="18"/>
+          <w:szCs w:val="18"/>
+        </w:rPr>
+        <w:t>margin-left: auto;</w:t>
+      </w:r>
+    </w:p>
+    <w:p>
+      <w:pPr>
+        <w:pStyle w:val="Normal"/>
+        <w:shd w:val="clear" w:fill="F2F2F2"/>
+        <w:spacing w:before="0" w:after="0"/>
+        <w:rPr/>
+      </w:pPr>
+      <w:r>
+        <w:rPr>
+          <w:rFonts w:eastAsia="Consolas" w:cs="Consolas" w:ascii="Consolas" w:hAnsi="Consolas"/>
+          <w:sz w:val="18"/>
+          <w:szCs w:val="18"/>
+        </w:rPr>
+        <w:t>}</w:t>
+      </w:r>
+    </w:p>
+    <w:p>
+      <w:pPr>
+        <w:pStyle w:val="Normal"/>
+        <w:shd w:val="clear" w:fill="F2F2F2"/>
+        <w:spacing w:before="0" w:after="0"/>
+        <w:rPr/>
+      </w:pPr>
+      <w:r>
+        <w:rPr>
+          <w:rFonts w:eastAsia="Consolas" w:cs="Consolas" w:ascii="Consolas" w:hAnsi="Consolas"/>
+          <w:sz w:val="18"/>
+          <w:szCs w:val="18"/>
+        </w:rPr>
+        <w:t>*.cursor_zoom {</w:t>
+      </w:r>
+    </w:p>
+    <w:p>
+      <w:pPr>
+        <w:pStyle w:val="Normal"/>
+        <w:shd w:val="clear" w:fill="F2F2F2"/>
+        <w:spacing w:before="0" w:after="0"/>
+        <w:rPr/>
+      </w:pPr>
+      <w:r>
+        <w:rPr>
+          <w:rFonts w:eastAsia="Consolas" w:cs="Consolas" w:ascii="Consolas" w:hAnsi="Consolas"/>
+          <w:sz w:val="18"/>
+          <w:szCs w:val="18"/>
+        </w:rPr>
+        <w:t xml:space="preserve">    </w:t>
+      </w:r>
+      <w:r>
+        <w:rPr>
+          <w:rFonts w:eastAsia="Consolas" w:cs="Consolas" w:ascii="Consolas" w:hAnsi="Consolas"/>
+          <w:sz w:val="18"/>
+          <w:szCs w:val="18"/>
+        </w:rPr>
+        <w:t>-µ: Cursor("zoom");</w:t>
+      </w:r>
+    </w:p>
+    <w:p>
+      <w:pPr>
+        <w:pStyle w:val="Normal"/>
+        <w:shd w:val="clear" w:fill="F2F2F2"/>
+        <w:spacing w:before="0" w:after="0"/>
+        <w:rPr/>
+      </w:pPr>
+      <w:r>
+        <w:rPr>
+          <w:rFonts w:eastAsia="Consolas" w:cs="Consolas" w:ascii="Consolas" w:hAnsi="Consolas"/>
+          <w:sz w:val="18"/>
+          <w:szCs w:val="18"/>
+        </w:rPr>
+        <w:t>}</w:t>
+      </w:r>
+    </w:p>
+    <w:p>
+      <w:pPr>
+        <w:pStyle w:val="Normal"/>
+        <w:shd w:val="clear" w:fill="F2F2F2"/>
+        <w:spacing w:before="0" w:after="0"/>
+        <w:rPr/>
+      </w:pPr>
+      <w:r>
+        <w:rPr>
+          <w:rFonts w:eastAsia="Consolas" w:cs="Consolas" w:ascii="Consolas" w:hAnsi="Consolas"/>
+          <w:sz w:val="18"/>
+          <w:szCs w:val="18"/>
+        </w:rPr>
+        <w:t>div.content.glittery {</w:t>
+      </w:r>
+    </w:p>
+    <w:p>
+      <w:pPr>
+        <w:pStyle w:val="Normal"/>
+        <w:shd w:val="clear" w:fill="F2F2F2"/>
+        <w:spacing w:before="0" w:after="0"/>
+        <w:rPr/>
+      </w:pPr>
+      <w:r>
+        <w:rPr>
+          <w:rFonts w:eastAsia="Consolas" w:cs="Consolas" w:ascii="Consolas" w:hAnsi="Consolas"/>
+          <w:sz w:val="18"/>
+          <w:szCs w:val="18"/>
+        </w:rPr>
+        <w:t xml:space="preserve">    </w:t>
+      </w:r>
+      <w:r>
+        <w:rPr>
+          <w:rFonts w:eastAsia="Consolas" w:cs="Consolas" w:ascii="Consolas" w:hAnsi="Consolas"/>
+          <w:sz w:val="18"/>
+          <w:szCs w:val="18"/>
+        </w:rPr>
+        <w:t>-µ: Sprite("imgs/general/gui/glittery/glittery.png", { afterWork: GlitterySprite });</w:t>
+      </w:r>
+    </w:p>
+    <w:p>
+      <w:pPr>
+        <w:pStyle w:val="Normal"/>
+        <w:shd w:val="clear" w:fill="F2F2F2"/>
+        <w:spacing w:before="0" w:after="160"/>
+        <w:rPr/>
+      </w:pPr>
+      <w:r>
+        <w:rPr>
+          <w:rFonts w:eastAsia="Consolas" w:cs="Consolas" w:ascii="Consolas" w:hAnsi="Consolas"/>
+          <w:sz w:val="18"/>
+          <w:szCs w:val="18"/>
+        </w:rPr>
+        <w:t>}</w:t>
+      </w:r>
+    </w:p>
+    <w:p>
+      <w:pPr>
+        <w:pStyle w:val="Normal"/>
+        <w:spacing w:before="0" w:after="120"/>
+        <w:jc w:val="both"/>
+        <w:rPr/>
+      </w:pPr>
+      <w:r>
+        <w:rPr/>
+        <w:t xml:space="preserve">The </w:t>
+      </w:r>
+      <w:r>
+        <w:rPr>
+          <w:rFonts w:eastAsia="Consolas" w:cs="Consolas" w:ascii="Consolas" w:hAnsi="Consolas"/>
+          <w:sz w:val="18"/>
+          <w:szCs w:val="18"/>
+          <w:shd w:fill="F2F2F2" w:val="clear"/>
+        </w:rPr>
+        <w:t>µ.</w:t>
+      </w:r>
+      <w:r>
+        <w:rPr/>
+        <w:t xml:space="preserve"> prefix of the old µCSS is gone — the context is implicit. Directives are evaluated in document order.</w:t>
+      </w:r>
+    </w:p>
+    <w:p>
+      <w:pPr>
+        <w:pStyle w:val="Heading2"/>
+        <w:numPr>
+          <w:ilvl w:val="0"/>
+          <w:numId w:val="0"/>
+        </w:numPr>
+        <w:spacing w:before="240" w:after="120"/>
+        <w:outlineLvl w:val="1"/>
+        <w:rPr/>
+      </w:pPr>
+      <w:bookmarkStart w:id="20" w:name="__RefHeading___Toc2183_1837479302"/>
+      <w:bookmarkEnd w:id="20"/>
+      <w:r>
+        <w:rPr/>
+        <w:t>5.4 The skin manifest</w:t>
+      </w:r>
+    </w:p>
+    <w:p>
+      <w:pPr>
+        <w:pStyle w:val="Normal"/>
+        <w:spacing w:before="0" w:after="120"/>
+        <w:jc w:val="both"/>
+        <w:rPr/>
+      </w:pPr>
+      <w:r>
+        <w:rPr/>
+        <w:t xml:space="preserve">Per skin (CSS theme) there is a manifest file </w:t>
+      </w:r>
+      <w:r>
+        <w:rPr>
+          <w:rFonts w:eastAsia="Consolas" w:cs="Consolas" w:ascii="Consolas" w:hAnsi="Consolas"/>
+          <w:sz w:val="18"/>
+          <w:szCs w:val="18"/>
+          <w:shd w:fill="F2F2F2" w:val="clear"/>
+        </w:rPr>
+        <w:t>&lt;skinname&gt;.µcss.mjs</w:t>
+      </w:r>
+      <w:r>
+        <w:rPr/>
+        <w:t xml:space="preserve"> in the source directory — regular JavaScript (ES6+), importable and testable. The double suffix </w:t>
+      </w:r>
+      <w:r>
+        <w:rPr>
+          <w:rFonts w:eastAsia="Consolas" w:cs="Consolas" w:ascii="Consolas" w:hAnsi="Consolas"/>
+          <w:sz w:val="18"/>
+          <w:szCs w:val="18"/>
+          <w:shd w:fill="F2F2F2" w:val="clear"/>
+        </w:rPr>
+        <w:t>.µcss.mjs</w:t>
+      </w:r>
+      <w:r>
+        <w:rPr/>
+        <w:t xml:space="preserve"> (ASCII alternative </w:t>
+      </w:r>
+      <w:r>
+        <w:rPr>
+          <w:rFonts w:eastAsia="Consolas" w:cs="Consolas" w:ascii="Consolas" w:hAnsi="Consolas"/>
+          <w:sz w:val="18"/>
+          <w:szCs w:val="18"/>
+          <w:shd w:fill="F2F2F2" w:val="clear"/>
+        </w:rPr>
+        <w:t>.mucss.mjs</w:t>
+      </w:r>
+      <w:r>
+        <w:rPr/>
+        <w:t>) clearly marks the file as a µCSS skin manifest so it is not confused with an ordinary module or gulpfile; the skin name is the part before it (</w:t>
+      </w:r>
+      <w:r>
+        <w:rPr>
+          <w:rFonts w:eastAsia="Consolas" w:cs="Consolas" w:ascii="Consolas" w:hAnsi="Consolas"/>
+          <w:sz w:val="18"/>
+          <w:szCs w:val="18"/>
+          <w:shd w:fill="F2F2F2" w:val="clear"/>
+        </w:rPr>
+        <w:t>std.µcss.mjs</w:t>
+      </w:r>
+      <w:r>
+        <w:rPr/>
+        <w:t xml:space="preserve"> → skin </w:t>
+      </w:r>
+      <w:r>
+        <w:rPr>
+          <w:rFonts w:eastAsia="Consolas" w:cs="Consolas" w:ascii="Consolas" w:hAnsi="Consolas"/>
+          <w:sz w:val="18"/>
+          <w:szCs w:val="18"/>
+          <w:shd w:fill="F2F2F2" w:val="clear"/>
+        </w:rPr>
+        <w:t>std</w:t>
+      </w:r>
+      <w:r>
+        <w:rPr/>
+        <w:t xml:space="preserve">). It fully replaces the old control file </w:t>
+      </w:r>
+      <w:r>
+        <w:rPr>
+          <w:rFonts w:eastAsia="Consolas" w:cs="Consolas" w:ascii="Consolas" w:hAnsi="Consolas"/>
+          <w:sz w:val="18"/>
+          <w:szCs w:val="18"/>
+          <w:shd w:fill="F2F2F2" w:val="clear"/>
+        </w:rPr>
+        <w:t>µ.std.css</w:t>
+      </w:r>
+      <w:r>
+        <w:rPr/>
+        <w:t>:</w:t>
+      </w:r>
+    </w:p>
+    <w:p>
+      <w:pPr>
+        <w:pStyle w:val="Normal"/>
+        <w:shd w:val="clear" w:fill="F2F2F2"/>
+        <w:spacing w:before="0" w:after="0"/>
+        <w:rPr/>
+      </w:pPr>
+      <w:r>
+        <w:rPr>
+          <w:rFonts w:eastAsia="Consolas" w:cs="Consolas" w:ascii="Consolas" w:hAnsi="Consolas"/>
+          <w:sz w:val="18"/>
+          <w:szCs w:val="18"/>
+        </w:rPr>
+        <w:t>// skins/src/std.µcss.mjs — skin "std", target: skins/std/</w:t>
+      </w:r>
+    </w:p>
+    <w:p>
+      <w:pPr>
+        <w:pStyle w:val="Normal"/>
+        <w:shd w:val="clear" w:fill="F2F2F2"/>
+        <w:spacing w:before="0" w:after="0"/>
+        <w:rPr/>
+      </w:pPr>
+      <w:r>
+        <w:rPr>
+          <w:rFonts w:eastAsia="Consolas" w:cs="Consolas" w:ascii="Consolas" w:hAnsi="Consolas"/>
+          <w:sz w:val="18"/>
+          <w:szCs w:val="18"/>
+        </w:rPr>
+        <w:t>import { DefineSkin } from "gulp-mu-css";</w:t>
+      </w:r>
+    </w:p>
+    <w:p>
+      <w:pPr>
+        <w:pStyle w:val="Normal"/>
+        <w:shd w:val="clear" w:fill="F2F2F2"/>
+        <w:spacing w:before="0" w:after="0"/>
+        <w:rPr/>
+      </w:pPr>
+      <w:r>
+        <w:rPr>
+          <w:rFonts w:eastAsia="Consolas" w:cs="Consolas" w:ascii="Consolas" w:hAnsi="Consolas"/>
+          <w:sz w:val="18"/>
+          <w:szCs w:val="18"/>
+        </w:rPr>
+        <w:t>import { GlitterySprite, FlyEx, Borders, TableBackgrounds } from "./helpers.mjs";</w:t>
+      </w:r>
+    </w:p>
+    <w:p>
+      <w:pPr>
+        <w:pStyle w:val="Normal"/>
+        <w:shd w:val="clear" w:fill="F2F2F2"/>
+        <w:spacing w:before="0" w:after="0"/>
+        <w:rPr/>
+      </w:pPr>
+      <w:r>
+        <w:rPr>
+          <w:rFonts w:eastAsia="Consolas" w:cs="Consolas" w:ascii="Consolas" w:hAnsi="Consolas"/>
+          <w:sz w:val="18"/>
+          <w:szCs w:val="18"/>
+        </w:rPr>
+        <w:t xml:space="preserve"> </w:t>
+      </w:r>
+    </w:p>
+    <w:p>
+      <w:pPr>
+        <w:pStyle w:val="Normal"/>
+        <w:shd w:val="clear" w:fill="F2F2F2"/>
+        <w:spacing w:before="0" w:after="0"/>
+        <w:rPr/>
+      </w:pPr>
+      <w:r>
+        <w:rPr>
+          <w:rFonts w:eastAsia="Consolas" w:cs="Consolas" w:ascii="Consolas" w:hAnsi="Consolas"/>
+          <w:sz w:val="18"/>
+          <w:szCs w:val="18"/>
+        </w:rPr>
+        <w:t>export default DefineSkin({</w:t>
+      </w:r>
+    </w:p>
+    <w:p>
+      <w:pPr>
+        <w:pStyle w:val="Normal"/>
+        <w:shd w:val="clear" w:fill="F2F2F2"/>
+        <w:spacing w:before="0" w:after="0"/>
+        <w:rPr/>
+      </w:pPr>
+      <w:r>
+        <w:rPr>
+          <w:rFonts w:eastAsia="Consolas" w:cs="Consolas" w:ascii="Consolas" w:hAnsi="Consolas"/>
+          <w:sz w:val="18"/>
+          <w:szCs w:val="18"/>
+        </w:rPr>
+        <w:t xml:space="preserve">    </w:t>
+      </w:r>
+      <w:r>
+        <w:rPr>
+          <w:rFonts w:eastAsia="Consolas" w:cs="Consolas" w:ascii="Consolas" w:hAnsi="Consolas"/>
+          <w:sz w:val="18"/>
+          <w:szCs w:val="18"/>
+        </w:rPr>
+        <w:t>vars: {</w:t>
+      </w:r>
+    </w:p>
+    <w:p>
+      <w:pPr>
+        <w:pStyle w:val="Normal"/>
+        <w:shd w:val="clear" w:fill="F2F2F2"/>
+        <w:spacing w:before="0" w:after="0"/>
+        <w:rPr/>
+      </w:pPr>
+      <w:r>
+        <w:rPr>
+          <w:rFonts w:eastAsia="Consolas" w:cs="Consolas" w:ascii="Consolas" w:hAnsi="Consolas"/>
+          <w:sz w:val="18"/>
+          <w:szCs w:val="18"/>
+        </w:rPr>
+        <w:t xml:space="preserve">        </w:t>
+      </w:r>
+      <w:r>
+        <w:rPr>
+          <w:rFonts w:eastAsia="Consolas" w:cs="Consolas" w:ascii="Consolas" w:hAnsi="Consolas"/>
+          <w:sz w:val="18"/>
+          <w:szCs w:val="18"/>
+        </w:rPr>
+        <w:t>baseBrgdColor: "#202020",</w:t>
+      </w:r>
+    </w:p>
+    <w:p>
+      <w:pPr>
+        <w:pStyle w:val="Normal"/>
+        <w:shd w:val="clear" w:fill="F2F2F2"/>
+        <w:spacing w:before="0" w:after="0"/>
+        <w:rPr/>
+      </w:pPr>
+      <w:r>
+        <w:rPr>
+          <w:rFonts w:eastAsia="Consolas" w:cs="Consolas" w:ascii="Consolas" w:hAnsi="Consolas"/>
+          <w:sz w:val="18"/>
+          <w:szCs w:val="18"/>
+        </w:rPr>
+        <w:t xml:space="preserve">        </w:t>
+      </w:r>
+      <w:r>
+        <w:rPr>
+          <w:rFonts w:eastAsia="Consolas" w:cs="Consolas" w:ascii="Consolas" w:hAnsi="Consolas"/>
+          <w:sz w:val="18"/>
+          <w:szCs w:val="18"/>
+        </w:rPr>
+        <w:t>selectBaseBrgdColor: "#007570",</w:t>
+      </w:r>
+    </w:p>
+    <w:p>
+      <w:pPr>
+        <w:pStyle w:val="Normal"/>
+        <w:shd w:val="clear" w:fill="F2F2F2"/>
+        <w:spacing w:before="0" w:after="0"/>
+        <w:rPr/>
+      </w:pPr>
+      <w:r>
+        <w:rPr>
+          <w:rFonts w:eastAsia="Consolas" w:cs="Consolas" w:ascii="Consolas" w:hAnsi="Consolas"/>
+          <w:sz w:val="18"/>
+          <w:szCs w:val="18"/>
+        </w:rPr>
+        <w:t xml:space="preserve">        </w:t>
+      </w:r>
+      <w:r>
+        <w:rPr>
+          <w:rFonts w:eastAsia="Consolas" w:cs="Consolas" w:ascii="Consolas" w:hAnsi="Consolas"/>
+          <w:sz w:val="18"/>
+          <w:szCs w:val="18"/>
+        </w:rPr>
+        <w:t>PanelZIndex: 9000</w:t>
+      </w:r>
+    </w:p>
+    <w:p>
+      <w:pPr>
+        <w:pStyle w:val="Normal"/>
+        <w:shd w:val="clear" w:fill="F2F2F2"/>
+        <w:spacing w:before="0" w:after="0"/>
+        <w:rPr/>
+      </w:pPr>
+      <w:r>
+        <w:rPr>
+          <w:rFonts w:eastAsia="Consolas" w:cs="Consolas" w:ascii="Consolas" w:hAnsi="Consolas"/>
+          <w:sz w:val="18"/>
+          <w:szCs w:val="18"/>
+        </w:rPr>
+        <w:t xml:space="preserve">    </w:t>
+      </w:r>
+      <w:r>
+        <w:rPr>
+          <w:rFonts w:eastAsia="Consolas" w:cs="Consolas" w:ascii="Consolas" w:hAnsi="Consolas"/>
+          <w:sz w:val="18"/>
+          <w:szCs w:val="18"/>
+        </w:rPr>
+        <w:t>},</w:t>
+      </w:r>
+    </w:p>
+    <w:p>
+      <w:pPr>
+        <w:pStyle w:val="Normal"/>
+        <w:shd w:val="clear" w:fill="F2F2F2"/>
+        <w:spacing w:before="0" w:after="0"/>
+        <w:rPr/>
+      </w:pPr>
+      <w:r>
+        <w:rPr>
+          <w:rFonts w:eastAsia="Consolas" w:cs="Consolas" w:ascii="Consolas" w:hAnsi="Consolas"/>
+          <w:sz w:val="18"/>
+          <w:szCs w:val="18"/>
+        </w:rPr>
+        <w:t xml:space="preserve">    </w:t>
+      </w:r>
+      <w:r>
+        <w:rPr>
+          <w:rFonts w:eastAsia="Consolas" w:cs="Consolas" w:ascii="Consolas" w:hAnsi="Consolas"/>
+          <w:sz w:val="18"/>
+          <w:szCs w:val="18"/>
+        </w:rPr>
+        <w:t>helpers: { GlitterySprite, FlyEx, Borders, TableBackgrounds },</w:t>
+      </w:r>
+    </w:p>
+    <w:p>
+      <w:pPr>
+        <w:pStyle w:val="Normal"/>
+        <w:shd w:val="clear" w:fill="F2F2F2"/>
+        <w:spacing w:before="0" w:after="0"/>
+        <w:rPr/>
+      </w:pPr>
+      <w:r>
+        <w:rPr>
+          <w:rFonts w:eastAsia="Consolas" w:cs="Consolas" w:ascii="Consolas" w:hAnsi="Consolas"/>
+          <w:sz w:val="18"/>
+          <w:szCs w:val="18"/>
+        </w:rPr>
+        <w:t xml:space="preserve">    </w:t>
+      </w:r>
+      <w:r>
+        <w:rPr>
+          <w:rFonts w:eastAsia="Consolas" w:cs="Consolas" w:ascii="Consolas" w:hAnsi="Consolas"/>
+          <w:sz w:val="18"/>
+          <w:szCs w:val="18"/>
+        </w:rPr>
+        <w:t>cursors: [</w:t>
+      </w:r>
+    </w:p>
+    <w:p>
+      <w:pPr>
+        <w:pStyle w:val="Normal"/>
+        <w:shd w:val="clear" w:fill="F2F2F2"/>
+        <w:spacing w:before="0" w:after="0"/>
+        <w:rPr/>
+      </w:pPr>
+      <w:r>
+        <w:rPr>
+          <w:rFonts w:eastAsia="Consolas" w:cs="Consolas" w:ascii="Consolas" w:hAnsi="Consolas"/>
+          <w:sz w:val="18"/>
+          <w:szCs w:val="18"/>
+        </w:rPr>
+        <w:t xml:space="preserve">        </w:t>
+      </w:r>
+      <w:r>
+        <w:rPr>
+          <w:rFonts w:eastAsia="Consolas" w:cs="Consolas" w:ascii="Consolas" w:hAnsi="Consolas"/>
+          <w:sz w:val="18"/>
+          <w:szCs w:val="18"/>
+        </w:rPr>
+        <w:t>{ name: "zoom", fallback: "zoom-in", image: "imgs/general/gui/cursors/zoom.png", hotspot: [10, 8] }</w:t>
+      </w:r>
+    </w:p>
+    <w:p>
+      <w:pPr>
+        <w:pStyle w:val="Normal"/>
+        <w:shd w:val="clear" w:fill="F2F2F2"/>
+        <w:spacing w:before="0" w:after="0"/>
+        <w:rPr/>
+      </w:pPr>
+      <w:r>
+        <w:rPr>
+          <w:rFonts w:eastAsia="Consolas" w:cs="Consolas" w:ascii="Consolas" w:hAnsi="Consolas"/>
+          <w:sz w:val="18"/>
+          <w:szCs w:val="18"/>
+        </w:rPr>
+        <w:t xml:space="preserve">    </w:t>
+      </w:r>
+      <w:r>
+        <w:rPr>
+          <w:rFonts w:eastAsia="Consolas" w:cs="Consolas" w:ascii="Consolas" w:hAnsi="Consolas"/>
+          <w:sz w:val="18"/>
+          <w:szCs w:val="18"/>
+        </w:rPr>
+        <w:t>],</w:t>
+      </w:r>
+    </w:p>
+    <w:p>
+      <w:pPr>
+        <w:pStyle w:val="Normal"/>
+        <w:shd w:val="clear" w:fill="F2F2F2"/>
+        <w:spacing w:before="0" w:after="0"/>
+        <w:rPr/>
+      </w:pPr>
+      <w:r>
+        <w:rPr>
+          <w:rFonts w:eastAsia="Consolas" w:cs="Consolas" w:ascii="Consolas" w:hAnsi="Consolas"/>
+          <w:sz w:val="18"/>
+          <w:szCs w:val="18"/>
+        </w:rPr>
+        <w:t xml:space="preserve">    </w:t>
+      </w:r>
+      <w:r>
+        <w:rPr>
+          <w:rFonts w:eastAsia="Consolas" w:cs="Consolas" w:ascii="Consolas" w:hAnsi="Consolas"/>
+          <w:sz w:val="18"/>
+          <w:szCs w:val="18"/>
+        </w:rPr>
+        <w:t>media: [</w:t>
+      </w:r>
+    </w:p>
+    <w:p>
+      <w:pPr>
+        <w:pStyle w:val="Normal"/>
+        <w:shd w:val="clear" w:fill="F2F2F2"/>
+        <w:spacing w:before="0" w:after="0"/>
+        <w:rPr/>
+      </w:pPr>
+      <w:r>
+        <w:rPr>
+          <w:rFonts w:eastAsia="Consolas" w:cs="Consolas" w:ascii="Consolas" w:hAnsi="Consolas"/>
+          <w:sz w:val="18"/>
+          <w:szCs w:val="18"/>
+        </w:rPr>
+        <w:t xml:space="preserve">        </w:t>
+      </w:r>
+      <w:r>
+        <w:rPr>
+          <w:rFonts w:eastAsia="Consolas" w:cs="Consolas" w:ascii="Consolas" w:hAnsi="Consolas"/>
+          <w:sz w:val="18"/>
+          <w:szCs w:val="18"/>
+        </w:rPr>
+        <w:t>{ buttonsAndIcons: "dev/media/final/general/gui/panelbuttons.psd", layout: "std", outputDir: "imgs/general/gui/panelbuttons" },</w:t>
+      </w:r>
+    </w:p>
+    <w:p>
+      <w:pPr>
+        <w:pStyle w:val="Normal"/>
+        <w:shd w:val="clear" w:fill="F2F2F2"/>
+        <w:spacing w:before="0" w:after="0"/>
+        <w:rPr/>
+      </w:pPr>
+      <w:r>
+        <w:rPr>
+          <w:rFonts w:eastAsia="Consolas" w:cs="Consolas" w:ascii="Consolas" w:hAnsi="Consolas"/>
+          <w:sz w:val="18"/>
+          <w:szCs w:val="18"/>
+        </w:rPr>
+        <w:t xml:space="preserve">        </w:t>
+      </w:r>
+      <w:r>
+        <w:rPr>
+          <w:rFonts w:eastAsia="Consolas" w:cs="Consolas" w:ascii="Consolas" w:hAnsi="Consolas"/>
+          <w:sz w:val="18"/>
+          <w:szCs w:val="18"/>
+        </w:rPr>
+        <w:t>{ copyFolder: "dev/media/final/fonts", to: "fonts" }</w:t>
+      </w:r>
+    </w:p>
+    <w:p>
+      <w:pPr>
+        <w:pStyle w:val="Normal"/>
+        <w:shd w:val="clear" w:fill="F2F2F2"/>
+        <w:spacing w:before="0" w:after="0"/>
+        <w:rPr/>
+      </w:pPr>
+      <w:r>
+        <w:rPr>
+          <w:rFonts w:eastAsia="Consolas" w:cs="Consolas" w:ascii="Consolas" w:hAnsi="Consolas"/>
+          <w:sz w:val="18"/>
+          <w:szCs w:val="18"/>
+        </w:rPr>
+        <w:t xml:space="preserve">    </w:t>
+      </w:r>
+      <w:r>
+        <w:rPr>
+          <w:rFonts w:eastAsia="Consolas" w:cs="Consolas" w:ascii="Consolas" w:hAnsi="Consolas"/>
+          <w:sz w:val="18"/>
+          <w:szCs w:val="18"/>
+        </w:rPr>
+        <w:t>],</w:t>
+      </w:r>
+    </w:p>
+    <w:p>
+      <w:pPr>
+        <w:pStyle w:val="Normal"/>
+        <w:shd w:val="clear" w:fill="F2F2F2"/>
+        <w:spacing w:before="0" w:after="0"/>
+        <w:rPr/>
+      </w:pPr>
+      <w:r>
+        <w:rPr>
+          <w:rFonts w:eastAsia="Consolas" w:cs="Consolas" w:ascii="Consolas" w:hAnsi="Consolas"/>
+          <w:sz w:val="18"/>
+          <w:szCs w:val="18"/>
+        </w:rPr>
+        <w:t xml:space="preserve">    </w:t>
+      </w:r>
+      <w:r>
+        <w:rPr>
+          <w:rFonts w:eastAsia="Consolas" w:cs="Consolas" w:ascii="Consolas" w:hAnsi="Consolas"/>
+          <w:sz w:val="18"/>
+          <w:szCs w:val="18"/>
+        </w:rPr>
+        <w:t>imageFormat: "png",</w:t>
+      </w:r>
+    </w:p>
+    <w:p>
+      <w:pPr>
+        <w:pStyle w:val="Normal"/>
+        <w:shd w:val="clear" w:fill="F2F2F2"/>
+        <w:spacing w:before="0" w:after="0"/>
+        <w:rPr/>
+      </w:pPr>
+      <w:r>
+        <w:rPr>
+          <w:rFonts w:eastAsia="Consolas" w:cs="Consolas" w:ascii="Consolas" w:hAnsi="Consolas"/>
+          <w:sz w:val="18"/>
+          <w:szCs w:val="18"/>
+        </w:rPr>
+        <w:t xml:space="preserve">    </w:t>
+      </w:r>
+      <w:r>
+        <w:rPr>
+          <w:rFonts w:eastAsia="Consolas" w:cs="Consolas" w:ascii="Consolas" w:hAnsi="Consolas"/>
+          <w:sz w:val="18"/>
+          <w:szCs w:val="18"/>
+        </w:rPr>
+        <w:t>sprites: { file: "imgs/sprites.png", retina: true, preloadRule: true },</w:t>
+      </w:r>
+    </w:p>
+    <w:p>
+      <w:pPr>
+        <w:pStyle w:val="Normal"/>
+        <w:shd w:val="clear" w:fill="F2F2F2"/>
+        <w:spacing w:before="0" w:after="0"/>
+        <w:rPr/>
+      </w:pPr>
+      <w:r>
+        <w:rPr>
+          <w:rFonts w:eastAsia="Consolas" w:cs="Consolas" w:ascii="Consolas" w:hAnsi="Consolas"/>
+          <w:sz w:val="18"/>
+          <w:szCs w:val="18"/>
+        </w:rPr>
+        <w:t xml:space="preserve">    </w:t>
+      </w:r>
+      <w:r>
+        <w:rPr>
+          <w:rFonts w:eastAsia="Consolas" w:cs="Consolas" w:ascii="Consolas" w:hAnsi="Consolas"/>
+          <w:sz w:val="18"/>
+          <w:szCs w:val="18"/>
+        </w:rPr>
+        <w:t>files: [</w:t>
+      </w:r>
+    </w:p>
+    <w:p>
+      <w:pPr>
+        <w:pStyle w:val="Normal"/>
+        <w:shd w:val="clear" w:fill="F2F2F2"/>
+        <w:spacing w:before="0" w:after="0"/>
+        <w:rPr/>
+      </w:pPr>
+      <w:r>
+        <w:rPr>
+          <w:rFonts w:eastAsia="Consolas" w:cs="Consolas" w:ascii="Consolas" w:hAnsi="Consolas"/>
+          <w:sz w:val="18"/>
+          <w:szCs w:val="18"/>
+        </w:rPr>
+        <w:t xml:space="preserve">        </w:t>
+      </w:r>
+      <w:r>
+        <w:rPr>
+          <w:rFonts w:eastAsia="Consolas" w:cs="Consolas" w:ascii="Consolas" w:hAnsi="Consolas"/>
+          <w:sz w:val="18"/>
+          <w:szCs w:val="18"/>
+        </w:rPr>
+        <w:t>{ source: "src.µ.css", target: "std.css" },</w:t>
+      </w:r>
+    </w:p>
+    <w:p>
+      <w:pPr>
+        <w:pStyle w:val="Normal"/>
+        <w:shd w:val="clear" w:fill="F2F2F2"/>
+        <w:spacing w:before="0" w:after="0"/>
+        <w:rPr/>
+      </w:pPr>
+      <w:r>
+        <w:rPr>
+          <w:rFonts w:eastAsia="Consolas" w:cs="Consolas" w:ascii="Consolas" w:hAnsi="Consolas"/>
+          <w:sz w:val="18"/>
+          <w:szCs w:val="18"/>
+        </w:rPr>
+        <w:t xml:space="preserve">        </w:t>
+      </w:r>
+      <w:r>
+        <w:rPr>
+          <w:rFonts w:eastAsia="Consolas" w:cs="Consolas" w:ascii="Consolas" w:hAnsi="Consolas"/>
+          <w:sz w:val="18"/>
+          <w:szCs w:val="18"/>
+        </w:rPr>
+        <w:t>{ source: "src_tinymce.µ.css", target: "std_tinymce.css" }</w:t>
+      </w:r>
+    </w:p>
+    <w:p>
+      <w:pPr>
+        <w:pStyle w:val="Normal"/>
+        <w:shd w:val="clear" w:fill="F2F2F2"/>
+        <w:spacing w:before="0" w:after="0"/>
+        <w:rPr/>
+      </w:pPr>
+      <w:r>
+        <w:rPr>
+          <w:rFonts w:eastAsia="Consolas" w:cs="Consolas" w:ascii="Consolas" w:hAnsi="Consolas"/>
+          <w:sz w:val="18"/>
+          <w:szCs w:val="18"/>
+        </w:rPr>
+        <w:t xml:space="preserve">    </w:t>
+      </w:r>
+      <w:r>
+        <w:rPr>
+          <w:rFonts w:eastAsia="Consolas" w:cs="Consolas" w:ascii="Consolas" w:hAnsi="Consolas"/>
+          <w:sz w:val="18"/>
+          <w:szCs w:val="18"/>
+        </w:rPr>
+        <w:t>]</w:t>
+      </w:r>
+    </w:p>
+    <w:p>
+      <w:pPr>
+        <w:pStyle w:val="Normal"/>
+        <w:shd w:val="clear" w:fill="F2F2F2"/>
+        <w:spacing w:before="0" w:after="160"/>
+        <w:rPr/>
+      </w:pPr>
+      <w:r>
+        <w:rPr>
+          <w:rFonts w:eastAsia="Consolas" w:cs="Consolas" w:ascii="Consolas" w:hAnsi="Consolas"/>
+          <w:sz w:val="18"/>
+          <w:szCs w:val="18"/>
+        </w:rPr>
+        <w:t>});</w:t>
+      </w:r>
+    </w:p>
+    <w:p>
+      <w:pPr>
+        <w:pStyle w:val="Normal"/>
+        <w:spacing w:before="0" w:after="120"/>
+        <w:jc w:val="both"/>
+        <w:rPr/>
+      </w:pPr>
+      <w:r>
+        <w:rPr/>
+        <w:t>The skin name is derived from the manifest file name, the output directory from the skin name. The complete field reference is in the chapter "Manifest reference".</w:t>
+      </w:r>
+    </w:p>
+    <w:p>
+      <w:pPr>
+        <w:pStyle w:val="Heading2"/>
+        <w:numPr>
+          <w:ilvl w:val="0"/>
+          <w:numId w:val="0"/>
+        </w:numPr>
+        <w:spacing w:before="240" w:after="120"/>
+        <w:outlineLvl w:val="1"/>
+        <w:rPr/>
+      </w:pPr>
+      <w:bookmarkStart w:id="21" w:name="__RefHeading___Toc2185_1837479302"/>
+      <w:bookmarkEnd w:id="21"/>
+      <w:r>
+        <w:rPr/>
+        <w:t>5.5 JavaScript without substitute characters</w:t>
       </w:r>
     </w:p>
     <w:p>
@@ -7816,11 +8721,11 @@
         <w:outlineLvl w:val="0"/>
         <w:rPr/>
       </w:pPr>
-      <w:bookmarkStart w:id="18" w:name="__RefHeading___Toc2040_3876712653"/>
-      <w:bookmarkEnd w:id="18"/>
-      <w:r>
-        <w:rPr/>
-        <w:t>5 Build process and Gulp integration</w:t>
+      <w:bookmarkStart w:id="22" w:name="__RefHeading___Toc2187_1837479302"/>
+      <w:bookmarkEnd w:id="22"/>
+      <w:r>
+        <w:rPr/>
+        <w:t>6 Build process and Gulp integration</w:t>
       </w:r>
     </w:p>
     <w:p>
@@ -7859,11 +8764,11 @@
         <w:outlineLvl w:val="1"/>
         <w:rPr/>
       </w:pPr>
-      <w:bookmarkStart w:id="19" w:name="__RefHeading___Toc2042_3876712653"/>
-      <w:bookmarkEnd w:id="19"/>
-      <w:r>
-        <w:rPr/>
-        <w:t>5.1 Directory conventions</w:t>
+      <w:bookmarkStart w:id="23" w:name="__RefHeading___Toc2189_1837479302"/>
+      <w:bookmarkEnd w:id="23"/>
+      <w:r>
+        <w:rPr/>
+        <w:t>6.1 Directory conventions</w:t>
       </w:r>
     </w:p>
     <w:p>
@@ -8259,11 +9164,11 @@
         <w:outlineLvl w:val="1"/>
         <w:rPr/>
       </w:pPr>
-      <w:bookmarkStart w:id="20" w:name="__RefHeading___Toc2044_3876712653"/>
-      <w:bookmarkEnd w:id="20"/>
-      <w:r>
-        <w:rPr/>
-        <w:t>5.2 Compilation flow</w:t>
+      <w:bookmarkStart w:id="24" w:name="__RefHeading___Toc2191_1837479302"/>
+      <w:bookmarkEnd w:id="24"/>
+      <w:r>
+        <w:rPr/>
+        <w:t>6.2 Compilation flow</w:t>
       </w:r>
     </w:p>
     <w:p>
@@ -8462,11 +9367,11 @@
         <w:outlineLvl w:val="1"/>
         <w:rPr/>
       </w:pPr>
-      <w:bookmarkStart w:id="21" w:name="__RefHeading___Toc2046_3876712653"/>
-      <w:bookmarkEnd w:id="21"/>
-      <w:r>
-        <w:rPr/>
-        <w:t>5.3 Incremental build and cache</w:t>
+      <w:bookmarkStart w:id="25" w:name="__RefHeading___Toc2193_1837479302"/>
+      <w:bookmarkEnd w:id="25"/>
+      <w:r>
+        <w:rPr/>
+        <w:t>6.3 Incremental build and cache</w:t>
       </w:r>
     </w:p>
     <w:p>
@@ -8718,11 +9623,11 @@
         <w:outlineLvl w:val="1"/>
         <w:rPr/>
       </w:pPr>
-      <w:bookmarkStart w:id="22" w:name="__RefHeading___Toc2048_3876712653"/>
-      <w:bookmarkEnd w:id="22"/>
-      <w:r>
-        <w:rPr/>
-        <w:t>5.4 Gulp tasks and watch</w:t>
+      <w:bookmarkStart w:id="26" w:name="__RefHeading___Toc2195_1837479302"/>
+      <w:bookmarkEnd w:id="26"/>
+      <w:r>
+        <w:rPr/>
+        <w:t>6.4 Gulp tasks and watch</w:t>
       </w:r>
     </w:p>
     <w:p>
@@ -9077,11 +9982,11 @@
         <w:outlineLvl w:val="0"/>
         <w:rPr/>
       </w:pPr>
-      <w:bookmarkStart w:id="23" w:name="__RefHeading___Toc2050_3876712653"/>
-      <w:bookmarkEnd w:id="23"/>
-      <w:r>
-        <w:rPr/>
-        <w:t>6 Manifest reference (DefineSkin)</w:t>
+      <w:bookmarkStart w:id="27" w:name="__RefHeading___Toc2197_1837479302"/>
+      <w:bookmarkEnd w:id="27"/>
+      <w:r>
+        <w:rPr/>
+        <w:t>7 Manifest reference (DefineSkin)</w:t>
       </w:r>
     </w:p>
     <w:p>
@@ -9116,11 +10021,11 @@
         <w:outlineLvl w:val="1"/>
         <w:rPr/>
       </w:pPr>
-      <w:bookmarkStart w:id="24" w:name="__RefHeading___Toc2052_3876712653"/>
-      <w:bookmarkEnd w:id="24"/>
-      <w:r>
-        <w:rPr/>
-        <w:t>6.1 vars</w:t>
+      <w:bookmarkStart w:id="28" w:name="__RefHeading___Toc2199_1837479302"/>
+      <w:bookmarkEnd w:id="28"/>
+      <w:r>
+        <w:rPr/>
+        <w:t>7.1 vars</w:t>
       </w:r>
     </w:p>
     <w:p>
@@ -9214,11 +10119,11 @@
         <w:outlineLvl w:val="1"/>
         <w:rPr/>
       </w:pPr>
-      <w:bookmarkStart w:id="25" w:name="__RefHeading___Toc2054_3876712653"/>
-      <w:bookmarkEnd w:id="25"/>
-      <w:r>
-        <w:rPr/>
-        <w:t>6.2 helpers</w:t>
+      <w:bookmarkStart w:id="29" w:name="__RefHeading___Toc2201_1837479302"/>
+      <w:bookmarkEnd w:id="29"/>
+      <w:r>
+        <w:rPr/>
+        <w:t>7.2 helpers</w:t>
       </w:r>
     </w:p>
     <w:p>
@@ -9331,11 +10236,11 @@
         <w:outlineLvl w:val="1"/>
         <w:rPr/>
       </w:pPr>
-      <w:bookmarkStart w:id="26" w:name="__RefHeading___Toc2056_3876712653"/>
-      <w:bookmarkEnd w:id="26"/>
-      <w:r>
-        <w:rPr/>
-        <w:t>6.3 cursors</w:t>
+      <w:bookmarkStart w:id="30" w:name="__RefHeading___Toc2203_1837479302"/>
+      <w:bookmarkEnd w:id="30"/>
+      <w:r>
+        <w:rPr/>
+        <w:t>7.3 cursors</w:t>
       </w:r>
     </w:p>
     <w:p>
@@ -9948,11 +10853,11 @@
         <w:outlineLvl w:val="1"/>
         <w:rPr/>
       </w:pPr>
-      <w:bookmarkStart w:id="27" w:name="__RefHeading___Toc2058_3876712653"/>
-      <w:bookmarkEnd w:id="27"/>
-      <w:r>
-        <w:rPr/>
-        <w:t>6.4 media</w:t>
+      <w:bookmarkStart w:id="31" w:name="__RefHeading___Toc2205_1837479302"/>
+      <w:bookmarkEnd w:id="31"/>
+      <w:r>
+        <w:rPr/>
+        <w:t>7.4 media</w:t>
       </w:r>
     </w:p>
     <w:p>
@@ -10972,11 +11877,11 @@
         <w:outlineLvl w:val="1"/>
         <w:rPr/>
       </w:pPr>
-      <w:bookmarkStart w:id="28" w:name="__RefHeading___Toc2060_3876712653"/>
-      <w:bookmarkEnd w:id="28"/>
-      <w:r>
-        <w:rPr/>
-        <w:t>6.5 imageFormat</w:t>
+      <w:bookmarkStart w:id="32" w:name="__RefHeading___Toc2207_1837479302"/>
+      <w:bookmarkEnd w:id="32"/>
+      <w:r>
+        <w:rPr/>
+        <w:t>7.5 imageFormat</w:t>
       </w:r>
     </w:p>
     <w:p>
@@ -11338,11 +12243,11 @@
         <w:outlineLvl w:val="1"/>
         <w:rPr/>
       </w:pPr>
-      <w:bookmarkStart w:id="29" w:name="__RefHeading___Toc2062_3876712653"/>
-      <w:bookmarkEnd w:id="29"/>
-      <w:r>
-        <w:rPr/>
-        <w:t>6.6 sprites</w:t>
+      <w:bookmarkStart w:id="33" w:name="__RefHeading___Toc2209_1837479302"/>
+      <w:bookmarkEnd w:id="33"/>
+      <w:r>
+        <w:rPr/>
+        <w:t>7.6 sprites</w:t>
       </w:r>
     </w:p>
     <w:p>
@@ -12135,11 +13040,11 @@
         <w:outlineLvl w:val="1"/>
         <w:rPr/>
       </w:pPr>
-      <w:bookmarkStart w:id="30" w:name="__RefHeading___Toc2064_3876712653"/>
-      <w:bookmarkEnd w:id="30"/>
-      <w:r>
-        <w:rPr/>
-        <w:t>6.7 files</w:t>
+      <w:bookmarkStart w:id="34" w:name="__RefHeading___Toc2211_1837479302"/>
+      <w:bookmarkEnd w:id="34"/>
+      <w:r>
+        <w:rPr/>
+        <w:t>7.7 files</w:t>
       </w:r>
     </w:p>
     <w:p>
@@ -12299,11 +13204,11 @@
         <w:outlineLvl w:val="0"/>
         <w:rPr/>
       </w:pPr>
-      <w:bookmarkStart w:id="31" w:name="__RefHeading___Toc2066_3876712653"/>
-      <w:bookmarkEnd w:id="31"/>
-      <w:r>
-        <w:rPr/>
-        <w:t>7 µ evaluation context (reference)</w:t>
+      <w:bookmarkStart w:id="35" w:name="__RefHeading___Toc2213_1837479302"/>
+      <w:bookmarkEnd w:id="35"/>
+      <w:r>
+        <w:rPr/>
+        <w:t>8 µ evaluation context (reference)</w:t>
       </w:r>
     </w:p>
     <w:p>
@@ -12368,11 +13273,11 @@
         <w:outlineLvl w:val="1"/>
         <w:rPr/>
       </w:pPr>
-      <w:bookmarkStart w:id="32" w:name="__RefHeading___Toc2068_3876712653"/>
-      <w:bookmarkEnd w:id="32"/>
-      <w:r>
-        <w:rPr/>
-        <w:t>7.1 The $ object</w:t>
+      <w:bookmarkStart w:id="36" w:name="__RefHeading___Toc2215_1837479302"/>
+      <w:bookmarkEnd w:id="36"/>
+      <w:r>
+        <w:rPr/>
+        <w:t>8.1 The $ object</w:t>
       </w:r>
     </w:p>
     <w:p>
@@ -12449,11 +13354,11 @@
         <w:outlineLvl w:val="1"/>
         <w:rPr/>
       </w:pPr>
-      <w:bookmarkStart w:id="33" w:name="__RefHeading___Toc2070_3876712653"/>
-      <w:bookmarkEnd w:id="33"/>
-      <w:r>
-        <w:rPr/>
-        <w:t>7.2 Color and value functions</w:t>
+      <w:bookmarkStart w:id="37" w:name="__RefHeading___Toc2217_1837479302"/>
+      <w:bookmarkEnd w:id="37"/>
+      <w:r>
+        <w:rPr/>
+        <w:t>8.2 Color and value functions</w:t>
       </w:r>
     </w:p>
     <w:tbl>
@@ -13059,11 +13964,11 @@
         <w:outlineLvl w:val="1"/>
         <w:rPr/>
       </w:pPr>
-      <w:bookmarkStart w:id="34" w:name="__RefHeading___Toc2072_3876712653"/>
-      <w:bookmarkEnd w:id="34"/>
-      <w:r>
-        <w:rPr/>
-        <w:t>7.3 Rule and document methods</w:t>
+      <w:bookmarkStart w:id="38" w:name="__RefHeading___Toc2219_1837479302"/>
+      <w:bookmarkEnd w:id="38"/>
+      <w:r>
+        <w:rPr/>
+        <w:t>8.3 Rule and document methods</w:t>
       </w:r>
     </w:p>
     <w:p>
@@ -13642,11 +14547,11 @@
         <w:outlineLvl w:val="1"/>
         <w:rPr/>
       </w:pPr>
-      <w:bookmarkStart w:id="35" w:name="__RefHeading___Toc2074_3876712653"/>
-      <w:bookmarkEnd w:id="35"/>
-      <w:r>
-        <w:rPr/>
-        <w:t>7.4 Sprite()</w:t>
+      <w:bookmarkStart w:id="39" w:name="__RefHeading___Toc2221_1837479302"/>
+      <w:bookmarkEnd w:id="39"/>
+      <w:r>
+        <w:rPr/>
+        <w:t>8.4 Sprite()</w:t>
       </w:r>
     </w:p>
     <w:p>
@@ -14423,11 +15328,11 @@
         <w:outlineLvl w:val="1"/>
         <w:rPr/>
       </w:pPr>
-      <w:bookmarkStart w:id="36" w:name="__RefHeading___Toc2076_3876712653"/>
-      <w:bookmarkEnd w:id="36"/>
-      <w:r>
-        <w:rPr/>
-        <w:t>7.5 Cursor()</w:t>
+      <w:bookmarkStart w:id="40" w:name="__RefHeading___Toc2223_1837479302"/>
+      <w:bookmarkEnd w:id="40"/>
+      <w:r>
+        <w:rPr/>
+        <w:t>8.5 Cursor()</w:t>
       </w:r>
     </w:p>
     <w:p>
@@ -14518,11 +15423,11 @@
         <w:outlineLvl w:val="1"/>
         <w:rPr/>
       </w:pPr>
-      <w:bookmarkStart w:id="37" w:name="__RefHeading___Toc2078_3876712653"/>
-      <w:bookmarkEnd w:id="37"/>
-      <w:r>
-        <w:rPr/>
-        <w:t>7.6 Helper functions and the this binding</w:t>
+      <w:bookmarkStart w:id="41" w:name="__RefHeading___Toc2225_1837479302"/>
+      <w:bookmarkEnd w:id="41"/>
+      <w:r>
+        <w:rPr/>
+        <w:t>8.6 Helper functions and the this binding</w:t>
       </w:r>
     </w:p>
     <w:p>
@@ -14982,11 +15887,11 @@
         <w:outlineLvl w:val="1"/>
         <w:rPr/>
       </w:pPr>
-      <w:bookmarkStart w:id="38" w:name="__RefHeading___Toc2080_3876712653"/>
-      <w:bookmarkEnd w:id="38"/>
-      <w:r>
-        <w:rPr/>
-        <w:t>7.7 afterWork hooks</w:t>
+      <w:bookmarkStart w:id="42" w:name="__RefHeading___Toc2227_1837479302"/>
+      <w:bookmarkEnd w:id="42"/>
+      <w:r>
+        <w:rPr/>
+        <w:t>8.7 afterWork hooks</w:t>
       </w:r>
     </w:p>
     <w:p>
@@ -15520,11 +16425,11 @@
         <w:outlineLvl w:val="0"/>
         <w:rPr/>
       </w:pPr>
-      <w:bookmarkStart w:id="39" w:name="__RefHeading___Toc2082_3876712653"/>
-      <w:bookmarkEnd w:id="39"/>
-      <w:r>
-        <w:rPr/>
-        <w:t>8 Working with colors</w:t>
+      <w:bookmarkStart w:id="43" w:name="__RefHeading___Toc2229_1837479302"/>
+      <w:bookmarkEnd w:id="43"/>
+      <w:r>
+        <w:rPr/>
+        <w:t>9 Working with colors</w:t>
       </w:r>
     </w:p>
     <w:p>
@@ -15538,11 +16443,11 @@
         <w:outlineLvl w:val="1"/>
         <w:rPr/>
       </w:pPr>
-      <w:bookmarkStart w:id="40" w:name="__RefHeading___Toc2084_3876712653"/>
-      <w:bookmarkEnd w:id="40"/>
-      <w:r>
-        <w:rPr/>
-        <w:t>8.1 Defining colors</w:t>
+      <w:bookmarkStart w:id="44" w:name="__RefHeading___Toc2231_1837479302"/>
+      <w:bookmarkEnd w:id="44"/>
+      <w:r>
+        <w:rPr/>
+        <w:t>9.1 Defining colors</w:t>
       </w:r>
     </w:p>
     <w:p>
@@ -15959,11 +16864,11 @@
         <w:outlineLvl w:val="1"/>
         <w:rPr/>
       </w:pPr>
-      <w:bookmarkStart w:id="41" w:name="__RefHeading___Toc2086_3876712653"/>
-      <w:bookmarkEnd w:id="41"/>
-      <w:r>
-        <w:rPr/>
-        <w:t>8.2 Alpha values</w:t>
+      <w:bookmarkStart w:id="45" w:name="__RefHeading___Toc2233_1837479302"/>
+      <w:bookmarkEnd w:id="45"/>
+      <w:r>
+        <w:rPr/>
+        <w:t>9.2 Alpha values</w:t>
       </w:r>
     </w:p>
     <w:p>
@@ -16242,11 +17147,11 @@
         <w:outlineLvl w:val="1"/>
         <w:rPr/>
       </w:pPr>
-      <w:bookmarkStart w:id="42" w:name="__RefHeading___Toc2088_3876712653"/>
-      <w:bookmarkEnd w:id="42"/>
-      <w:r>
-        <w:rPr/>
-        <w:t>8.3 Color computations</w:t>
+      <w:bookmarkStart w:id="46" w:name="__RefHeading___Toc2235_1837479302"/>
+      <w:bookmarkEnd w:id="46"/>
+      <w:r>
+        <w:rPr/>
+        <w:t>9.3 Color computations</w:t>
       </w:r>
     </w:p>
     <w:p>
@@ -16495,11 +17400,11 @@
         <w:outlineLvl w:val="0"/>
         <w:rPr/>
       </w:pPr>
-      <w:bookmarkStart w:id="43" w:name="__RefHeading___Toc2090_3876712653"/>
-      <w:bookmarkEnd w:id="43"/>
-      <w:r>
-        <w:rPr/>
-        <w:t>9 Node API</w:t>
+      <w:bookmarkStart w:id="47" w:name="__RefHeading___Toc2237_1837479302"/>
+      <w:bookmarkEnd w:id="47"/>
+      <w:r>
+        <w:rPr/>
+        <w:t>10 Node API</w:t>
       </w:r>
     </w:p>
     <w:p>
@@ -17673,11 +18578,11 @@
         <w:outlineLvl w:val="0"/>
         <w:rPr/>
       </w:pPr>
-      <w:bookmarkStart w:id="44" w:name="__RefHeading___Toc2092_3876712653"/>
-      <w:bookmarkEnd w:id="44"/>
-      <w:r>
-        <w:rPr/>
-        <w:t>10 Error diagnostics</w:t>
+      <w:bookmarkStart w:id="48" w:name="__RefHeading___Toc2239_1837479302"/>
+      <w:bookmarkEnd w:id="48"/>
+      <w:r>
+        <w:rPr/>
+        <w:t>11 Error diagnostics</w:t>
       </w:r>
     </w:p>
     <w:p>
@@ -18189,11 +19094,11 @@
         <w:outlineLvl w:val="0"/>
         <w:rPr/>
       </w:pPr>
-      <w:bookmarkStart w:id="45" w:name="__RefHeading___Toc2094_3876712653"/>
-      <w:bookmarkEnd w:id="45"/>
-      <w:r>
-        <w:rPr/>
-        <w:t>11 Migrating from µCSS</w:t>
+      <w:bookmarkStart w:id="49" w:name="__RefHeading___Toc2241_1837479302"/>
+      <w:bookmarkEnd w:id="49"/>
+      <w:r>
+        <w:rPr/>
+        <w:t>12 Migrating from µCSS</w:t>
       </w:r>
     </w:p>
     <w:p>
@@ -19412,11 +20317,11 @@
         <w:outlineLvl w:val="0"/>
         <w:rPr/>
       </w:pPr>
-      <w:bookmarkStart w:id="46" w:name="__RefHeading___Toc2096_3876712653"/>
-      <w:bookmarkEnd w:id="46"/>
-      <w:r>
-        <w:rPr/>
-        <w:t>12 Version history</w:t>
+      <w:bookmarkStart w:id="50" w:name="__RefHeading___Toc2243_1837479302"/>
+      <w:bookmarkEnd w:id="50"/>
+      <w:r>
+        <w:rPr/>
+        <w:t>13 Version history</w:t>
       </w:r>
     </w:p>
     <w:tbl>
@@ -20211,6 +21116,326 @@
           </w:p>
         </w:tc>
       </w:tr>
+      <w:tr>
+        <w:trPr/>
+        <w:tc>
+          <w:tcPr>
+            <w:tcW w:w="3008" w:type="dxa"/>
+            <w:tcBorders>
+              <w:top w:val="single" w:sz="4" w:space="0" w:color="999999"/>
+              <w:start w:val="single" w:sz="4" w:space="0" w:color="999999"/>
+              <w:bottom w:val="single" w:sz="4" w:space="0" w:color="999999"/>
+              <w:end w:val="single" w:sz="4" w:space="0" w:color="999999"/>
+            </w:tcBorders>
+          </w:tcPr>
+          <w:p>
+            <w:pPr>
+              <w:pStyle w:val="Normal"/>
+              <w:spacing w:before="40" w:after="40"/>
+              <w:rPr/>
+            </w:pPr>
+            <w:r>
+              <w:rPr/>
+              <w:t>2026-06</w:t>
+            </w:r>
+          </w:p>
+        </w:tc>
+        <w:tc>
+          <w:tcPr>
+            <w:tcW w:w="3009" w:type="dxa"/>
+            <w:tcBorders>
+              <w:top w:val="single" w:sz="4" w:space="0" w:color="999999"/>
+              <w:start w:val="single" w:sz="4" w:space="0" w:color="999999"/>
+              <w:bottom w:val="single" w:sz="4" w:space="0" w:color="999999"/>
+              <w:end w:val="single" w:sz="4" w:space="0" w:color="999999"/>
+            </w:tcBorders>
+          </w:tcPr>
+          <w:p>
+            <w:pPr>
+              <w:pStyle w:val="Normal"/>
+              <w:spacing w:before="40" w:after="40"/>
+              <w:rPr/>
+            </w:pPr>
+            <w:r>
+              <w:rPr/>
+              <w:t>2.2.4</w:t>
+            </w:r>
+          </w:p>
+        </w:tc>
+        <w:tc>
+          <w:tcPr>
+            <w:tcW w:w="3009" w:type="dxa"/>
+            <w:tcBorders>
+              <w:top w:val="single" w:sz="4" w:space="0" w:color="999999"/>
+              <w:start w:val="single" w:sz="4" w:space="0" w:color="999999"/>
+              <w:bottom w:val="single" w:sz="4" w:space="0" w:color="999999"/>
+              <w:end w:val="single" w:sz="4" w:space="0" w:color="999999"/>
+            </w:tcBorders>
+          </w:tcPr>
+          <w:p>
+            <w:pPr>
+              <w:pStyle w:val="Normal"/>
+              <w:spacing w:before="40" w:after="40"/>
+              <w:rPr/>
+            </w:pPr>
+            <w:r>
+              <w:rPr/>
+              <w:t>Sound atlas integration (</w:t>
+            </w:r>
+            <w:r>
+              <w:rPr>
+                <w:rFonts w:eastAsia="Consolas" w:cs="Consolas" w:ascii="Consolas" w:hAnsi="Consolas"/>
+                <w:sz w:val="18"/>
+                <w:szCs w:val="18"/>
+                <w:shd w:fill="F2F2F2" w:val="clear"/>
+              </w:rPr>
+              <w:t>sounds</w:t>
+            </w:r>
+            <w:r>
+              <w:rPr/>
+              <w:t xml:space="preserve"> block in the manifest via µAU); </w:t>
+            </w:r>
+            <w:r>
+              <w:rPr>
+                <w:rFonts w:eastAsia="Consolas" w:cs="Consolas" w:ascii="Consolas" w:hAnsi="Consolas"/>
+                <w:sz w:val="18"/>
+                <w:szCs w:val="18"/>
+                <w:shd w:fill="F2F2F2" w:val="clear"/>
+              </w:rPr>
+              <w:t>sprites.include</w:t>
+            </w:r>
+            <w:r>
+              <w:rPr/>
+              <w:t xml:space="preserve"> to add standalone images or directories to the sprite atlas without a CSS rule.</w:t>
+            </w:r>
+          </w:p>
+        </w:tc>
+      </w:tr>
+      <w:tr>
+        <w:trPr/>
+        <w:tc>
+          <w:tcPr>
+            <w:tcW w:w="3008" w:type="dxa"/>
+            <w:tcBorders>
+              <w:top w:val="single" w:sz="4" w:space="0" w:color="999999"/>
+              <w:start w:val="single" w:sz="4" w:space="0" w:color="999999"/>
+              <w:bottom w:val="single" w:sz="4" w:space="0" w:color="999999"/>
+              <w:end w:val="single" w:sz="4" w:space="0" w:color="999999"/>
+            </w:tcBorders>
+          </w:tcPr>
+          <w:p>
+            <w:pPr>
+              <w:pStyle w:val="Normal"/>
+              <w:spacing w:before="40" w:after="40"/>
+              <w:rPr/>
+            </w:pPr>
+            <w:r>
+              <w:rPr/>
+              <w:t>2026-06</w:t>
+            </w:r>
+          </w:p>
+        </w:tc>
+        <w:tc>
+          <w:tcPr>
+            <w:tcW w:w="3009" w:type="dxa"/>
+            <w:tcBorders>
+              <w:top w:val="single" w:sz="4" w:space="0" w:color="999999"/>
+              <w:start w:val="single" w:sz="4" w:space="0" w:color="999999"/>
+              <w:bottom w:val="single" w:sz="4" w:space="0" w:color="999999"/>
+              <w:end w:val="single" w:sz="4" w:space="0" w:color="999999"/>
+            </w:tcBorders>
+          </w:tcPr>
+          <w:p>
+            <w:pPr>
+              <w:pStyle w:val="Normal"/>
+              <w:spacing w:before="40" w:after="40"/>
+              <w:rPr/>
+            </w:pPr>
+            <w:r>
+              <w:rPr/>
+              <w:t>2.3.0</w:t>
+            </w:r>
+          </w:p>
+        </w:tc>
+        <w:tc>
+          <w:tcPr>
+            <w:tcW w:w="3009" w:type="dxa"/>
+            <w:tcBorders>
+              <w:top w:val="single" w:sz="4" w:space="0" w:color="999999"/>
+              <w:start w:val="single" w:sz="4" w:space="0" w:color="999999"/>
+              <w:bottom w:val="single" w:sz="4" w:space="0" w:color="999999"/>
+              <w:end w:val="single" w:sz="4" w:space="0" w:color="999999"/>
+            </w:tcBorders>
+          </w:tcPr>
+          <w:p>
+            <w:pPr>
+              <w:pStyle w:val="Normal"/>
+              <w:spacing w:before="40" w:after="40"/>
+              <w:rPr/>
+            </w:pPr>
+            <w:r>
+              <w:rPr/>
+              <w:t xml:space="preserve">Build-time </w:t>
+            </w:r>
+            <w:r>
+              <w:rPr>
+                <w:rFonts w:eastAsia="Consolas" w:cs="Consolas" w:ascii="Consolas" w:hAnsi="Consolas"/>
+                <w:sz w:val="18"/>
+                <w:szCs w:val="18"/>
+                <w:shd w:fill="F2F2F2" w:val="clear"/>
+              </w:rPr>
+              <w:t>@import</w:t>
+            </w:r>
+            <w:r>
+              <w:rPr/>
+              <w:t xml:space="preserve"> bundling (glob, recursive, Vue co-location); opt-in rule merge (</w:t>
+            </w:r>
+            <w:r>
+              <w:rPr>
+                <w:rFonts w:eastAsia="Consolas" w:cs="Consolas" w:ascii="Consolas" w:hAnsi="Consolas"/>
+                <w:sz w:val="18"/>
+                <w:szCs w:val="18"/>
+                <w:shd w:fill="F2F2F2" w:val="clear"/>
+              </w:rPr>
+              <w:t>merge</w:t>
+            </w:r>
+            <w:r>
+              <w:rPr/>
+              <w:t xml:space="preserve">, </w:t>
+            </w:r>
+            <w:r>
+              <w:rPr>
+                <w:rFonts w:eastAsia="Consolas" w:cs="Consolas" w:ascii="Consolas" w:hAnsi="Consolas"/>
+                <w:sz w:val="18"/>
+                <w:szCs w:val="18"/>
+                <w:shd w:fill="F2F2F2" w:val="clear"/>
+              </w:rPr>
+              <w:t>@µ-override</w:t>
+            </w:r>
+            <w:r>
+              <w:rPr/>
+              <w:t xml:space="preserve">, </w:t>
+            </w:r>
+            <w:r>
+              <w:rPr>
+                <w:rFonts w:eastAsia="Consolas" w:cs="Consolas" w:ascii="Consolas" w:hAnsi="Consolas"/>
+                <w:sz w:val="18"/>
+                <w:szCs w:val="18"/>
+                <w:shd w:fill="F2F2F2" w:val="clear"/>
+              </w:rPr>
+              <w:t>onConflict</w:t>
+            </w:r>
+            <w:r>
+              <w:rPr/>
+              <w:t>); namespace mode (</w:t>
+            </w:r>
+            <w:r>
+              <w:rPr>
+                <w:rFonts w:eastAsia="Consolas" w:cs="Consolas" w:ascii="Consolas" w:hAnsi="Consolas"/>
+                <w:sz w:val="18"/>
+                <w:szCs w:val="18"/>
+                <w:shd w:fill="F2F2F2" w:val="clear"/>
+              </w:rPr>
+              <w:t>@µ-namespace</w:t>
+            </w:r>
+            <w:r>
+              <w:rPr/>
+              <w:t xml:space="preserve">, </w:t>
+            </w:r>
+            <w:r>
+              <w:rPr>
+                <w:rFonts w:eastAsia="Consolas" w:cs="Consolas" w:ascii="Consolas" w:hAnsi="Consolas"/>
+                <w:sz w:val="18"/>
+                <w:szCs w:val="18"/>
+                <w:shd w:fill="F2F2F2" w:val="clear"/>
+              </w:rPr>
+              <w:t>:global()</w:t>
+            </w:r>
+            <w:r>
+              <w:rPr/>
+              <w:t>); build-type/variant filter (</w:t>
+            </w:r>
+            <w:r>
+              <w:rPr>
+                <w:rFonts w:eastAsia="Consolas" w:cs="Consolas" w:ascii="Consolas" w:hAnsi="Consolas"/>
+                <w:sz w:val="18"/>
+                <w:szCs w:val="18"/>
+                <w:shd w:fill="F2F2F2" w:val="clear"/>
+              </w:rPr>
+              <w:t>buildFilter</w:t>
+            </w:r>
+            <w:r>
+              <w:rPr/>
+              <w:t xml:space="preserve">, via </w:t>
+            </w:r>
+            <w:r>
+              <w:rPr>
+                <w:rFonts w:eastAsia="Consolas" w:cs="Consolas" w:ascii="Consolas" w:hAnsi="Consolas"/>
+                <w:sz w:val="18"/>
+                <w:szCs w:val="18"/>
+                <w:shd w:fill="F2F2F2" w:val="clear"/>
+              </w:rPr>
+              <w:t>gulp-mu-build-filter</w:t>
+            </w:r>
+            <w:r>
+              <w:rPr/>
+              <w:t xml:space="preserve">). Manual: Vue co-location chapter. Repository-only migration aids: </w:t>
+            </w:r>
+            <w:r>
+              <w:rPr>
+                <w:rFonts w:eastAsia="Consolas" w:cs="Consolas" w:ascii="Consolas" w:hAnsi="Consolas"/>
+                <w:sz w:val="18"/>
+                <w:szCs w:val="18"/>
+                <w:shd w:fill="F2F2F2" w:val="clear"/>
+              </w:rPr>
+              <w:t>tools/convert-vue.mjs</w:t>
+            </w:r>
+            <w:r>
+              <w:rPr/>
+              <w:t xml:space="preserve">, </w:t>
+            </w:r>
+            <w:r>
+              <w:rPr>
+                <w:rFonts w:eastAsia="Consolas" w:cs="Consolas" w:ascii="Consolas" w:hAnsi="Consolas"/>
+                <w:sz w:val="18"/>
+                <w:szCs w:val="18"/>
+                <w:shd w:fill="F2F2F2" w:val="clear"/>
+              </w:rPr>
+              <w:t>tools/convert-less.mjs</w:t>
+            </w:r>
+            <w:r>
+              <w:rPr/>
+              <w:t xml:space="preserve">. README/package metadata: GitHub monorepo links. Runtime dependencies added: </w:t>
+            </w:r>
+            <w:r>
+              <w:rPr>
+                <w:rFonts w:eastAsia="Consolas" w:cs="Consolas" w:ascii="Consolas" w:hAnsi="Consolas"/>
+                <w:sz w:val="18"/>
+                <w:szCs w:val="18"/>
+                <w:shd w:fill="F2F2F2" w:val="clear"/>
+              </w:rPr>
+              <w:t>postcss-selector-parser</w:t>
+            </w:r>
+            <w:r>
+              <w:rPr/>
+              <w:t xml:space="preserve">, </w:t>
+            </w:r>
+            <w:r>
+              <w:rPr>
+                <w:rFonts w:eastAsia="Consolas" w:cs="Consolas" w:ascii="Consolas" w:hAnsi="Consolas"/>
+                <w:sz w:val="18"/>
+                <w:szCs w:val="18"/>
+                <w:shd w:fill="F2F2F2" w:val="clear"/>
+              </w:rPr>
+              <w:t>gulp-mu-build-filter</w:t>
+            </w:r>
+            <w:r>
+              <w:rPr/>
+              <w:t>.</w:t>
+            </w:r>
+          </w:p>
+        </w:tc>
+      </w:tr>
     </w:tbl>
     <w:p>
       <w:pPr>
@@ -20236,11 +21461,11 @@
         <w:outlineLvl w:val="0"/>
         <w:rPr/>
       </w:pPr>
-      <w:bookmarkStart w:id="47" w:name="__RefHeading___Toc2098_3876712653"/>
-      <w:bookmarkEnd w:id="47"/>
-      <w:r>
-        <w:rPr/>
-        <w:t>13 Legal</w:t>
+      <w:bookmarkStart w:id="51" w:name="__RefHeading___Toc2245_1837479302"/>
+      <w:bookmarkEnd w:id="51"/>
+      <w:r>
+        <w:rPr/>
+        <w:t>14 Legal</w:t>
       </w:r>
     </w:p>
     <w:p>
@@ -20278,11 +21503,11 @@
         <w:outlineLvl w:val="1"/>
         <w:rPr/>
       </w:pPr>
-      <w:bookmarkStart w:id="48" w:name="__RefHeading___Toc2100_3876712653"/>
-      <w:bookmarkEnd w:id="48"/>
-      <w:r>
-        <w:rPr/>
-        <w:t>13.1 MIT license (original text)</w:t>
+      <w:bookmarkStart w:id="52" w:name="__RefHeading___Toc2247_1837479302"/>
+      <w:bookmarkEnd w:id="52"/>
+      <w:r>
+        <w:rPr/>
+        <w:t>14.1 MIT license (original text)</w:t>
       </w:r>
     </w:p>
     <w:p>
@@ -20332,11 +21557,11 @@
         <w:outlineLvl w:val="1"/>
         <w:rPr/>
       </w:pPr>
-      <w:bookmarkStart w:id="49" w:name="__RefHeading___Toc2102_3876712653"/>
-      <w:bookmarkEnd w:id="49"/>
-      <w:r>
-        <w:rPr/>
-        <w:t>13.2 Trademarks</w:t>
+      <w:bookmarkStart w:id="53" w:name="__RefHeading___Toc2249_1837479302"/>
+      <w:bookmarkEnd w:id="53"/>
+      <w:r>
+        <w:rPr/>
+        <w:t>14.2 Trademarks</w:t>
       </w:r>
     </w:p>
     <w:p>
@@ -20362,11 +21587,11 @@
         <w:outlineLvl w:val="1"/>
         <w:rPr/>
       </w:pPr>
-      <w:bookmarkStart w:id="50" w:name="__RefHeading___Toc2104_3876712653"/>
-      <w:bookmarkEnd w:id="50"/>
-      <w:r>
-        <w:rPr/>
-        <w:t>13.3 Third-party libraries</w:t>
+      <w:bookmarkStart w:id="54" w:name="__RefHeading___Toc2251_1837479302"/>
+      <w:bookmarkEnd w:id="54"/>
+      <w:r>
+        <w:rPr/>
+        <w:t>14.3 Third-party libraries</w:t>
       </w:r>
     </w:p>
     <w:p>

--- a/gulp-mu-css/docs/microCSS-en.docx
+++ b/gulp-mu-css/docs/microCSS-en.docx
@@ -136,7 +136,7 @@
           <w:sz w:val="24"/>
           <w:szCs w:val="24"/>
         </w:rPr>
-        <w:t>Version 2.3.1</w:t>
+        <w:t>Version 2.4.1</w:t>
       </w:r>
     </w:p>
     <w:p>
@@ -215,7 +215,7 @@
             </w:rPr>
             <w:fldChar w:fldCharType="separate"/>
           </w:r>
-          <w:hyperlink w:anchor="__RefHeading___Toc4033_1707754703" w:tooltip="1 Introduction">
+          <w:hyperlink w:anchor="__RefHeading___Toc4033_977023670" w:tooltip="1 Introduction">
             <w:r>
               <w:rPr>
                 <w:rStyle w:val="Verzeichnissprung"/>
@@ -235,7 +235,7 @@
             </w:tabs>
             <w:rPr/>
           </w:pPr>
-          <w:hyperlink w:anchor="__RefHeading___Toc4035_1707754703" w:tooltip="1.1 Tooling and cost">
+          <w:hyperlink w:anchor="__RefHeading___Toc4035_977023670" w:tooltip="1.1 Tooling and cost">
             <w:r>
               <w:rPr>
                 <w:rStyle w:val="Verzeichnissprung"/>
@@ -255,7 +255,7 @@
             </w:tabs>
             <w:rPr/>
           </w:pPr>
-          <w:hyperlink w:anchor="__RefHeading___Toc4037_1707754703" w:tooltip="1.2 Draft workflow (Affinity + watch)">
+          <w:hyperlink w:anchor="__RefHeading___Toc4037_977023670" w:tooltip="1.2 Draft workflow (Affinity + watch)">
             <w:r>
               <w:rPr>
                 <w:rStyle w:val="Verzeichnissprung"/>
@@ -275,7 +275,7 @@
             </w:tabs>
             <w:rPr/>
           </w:pPr>
-          <w:hyperlink w:anchor="__RefHeading___Toc4039_1707754703" w:tooltip="1.3 Context: Why µCSS?">
+          <w:hyperlink w:anchor="__RefHeading___Toc4039_977023670" w:tooltip="1.3 Context: Why µCSS?">
             <w:r>
               <w:rPr>
                 <w:rStyle w:val="Verzeichnissprung"/>
@@ -295,7 +295,7 @@
             </w:tabs>
             <w:rPr/>
           </w:pPr>
-          <w:hyperlink w:anchor="__RefHeading___Toc4041_1707754703" w:tooltip="2 Installation and getting started">
+          <w:hyperlink w:anchor="__RefHeading___Toc4041_977023670" w:tooltip="2 Installation and getting started">
             <w:r>
               <w:rPr>
                 <w:rStyle w:val="Verzeichnissprung"/>
@@ -315,7 +315,7 @@
             </w:tabs>
             <w:rPr/>
           </w:pPr>
-          <w:hyperlink w:anchor="__RefHeading___Toc4043_1707754703" w:tooltip="3 Use cases">
+          <w:hyperlink w:anchor="__RefHeading___Toc4043_977023670" w:tooltip="3 Use cases">
             <w:r>
               <w:rPr>
                 <w:rStyle w:val="Verzeichnissprung"/>
@@ -335,7 +335,7 @@
             </w:tabs>
             <w:rPr/>
           </w:pPr>
-          <w:hyperlink w:anchor="__RefHeading___Toc4045_1707754703" w:tooltip="3.1 Named properties (variables)">
+          <w:hyperlink w:anchor="__RefHeading___Toc4045_977023670" w:tooltip="3.1 Named properties (variables)">
             <w:r>
               <w:rPr>
                 <w:rStyle w:val="Verzeichnissprung"/>
@@ -355,7 +355,7 @@
             </w:tabs>
             <w:rPr/>
           </w:pPr>
-          <w:hyperlink w:anchor="__RefHeading___Toc4047_1707754703" w:tooltip="3.2 Calculations and expressions">
+          <w:hyperlink w:anchor="__RefHeading___Toc4047_977023670" w:tooltip="3.2 Calculations and expressions">
             <w:r>
               <w:rPr>
                 <w:rStyle w:val="Verzeichnissprung"/>
@@ -375,7 +375,7 @@
             </w:tabs>
             <w:rPr/>
           </w:pPr>
-          <w:hyperlink w:anchor="__RefHeading___Toc4049_1707754703" w:tooltip="3.3 Multiple layouts via skin manifests">
+          <w:hyperlink w:anchor="__RefHeading___Toc4049_977023670" w:tooltip="3.3 Multiple layouts via skin manifests">
             <w:r>
               <w:rPr>
                 <w:rStyle w:val="Verzeichnissprung"/>
@@ -395,7 +395,7 @@
             </w:tabs>
             <w:rPr/>
           </w:pPr>
-          <w:hyperlink w:anchor="__RefHeading___Toc4051_1707754703" w:tooltip="3.4 Automatic sprite generation">
+          <w:hyperlink w:anchor="__RefHeading___Toc4051_977023670" w:tooltip="3.4 Automatic sprite generation">
             <w:r>
               <w:rPr>
                 <w:rStyle w:val="Verzeichnissprung"/>
@@ -415,7 +415,7 @@
             </w:tabs>
             <w:rPr/>
           </w:pPr>
-          <w:hyperlink w:anchor="__RefHeading___Toc4053_1707754703" w:tooltip="3.5 Preloading images (preload)">
+          <w:hyperlink w:anchor="__RefHeading___Toc4053_977023670" w:tooltip="3.5 Preloading images (preload)">
             <w:r>
               <w:rPr>
                 <w:rStyle w:val="Verzeichnissprung"/>
@@ -435,7 +435,7 @@
             </w:tabs>
             <w:rPr/>
           </w:pPr>
-          <w:hyperlink w:anchor="__RefHeading___Toc4055_1707754703" w:tooltip="3.6 Cursors with hotspot and fallback">
+          <w:hyperlink w:anchor="__RefHeading___Toc4055_977023670" w:tooltip="3.6 Cursors with hotspot and fallback">
             <w:r>
               <w:rPr>
                 <w:rStyle w:val="Verzeichnissprung"/>
@@ -455,7 +455,7 @@
             </w:tabs>
             <w:rPr/>
           </w:pPr>
-          <w:hyperlink w:anchor="__RefHeading___Toc4057_1707754703" w:tooltip="3.7 Automatic image generation (media steps)">
+          <w:hyperlink w:anchor="__RefHeading___Toc4057_977023670" w:tooltip="3.7 Automatic image generation (media steps)">
             <w:r>
               <w:rPr>
                 <w:rStyle w:val="Verzeichnissprung"/>
@@ -475,7 +475,7 @@
             </w:tabs>
             <w:rPr/>
           </w:pPr>
-          <w:hyperlink w:anchor="__RefHeading___Toc4059_1707754703" w:tooltip="4 microPS (µPS) — image generators">
+          <w:hyperlink w:anchor="__RefHeading___Toc4059_977023670" w:tooltip="4 microPS (µPS) — image generators">
             <w:r>
               <w:rPr>
                 <w:rStyle w:val="Verzeichnissprung"/>
@@ -495,7 +495,7 @@
             </w:tabs>
             <w:rPr/>
           </w:pPr>
-          <w:hyperlink w:anchor="__RefHeading___Toc4061_1707754703" w:tooltip="4.1 API overview">
+          <w:hyperlink w:anchor="__RefHeading___Toc4061_977023670" w:tooltip="4.1 API overview">
             <w:r>
               <w:rPr>
                 <w:rStyle w:val="Verzeichnissprung"/>
@@ -515,7 +515,7 @@
             </w:tabs>
             <w:rPr/>
           </w:pPr>
-          <w:hyperlink w:anchor="__RefHeading___Toc4063_1707754703" w:tooltip="4.2 ButtonAndIconCreator">
+          <w:hyperlink w:anchor="__RefHeading___Toc4063_977023670" w:tooltip="4.2 ButtonAndIconCreator">
             <w:r>
               <w:rPr>
                 <w:rStyle w:val="Verzeichnissprung"/>
@@ -535,7 +535,7 @@
             </w:tabs>
             <w:rPr/>
           </w:pPr>
-          <w:hyperlink w:anchor="__RefHeading___Toc4065_1707754703" w:tooltip="4.2.1 CreateByTopLayerSets — one image per group">
+          <w:hyperlink w:anchor="__RefHeading___Toc4065_977023670" w:tooltip="4.2.1 CreateByTopLayerSets — one image per group">
             <w:r>
               <w:rPr>
                 <w:rStyle w:val="Verzeichnissprung"/>
@@ -555,7 +555,7 @@
             </w:tabs>
             <w:rPr/>
           </w:pPr>
-          <w:hyperlink w:anchor="__RefHeading___Toc4067_1707754703" w:tooltip="4.3 AppIconMaker">
+          <w:hyperlink w:anchor="__RefHeading___Toc4067_977023670" w:tooltip="4.3 AppIconMaker">
             <w:r>
               <w:rPr>
                 <w:rStyle w:val="Verzeichnissprung"/>
@@ -575,7 +575,7 @@
             </w:tabs>
             <w:rPr/>
           </w:pPr>
-          <w:hyperlink w:anchor="__RefHeading___Toc4069_1707754703" w:tooltip="4.4 SpriteAtlas and TileSheet">
+          <w:hyperlink w:anchor="__RefHeading___Toc4069_977023670" w:tooltip="4.4 SpriteAtlas and TileSheet">
             <w:r>
               <w:rPr>
                 <w:rStyle w:val="Verzeichnissprung"/>
@@ -595,7 +595,7 @@
             </w:tabs>
             <w:rPr/>
           </w:pPr>
-          <w:hyperlink w:anchor="__RefHeading___Toc4071_1707754703" w:tooltip="4.5 SequenceStrip and DSD format">
+          <w:hyperlink w:anchor="__RefHeading___Toc4071_977023670" w:tooltip="4.5 SequenceStrip and DSD format">
             <w:r>
               <w:rPr>
                 <w:rStyle w:val="Verzeichnissprung"/>
@@ -615,7 +615,7 @@
             </w:tabs>
             <w:rPr/>
           </w:pPr>
-          <w:hyperlink w:anchor="__RefHeading___Toc4073_1707754703" w:tooltip="4.5.1 Authoring DSD (`CreateDsdFromImages`)">
+          <w:hyperlink w:anchor="__RefHeading___Toc4073_977023670" w:tooltip="4.5.1 Authoring DSD (`CreateDsdFromImages`)">
             <w:r>
               <w:rPr>
                 <w:rStyle w:val="Verzeichnissprung"/>
@@ -635,7 +635,7 @@
             </w:tabs>
             <w:rPr/>
           </w:pPr>
-          <w:hyperlink w:anchor="__RefHeading___Toc4075_1707754703" w:tooltip="4.5.2 PSD sequence groups">
+          <w:hyperlink w:anchor="__RefHeading___Toc4075_977023670" w:tooltip="4.5.2 PSD sequence groups">
             <w:r>
               <w:rPr>
                 <w:rStyle w:val="Verzeichnissprung"/>
@@ -655,7 +655,7 @@
             </w:tabs>
             <w:rPr/>
           </w:pPr>
-          <w:hyperlink w:anchor="__RefHeading___Toc4077_1707754703" w:tooltip="4.6 Raster model, I/O and canvas size">
+          <w:hyperlink w:anchor="__RefHeading___Toc4077_977023670" w:tooltip="4.6 Raster model, I/O and canvas size">
             <w:r>
               <w:rPr>
                 <w:rStyle w:val="Verzeichnissprung"/>
@@ -675,7 +675,7 @@
             </w:tabs>
             <w:rPr/>
           </w:pPr>
-          <w:hyperlink w:anchor="__RefHeading___Toc4079_1707754703" w:tooltip="4.7 Adjustments and masks">
+          <w:hyperlink w:anchor="__RefHeading___Toc4079_977023670" w:tooltip="4.7 Adjustments and masks">
             <w:r>
               <w:rPr>
                 <w:rStyle w:val="Verzeichnissprung"/>
@@ -695,7 +695,7 @@
             </w:tabs>
             <w:rPr/>
           </w:pPr>
-          <w:hyperlink w:anchor="__RefHeading___Toc4081_1707754703" w:tooltip="4.7.1 Masks">
+          <w:hyperlink w:anchor="__RefHeading___Toc4081_977023670" w:tooltip="4.7.1 Masks">
             <w:r>
               <w:rPr>
                 <w:rStyle w:val="Verzeichnissprung"/>
@@ -715,7 +715,7 @@
             </w:tabs>
             <w:rPr/>
           </w:pPr>
-          <w:hyperlink w:anchor="__RefHeading___Toc4083_1707754703" w:tooltip="4.7.2 Selection engine">
+          <w:hyperlink w:anchor="__RefHeading___Toc4083_977023670" w:tooltip="4.7.2 Selection engine">
             <w:r>
               <w:rPr>
                 <w:rStyle w:val="Verzeichnissprung"/>
@@ -735,7 +735,7 @@
             </w:tabs>
             <w:rPr/>
           </w:pPr>
-          <w:hyperlink w:anchor="__RefHeading___Toc4085_1707754703" w:tooltip="4.7.3 ApplyGamma">
+          <w:hyperlink w:anchor="__RefHeading___Toc4085_977023670" w:tooltip="4.7.3 ApplyGamma">
             <w:r>
               <w:rPr>
                 <w:rStyle w:val="Verzeichnissprung"/>
@@ -755,7 +755,7 @@
             </w:tabs>
             <w:rPr/>
           </w:pPr>
-          <w:hyperlink w:anchor="__RefHeading___Toc4087_1707754703" w:tooltip="4.7.4 ApplyBrightnessContrast">
+          <w:hyperlink w:anchor="__RefHeading___Toc4087_977023670" w:tooltip="4.7.4 ApplyBrightnessContrast">
             <w:r>
               <w:rPr>
                 <w:rStyle w:val="Verzeichnissprung"/>
@@ -775,7 +775,7 @@
             </w:tabs>
             <w:rPr/>
           </w:pPr>
-          <w:hyperlink w:anchor="__RefHeading___Toc4089_1707754703" w:tooltip="4.7.5 ApplyHueSaturation">
+          <w:hyperlink w:anchor="__RefHeading___Toc4089_977023670" w:tooltip="4.7.5 ApplyHueSaturation">
             <w:r>
               <w:rPr>
                 <w:rStyle w:val="Verzeichnissprung"/>
@@ -795,7 +795,7 @@
             </w:tabs>
             <w:rPr/>
           </w:pPr>
-          <w:hyperlink w:anchor="__RefHeading___Toc4091_1707754703" w:tooltip="4.7.6 ApplyAdjustmentStack">
+          <w:hyperlink w:anchor="__RefHeading___Toc4091_977023670" w:tooltip="4.7.6 ApplyAdjustmentStack">
             <w:r>
               <w:rPr>
                 <w:rStyle w:val="Verzeichnissprung"/>
@@ -815,7 +815,7 @@
             </w:tabs>
             <w:rPr/>
           </w:pPr>
-          <w:hyperlink w:anchor="__RefHeading___Toc4093_1707754703" w:tooltip="4.8 Raster transforms">
+          <w:hyperlink w:anchor="__RefHeading___Toc4093_977023670" w:tooltip="4.8 Raster transforms">
             <w:r>
               <w:rPr>
                 <w:rStyle w:val="Verzeichnissprung"/>
@@ -835,7 +835,7 @@
             </w:tabs>
             <w:rPr/>
           </w:pPr>
-          <w:hyperlink w:anchor="__RefHeading___Toc4095_1707754703" w:tooltip="4.9 ExtendScript entry point (`MuPsDoc`)">
+          <w:hyperlink w:anchor="__RefHeading___Toc4095_977023670" w:tooltip="4.9 ExtendScript entry point (`MuPsDoc`)">
             <w:r>
               <w:rPr>
                 <w:rStyle w:val="Verzeichnissprung"/>
@@ -855,7 +855,7 @@
             </w:tabs>
             <w:rPr/>
           </w:pPr>
-          <w:hyperlink w:anchor="__RefHeading___Toc4097_1707754703" w:tooltip="4.10 PSD compositor and layer compositing">
+          <w:hyperlink w:anchor="__RefHeading___Toc4097_977023670" w:tooltip="4.10 PSD compositor and layer compositing">
             <w:r>
               <w:rPr>
                 <w:rStyle w:val="Verzeichnissprung"/>
@@ -875,7 +875,7 @@
             </w:tabs>
             <w:rPr/>
           </w:pPr>
-          <w:hyperlink w:anchor="__RefHeading___Toc4099_1707754703" w:tooltip="4.10.1 Reproduced layer effects">
+          <w:hyperlink w:anchor="__RefHeading___Toc4099_977023670" w:tooltip="4.10.1 Reproduced layer effects">
             <w:r>
               <w:rPr>
                 <w:rStyle w:val="Verzeichnissprung"/>
@@ -895,7 +895,7 @@
             </w:tabs>
             <w:rPr/>
           </w:pPr>
-          <w:hyperlink w:anchor="__RefHeading___Toc4101_1707754703" w:tooltip="4.10.2 Style transfer vs. layer links">
+          <w:hyperlink w:anchor="__RefHeading___Toc4101_977023670" w:tooltip="4.10.2 Style transfer vs. layer links">
             <w:r>
               <w:rPr>
                 <w:rStyle w:val="Verzeichnissprung"/>
@@ -915,7 +915,7 @@
             </w:tabs>
             <w:rPr/>
           </w:pPr>
-          <w:hyperlink w:anchor="__RefHeading___Toc4103_1707754703" w:tooltip="4.10.3 Opacity model (three independent controls)">
+          <w:hyperlink w:anchor="__RefHeading___Toc4103_977023670" w:tooltip="4.10.3 Opacity model (three independent controls)">
             <w:r>
               <w:rPr>
                 <w:rStyle w:val="Verzeichnissprung"/>
@@ -935,7 +935,7 @@
             </w:tabs>
             <w:rPr/>
           </w:pPr>
-          <w:hyperlink w:anchor="__RefHeading___Toc4105_1707754703" w:tooltip="4.10.4 Reference PSD and Adobe ground truth">
+          <w:hyperlink w:anchor="__RefHeading___Toc4105_977023670" w:tooltip="4.10.4 Reference PSD and Adobe ground truth">
             <w:r>
               <w:rPr>
                 <w:rStyle w:val="Verzeichnissprung"/>
@@ -955,7 +955,7 @@
             </w:tabs>
             <w:rPr/>
           </w:pPr>
-          <w:hyperlink w:anchor="__RefHeading___Toc4107_1707754703" w:tooltip="4.10.5 Tools (µPS development)">
+          <w:hyperlink w:anchor="__RefHeading___Toc4107_977023670" w:tooltip="4.10.5 Tools (µPS development)">
             <w:r>
               <w:rPr>
                 <w:rStyle w:val="Verzeichnissprung"/>
@@ -975,7 +975,7 @@
             </w:tabs>
             <w:rPr/>
           </w:pPr>
-          <w:hyperlink w:anchor="__RefHeading___Toc4109_1707754703" w:tooltip="4.11 Draft workflow (Affinity + watch)">
+          <w:hyperlink w:anchor="__RefHeading___Toc4109_977023670" w:tooltip="4.11 Draft workflow (Affinity + watch)">
             <w:r>
               <w:rPr>
                 <w:rStyle w:val="Verzeichnissprung"/>
@@ -995,7 +995,7 @@
             </w:tabs>
             <w:rPr/>
           </w:pPr>
-          <w:hyperlink w:anchor="__RefHeading___Toc4111_1707754703" w:tooltip="4.11.1 Intermediate steps raw → final (`outputBase`)">
+          <w:hyperlink w:anchor="__RefHeading___Toc4111_977023670" w:tooltip="4.11.1 Intermediate steps raw → final (`outputBase`)">
             <w:r>
               <w:rPr>
                 <w:rStyle w:val="Verzeichnissprung"/>
@@ -1015,7 +1015,7 @@
             </w:tabs>
             <w:rPr/>
           </w:pPr>
-          <w:hyperlink w:anchor="__RefHeading___Toc4113_1707754703" w:tooltip="5 microAU (µAU) — sound atlas">
+          <w:hyperlink w:anchor="__RefHeading___Toc4113_977023670" w:tooltip="5 microAU (µAU) — sound atlas">
             <w:r>
               <w:rPr>
                 <w:rStyle w:val="Verzeichnissprung"/>
@@ -1035,7 +1035,7 @@
             </w:tabs>
             <w:rPr/>
           </w:pPr>
-          <w:hyperlink w:anchor="__RefHeading___Toc4115_1707754703" w:tooltip="5.1 API overview">
+          <w:hyperlink w:anchor="__RefHeading___Toc4115_977023670" w:tooltip="5.1 API overview">
             <w:r>
               <w:rPr>
                 <w:rStyle w:val="Verzeichnissprung"/>
@@ -1055,7 +1055,7 @@
             </w:tabs>
             <w:rPr/>
           </w:pPr>
-          <w:hyperlink w:anchor="__RefHeading___Toc4117_1707754703" w:tooltip="5.2 SoundAtlasMaker">
+          <w:hyperlink w:anchor="__RefHeading___Toc4117_977023670" w:tooltip="5.2 SoundAtlasMaker">
             <w:r>
               <w:rPr>
                 <w:rStyle w:val="Verzeichnissprung"/>
@@ -1075,7 +1075,7 @@
             </w:tabs>
             <w:rPr/>
           </w:pPr>
-          <w:hyperlink w:anchor="__RefHeading___Toc4119_1707754703" w:tooltip="5.2.1 Loop points in file names">
+          <w:hyperlink w:anchor="__RefHeading___Toc4119_977023670" w:tooltip="5.2.1 Loop points in file names">
             <w:r>
               <w:rPr>
                 <w:rStyle w:val="Verzeichnissprung"/>
@@ -1095,7 +1095,7 @@
             </w:tabs>
             <w:rPr/>
           </w:pPr>
-          <w:hyperlink w:anchor="__RefHeading___Toc4121_1707754703" w:tooltip="5.2.2 JSON format">
+          <w:hyperlink w:anchor="__RefHeading___Toc4121_977023670" w:tooltip="5.2.2 JSON format">
             <w:r>
               <w:rPr>
                 <w:rStyle w:val="Verzeichnissprung"/>
@@ -1115,7 +1115,7 @@
             </w:tabs>
             <w:rPr/>
           </w:pPr>
-          <w:hyperlink w:anchor="__RefHeading___Toc4123_1707754703" w:tooltip="5.2.3 MP3 inputs">
+          <w:hyperlink w:anchor="__RefHeading___Toc4123_977023670" w:tooltip="5.2.3 MP3 inputs">
             <w:r>
               <w:rPr>
                 <w:rStyle w:val="Verzeichnissprung"/>
@@ -1135,7 +1135,7 @@
             </w:tabs>
             <w:rPr/>
           </w:pPr>
-          <w:hyperlink w:anchor="__RefHeading___Toc4125_1707754703" w:tooltip="5.3 µCSS integration (manifest `sounds`)">
+          <w:hyperlink w:anchor="__RefHeading___Toc4125_977023670" w:tooltip="5.3 µCSS integration (manifest `sounds`)">
             <w:r>
               <w:rPr>
                 <w:rStyle w:val="Verzeichnissprung"/>
@@ -1155,7 +1155,7 @@
             </w:tabs>
             <w:rPr/>
           </w:pPr>
-          <w:hyperlink w:anchor="__RefHeading___Toc4127_1707754703" w:tooltip="6 microFT (µFT) — icon font">
+          <w:hyperlink w:anchor="__RefHeading___Toc4127_977023670" w:tooltip="6 microFT (µFT) — icon font">
             <w:r>
               <w:rPr>
                 <w:rStyle w:val="Verzeichnissprung"/>
@@ -1175,7 +1175,7 @@
             </w:tabs>
             <w:rPr/>
           </w:pPr>
-          <w:hyperlink w:anchor="__RefHeading___Toc4129_1707754703" w:tooltip="6.1 Glyph naming">
+          <w:hyperlink w:anchor="__RefHeading___Toc4129_977023670" w:tooltip="6.1 Glyph naming">
             <w:r>
               <w:rPr>
                 <w:rStyle w:val="Verzeichnissprung"/>
@@ -1195,7 +1195,7 @@
             </w:tabs>
             <w:rPr/>
           </w:pPr>
-          <w:hyperlink w:anchor="__RefHeading___Toc4131_1707754703" w:tooltip="6.2 FontGenerator">
+          <w:hyperlink w:anchor="__RefHeading___Toc4131_977023670" w:tooltip="6.2 FontGenerator">
             <w:r>
               <w:rPr>
                 <w:rStyle w:val="Verzeichnissprung"/>
@@ -1215,7 +1215,7 @@
             </w:tabs>
             <w:rPr/>
           </w:pPr>
-          <w:hyperlink w:anchor="__RefHeading___Toc4133_1707754703" w:tooltip="6.3 API building blocks">
+          <w:hyperlink w:anchor="__RefHeading___Toc4133_977023670" w:tooltip="6.3 API building blocks">
             <w:r>
               <w:rPr>
                 <w:rStyle w:val="Verzeichnissprung"/>
@@ -1235,7 +1235,7 @@
             </w:tabs>
             <w:rPr/>
           </w:pPr>
-          <w:hyperlink w:anchor="__RefHeading___Toc4135_1707754703" w:tooltip="6.4 µCSS integration">
+          <w:hyperlink w:anchor="__RefHeading___Toc4135_977023670" w:tooltip="6.4 µCSS integration">
             <w:r>
               <w:rPr>
                 <w:rStyle w:val="Verzeichnissprung"/>
@@ -1255,7 +1255,7 @@
             </w:tabs>
             <w:rPr/>
           </w:pPr>
-          <w:hyperlink w:anchor="__RefHeading___Toc4137_1707754703" w:tooltip="7 Vue and component co-location">
+          <w:hyperlink w:anchor="__RefHeading___Toc4137_977023670" w:tooltip="7 Vue and component co-location">
             <w:r>
               <w:rPr>
                 <w:rStyle w:val="Verzeichnissprung"/>
@@ -1275,7 +1275,7 @@
             </w:tabs>
             <w:rPr/>
           </w:pPr>
-          <w:hyperlink w:anchor="__RefHeading___Toc4139_1707754703" w:tooltip="7.1 Workflow">
+          <w:hyperlink w:anchor="__RefHeading___Toc4139_977023670" w:tooltip="7.1 Workflow">
             <w:r>
               <w:rPr>
                 <w:rStyle w:val="Verzeichnissprung"/>
@@ -1295,7 +1295,7 @@
             </w:tabs>
             <w:rPr/>
           </w:pPr>
-          <w:hyperlink w:anchor="__RefHeading___Toc4141_1707754703" w:tooltip="7.2 Namespaces and global state classes">
+          <w:hyperlink w:anchor="__RefHeading___Toc4141_977023670" w:tooltip="7.2 Namespaces and global state classes">
             <w:r>
               <w:rPr>
                 <w:rStyle w:val="Verzeichnissprung"/>
@@ -1315,7 +1315,7 @@
             </w:tabs>
             <w:rPr/>
           </w:pPr>
-          <w:hyperlink w:anchor="__RefHeading___Toc4143_1707754703" w:tooltip="7.3 Migrating existing Vue SFCs">
+          <w:hyperlink w:anchor="__RefHeading___Toc4143_977023670" w:tooltip="7.3 Migrating existing Vue SFCs">
             <w:r>
               <w:rPr>
                 <w:rStyle w:val="Verzeichnissprung"/>
@@ -1335,7 +1335,7 @@
             </w:tabs>
             <w:rPr/>
           </w:pPr>
-          <w:hyperlink w:anchor="__RefHeading___Toc4145_1707754703" w:tooltip="8 Core ideas of µCSS">
+          <w:hyperlink w:anchor="__RefHeading___Toc4145_977023670" w:tooltip="8 Core ideas of µCSS">
             <w:r>
               <w:rPr>
                 <w:rStyle w:val="Verzeichnissprung"/>
@@ -1355,7 +1355,7 @@
             </w:tabs>
             <w:rPr/>
           </w:pPr>
-          <w:hyperlink w:anchor="__RefHeading___Toc4147_1707754703" w:tooltip="8.1 The .µ.css format">
+          <w:hyperlink w:anchor="__RefHeading___Toc4147_977023670" w:tooltip="8.1 The .µ.css format">
             <w:r>
               <w:rPr>
                 <w:rStyle w:val="Verzeichnissprung"/>
@@ -1375,7 +1375,7 @@
             </w:tabs>
             <w:rPr/>
           </w:pPr>
-          <w:hyperlink w:anchor="__RefHeading___Toc4149_1707754703" w:tooltip="8.2 Value interpolation µ(expression)">
+          <w:hyperlink w:anchor="__RefHeading___Toc4149_977023670" w:tooltip="8.2 Value interpolation µ(expression)">
             <w:r>
               <w:rPr>
                 <w:rStyle w:val="Verzeichnissprung"/>
@@ -1395,7 +1395,7 @@
             </w:tabs>
             <w:rPr/>
           </w:pPr>
-          <w:hyperlink w:anchor="__RefHeading___Toc4151_1707754703" w:tooltip="8.3 Directives -µ: expression">
+          <w:hyperlink w:anchor="__RefHeading___Toc4151_977023670" w:tooltip="8.3 Directives -µ: expression">
             <w:r>
               <w:rPr>
                 <w:rStyle w:val="Verzeichnissprung"/>
@@ -1415,7 +1415,7 @@
             </w:tabs>
             <w:rPr/>
           </w:pPr>
-          <w:hyperlink w:anchor="__RefHeading___Toc4153_1707754703" w:tooltip="8.4 The skin manifest">
+          <w:hyperlink w:anchor="__RefHeading___Toc4153_977023670" w:tooltip="8.4 The skin manifest">
             <w:r>
               <w:rPr>
                 <w:rStyle w:val="Verzeichnissprung"/>
@@ -1435,7 +1435,7 @@
             </w:tabs>
             <w:rPr/>
           </w:pPr>
-          <w:hyperlink w:anchor="__RefHeading___Toc4155_1707754703" w:tooltip="8.5 JavaScript without substitute characters">
+          <w:hyperlink w:anchor="__RefHeading___Toc4155_977023670" w:tooltip="8.5 JavaScript without substitute characters">
             <w:r>
               <w:rPr>
                 <w:rStyle w:val="Verzeichnissprung"/>
@@ -1455,7 +1455,7 @@
             </w:tabs>
             <w:rPr/>
           </w:pPr>
-          <w:hyperlink w:anchor="__RefHeading___Toc4157_1707754703" w:tooltip="9 Build process and Gulp integration">
+          <w:hyperlink w:anchor="__RefHeading___Toc4157_977023670" w:tooltip="9 Build process and Gulp integration">
             <w:r>
               <w:rPr>
                 <w:rStyle w:val="Verzeichnissprung"/>
@@ -1475,7 +1475,7 @@
             </w:tabs>
             <w:rPr/>
           </w:pPr>
-          <w:hyperlink w:anchor="__RefHeading___Toc4159_1707754703" w:tooltip="9.1 Directory conventions">
+          <w:hyperlink w:anchor="__RefHeading___Toc4159_977023670" w:tooltip="9.1 Directory conventions">
             <w:r>
               <w:rPr>
                 <w:rStyle w:val="Verzeichnissprung"/>
@@ -1495,7 +1495,7 @@
             </w:tabs>
             <w:rPr/>
           </w:pPr>
-          <w:hyperlink w:anchor="__RefHeading___Toc4161_1707754703" w:tooltip="9.2 Compilation flow">
+          <w:hyperlink w:anchor="__RefHeading___Toc4161_977023670" w:tooltip="9.2 Compilation flow">
             <w:r>
               <w:rPr>
                 <w:rStyle w:val="Verzeichnissprung"/>
@@ -1515,7 +1515,7 @@
             </w:tabs>
             <w:rPr/>
           </w:pPr>
-          <w:hyperlink w:anchor="__RefHeading___Toc4163_1707754703" w:tooltip="9.3 Incremental build and cache">
+          <w:hyperlink w:anchor="__RefHeading___Toc4163_977023670" w:tooltip="9.3 Incremental build and cache">
             <w:r>
               <w:rPr>
                 <w:rStyle w:val="Verzeichnissprung"/>
@@ -1535,7 +1535,7 @@
             </w:tabs>
             <w:rPr/>
           </w:pPr>
-          <w:hyperlink w:anchor="__RefHeading___Toc4165_1707754703" w:tooltip="9.4 Gulp tasks and watch">
+          <w:hyperlink w:anchor="__RefHeading___Toc4165_977023670" w:tooltip="9.4 Gulp tasks and watch">
             <w:r>
               <w:rPr>
                 <w:rStyle w:val="Verzeichnissprung"/>
@@ -1555,7 +1555,7 @@
             </w:tabs>
             <w:rPr/>
           </w:pPr>
-          <w:hyperlink w:anchor="__RefHeading___Toc4167_1707754703" w:tooltip="10 Manifest reference (DefineSkin)">
+          <w:hyperlink w:anchor="__RefHeading___Toc4167_977023670" w:tooltip="10 Manifest reference (DefineSkin)">
             <w:r>
               <w:rPr>
                 <w:rStyle w:val="Verzeichnissprung"/>
@@ -1575,7 +1575,7 @@
             </w:tabs>
             <w:rPr/>
           </w:pPr>
-          <w:hyperlink w:anchor="__RefHeading___Toc4169_1707754703" w:tooltip="10.1 vars">
+          <w:hyperlink w:anchor="__RefHeading___Toc4169_977023670" w:tooltip="10.1 vars">
             <w:r>
               <w:rPr>
                 <w:rStyle w:val="Verzeichnissprung"/>
@@ -1595,7 +1595,7 @@
             </w:tabs>
             <w:rPr/>
           </w:pPr>
-          <w:hyperlink w:anchor="__RefHeading___Toc4171_1707754703" w:tooltip="10.2 helpers">
+          <w:hyperlink w:anchor="__RefHeading___Toc4171_977023670" w:tooltip="10.2 helpers">
             <w:r>
               <w:rPr>
                 <w:rStyle w:val="Verzeichnissprung"/>
@@ -1615,7 +1615,7 @@
             </w:tabs>
             <w:rPr/>
           </w:pPr>
-          <w:hyperlink w:anchor="__RefHeading___Toc4173_1707754703" w:tooltip="10.3 cursors">
+          <w:hyperlink w:anchor="__RefHeading___Toc4173_977023670" w:tooltip="10.3 cursors">
             <w:r>
               <w:rPr>
                 <w:rStyle w:val="Verzeichnissprung"/>
@@ -1635,7 +1635,7 @@
             </w:tabs>
             <w:rPr/>
           </w:pPr>
-          <w:hyperlink w:anchor="__RefHeading___Toc4175_1707754703" w:tooltip="10.4 media">
+          <w:hyperlink w:anchor="__RefHeading___Toc4175_977023670" w:tooltip="10.4 media">
             <w:r>
               <w:rPr>
                 <w:rStyle w:val="Verzeichnissprung"/>
@@ -1655,7 +1655,7 @@
             </w:tabs>
             <w:rPr/>
           </w:pPr>
-          <w:hyperlink w:anchor="__RefHeading___Toc4177_1707754703" w:tooltip="10.5 imageFormat">
+          <w:hyperlink w:anchor="__RefHeading___Toc4177_977023670" w:tooltip="10.5 imageFormat">
             <w:r>
               <w:rPr>
                 <w:rStyle w:val="Verzeichnissprung"/>
@@ -1675,7 +1675,7 @@
             </w:tabs>
             <w:rPr/>
           </w:pPr>
-          <w:hyperlink w:anchor="__RefHeading___Toc4179_1707754703" w:tooltip="10.6 sprites">
+          <w:hyperlink w:anchor="__RefHeading___Toc4179_977023670" w:tooltip="10.6 sprites">
             <w:r>
               <w:rPr>
                 <w:rStyle w:val="Verzeichnissprung"/>
@@ -1695,7 +1695,7 @@
             </w:tabs>
             <w:rPr/>
           </w:pPr>
-          <w:hyperlink w:anchor="__RefHeading___Toc4181_1707754703" w:tooltip="10.7 sounds">
+          <w:hyperlink w:anchor="__RefHeading___Toc4181_977023670" w:tooltip="10.7 sounds">
             <w:r>
               <w:rPr>
                 <w:rStyle w:val="Verzeichnissprung"/>
@@ -1715,7 +1715,7 @@
             </w:tabs>
             <w:rPr/>
           </w:pPr>
-          <w:hyperlink w:anchor="__RefHeading___Toc4183_1707754703" w:tooltip="10.8 files">
+          <w:hyperlink w:anchor="__RefHeading___Toc4183_977023670" w:tooltip="10.8 files">
             <w:r>
               <w:rPr>
                 <w:rStyle w:val="Verzeichnissprung"/>
@@ -1735,7 +1735,7 @@
             </w:tabs>
             <w:rPr/>
           </w:pPr>
-          <w:hyperlink w:anchor="__RefHeading___Toc4185_1707754703" w:tooltip="11 µ evaluation context (reference)">
+          <w:hyperlink w:anchor="__RefHeading___Toc4185_977023670" w:tooltip="11 µ evaluation context (reference)">
             <w:r>
               <w:rPr>
                 <w:rStyle w:val="Verzeichnissprung"/>
@@ -1755,7 +1755,7 @@
             </w:tabs>
             <w:rPr/>
           </w:pPr>
-          <w:hyperlink w:anchor="__RefHeading___Toc4187_1707754703" w:tooltip="11.1 The $ object">
+          <w:hyperlink w:anchor="__RefHeading___Toc4187_977023670" w:tooltip="11.1 The $ object">
             <w:r>
               <w:rPr>
                 <w:rStyle w:val="Verzeichnissprung"/>
@@ -1775,7 +1775,7 @@
             </w:tabs>
             <w:rPr/>
           </w:pPr>
-          <w:hyperlink w:anchor="__RefHeading___Toc4189_1707754703" w:tooltip="11.2 Color and value functions">
+          <w:hyperlink w:anchor="__RefHeading___Toc4189_977023670" w:tooltip="11.2 Color and value functions">
             <w:r>
               <w:rPr>
                 <w:rStyle w:val="Verzeichnissprung"/>
@@ -1795,7 +1795,7 @@
             </w:tabs>
             <w:rPr/>
           </w:pPr>
-          <w:hyperlink w:anchor="__RefHeading___Toc4191_1707754703" w:tooltip="11.3 Rule and document methods">
+          <w:hyperlink w:anchor="__RefHeading___Toc4191_977023670" w:tooltip="11.3 Rule and document methods">
             <w:r>
               <w:rPr>
                 <w:rStyle w:val="Verzeichnissprung"/>
@@ -1815,7 +1815,7 @@
             </w:tabs>
             <w:rPr/>
           </w:pPr>
-          <w:hyperlink w:anchor="__RefHeading___Toc4193_1707754703" w:tooltip="11.4 Sprite()">
+          <w:hyperlink w:anchor="__RefHeading___Toc4193_977023670" w:tooltip="11.4 Sprite()">
             <w:r>
               <w:rPr>
                 <w:rStyle w:val="Verzeichnissprung"/>
@@ -1835,7 +1835,7 @@
             </w:tabs>
             <w:rPr/>
           </w:pPr>
-          <w:hyperlink w:anchor="__RefHeading___Toc4195_1707754703" w:tooltip="11.5 Cursor()">
+          <w:hyperlink w:anchor="__RefHeading___Toc4195_977023670" w:tooltip="11.5 Cursor()">
             <w:r>
               <w:rPr>
                 <w:rStyle w:val="Verzeichnissprung"/>
@@ -1855,7 +1855,7 @@
             </w:tabs>
             <w:rPr/>
           </w:pPr>
-          <w:hyperlink w:anchor="__RefHeading___Toc4197_1707754703" w:tooltip="11.6 Helper functions and the this binding">
+          <w:hyperlink w:anchor="__RefHeading___Toc4197_977023670" w:tooltip="11.6 Helper functions and the this binding">
             <w:r>
               <w:rPr>
                 <w:rStyle w:val="Verzeichnissprung"/>
@@ -1875,7 +1875,7 @@
             </w:tabs>
             <w:rPr/>
           </w:pPr>
-          <w:hyperlink w:anchor="__RefHeading___Toc4199_1707754703" w:tooltip="11.7 afterWork hooks">
+          <w:hyperlink w:anchor="__RefHeading___Toc4199_977023670" w:tooltip="11.7 afterWork hooks">
             <w:r>
               <w:rPr>
                 <w:rStyle w:val="Verzeichnissprung"/>
@@ -1895,7 +1895,7 @@
             </w:tabs>
             <w:rPr/>
           </w:pPr>
-          <w:hyperlink w:anchor="__RefHeading___Toc4201_1707754703" w:tooltip="12 Working with colors">
+          <w:hyperlink w:anchor="__RefHeading___Toc4201_977023670" w:tooltip="12 Working with colors">
             <w:r>
               <w:rPr>
                 <w:rStyle w:val="Verzeichnissprung"/>
@@ -1915,7 +1915,7 @@
             </w:tabs>
             <w:rPr/>
           </w:pPr>
-          <w:hyperlink w:anchor="__RefHeading___Toc4203_1707754703" w:tooltip="12.1 Defining colors">
+          <w:hyperlink w:anchor="__RefHeading___Toc4203_977023670" w:tooltip="12.1 Defining colors">
             <w:r>
               <w:rPr>
                 <w:rStyle w:val="Verzeichnissprung"/>
@@ -1935,7 +1935,7 @@
             </w:tabs>
             <w:rPr/>
           </w:pPr>
-          <w:hyperlink w:anchor="__RefHeading___Toc4205_1707754703" w:tooltip="12.2 Alpha values">
+          <w:hyperlink w:anchor="__RefHeading___Toc4205_977023670" w:tooltip="12.2 Alpha values">
             <w:r>
               <w:rPr>
                 <w:rStyle w:val="Verzeichnissprung"/>
@@ -1955,7 +1955,7 @@
             </w:tabs>
             <w:rPr/>
           </w:pPr>
-          <w:hyperlink w:anchor="__RefHeading___Toc4207_1707754703" w:tooltip="12.3 Color computations">
+          <w:hyperlink w:anchor="__RefHeading___Toc4207_977023670" w:tooltip="12.3 Color computations">
             <w:r>
               <w:rPr>
                 <w:rStyle w:val="Verzeichnissprung"/>
@@ -1975,7 +1975,7 @@
             </w:tabs>
             <w:rPr/>
           </w:pPr>
-          <w:hyperlink w:anchor="__RefHeading___Toc4209_1707754703" w:tooltip="13 Node API">
+          <w:hyperlink w:anchor="__RefHeading___Toc4209_977023670" w:tooltip="13 Node API">
             <w:r>
               <w:rPr>
                 <w:rStyle w:val="Verzeichnissprung"/>
@@ -1995,7 +1995,7 @@
             </w:tabs>
             <w:rPr/>
           </w:pPr>
-          <w:hyperlink w:anchor="__RefHeading___Toc4211_1707754703" w:tooltip="14 Error diagnostics">
+          <w:hyperlink w:anchor="__RefHeading___Toc4211_977023670" w:tooltip="14 Error diagnostics">
             <w:r>
               <w:rPr>
                 <w:rStyle w:val="Verzeichnissprung"/>
@@ -2015,7 +2015,7 @@
             </w:tabs>
             <w:rPr/>
           </w:pPr>
-          <w:hyperlink w:anchor="__RefHeading___Toc4213_1707754703" w:tooltip="15 Migrating from µCSS">
+          <w:hyperlink w:anchor="__RefHeading___Toc4213_977023670" w:tooltip="15 Migrating from µCSS">
             <w:r>
               <w:rPr>
                 <w:rStyle w:val="Verzeichnissprung"/>
@@ -2035,7 +2035,7 @@
             </w:tabs>
             <w:rPr/>
           </w:pPr>
-          <w:hyperlink w:anchor="__RefHeading___Toc4215_1707754703" w:tooltip="16 Version history">
+          <w:hyperlink w:anchor="__RefHeading___Toc4215_977023670" w:tooltip="16 Version history">
             <w:r>
               <w:rPr>
                 <w:rStyle w:val="Verzeichnissprung"/>
@@ -2055,7 +2055,7 @@
             </w:tabs>
             <w:rPr/>
           </w:pPr>
-          <w:hyperlink w:anchor="__RefHeading___Toc4217_1707754703" w:tooltip="17 Legal">
+          <w:hyperlink w:anchor="__RefHeading___Toc4217_977023670" w:tooltip="17 Legal">
             <w:r>
               <w:rPr>
                 <w:rStyle w:val="Verzeichnissprung"/>
@@ -2075,7 +2075,7 @@
             </w:tabs>
             <w:rPr/>
           </w:pPr>
-          <w:hyperlink w:anchor="__RefHeading___Toc4219_1707754703" w:tooltip="17.1 MIT license (original text)">
+          <w:hyperlink w:anchor="__RefHeading___Toc4219_977023670" w:tooltip="17.1 MIT license (original text)">
             <w:r>
               <w:rPr>
                 <w:rStyle w:val="Verzeichnissprung"/>
@@ -2095,7 +2095,7 @@
             </w:tabs>
             <w:rPr/>
           </w:pPr>
-          <w:hyperlink w:anchor="__RefHeading___Toc4221_1707754703" w:tooltip="17.2 Trademarks">
+          <w:hyperlink w:anchor="__RefHeading___Toc4221_977023670" w:tooltip="17.2 Trademarks">
             <w:r>
               <w:rPr>
                 <w:rStyle w:val="Verzeichnissprung"/>
@@ -2115,7 +2115,7 @@
             </w:tabs>
             <w:rPr/>
           </w:pPr>
-          <w:hyperlink w:anchor="__RefHeading___Toc4223_1707754703" w:tooltip="17.3 Third-party libraries">
+          <w:hyperlink w:anchor="__RefHeading___Toc4223_977023670" w:tooltip="17.3 Third-party libraries">
             <w:r>
               <w:rPr>
                 <w:rStyle w:val="Verzeichnissprung"/>
@@ -2166,7 +2166,7 @@
         <w:outlineLvl w:val="0"/>
         <w:rPr/>
       </w:pPr>
-      <w:bookmarkStart w:id="0" w:name="__RefHeading___Toc4033_1707754703"/>
+      <w:bookmarkStart w:id="0" w:name="__RefHeading___Toc4033_977023670"/>
       <w:bookmarkEnd w:id="0"/>
       <w:r>
         <w:rPr/>
@@ -2547,7 +2547,7 @@
         <w:outlineLvl w:val="1"/>
         <w:rPr/>
       </w:pPr>
-      <w:bookmarkStart w:id="1" w:name="__RefHeading___Toc4035_1707754703"/>
+      <w:bookmarkStart w:id="1" w:name="__RefHeading___Toc4035_977023670"/>
       <w:bookmarkEnd w:id="1"/>
       <w:r>
         <w:rPr/>
@@ -2622,7 +2622,7 @@
         <w:outlineLvl w:val="1"/>
         <w:rPr/>
       </w:pPr>
-      <w:bookmarkStart w:id="2" w:name="__RefHeading___Toc4037_1707754703"/>
+      <w:bookmarkStart w:id="2" w:name="__RefHeading___Toc4037_977023670"/>
       <w:bookmarkEnd w:id="2"/>
       <w:r>
         <w:rPr/>
@@ -3168,7 +3168,7 @@
         <w:outlineLvl w:val="1"/>
         <w:rPr/>
       </w:pPr>
-      <w:bookmarkStart w:id="3" w:name="__RefHeading___Toc4039_1707754703"/>
+      <w:bookmarkStart w:id="3" w:name="__RefHeading___Toc4039_977023670"/>
       <w:bookmarkEnd w:id="3"/>
       <w:r>
         <w:rPr/>
@@ -3817,7 +3817,7 @@
         <w:outlineLvl w:val="0"/>
         <w:rPr/>
       </w:pPr>
-      <w:bookmarkStart w:id="4" w:name="__RefHeading___Toc4041_1707754703"/>
+      <w:bookmarkStart w:id="4" w:name="__RefHeading___Toc4041_977023670"/>
       <w:bookmarkEnd w:id="4"/>
       <w:r>
         <w:rPr/>
@@ -4143,7 +4143,7 @@
         <w:outlineLvl w:val="0"/>
         <w:rPr/>
       </w:pPr>
-      <w:bookmarkStart w:id="5" w:name="__RefHeading___Toc4043_1707754703"/>
+      <w:bookmarkStart w:id="5" w:name="__RefHeading___Toc4043_977023670"/>
       <w:bookmarkEnd w:id="5"/>
       <w:r>
         <w:rPr/>
@@ -4173,7 +4173,7 @@
         <w:outlineLvl w:val="1"/>
         <w:rPr/>
       </w:pPr>
-      <w:bookmarkStart w:id="6" w:name="__RefHeading___Toc4045_1707754703"/>
+      <w:bookmarkStart w:id="6" w:name="__RefHeading___Toc4045_977023670"/>
       <w:bookmarkEnd w:id="6"/>
       <w:r>
         <w:rPr/>
@@ -4830,7 +4830,7 @@
         <w:outlineLvl w:val="1"/>
         <w:rPr/>
       </w:pPr>
-      <w:bookmarkStart w:id="7" w:name="__RefHeading___Toc4047_1707754703"/>
+      <w:bookmarkStart w:id="7" w:name="__RefHeading___Toc4047_977023670"/>
       <w:bookmarkEnd w:id="7"/>
       <w:r>
         <w:rPr/>
@@ -5208,7 +5208,7 @@
         <w:outlineLvl w:val="1"/>
         <w:rPr/>
       </w:pPr>
-      <w:bookmarkStart w:id="8" w:name="__RefHeading___Toc4049_1707754703"/>
+      <w:bookmarkStart w:id="8" w:name="__RefHeading___Toc4049_977023670"/>
       <w:bookmarkEnd w:id="8"/>
       <w:r>
         <w:rPr/>
@@ -5526,7 +5526,7 @@
         <w:outlineLvl w:val="1"/>
         <w:rPr/>
       </w:pPr>
-      <w:bookmarkStart w:id="9" w:name="__RefHeading___Toc4051_1707754703"/>
+      <w:bookmarkStart w:id="9" w:name="__RefHeading___Toc4051_977023670"/>
       <w:bookmarkEnd w:id="9"/>
       <w:r>
         <w:rPr/>
@@ -6158,7 +6158,7 @@
         <w:outlineLvl w:val="1"/>
         <w:rPr/>
       </w:pPr>
-      <w:bookmarkStart w:id="10" w:name="__RefHeading___Toc4053_1707754703"/>
+      <w:bookmarkStart w:id="10" w:name="__RefHeading___Toc4053_977023670"/>
       <w:bookmarkEnd w:id="10"/>
       <w:r>
         <w:rPr/>
@@ -6334,7 +6334,7 @@
         <w:outlineLvl w:val="1"/>
         <w:rPr/>
       </w:pPr>
-      <w:bookmarkStart w:id="11" w:name="__RefHeading___Toc4055_1707754703"/>
+      <w:bookmarkStart w:id="11" w:name="__RefHeading___Toc4055_977023670"/>
       <w:bookmarkEnd w:id="11"/>
       <w:r>
         <w:rPr/>
@@ -6699,7 +6699,7 @@
         <w:outlineLvl w:val="1"/>
         <w:rPr/>
       </w:pPr>
-      <w:bookmarkStart w:id="12" w:name="__RefHeading___Toc4057_1707754703"/>
+      <w:bookmarkStart w:id="12" w:name="__RefHeading___Toc4057_977023670"/>
       <w:bookmarkEnd w:id="12"/>
       <w:r>
         <w:rPr/>
@@ -7433,7 +7433,7 @@
         <w:outlineLvl w:val="0"/>
         <w:rPr/>
       </w:pPr>
-      <w:bookmarkStart w:id="13" w:name="__RefHeading___Toc4059_1707754703"/>
+      <w:bookmarkStart w:id="13" w:name="__RefHeading___Toc4059_977023670"/>
       <w:bookmarkEnd w:id="13"/>
       <w:r>
         <w:rPr/>
@@ -7595,7 +7595,7 @@
         <w:outlineLvl w:val="1"/>
         <w:rPr/>
       </w:pPr>
-      <w:bookmarkStart w:id="14" w:name="__RefHeading___Toc4061_1707754703"/>
+      <w:bookmarkStart w:id="14" w:name="__RefHeading___Toc4061_977023670"/>
       <w:bookmarkEnd w:id="14"/>
       <w:r>
         <w:rPr/>
@@ -8907,7 +8907,7 @@
         <w:outlineLvl w:val="1"/>
         <w:rPr/>
       </w:pPr>
-      <w:bookmarkStart w:id="15" w:name="__RefHeading___Toc4063_1707754703"/>
+      <w:bookmarkStart w:id="15" w:name="__RefHeading___Toc4063_977023670"/>
       <w:bookmarkEnd w:id="15"/>
       <w:r>
         <w:rPr/>
@@ -10029,7 +10029,7 @@
         <w:outlineLvl w:val="2"/>
         <w:rPr/>
       </w:pPr>
-      <w:bookmarkStart w:id="16" w:name="__RefHeading___Toc4065_1707754703"/>
+      <w:bookmarkStart w:id="16" w:name="__RefHeading___Toc4065_977023670"/>
       <w:bookmarkEnd w:id="16"/>
       <w:r>
         <w:rPr/>
@@ -10268,7 +10268,7 @@
         <w:outlineLvl w:val="1"/>
         <w:rPr/>
       </w:pPr>
-      <w:bookmarkStart w:id="17" w:name="__RefHeading___Toc4067_1707754703"/>
+      <w:bookmarkStart w:id="17" w:name="__RefHeading___Toc4067_977023670"/>
       <w:bookmarkEnd w:id="17"/>
       <w:r>
         <w:rPr/>
@@ -10428,7 +10428,7 @@
           <w:sz w:val="18"/>
           <w:szCs w:val="18"/>
         </w:rPr>
-        <w:t>appName: "AiDPix",</w:t>
+        <w:t>appName: "MyApp",</w:t>
       </w:r>
     </w:p>
     <w:p>
@@ -10894,7 +10894,7 @@
         <w:outlineLvl w:val="1"/>
         <w:rPr/>
       </w:pPr>
-      <w:bookmarkStart w:id="18" w:name="__RefHeading___Toc4069_1707754703"/>
+      <w:bookmarkStart w:id="18" w:name="__RefHeading___Toc4069_977023670"/>
       <w:bookmarkEnd w:id="18"/>
       <w:r>
         <w:rPr/>
@@ -10959,7 +10959,7 @@
         <w:outlineLvl w:val="1"/>
         <w:rPr/>
       </w:pPr>
-      <w:bookmarkStart w:id="19" w:name="__RefHeading___Toc4071_1707754703"/>
+      <w:bookmarkStart w:id="19" w:name="__RefHeading___Toc4071_977023670"/>
       <w:bookmarkEnd w:id="19"/>
       <w:r>
         <w:rPr/>
@@ -11368,7 +11368,7 @@
         <w:outlineLvl w:val="2"/>
         <w:rPr/>
       </w:pPr>
-      <w:bookmarkStart w:id="20" w:name="__RefHeading___Toc4073_1707754703"/>
+      <w:bookmarkStart w:id="20" w:name="__RefHeading___Toc4073_977023670"/>
       <w:bookmarkEnd w:id="20"/>
       <w:r>
         <w:rPr/>
@@ -11666,7 +11666,7 @@
         <w:outlineLvl w:val="2"/>
         <w:rPr/>
       </w:pPr>
-      <w:bookmarkStart w:id="21" w:name="__RefHeading___Toc4075_1707754703"/>
+      <w:bookmarkStart w:id="21" w:name="__RefHeading___Toc4075_977023670"/>
       <w:bookmarkEnd w:id="21"/>
       <w:r>
         <w:rPr/>
@@ -11830,7 +11830,7 @@
         <w:outlineLvl w:val="1"/>
         <w:rPr/>
       </w:pPr>
-      <w:bookmarkStart w:id="22" w:name="__RefHeading___Toc4077_1707754703"/>
+      <w:bookmarkStart w:id="22" w:name="__RefHeading___Toc4077_977023670"/>
       <w:bookmarkEnd w:id="22"/>
       <w:r>
         <w:rPr/>
@@ -12764,7 +12764,7 @@
         <w:outlineLvl w:val="1"/>
         <w:rPr/>
       </w:pPr>
-      <w:bookmarkStart w:id="23" w:name="__RefHeading___Toc4079_1707754703"/>
+      <w:bookmarkStart w:id="23" w:name="__RefHeading___Toc4079_977023670"/>
       <w:bookmarkEnd w:id="23"/>
       <w:r>
         <w:rPr/>
@@ -12816,7 +12816,7 @@
         <w:outlineLvl w:val="2"/>
         <w:rPr/>
       </w:pPr>
-      <w:bookmarkStart w:id="24" w:name="__RefHeading___Toc4081_1707754703"/>
+      <w:bookmarkStart w:id="24" w:name="__RefHeading___Toc4081_977023670"/>
       <w:bookmarkEnd w:id="24"/>
       <w:r>
         <w:rPr/>
@@ -13139,7 +13139,7 @@
         <w:outlineLvl w:val="2"/>
         <w:rPr/>
       </w:pPr>
-      <w:bookmarkStart w:id="25" w:name="__RefHeading___Toc4083_1707754703"/>
+      <w:bookmarkStart w:id="25" w:name="__RefHeading___Toc4083_977023670"/>
       <w:bookmarkEnd w:id="25"/>
       <w:r>
         <w:rPr/>
@@ -13780,7 +13780,7 @@
         <w:outlineLvl w:val="2"/>
         <w:rPr/>
       </w:pPr>
-      <w:bookmarkStart w:id="26" w:name="__RefHeading___Toc4085_1707754703"/>
+      <w:bookmarkStart w:id="26" w:name="__RefHeading___Toc4085_977023670"/>
       <w:bookmarkEnd w:id="26"/>
       <w:r>
         <w:rPr/>
@@ -14254,7 +14254,7 @@
         <w:outlineLvl w:val="2"/>
         <w:rPr/>
       </w:pPr>
-      <w:bookmarkStart w:id="27" w:name="__RefHeading___Toc4087_1707754703"/>
+      <w:bookmarkStart w:id="27" w:name="__RefHeading___Toc4087_977023670"/>
       <w:bookmarkEnd w:id="27"/>
       <w:r>
         <w:rPr/>
@@ -14629,7 +14629,7 @@
         <w:outlineLvl w:val="2"/>
         <w:rPr/>
       </w:pPr>
-      <w:bookmarkStart w:id="28" w:name="__RefHeading___Toc4089_1707754703"/>
+      <w:bookmarkStart w:id="28" w:name="__RefHeading___Toc4089_977023670"/>
       <w:bookmarkEnd w:id="28"/>
       <w:r>
         <w:rPr/>
@@ -15020,7 +15020,7 @@
         <w:outlineLvl w:val="2"/>
         <w:rPr/>
       </w:pPr>
-      <w:bookmarkStart w:id="29" w:name="__RefHeading___Toc4091_1707754703"/>
+      <w:bookmarkStart w:id="29" w:name="__RefHeading___Toc4091_977023670"/>
       <w:bookmarkEnd w:id="29"/>
       <w:r>
         <w:rPr/>
@@ -15393,7 +15393,7 @@
         <w:outlineLvl w:val="1"/>
         <w:rPr/>
       </w:pPr>
-      <w:bookmarkStart w:id="30" w:name="__RefHeading___Toc4093_1707754703"/>
+      <w:bookmarkStart w:id="30" w:name="__RefHeading___Toc4093_977023670"/>
       <w:bookmarkEnd w:id="30"/>
       <w:r>
         <w:rPr/>
@@ -16425,7 +16425,7 @@
         <w:outlineLvl w:val="1"/>
         <w:rPr/>
       </w:pPr>
-      <w:bookmarkStart w:id="31" w:name="__RefHeading___Toc4095_1707754703"/>
+      <w:bookmarkStart w:id="31" w:name="__RefHeading___Toc4095_977023670"/>
       <w:bookmarkEnd w:id="31"/>
       <w:r>
         <w:rPr/>
@@ -17619,7 +17619,7 @@
         <w:outlineLvl w:val="1"/>
         <w:rPr/>
       </w:pPr>
-      <w:bookmarkStart w:id="32" w:name="__RefHeading___Toc4097_1707754703"/>
+      <w:bookmarkStart w:id="32" w:name="__RefHeading___Toc4097_977023670"/>
       <w:bookmarkEnd w:id="32"/>
       <w:r>
         <w:rPr/>
@@ -17748,7 +17748,7 @@
         <w:outlineLvl w:val="2"/>
         <w:rPr/>
       </w:pPr>
-      <w:bookmarkStart w:id="33" w:name="__RefHeading___Toc4099_1707754703"/>
+      <w:bookmarkStart w:id="33" w:name="__RefHeading___Toc4099_977023670"/>
       <w:bookmarkEnd w:id="33"/>
       <w:r>
         <w:rPr/>
@@ -17951,7 +17951,7 @@
         <w:outlineLvl w:val="2"/>
         <w:rPr/>
       </w:pPr>
-      <w:bookmarkStart w:id="34" w:name="__RefHeading___Toc4101_1707754703"/>
+      <w:bookmarkStart w:id="34" w:name="__RefHeading___Toc4101_977023670"/>
       <w:bookmarkEnd w:id="34"/>
       <w:r>
         <w:rPr/>
@@ -18016,7 +18016,7 @@
         <w:outlineLvl w:val="2"/>
         <w:rPr/>
       </w:pPr>
-      <w:bookmarkStart w:id="35" w:name="__RefHeading___Toc4103_1707754703"/>
+      <w:bookmarkStart w:id="35" w:name="__RefHeading___Toc4103_977023670"/>
       <w:bookmarkEnd w:id="35"/>
       <w:r>
         <w:rPr/>
@@ -18449,7 +18449,7 @@
         <w:outlineLvl w:val="2"/>
         <w:rPr/>
       </w:pPr>
-      <w:bookmarkStart w:id="36" w:name="__RefHeading___Toc4105_1707754703"/>
+      <w:bookmarkStart w:id="36" w:name="__RefHeading___Toc4105_977023670"/>
       <w:bookmarkEnd w:id="36"/>
       <w:r>
         <w:rPr/>
@@ -18962,7 +18962,7 @@
         <w:outlineLvl w:val="2"/>
         <w:rPr/>
       </w:pPr>
-      <w:bookmarkStart w:id="37" w:name="__RefHeading___Toc4107_1707754703"/>
+      <w:bookmarkStart w:id="37" w:name="__RefHeading___Toc4107_977023670"/>
       <w:bookmarkEnd w:id="37"/>
       <w:r>
         <w:rPr/>
@@ -19065,7 +19065,7 @@
         <w:outlineLvl w:val="1"/>
         <w:rPr/>
       </w:pPr>
-      <w:bookmarkStart w:id="38" w:name="__RefHeading___Toc4109_1707754703"/>
+      <w:bookmarkStart w:id="38" w:name="__RefHeading___Toc4109_977023670"/>
       <w:bookmarkEnd w:id="38"/>
       <w:r>
         <w:rPr/>
@@ -19356,7 +19356,7 @@
         <w:outlineLvl w:val="2"/>
         <w:rPr/>
       </w:pPr>
-      <w:bookmarkStart w:id="39" w:name="__RefHeading___Toc4111_1707754703"/>
+      <w:bookmarkStart w:id="39" w:name="__RefHeading___Toc4111_977023670"/>
       <w:bookmarkEnd w:id="39"/>
       <w:r>
         <w:rPr/>
@@ -19607,7 +19607,7 @@
         <w:outlineLvl w:val="0"/>
         <w:rPr/>
       </w:pPr>
-      <w:bookmarkStart w:id="40" w:name="__RefHeading___Toc4113_1707754703"/>
+      <w:bookmarkStart w:id="40" w:name="__RefHeading___Toc4113_977023670"/>
       <w:bookmarkEnd w:id="40"/>
       <w:r>
         <w:rPr/>
@@ -19753,7 +19753,7 @@
         <w:outlineLvl w:val="1"/>
         <w:rPr/>
       </w:pPr>
-      <w:bookmarkStart w:id="41" w:name="__RefHeading___Toc4115_1707754703"/>
+      <w:bookmarkStart w:id="41" w:name="__RefHeading___Toc4115_977023670"/>
       <w:bookmarkEnd w:id="41"/>
       <w:r>
         <w:rPr/>
@@ -20034,7 +20034,7 @@
         <w:outlineLvl w:val="1"/>
         <w:rPr/>
       </w:pPr>
-      <w:bookmarkStart w:id="42" w:name="__RefHeading___Toc4117_1707754703"/>
+      <w:bookmarkStart w:id="42" w:name="__RefHeading___Toc4117_977023670"/>
       <w:bookmarkEnd w:id="42"/>
       <w:r>
         <w:rPr/>
@@ -21067,7 +21067,7 @@
         <w:outlineLvl w:val="2"/>
         <w:rPr/>
       </w:pPr>
-      <w:bookmarkStart w:id="43" w:name="__RefHeading___Toc4119_1707754703"/>
+      <w:bookmarkStart w:id="43" w:name="__RefHeading___Toc4119_977023670"/>
       <w:bookmarkEnd w:id="43"/>
       <w:r>
         <w:rPr/>
@@ -21132,7 +21132,7 @@
         <w:outlineLvl w:val="2"/>
         <w:rPr/>
       </w:pPr>
-      <w:bookmarkStart w:id="44" w:name="__RefHeading___Toc4121_1707754703"/>
+      <w:bookmarkStart w:id="44" w:name="__RefHeading___Toc4121_977023670"/>
       <w:bookmarkEnd w:id="44"/>
       <w:r>
         <w:rPr/>
@@ -21226,7 +21226,7 @@
         <w:outlineLvl w:val="2"/>
         <w:rPr/>
       </w:pPr>
-      <w:bookmarkStart w:id="45" w:name="__RefHeading___Toc4123_1707754703"/>
+      <w:bookmarkStart w:id="45" w:name="__RefHeading___Toc4123_977023670"/>
       <w:bookmarkEnd w:id="45"/>
       <w:r>
         <w:rPr/>
@@ -21293,7 +21293,7 @@
         <w:outlineLvl w:val="1"/>
         <w:rPr/>
       </w:pPr>
-      <w:bookmarkStart w:id="46" w:name="__RefHeading___Toc4125_1707754703"/>
+      <w:bookmarkStart w:id="46" w:name="__RefHeading___Toc4125_977023670"/>
       <w:bookmarkEnd w:id="46"/>
       <w:r>
         <w:rPr/>
@@ -21632,7 +21632,7 @@
         <w:outlineLvl w:val="0"/>
         <w:rPr/>
       </w:pPr>
-      <w:bookmarkStart w:id="47" w:name="__RefHeading___Toc4127_1707754703"/>
+      <w:bookmarkStart w:id="47" w:name="__RefHeading___Toc4127_977023670"/>
       <w:bookmarkEnd w:id="47"/>
       <w:r>
         <w:rPr/>
@@ -21768,7 +21768,7 @@
         <w:outlineLvl w:val="1"/>
         <w:rPr/>
       </w:pPr>
-      <w:bookmarkStart w:id="48" w:name="__RefHeading___Toc4129_1707754703"/>
+      <w:bookmarkStart w:id="48" w:name="__RefHeading___Toc4129_977023670"/>
       <w:bookmarkEnd w:id="48"/>
       <w:r>
         <w:rPr/>
@@ -21922,7 +21922,7 @@
         <w:outlineLvl w:val="1"/>
         <w:rPr/>
       </w:pPr>
-      <w:bookmarkStart w:id="49" w:name="__RefHeading___Toc4131_1707754703"/>
+      <w:bookmarkStart w:id="49" w:name="__RefHeading___Toc4131_977023670"/>
       <w:bookmarkEnd w:id="49"/>
       <w:r>
         <w:rPr/>
@@ -21998,7 +21998,7 @@
           <w:sz w:val="18"/>
           <w:szCs w:val="18"/>
         </w:rPr>
-        <w:t>fontName: "DosingSymbol",</w:t>
+        <w:t>fontName: "AppSymbol",</w:t>
       </w:r>
     </w:p>
     <w:p>
@@ -22243,7 +22243,7 @@
           <w:szCs w:val="18"/>
           <w:shd w:fill="F2F2F2" w:val="clear"/>
         </w:rPr>
-        <w:t>DosingSymbol.css</w:t>
+        <w:t>AppSymbol.css</w:t>
       </w:r>
       <w:r>
         <w:rPr/>
@@ -22269,7 +22269,7 @@
           <w:szCs w:val="18"/>
           <w:shd w:fill="F2F2F2" w:val="clear"/>
         </w:rPr>
-        <w:t>DosingSymbol.json</w:t>
+        <w:t>AppSymbol.json</w:t>
       </w:r>
       <w:r>
         <w:rPr/>
@@ -22282,7 +22282,7 @@
           <w:szCs w:val="18"/>
           <w:shd w:fill="F2F2F2" w:val="clear"/>
         </w:rPr>
-        <w:t>DosingSymbol.html</w:t>
+        <w:t>AppSymbol.html</w:t>
       </w:r>
       <w:r>
         <w:rPr/>
@@ -23372,7 +23372,7 @@
         <w:outlineLvl w:val="1"/>
         <w:rPr/>
       </w:pPr>
-      <w:bookmarkStart w:id="50" w:name="__RefHeading___Toc4133_1707754703"/>
+      <w:bookmarkStart w:id="50" w:name="__RefHeading___Toc4133_977023670"/>
       <w:bookmarkEnd w:id="50"/>
       <w:r>
         <w:rPr/>
@@ -23735,7 +23735,7 @@
         <w:outlineLvl w:val="1"/>
         <w:rPr/>
       </w:pPr>
-      <w:bookmarkStart w:id="51" w:name="__RefHeading___Toc4135_1707754703"/>
+      <w:bookmarkStart w:id="51" w:name="__RefHeading___Toc4135_977023670"/>
       <w:bookmarkEnd w:id="51"/>
       <w:r>
         <w:rPr/>
@@ -23927,7 +23927,7 @@
         <w:outlineLvl w:val="0"/>
         <w:rPr/>
       </w:pPr>
-      <w:bookmarkStart w:id="52" w:name="__RefHeading___Toc4137_1707754703"/>
+      <w:bookmarkStart w:id="52" w:name="__RefHeading___Toc4137_977023670"/>
       <w:bookmarkEnd w:id="52"/>
       <w:r>
         <w:rPr/>
@@ -24056,7 +24056,7 @@
         <w:outlineLvl w:val="1"/>
         <w:rPr/>
       </w:pPr>
-      <w:bookmarkStart w:id="53" w:name="__RefHeading___Toc4139_1707754703"/>
+      <w:bookmarkStart w:id="53" w:name="__RefHeading___Toc4139_977023670"/>
       <w:bookmarkEnd w:id="53"/>
       <w:r>
         <w:rPr/>
@@ -24351,7 +24351,7 @@
         <w:outlineLvl w:val="1"/>
         <w:rPr/>
       </w:pPr>
-      <w:bookmarkStart w:id="54" w:name="__RefHeading___Toc4141_1707754703"/>
+      <w:bookmarkStart w:id="54" w:name="__RefHeading___Toc4141_977023670"/>
       <w:bookmarkEnd w:id="54"/>
       <w:r>
         <w:rPr/>
@@ -24506,7 +24506,7 @@
         <w:outlineLvl w:val="1"/>
         <w:rPr/>
       </w:pPr>
-      <w:bookmarkStart w:id="55" w:name="__RefHeading___Toc4143_1707754703"/>
+      <w:bookmarkStart w:id="55" w:name="__RefHeading___Toc4143_977023670"/>
       <w:bookmarkEnd w:id="55"/>
       <w:r>
         <w:rPr/>
@@ -24752,7 +24752,7 @@
         <w:outlineLvl w:val="0"/>
         <w:rPr/>
       </w:pPr>
-      <w:bookmarkStart w:id="56" w:name="__RefHeading___Toc4145_1707754703"/>
+      <w:bookmarkStart w:id="56" w:name="__RefHeading___Toc4145_977023670"/>
       <w:bookmarkEnd w:id="56"/>
       <w:r>
         <w:rPr/>
@@ -24770,7 +24770,7 @@
         <w:outlineLvl w:val="1"/>
         <w:rPr/>
       </w:pPr>
-      <w:bookmarkStart w:id="57" w:name="__RefHeading___Toc4147_1707754703"/>
+      <w:bookmarkStart w:id="57" w:name="__RefHeading___Toc4147_977023670"/>
       <w:bookmarkEnd w:id="57"/>
       <w:r>
         <w:rPr/>
@@ -24977,7 +24977,7 @@
         <w:outlineLvl w:val="1"/>
         <w:rPr/>
       </w:pPr>
-      <w:bookmarkStart w:id="58" w:name="__RefHeading___Toc4149_1707754703"/>
+      <w:bookmarkStart w:id="58" w:name="__RefHeading___Toc4149_977023670"/>
       <w:bookmarkEnd w:id="58"/>
       <w:r>
         <w:rPr/>
@@ -25267,7 +25267,7 @@
         <w:outlineLvl w:val="1"/>
         <w:rPr/>
       </w:pPr>
-      <w:bookmarkStart w:id="59" w:name="__RefHeading___Toc4151_1707754703"/>
+      <w:bookmarkStart w:id="59" w:name="__RefHeading___Toc4151_977023670"/>
       <w:bookmarkEnd w:id="59"/>
       <w:r>
         <w:rPr/>
@@ -25349,7 +25349,7 @@
           <w:sz w:val="18"/>
           <w:szCs w:val="18"/>
         </w:rPr>
-        <w:t>-µ: Sprite("imgs/logos/dosing_logo.png");</w:t>
+        <w:t>-µ: Sprite("imgs/logos/company_logo.png");</w:t>
       </w:r>
     </w:p>
     <w:p>
@@ -25540,7 +25540,7 @@
         <w:outlineLvl w:val="1"/>
         <w:rPr/>
       </w:pPr>
-      <w:bookmarkStart w:id="60" w:name="__RefHeading___Toc4153_1707754703"/>
+      <w:bookmarkStart w:id="60" w:name="__RefHeading___Toc4153_977023670"/>
       <w:bookmarkEnd w:id="60"/>
       <w:r>
         <w:rPr/>
@@ -26212,7 +26212,7 @@
         <w:outlineLvl w:val="1"/>
         <w:rPr/>
       </w:pPr>
-      <w:bookmarkStart w:id="61" w:name="__RefHeading___Toc4155_1707754703"/>
+      <w:bookmarkStart w:id="61" w:name="__RefHeading___Toc4155_977023670"/>
       <w:bookmarkEnd w:id="61"/>
       <w:r>
         <w:rPr/>
@@ -26419,7 +26419,7 @@
         <w:outlineLvl w:val="0"/>
         <w:rPr/>
       </w:pPr>
-      <w:bookmarkStart w:id="62" w:name="__RefHeading___Toc4157_1707754703"/>
+      <w:bookmarkStart w:id="62" w:name="__RefHeading___Toc4157_977023670"/>
       <w:bookmarkEnd w:id="62"/>
       <w:r>
         <w:rPr/>
@@ -26462,7 +26462,7 @@
         <w:outlineLvl w:val="1"/>
         <w:rPr/>
       </w:pPr>
-      <w:bookmarkStart w:id="63" w:name="__RefHeading___Toc4159_1707754703"/>
+      <w:bookmarkStart w:id="63" w:name="__RefHeading___Toc4159_977023670"/>
       <w:bookmarkEnd w:id="63"/>
       <w:r>
         <w:rPr/>
@@ -26862,7 +26862,7 @@
         <w:outlineLvl w:val="1"/>
         <w:rPr/>
       </w:pPr>
-      <w:bookmarkStart w:id="64" w:name="__RefHeading___Toc4161_1707754703"/>
+      <w:bookmarkStart w:id="64" w:name="__RefHeading___Toc4161_977023670"/>
       <w:bookmarkEnd w:id="64"/>
       <w:r>
         <w:rPr/>
@@ -27065,7 +27065,7 @@
         <w:outlineLvl w:val="1"/>
         <w:rPr/>
       </w:pPr>
-      <w:bookmarkStart w:id="65" w:name="__RefHeading___Toc4163_1707754703"/>
+      <w:bookmarkStart w:id="65" w:name="__RefHeading___Toc4163_977023670"/>
       <w:bookmarkEnd w:id="65"/>
       <w:r>
         <w:rPr/>
@@ -27321,7 +27321,7 @@
         <w:outlineLvl w:val="1"/>
         <w:rPr/>
       </w:pPr>
-      <w:bookmarkStart w:id="66" w:name="__RefHeading___Toc4165_1707754703"/>
+      <w:bookmarkStart w:id="66" w:name="__RefHeading___Toc4165_977023670"/>
       <w:bookmarkEnd w:id="66"/>
       <w:r>
         <w:rPr/>
@@ -27706,7 +27706,7 @@
         <w:outlineLvl w:val="0"/>
         <w:rPr/>
       </w:pPr>
-      <w:bookmarkStart w:id="67" w:name="__RefHeading___Toc4167_1707754703"/>
+      <w:bookmarkStart w:id="67" w:name="__RefHeading___Toc4167_977023670"/>
       <w:bookmarkEnd w:id="67"/>
       <w:r>
         <w:rPr/>
@@ -27745,7 +27745,7 @@
         <w:outlineLvl w:val="1"/>
         <w:rPr/>
       </w:pPr>
-      <w:bookmarkStart w:id="68" w:name="__RefHeading___Toc4169_1707754703"/>
+      <w:bookmarkStart w:id="68" w:name="__RefHeading___Toc4169_977023670"/>
       <w:bookmarkEnd w:id="68"/>
       <w:r>
         <w:rPr/>
@@ -27843,7 +27843,7 @@
         <w:outlineLvl w:val="1"/>
         <w:rPr/>
       </w:pPr>
-      <w:bookmarkStart w:id="69" w:name="__RefHeading___Toc4171_1707754703"/>
+      <w:bookmarkStart w:id="69" w:name="__RefHeading___Toc4171_977023670"/>
       <w:bookmarkEnd w:id="69"/>
       <w:r>
         <w:rPr/>
@@ -27960,7 +27960,7 @@
         <w:outlineLvl w:val="1"/>
         <w:rPr/>
       </w:pPr>
-      <w:bookmarkStart w:id="70" w:name="__RefHeading___Toc4173_1707754703"/>
+      <w:bookmarkStart w:id="70" w:name="__RefHeading___Toc4173_977023670"/>
       <w:bookmarkEnd w:id="70"/>
       <w:r>
         <w:rPr/>
@@ -28577,7 +28577,7 @@
         <w:outlineLvl w:val="1"/>
         <w:rPr/>
       </w:pPr>
-      <w:bookmarkStart w:id="71" w:name="__RefHeading___Toc4175_1707754703"/>
+      <w:bookmarkStart w:id="71" w:name="__RefHeading___Toc4175_977023670"/>
       <w:bookmarkEnd w:id="71"/>
       <w:r>
         <w:rPr/>
@@ -29601,7 +29601,7 @@
         <w:outlineLvl w:val="1"/>
         <w:rPr/>
       </w:pPr>
-      <w:bookmarkStart w:id="72" w:name="__RefHeading___Toc4177_1707754703"/>
+      <w:bookmarkStart w:id="72" w:name="__RefHeading___Toc4177_977023670"/>
       <w:bookmarkEnd w:id="72"/>
       <w:r>
         <w:rPr/>
@@ -29967,7 +29967,7 @@
         <w:outlineLvl w:val="1"/>
         <w:rPr/>
       </w:pPr>
-      <w:bookmarkStart w:id="73" w:name="__RefHeading___Toc4179_1707754703"/>
+      <w:bookmarkStart w:id="73" w:name="__RefHeading___Toc4179_977023670"/>
       <w:bookmarkEnd w:id="73"/>
       <w:r>
         <w:rPr/>
@@ -30989,7 +30989,7 @@
         <w:outlineLvl w:val="1"/>
         <w:rPr/>
       </w:pPr>
-      <w:bookmarkStart w:id="74" w:name="__RefHeading___Toc4181_1707754703"/>
+      <w:bookmarkStart w:id="74" w:name="__RefHeading___Toc4181_977023670"/>
       <w:bookmarkEnd w:id="74"/>
       <w:r>
         <w:rPr/>
@@ -31586,7 +31586,7 @@
         <w:outlineLvl w:val="1"/>
         <w:rPr/>
       </w:pPr>
-      <w:bookmarkStart w:id="75" w:name="__RefHeading___Toc4183_1707754703"/>
+      <w:bookmarkStart w:id="75" w:name="__RefHeading___Toc4183_977023670"/>
       <w:bookmarkEnd w:id="75"/>
       <w:r>
         <w:rPr/>
@@ -31750,7 +31750,7 @@
         <w:outlineLvl w:val="0"/>
         <w:rPr/>
       </w:pPr>
-      <w:bookmarkStart w:id="76" w:name="__RefHeading___Toc4185_1707754703"/>
+      <w:bookmarkStart w:id="76" w:name="__RefHeading___Toc4185_977023670"/>
       <w:bookmarkEnd w:id="76"/>
       <w:r>
         <w:rPr/>
@@ -31819,7 +31819,7 @@
         <w:outlineLvl w:val="1"/>
         <w:rPr/>
       </w:pPr>
-      <w:bookmarkStart w:id="77" w:name="__RefHeading___Toc4187_1707754703"/>
+      <w:bookmarkStart w:id="77" w:name="__RefHeading___Toc4187_977023670"/>
       <w:bookmarkEnd w:id="77"/>
       <w:r>
         <w:rPr/>
@@ -31900,7 +31900,7 @@
         <w:outlineLvl w:val="1"/>
         <w:rPr/>
       </w:pPr>
-      <w:bookmarkStart w:id="78" w:name="__RefHeading___Toc4189_1707754703"/>
+      <w:bookmarkStart w:id="78" w:name="__RefHeading___Toc4189_977023670"/>
       <w:bookmarkEnd w:id="78"/>
       <w:r>
         <w:rPr/>
@@ -32510,7 +32510,7 @@
         <w:outlineLvl w:val="1"/>
         <w:rPr/>
       </w:pPr>
-      <w:bookmarkStart w:id="79" w:name="__RefHeading___Toc4191_1707754703"/>
+      <w:bookmarkStart w:id="79" w:name="__RefHeading___Toc4191_977023670"/>
       <w:bookmarkEnd w:id="79"/>
       <w:r>
         <w:rPr/>
@@ -33093,7 +33093,7 @@
         <w:outlineLvl w:val="1"/>
         <w:rPr/>
       </w:pPr>
-      <w:bookmarkStart w:id="80" w:name="__RefHeading___Toc4193_1707754703"/>
+      <w:bookmarkStart w:id="80" w:name="__RefHeading___Toc4193_977023670"/>
       <w:bookmarkEnd w:id="80"/>
       <w:r>
         <w:rPr/>
@@ -33874,7 +33874,7 @@
         <w:outlineLvl w:val="1"/>
         <w:rPr/>
       </w:pPr>
-      <w:bookmarkStart w:id="81" w:name="__RefHeading___Toc4195_1707754703"/>
+      <w:bookmarkStart w:id="81" w:name="__RefHeading___Toc4195_977023670"/>
       <w:bookmarkEnd w:id="81"/>
       <w:r>
         <w:rPr/>
@@ -33969,7 +33969,7 @@
         <w:outlineLvl w:val="1"/>
         <w:rPr/>
       </w:pPr>
-      <w:bookmarkStart w:id="82" w:name="__RefHeading___Toc4197_1707754703"/>
+      <w:bookmarkStart w:id="82" w:name="__RefHeading___Toc4197_977023670"/>
       <w:bookmarkEnd w:id="82"/>
       <w:r>
         <w:rPr/>
@@ -34341,7 +34341,7 @@
       </w:pPr>
       <w:r>
         <w:rPr/>
-        <w:t>Ported reference macros of the AiDPix project (</w:t>
+        <w:t>Ported reference macros (</w:t>
       </w:r>
       <w:r>
         <w:rPr>
@@ -34415,11 +34415,11 @@
           <w:szCs w:val="18"/>
           <w:shd w:fill="F2F2F2" w:val="clear"/>
         </w:rPr>
-        <w:t>test/fixtures/aidpix-helpers.mjs</w:t>
-      </w:r>
-      <w:r>
-        <w:rPr/>
-        <w:t>.</w:t>
+        <w:t>test/fixtures/reference-macros.mjs</w:t>
+      </w:r>
+      <w:r>
+        <w:rPr/>
+        <w:t xml:space="preserve"> (demo/test fixture, not part of the npm API).</w:t>
       </w:r>
     </w:p>
     <w:p>
@@ -34433,7 +34433,7 @@
         <w:outlineLvl w:val="1"/>
         <w:rPr/>
       </w:pPr>
-      <w:bookmarkStart w:id="83" w:name="__RefHeading___Toc4199_1707754703"/>
+      <w:bookmarkStart w:id="83" w:name="__RefHeading___Toc4199_977023670"/>
       <w:bookmarkEnd w:id="83"/>
       <w:r>
         <w:rPr/>
@@ -34971,7 +34971,7 @@
         <w:outlineLvl w:val="0"/>
         <w:rPr/>
       </w:pPr>
-      <w:bookmarkStart w:id="84" w:name="__RefHeading___Toc4201_1707754703"/>
+      <w:bookmarkStart w:id="84" w:name="__RefHeading___Toc4201_977023670"/>
       <w:bookmarkEnd w:id="84"/>
       <w:r>
         <w:rPr/>
@@ -34989,7 +34989,7 @@
         <w:outlineLvl w:val="1"/>
         <w:rPr/>
       </w:pPr>
-      <w:bookmarkStart w:id="85" w:name="__RefHeading___Toc4203_1707754703"/>
+      <w:bookmarkStart w:id="85" w:name="__RefHeading___Toc4203_977023670"/>
       <w:bookmarkEnd w:id="85"/>
       <w:r>
         <w:rPr/>
@@ -35410,7 +35410,7 @@
         <w:outlineLvl w:val="1"/>
         <w:rPr/>
       </w:pPr>
-      <w:bookmarkStart w:id="86" w:name="__RefHeading___Toc4205_1707754703"/>
+      <w:bookmarkStart w:id="86" w:name="__RefHeading___Toc4205_977023670"/>
       <w:bookmarkEnd w:id="86"/>
       <w:r>
         <w:rPr/>
@@ -35693,7 +35693,7 @@
         <w:outlineLvl w:val="1"/>
         <w:rPr/>
       </w:pPr>
-      <w:bookmarkStart w:id="87" w:name="__RefHeading___Toc4207_1707754703"/>
+      <w:bookmarkStart w:id="87" w:name="__RefHeading___Toc4207_977023670"/>
       <w:bookmarkEnd w:id="87"/>
       <w:r>
         <w:rPr/>
@@ -35946,7 +35946,7 @@
         <w:outlineLvl w:val="0"/>
         <w:rPr/>
       </w:pPr>
-      <w:bookmarkStart w:id="88" w:name="__RefHeading___Toc4209_1707754703"/>
+      <w:bookmarkStart w:id="88" w:name="__RefHeading___Toc4209_977023670"/>
       <w:bookmarkEnd w:id="88"/>
       <w:r>
         <w:rPr/>
@@ -37137,7 +37137,7 @@
         <w:outlineLvl w:val="0"/>
         <w:rPr/>
       </w:pPr>
-      <w:bookmarkStart w:id="89" w:name="__RefHeading___Toc4211_1707754703"/>
+      <w:bookmarkStart w:id="89" w:name="__RefHeading___Toc4211_977023670"/>
       <w:bookmarkEnd w:id="89"/>
       <w:r>
         <w:rPr/>
@@ -37653,7 +37653,7 @@
         <w:outlineLvl w:val="0"/>
         <w:rPr/>
       </w:pPr>
-      <w:bookmarkStart w:id="90" w:name="__RefHeading___Toc4213_1707754703"/>
+      <w:bookmarkStart w:id="90" w:name="__RefHeading___Toc4213_977023670"/>
       <w:bookmarkEnd w:id="90"/>
       <w:r>
         <w:rPr/>
@@ -38672,20 +38672,20 @@
       </w:pPr>
       <w:r>
         <w:rPr/>
-        <w:t>The converter was validated against the complete AiDPix code base: a comparison tool (</w:t>
-      </w:r>
-      <w:r>
-        <w:rPr>
-          <w:rFonts w:eastAsia="Consolas" w:cs="Consolas" w:ascii="Consolas" w:hAnsi="Consolas"/>
-          <w:sz w:val="18"/>
-          <w:szCs w:val="18"/>
-          <w:shd w:fill="F2F2F2" w:val="clear"/>
-        </w:rPr>
-        <w:t>tools/compare-aidpix.mjs</w:t>
-      </w:r>
-      <w:r>
-        <w:rPr/>
-        <w:t>) builds the converted skin and compares it rule by rule and property by property against the old compiled output — result: 2,951 rules, 0 unexpected differences (53 documented drift cases, e.g. sources edited after the last µCSS run).</w:t>
+        <w:t>The converter was validated against a complete legacy µCSS 1 code base: a comparison tool (</w:t>
+      </w:r>
+      <w:r>
+        <w:rPr>
+          <w:rFonts w:eastAsia="Consolas" w:cs="Consolas" w:ascii="Consolas" w:hAnsi="Consolas"/>
+          <w:sz w:val="18"/>
+          <w:szCs w:val="18"/>
+          <w:shd w:fill="F2F2F2" w:val="clear"/>
+        </w:rPr>
+        <w:t>tools/compare-legacy-skin.mjs</w:t>
+      </w:r>
+      <w:r>
+        <w:rPr/>
+        <w:t>, repository only) builds the converted skin and compares it rule by rule and property by property against the old compiled output — result: 2,951 rules, 0 unexpected differences (53 documented drift cases, e.g. sources edited after the last µCSS run).</w:t>
       </w:r>
     </w:p>
     <w:p>
@@ -38876,7 +38876,7 @@
         <w:outlineLvl w:val="0"/>
         <w:rPr/>
       </w:pPr>
-      <w:bookmarkStart w:id="91" w:name="__RefHeading___Toc4215_1707754703"/>
+      <w:bookmarkStart w:id="91" w:name="__RefHeading___Toc4215_977023670"/>
       <w:bookmarkEnd w:id="91"/>
       <w:r>
         <w:rPr/>
@@ -39156,7 +39156,7 @@
             </w:r>
             <w:r>
               <w:rPr/>
-              <w:t>, without Adobe dependency): core pipeline (M1), sprites &amp; cursors (M2), manifest &amp; build with incremental cache (M3), hooks &amp; macros (M4), AiDPix migration with converter and acceptance test (M5), manual (M6).</w:t>
+              <w:t>, without Adobe dependency): core pipeline (M1), sprites &amp; cursors (M2), manifest &amp; build with incremental cache (M3), hooks &amp; macros (M4), legacy skin migration with converter and acceptance test (M5), manual (M6).</w:t>
             </w:r>
           </w:p>
         </w:tc>
@@ -40020,7 +40020,7 @@
         <w:outlineLvl w:val="0"/>
         <w:rPr/>
       </w:pPr>
-      <w:bookmarkStart w:id="92" w:name="__RefHeading___Toc4217_1707754703"/>
+      <w:bookmarkStart w:id="92" w:name="__RefHeading___Toc4217_977023670"/>
       <w:bookmarkEnd w:id="92"/>
       <w:r>
         <w:rPr/>
@@ -40062,7 +40062,7 @@
         <w:outlineLvl w:val="1"/>
         <w:rPr/>
       </w:pPr>
-      <w:bookmarkStart w:id="93" w:name="__RefHeading___Toc4219_1707754703"/>
+      <w:bookmarkStart w:id="93" w:name="__RefHeading___Toc4219_977023670"/>
       <w:bookmarkEnd w:id="93"/>
       <w:r>
         <w:rPr/>
@@ -40116,7 +40116,7 @@
         <w:outlineLvl w:val="1"/>
         <w:rPr/>
       </w:pPr>
-      <w:bookmarkStart w:id="94" w:name="__RefHeading___Toc4221_1707754703"/>
+      <w:bookmarkStart w:id="94" w:name="__RefHeading___Toc4221_977023670"/>
       <w:bookmarkEnd w:id="94"/>
       <w:r>
         <w:rPr/>
@@ -40146,7 +40146,7 @@
         <w:outlineLvl w:val="1"/>
         <w:rPr/>
       </w:pPr>
-      <w:bookmarkStart w:id="95" w:name="__RefHeading___Toc4223_1707754703"/>
+      <w:bookmarkStart w:id="95" w:name="__RefHeading___Toc4223_977023670"/>
       <w:bookmarkEnd w:id="95"/>
       <w:r>
         <w:rPr/>

--- a/gulp-mu-css/docs/microCSS-en.docx
+++ b/gulp-mu-css/docs/microCSS-en.docx
@@ -136,7 +136,7 @@
           <w:sz w:val="24"/>
           <w:szCs w:val="24"/>
         </w:rPr>
-        <w:t>Version 2.4.2</w:t>
+        <w:t>Version 2.5.1</w:t>
       </w:r>
     </w:p>
     <w:p>
@@ -151,7 +151,7 @@
           <w:sz w:val="24"/>
           <w:szCs w:val="24"/>
         </w:rPr>
-        <w:t>2026-06-17</w:t>
+        <w:t>2026-06-18</w:t>
       </w:r>
     </w:p>
     <w:p>
@@ -215,14 +215,14 @@
             </w:rPr>
             <w:fldChar w:fldCharType="separate"/>
           </w:r>
-          <w:hyperlink w:anchor="__RefHeading___Toc4812_3691221838" w:tooltip="1 Introduction">
+          <w:hyperlink w:anchor="__RefHeading___Toc4942_2766707177" w:tooltip="1 Introduction">
             <w:r>
               <w:rPr>
                 <w:rStyle w:val="Verzeichnissprung"/>
               </w:rPr>
               <w:t>1 Introduction</w:t>
               <w:tab/>
-              <w:t>4</w:t>
+              <w:t>5</w:t>
             </w:r>
           </w:hyperlink>
         </w:p>
@@ -235,14 +235,14 @@
             </w:tabs>
             <w:rPr/>
           </w:pPr>
-          <w:hyperlink w:anchor="__RefHeading___Toc4814_3691221838" w:tooltip="1.1 Tooling and cost">
+          <w:hyperlink w:anchor="__RefHeading___Toc4944_2766707177" w:tooltip="1.1 Tooling and cost">
             <w:r>
               <w:rPr>
                 <w:rStyle w:val="Verzeichnissprung"/>
               </w:rPr>
               <w:t>1.1 Tooling and cost</w:t>
               <w:tab/>
-              <w:t>4</w:t>
+              <w:t>5</w:t>
             </w:r>
           </w:hyperlink>
         </w:p>
@@ -255,14 +255,14 @@
             </w:tabs>
             <w:rPr/>
           </w:pPr>
-          <w:hyperlink w:anchor="__RefHeading___Toc4816_3691221838" w:tooltip="1.2 Draft workflow (Affinity + watch)">
+          <w:hyperlink w:anchor="__RefHeading___Toc4946_2766707177" w:tooltip="1.2 Draft workflow (Affinity + watch)">
             <w:r>
               <w:rPr>
                 <w:rStyle w:val="Verzeichnissprung"/>
               </w:rPr>
               <w:t>1.2 Draft workflow (Affinity + watch)</w:t>
               <w:tab/>
-              <w:t>4</w:t>
+              <w:t>5</w:t>
             </w:r>
           </w:hyperlink>
         </w:p>
@@ -275,14 +275,14 @@
             </w:tabs>
             <w:rPr/>
           </w:pPr>
-          <w:hyperlink w:anchor="__RefHeading___Toc4818_3691221838" w:tooltip="1.3 Context: Why µCSS?">
+          <w:hyperlink w:anchor="__RefHeading___Toc4948_2766707177" w:tooltip="1.3 Context: Why µCSS?">
             <w:r>
               <w:rPr>
                 <w:rStyle w:val="Verzeichnissprung"/>
               </w:rPr>
               <w:t>1.3 Context: Why µCSS?</w:t>
               <w:tab/>
-              <w:t>5</w:t>
+              <w:t>6</w:t>
             </w:r>
           </w:hyperlink>
         </w:p>
@@ -295,14 +295,14 @@
             </w:tabs>
             <w:rPr/>
           </w:pPr>
-          <w:hyperlink w:anchor="__RefHeading___Toc4820_3691221838" w:tooltip="2 Installation and getting started">
+          <w:hyperlink w:anchor="__RefHeading___Toc4950_2766707177" w:tooltip="2 Installation and getting started">
             <w:r>
               <w:rPr>
                 <w:rStyle w:val="Verzeichnissprung"/>
               </w:rPr>
               <w:t>2 Installation and getting started</w:t>
               <w:tab/>
-              <w:t>6</w:t>
+              <w:t>7</w:t>
             </w:r>
           </w:hyperlink>
         </w:p>
@@ -315,14 +315,14 @@
             </w:tabs>
             <w:rPr/>
           </w:pPr>
-          <w:hyperlink w:anchor="__RefHeading___Toc4822_3691221838" w:tooltip="3 Use cases">
+          <w:hyperlink w:anchor="__RefHeading___Toc4952_2766707177" w:tooltip="3 Use cases">
             <w:r>
               <w:rPr>
                 <w:rStyle w:val="Verzeichnissprung"/>
               </w:rPr>
               <w:t>3 Use cases</w:t>
               <w:tab/>
-              <w:t>7</w:t>
+              <w:t>8</w:t>
             </w:r>
           </w:hyperlink>
         </w:p>
@@ -335,14 +335,14 @@
             </w:tabs>
             <w:rPr/>
           </w:pPr>
-          <w:hyperlink w:anchor="__RefHeading___Toc4824_3691221838" w:tooltip="3.1 Named properties (variables)">
+          <w:hyperlink w:anchor="__RefHeading___Toc4954_2766707177" w:tooltip="3.1 Named properties (variables)">
             <w:r>
               <w:rPr>
                 <w:rStyle w:val="Verzeichnissprung"/>
               </w:rPr>
               <w:t>3.1 Named properties (variables)</w:t>
               <w:tab/>
-              <w:t>7</w:t>
+              <w:t>8</w:t>
             </w:r>
           </w:hyperlink>
         </w:p>
@@ -355,14 +355,14 @@
             </w:tabs>
             <w:rPr/>
           </w:pPr>
-          <w:hyperlink w:anchor="__RefHeading___Toc4826_3691221838" w:tooltip="3.2 Calculations and expressions">
+          <w:hyperlink w:anchor="__RefHeading___Toc4956_2766707177" w:tooltip="3.2 Calculations and expressions">
             <w:r>
               <w:rPr>
                 <w:rStyle w:val="Verzeichnissprung"/>
               </w:rPr>
               <w:t>3.2 Calculations and expressions</w:t>
               <w:tab/>
-              <w:t>7</w:t>
+              <w:t>8</w:t>
             </w:r>
           </w:hyperlink>
         </w:p>
@@ -375,14 +375,14 @@
             </w:tabs>
             <w:rPr/>
           </w:pPr>
-          <w:hyperlink w:anchor="__RefHeading___Toc4828_3691221838" w:tooltip="3.3 Multiple layouts via skin manifests">
+          <w:hyperlink w:anchor="__RefHeading___Toc4958_2766707177" w:tooltip="3.3 Multiple layouts via skin manifests">
             <w:r>
               <w:rPr>
                 <w:rStyle w:val="Verzeichnissprung"/>
               </w:rPr>
               <w:t>3.3 Multiple layouts via skin manifests</w:t>
               <w:tab/>
-              <w:t>8</w:t>
+              <w:t>9</w:t>
             </w:r>
           </w:hyperlink>
         </w:p>
@@ -395,14 +395,14 @@
             </w:tabs>
             <w:rPr/>
           </w:pPr>
-          <w:hyperlink w:anchor="__RefHeading___Toc4830_3691221838" w:tooltip="3.4 Automatic sprite generation">
+          <w:hyperlink w:anchor="__RefHeading___Toc4960_2766707177" w:tooltip="3.4 Automatic sprite generation">
             <w:r>
               <w:rPr>
                 <w:rStyle w:val="Verzeichnissprung"/>
               </w:rPr>
               <w:t>3.4 Automatic sprite generation</w:t>
               <w:tab/>
-              <w:t>8</w:t>
+              <w:t>9</w:t>
             </w:r>
           </w:hyperlink>
         </w:p>
@@ -415,14 +415,14 @@
             </w:tabs>
             <w:rPr/>
           </w:pPr>
-          <w:hyperlink w:anchor="__RefHeading___Toc4832_3691221838" w:tooltip="3.5 Preloading images (preload)">
+          <w:hyperlink w:anchor="__RefHeading___Toc4962_2766707177" w:tooltip="3.5 Preloading images (preload)">
             <w:r>
               <w:rPr>
                 <w:rStyle w:val="Verzeichnissprung"/>
               </w:rPr>
               <w:t>3.5 Preloading images (preload)</w:t>
               <w:tab/>
-              <w:t>9</w:t>
+              <w:t>10</w:t>
             </w:r>
           </w:hyperlink>
         </w:p>
@@ -435,14 +435,14 @@
             </w:tabs>
             <w:rPr/>
           </w:pPr>
-          <w:hyperlink w:anchor="__RefHeading___Toc4834_3691221838" w:tooltip="3.6 Cursors with hotspot and fallback">
+          <w:hyperlink w:anchor="__RefHeading___Toc4964_2766707177" w:tooltip="3.6 Cursors with hotspot and fallback">
             <w:r>
               <w:rPr>
                 <w:rStyle w:val="Verzeichnissprung"/>
               </w:rPr>
               <w:t>3.6 Cursors with hotspot and fallback</w:t>
               <w:tab/>
-              <w:t>9</w:t>
+              <w:t>10</w:t>
             </w:r>
           </w:hyperlink>
         </w:p>
@@ -455,14 +455,14 @@
             </w:tabs>
             <w:rPr/>
           </w:pPr>
-          <w:hyperlink w:anchor="__RefHeading___Toc4836_3691221838" w:tooltip="3.7 Automatic image generation (media steps)">
+          <w:hyperlink w:anchor="__RefHeading___Toc4966_2766707177" w:tooltip="3.7 Automatic image generation (media steps)">
             <w:r>
               <w:rPr>
                 <w:rStyle w:val="Verzeichnissprung"/>
               </w:rPr>
               <w:t>3.7 Automatic image generation (media steps)</w:t>
               <w:tab/>
-              <w:t>9</w:t>
+              <w:t>10</w:t>
             </w:r>
           </w:hyperlink>
         </w:p>
@@ -475,14 +475,14 @@
             </w:tabs>
             <w:rPr/>
           </w:pPr>
-          <w:hyperlink w:anchor="__RefHeading___Toc4838_3691221838" w:tooltip="4 microPS (µPS) — image generators">
+          <w:hyperlink w:anchor="__RefHeading___Toc4968_2766707177" w:tooltip="4 microPS (µPS) — image generators">
             <w:r>
               <w:rPr>
                 <w:rStyle w:val="Verzeichnissprung"/>
               </w:rPr>
               <w:t>4 microPS (µPS) — image generators</w:t>
               <w:tab/>
-              <w:t>11</w:t>
+              <w:t>12</w:t>
             </w:r>
           </w:hyperlink>
         </w:p>
@@ -495,14 +495,14 @@
             </w:tabs>
             <w:rPr/>
           </w:pPr>
-          <w:hyperlink w:anchor="__RefHeading___Toc4840_3691221838" w:tooltip="4.1 API overview">
+          <w:hyperlink w:anchor="__RefHeading___Toc4970_2766707177" w:tooltip="4.1 API overview">
             <w:r>
               <w:rPr>
                 <w:rStyle w:val="Verzeichnissprung"/>
               </w:rPr>
               <w:t>4.1 API overview</w:t>
               <w:tab/>
-              <w:t>11</w:t>
+              <w:t>12</w:t>
             </w:r>
           </w:hyperlink>
         </w:p>
@@ -515,14 +515,14 @@
             </w:tabs>
             <w:rPr/>
           </w:pPr>
-          <w:hyperlink w:anchor="__RefHeading___Toc4842_3691221838" w:tooltip="4.2 ButtonAndIconCreator">
+          <w:hyperlink w:anchor="__RefHeading___Toc4972_2766707177" w:tooltip="4.2 ButtonAndIconCreator">
             <w:r>
               <w:rPr>
                 <w:rStyle w:val="Verzeichnissprung"/>
               </w:rPr>
               <w:t>4.2 ButtonAndIconCreator</w:t>
               <w:tab/>
-              <w:t>11</w:t>
+              <w:t>12</w:t>
             </w:r>
           </w:hyperlink>
         </w:p>
@@ -535,14 +535,14 @@
             </w:tabs>
             <w:rPr/>
           </w:pPr>
-          <w:hyperlink w:anchor="__RefHeading___Toc4844_3691221838" w:tooltip="4.2.1 CreateByTopLayerSets — one image per group">
+          <w:hyperlink w:anchor="__RefHeading___Toc4974_2766707177" w:tooltip="4.2.1 CreateByTopLayerSets — one image per group">
             <w:r>
               <w:rPr>
                 <w:rStyle w:val="Verzeichnissprung"/>
               </w:rPr>
               <w:t>4.2.1 CreateByTopLayerSets — one image per group</w:t>
               <w:tab/>
-              <w:t>12</w:t>
+              <w:t>13</w:t>
             </w:r>
           </w:hyperlink>
         </w:p>
@@ -555,14 +555,14 @@
             </w:tabs>
             <w:rPr/>
           </w:pPr>
-          <w:hyperlink w:anchor="__RefHeading___Toc4846_3691221838" w:tooltip="4.3 AppIconMaker">
+          <w:hyperlink w:anchor="__RefHeading___Toc4976_2766707177" w:tooltip="4.3 AppIconMaker">
             <w:r>
               <w:rPr>
                 <w:rStyle w:val="Verzeichnissprung"/>
               </w:rPr>
               <w:t>4.3 AppIconMaker</w:t>
               <w:tab/>
-              <w:t>12</w:t>
+              <w:t>13</w:t>
             </w:r>
           </w:hyperlink>
         </w:p>
@@ -575,14 +575,14 @@
             </w:tabs>
             <w:rPr/>
           </w:pPr>
-          <w:hyperlink w:anchor="__RefHeading___Toc4848_3691221838" w:tooltip="4.4 SpriteAtlas and TileSheet">
+          <w:hyperlink w:anchor="__RefHeading___Toc4978_2766707177" w:tooltip="4.4 SpriteAtlas and TileSheet">
             <w:r>
               <w:rPr>
                 <w:rStyle w:val="Verzeichnissprung"/>
               </w:rPr>
               <w:t>4.4 SpriteAtlas and TileSheet</w:t>
               <w:tab/>
-              <w:t>13</w:t>
+              <w:t>14</w:t>
             </w:r>
           </w:hyperlink>
         </w:p>
@@ -595,14 +595,14 @@
             </w:tabs>
             <w:rPr/>
           </w:pPr>
-          <w:hyperlink w:anchor="__RefHeading___Toc4850_3691221838" w:tooltip="4.5 SequenceStrip and DSD format">
+          <w:hyperlink w:anchor="__RefHeading___Toc4980_2766707177" w:tooltip="4.5 SequenceStrip and DSD format">
             <w:r>
               <w:rPr>
                 <w:rStyle w:val="Verzeichnissprung"/>
               </w:rPr>
               <w:t>4.5 SequenceStrip and DSD format</w:t>
               <w:tab/>
-              <w:t>13</w:t>
+              <w:t>14</w:t>
             </w:r>
           </w:hyperlink>
         </w:p>
@@ -615,14 +615,14 @@
             </w:tabs>
             <w:rPr/>
           </w:pPr>
-          <w:hyperlink w:anchor="__RefHeading___Toc4852_3691221838" w:tooltip="4.5.1 Authoring DSD (`CreateDsdFromImages`)">
+          <w:hyperlink w:anchor="__RefHeading___Toc4982_2766707177" w:tooltip="4.5.1 Authoring DSD (`CreateDsdFromImages`)">
             <w:r>
               <w:rPr>
                 <w:rStyle w:val="Verzeichnissprung"/>
               </w:rPr>
               <w:t>4.5.1 Authoring DSD (`CreateDsdFromImages`)</w:t>
               <w:tab/>
-              <w:t>14</w:t>
+              <w:t>15</w:t>
             </w:r>
           </w:hyperlink>
         </w:p>
@@ -635,14 +635,14 @@
             </w:tabs>
             <w:rPr/>
           </w:pPr>
-          <w:hyperlink w:anchor="__RefHeading___Toc4854_3691221838" w:tooltip="4.5.2 PSD sequence groups">
+          <w:hyperlink w:anchor="__RefHeading___Toc4984_2766707177" w:tooltip="4.5.2 PSD sequence groups">
             <w:r>
               <w:rPr>
                 <w:rStyle w:val="Verzeichnissprung"/>
               </w:rPr>
               <w:t>4.5.2 PSD sequence groups</w:t>
               <w:tab/>
-              <w:t>14</w:t>
+              <w:t>15</w:t>
             </w:r>
           </w:hyperlink>
         </w:p>
@@ -655,14 +655,14 @@
             </w:tabs>
             <w:rPr/>
           </w:pPr>
-          <w:hyperlink w:anchor="__RefHeading___Toc4856_3691221838" w:tooltip="4.6 Raster model, I/O and canvas size">
+          <w:hyperlink w:anchor="__RefHeading___Toc4986_2766707177" w:tooltip="4.6 Raster model, I/O and canvas size">
             <w:r>
               <w:rPr>
                 <w:rStyle w:val="Verzeichnissprung"/>
               </w:rPr>
               <w:t>4.6 Raster model, I/O and canvas size</w:t>
               <w:tab/>
-              <w:t>15</w:t>
+              <w:t>16</w:t>
             </w:r>
           </w:hyperlink>
         </w:p>
@@ -675,14 +675,14 @@
             </w:tabs>
             <w:rPr/>
           </w:pPr>
-          <w:hyperlink w:anchor="__RefHeading___Toc4858_3691221838" w:tooltip="4.7 Adjustments and masks">
+          <w:hyperlink w:anchor="__RefHeading___Toc4988_2766707177" w:tooltip="4.7 Adjustments and masks">
             <w:r>
               <w:rPr>
                 <w:rStyle w:val="Verzeichnissprung"/>
               </w:rPr>
               <w:t>4.7 Adjustments and masks</w:t>
               <w:tab/>
-              <w:t>15</w:t>
+              <w:t>16</w:t>
             </w:r>
           </w:hyperlink>
         </w:p>
@@ -695,14 +695,14 @@
             </w:tabs>
             <w:rPr/>
           </w:pPr>
-          <w:hyperlink w:anchor="__RefHeading___Toc4860_3691221838" w:tooltip="4.7.1 Masks">
+          <w:hyperlink w:anchor="__RefHeading___Toc4990_2766707177" w:tooltip="4.7.1 Masks">
             <w:r>
               <w:rPr>
                 <w:rStyle w:val="Verzeichnissprung"/>
               </w:rPr>
               <w:t>4.7.1 Masks</w:t>
               <w:tab/>
-              <w:t>15</w:t>
+              <w:t>16</w:t>
             </w:r>
           </w:hyperlink>
         </w:p>
@@ -715,14 +715,14 @@
             </w:tabs>
             <w:rPr/>
           </w:pPr>
-          <w:hyperlink w:anchor="__RefHeading___Toc4862_3691221838" w:tooltip="4.7.2 Selection engine">
+          <w:hyperlink w:anchor="__RefHeading___Toc4992_2766707177" w:tooltip="4.7.2 Selection engine">
             <w:r>
               <w:rPr>
                 <w:rStyle w:val="Verzeichnissprung"/>
               </w:rPr>
               <w:t>4.7.2 Selection engine</w:t>
               <w:tab/>
-              <w:t>16</w:t>
+              <w:t>17</w:t>
             </w:r>
           </w:hyperlink>
         </w:p>
@@ -735,14 +735,14 @@
             </w:tabs>
             <w:rPr/>
           </w:pPr>
-          <w:hyperlink w:anchor="__RefHeading___Toc4864_3691221838" w:tooltip="4.7.3 ApplyGamma">
+          <w:hyperlink w:anchor="__RefHeading___Toc4994_2766707177" w:tooltip="4.7.3 ApplyGamma">
             <w:r>
               <w:rPr>
                 <w:rStyle w:val="Verzeichnissprung"/>
               </w:rPr>
               <w:t>4.7.3 ApplyGamma</w:t>
               <w:tab/>
-              <w:t>16</w:t>
+              <w:t>17</w:t>
             </w:r>
           </w:hyperlink>
         </w:p>
@@ -755,14 +755,14 @@
             </w:tabs>
             <w:rPr/>
           </w:pPr>
-          <w:hyperlink w:anchor="__RefHeading___Toc4866_3691221838" w:tooltip="4.7.4 ApplyBrightnessContrast">
+          <w:hyperlink w:anchor="__RefHeading___Toc4996_2766707177" w:tooltip="4.7.4 ApplyBrightnessContrast">
             <w:r>
               <w:rPr>
                 <w:rStyle w:val="Verzeichnissprung"/>
               </w:rPr>
               <w:t>4.7.4 ApplyBrightnessContrast</w:t>
               <w:tab/>
-              <w:t>16</w:t>
+              <w:t>17</w:t>
             </w:r>
           </w:hyperlink>
         </w:p>
@@ -775,14 +775,14 @@
             </w:tabs>
             <w:rPr/>
           </w:pPr>
-          <w:hyperlink w:anchor="__RefHeading___Toc4868_3691221838" w:tooltip="4.7.5 ApplyHueSaturation">
+          <w:hyperlink w:anchor="__RefHeading___Toc4998_2766707177" w:tooltip="4.7.5 ApplyHueSaturation">
             <w:r>
               <w:rPr>
                 <w:rStyle w:val="Verzeichnissprung"/>
               </w:rPr>
               <w:t>4.7.5 ApplyHueSaturation</w:t>
               <w:tab/>
-              <w:t>16</w:t>
+              <w:t>17</w:t>
             </w:r>
           </w:hyperlink>
         </w:p>
@@ -795,14 +795,14 @@
             </w:tabs>
             <w:rPr/>
           </w:pPr>
-          <w:hyperlink w:anchor="__RefHeading___Toc4870_3691221838" w:tooltip="4.7.6 ApplyAdjustmentStack">
+          <w:hyperlink w:anchor="__RefHeading___Toc5000_2766707177" w:tooltip="4.7.6 ApplyAdjustmentStack">
             <w:r>
               <w:rPr>
                 <w:rStyle w:val="Verzeichnissprung"/>
               </w:rPr>
               <w:t>4.7.6 ApplyAdjustmentStack</w:t>
               <w:tab/>
-              <w:t>16</w:t>
+              <w:t>17</w:t>
             </w:r>
           </w:hyperlink>
         </w:p>
@@ -815,14 +815,14 @@
             </w:tabs>
             <w:rPr/>
           </w:pPr>
-          <w:hyperlink w:anchor="__RefHeading___Toc4872_3691221838" w:tooltip="4.8 Raster transforms">
+          <w:hyperlink w:anchor="__RefHeading___Toc5002_2766707177" w:tooltip="4.8 Raster transforms">
             <w:r>
               <w:rPr>
                 <w:rStyle w:val="Verzeichnissprung"/>
               </w:rPr>
               <w:t>4.8 Raster transforms</w:t>
               <w:tab/>
-              <w:t>17</w:t>
+              <w:t>18</w:t>
             </w:r>
           </w:hyperlink>
         </w:p>
@@ -835,14 +835,14 @@
             </w:tabs>
             <w:rPr/>
           </w:pPr>
-          <w:hyperlink w:anchor="__RefHeading___Toc4874_3691221838" w:tooltip="4.9 ExtendScript entry point (`MuPsDoc`)">
+          <w:hyperlink w:anchor="__RefHeading___Toc5004_2766707177" w:tooltip="4.9 ExtendScript entry point (`MuPsDoc`)">
             <w:r>
               <w:rPr>
                 <w:rStyle w:val="Verzeichnissprung"/>
               </w:rPr>
               <w:t>4.9 ExtendScript entry point (`MuPsDoc`)</w:t>
               <w:tab/>
-              <w:t>17</w:t>
+              <w:t>18</w:t>
             </w:r>
           </w:hyperlink>
         </w:p>
@@ -855,14 +855,14 @@
             </w:tabs>
             <w:rPr/>
           </w:pPr>
-          <w:hyperlink w:anchor="__RefHeading___Toc4876_3691221838" w:tooltip="4.10 PSD compositor and layer compositing">
+          <w:hyperlink w:anchor="__RefHeading___Toc5006_2766707177" w:tooltip="4.10 PSD compositor and layer compositing">
             <w:r>
               <w:rPr>
                 <w:rStyle w:val="Verzeichnissprung"/>
               </w:rPr>
               <w:t>4.10 PSD compositor and layer compositing</w:t>
               <w:tab/>
-              <w:t>18</w:t>
+              <w:t>19</w:t>
             </w:r>
           </w:hyperlink>
         </w:p>
@@ -875,14 +875,14 @@
             </w:tabs>
             <w:rPr/>
           </w:pPr>
-          <w:hyperlink w:anchor="__RefHeading___Toc4878_3691221838" w:tooltip="4.10.1 Reproduced layer effects (layer styles)">
+          <w:hyperlink w:anchor="__RefHeading___Toc5008_2766707177" w:tooltip="4.10.1 Reproduced layer effects (layer styles)">
             <w:r>
               <w:rPr>
                 <w:rStyle w:val="Verzeichnissprung"/>
               </w:rPr>
               <w:t>4.10.1 Reproduced layer effects (layer styles)</w:t>
               <w:tab/>
-              <w:t>18</w:t>
+              <w:t>19</w:t>
             </w:r>
           </w:hyperlink>
         </w:p>
@@ -895,14 +895,14 @@
             </w:tabs>
             <w:rPr/>
           </w:pPr>
-          <w:hyperlink w:anchor="__RefHeading___Toc4880_3691221838" w:tooltip="4.10.2 Style transfer (ButtonAndIconCreator) vs. layer links">
+          <w:hyperlink w:anchor="__RefHeading___Toc5010_2766707177" w:tooltip="4.10.2 Style transfer (ButtonAndIconCreator) vs. layer links">
             <w:r>
               <w:rPr>
                 <w:rStyle w:val="Verzeichnissprung"/>
               </w:rPr>
               <w:t>4.10.2 Style transfer (ButtonAndIconCreator) vs. layer links</w:t>
               <w:tab/>
-              <w:t>20</w:t>
+              <w:t>21</w:t>
             </w:r>
           </w:hyperlink>
         </w:p>
@@ -915,14 +915,14 @@
             </w:tabs>
             <w:rPr/>
           </w:pPr>
-          <w:hyperlink w:anchor="__RefHeading___Toc4882_3691221838" w:tooltip="4.10.3 Opacity model (three independent controls)">
+          <w:hyperlink w:anchor="__RefHeading___Toc5012_2766707177" w:tooltip="4.10.3 Opacity model (three independent controls)">
             <w:r>
               <w:rPr>
                 <w:rStyle w:val="Verzeichnissprung"/>
               </w:rPr>
               <w:t>4.10.3 Opacity model (three independent controls)</w:t>
               <w:tab/>
-              <w:t>20</w:t>
+              <w:t>21</w:t>
             </w:r>
           </w:hyperlink>
         </w:p>
@@ -935,14 +935,14 @@
             </w:tabs>
             <w:rPr/>
           </w:pPr>
-          <w:hyperlink w:anchor="__RefHeading___Toc4884_3691221838" w:tooltip="4.10.4 Reference PSD and Adobe ground truth">
+          <w:hyperlink w:anchor="__RefHeading___Toc5014_2766707177" w:tooltip="4.10.4 Reference PSD and Adobe ground truth">
             <w:r>
               <w:rPr>
                 <w:rStyle w:val="Verzeichnissprung"/>
               </w:rPr>
               <w:t>4.10.4 Reference PSD and Adobe ground truth</w:t>
               <w:tab/>
-              <w:t>21</w:t>
+              <w:t>22</w:t>
             </w:r>
           </w:hyperlink>
         </w:p>
@@ -955,14 +955,14 @@
             </w:tabs>
             <w:rPr/>
           </w:pPr>
-          <w:hyperlink w:anchor="__RefHeading___Toc4886_3691221838" w:tooltip="4.10.5 Tools (µPS development)">
+          <w:hyperlink w:anchor="__RefHeading___Toc5016_2766707177" w:tooltip="4.10.5 Tools (µPS development)">
             <w:r>
               <w:rPr>
                 <w:rStyle w:val="Verzeichnissprung"/>
               </w:rPr>
               <w:t>4.10.5 Tools (µPS development)</w:t>
               <w:tab/>
-              <w:t>21</w:t>
+              <w:t>22</w:t>
             </w:r>
           </w:hyperlink>
         </w:p>
@@ -975,14 +975,14 @@
             </w:tabs>
             <w:rPr/>
           </w:pPr>
-          <w:hyperlink w:anchor="__RefHeading___Toc4888_3691221838" w:tooltip="4.11 Draft workflow (Affinity + watch)">
+          <w:hyperlink w:anchor="__RefHeading___Toc5018_2766707177" w:tooltip="4.11 Draft workflow (Affinity + watch)">
             <w:r>
               <w:rPr>
                 <w:rStyle w:val="Verzeichnissprung"/>
               </w:rPr>
               <w:t>4.11 Draft workflow (Affinity + watch)</w:t>
               <w:tab/>
-              <w:t>21</w:t>
+              <w:t>22</w:t>
             </w:r>
           </w:hyperlink>
         </w:p>
@@ -995,14 +995,14 @@
             </w:tabs>
             <w:rPr/>
           </w:pPr>
-          <w:hyperlink w:anchor="__RefHeading___Toc4890_3691221838" w:tooltip="4.11.1 Intermediate steps raw → final (`outputBase`)">
+          <w:hyperlink w:anchor="__RefHeading___Toc5020_2766707177" w:tooltip="4.11.1 Intermediate steps raw → final (`outputBase`)">
             <w:r>
               <w:rPr>
                 <w:rStyle w:val="Verzeichnissprung"/>
               </w:rPr>
               <w:t>4.11.1 Intermediate steps raw → final (`outputBase`)</w:t>
               <w:tab/>
-              <w:t>22</w:t>
+              <w:t>23</w:t>
             </w:r>
           </w:hyperlink>
         </w:p>
@@ -1015,14 +1015,14 @@
             </w:tabs>
             <w:rPr/>
           </w:pPr>
-          <w:hyperlink w:anchor="__RefHeading___Toc4892_3691221838" w:tooltip="5 microAU (µAU) — sound atlas">
+          <w:hyperlink w:anchor="__RefHeading___Toc5022_2766707177" w:tooltip="5 microAU (µAU) — sound atlas">
             <w:r>
               <w:rPr>
                 <w:rStyle w:val="Verzeichnissprung"/>
               </w:rPr>
               <w:t>5 microAU (µAU) — sound atlas</w:t>
               <w:tab/>
-              <w:t>23</w:t>
+              <w:t>24</w:t>
             </w:r>
           </w:hyperlink>
         </w:p>
@@ -1035,14 +1035,14 @@
             </w:tabs>
             <w:rPr/>
           </w:pPr>
-          <w:hyperlink w:anchor="__RefHeading___Toc4894_3691221838" w:tooltip="5.1 API overview">
+          <w:hyperlink w:anchor="__RefHeading___Toc5024_2766707177" w:tooltip="5.1 API overview">
             <w:r>
               <w:rPr>
                 <w:rStyle w:val="Verzeichnissprung"/>
               </w:rPr>
               <w:t>5.1 API overview</w:t>
               <w:tab/>
-              <w:t>23</w:t>
+              <w:t>24</w:t>
             </w:r>
           </w:hyperlink>
         </w:p>
@@ -1055,14 +1055,14 @@
             </w:tabs>
             <w:rPr/>
           </w:pPr>
-          <w:hyperlink w:anchor="__RefHeading___Toc4896_3691221838" w:tooltip="5.2 SoundAtlasMaker">
+          <w:hyperlink w:anchor="__RefHeading___Toc5026_2766707177" w:tooltip="5.2 SoundAtlasMaker">
             <w:r>
               <w:rPr>
                 <w:rStyle w:val="Verzeichnissprung"/>
               </w:rPr>
               <w:t>5.2 SoundAtlasMaker</w:t>
               <w:tab/>
-              <w:t>23</w:t>
+              <w:t>24</w:t>
             </w:r>
           </w:hyperlink>
         </w:p>
@@ -1075,14 +1075,14 @@
             </w:tabs>
             <w:rPr/>
           </w:pPr>
-          <w:hyperlink w:anchor="__RefHeading___Toc4898_3691221838" w:tooltip="5.2.1 Loop points in file names">
+          <w:hyperlink w:anchor="__RefHeading___Toc5028_2766707177" w:tooltip="5.2.1 Loop points in file names">
             <w:r>
               <w:rPr>
                 <w:rStyle w:val="Verzeichnissprung"/>
               </w:rPr>
               <w:t>5.2.1 Loop points in file names</w:t>
               <w:tab/>
-              <w:t>23</w:t>
+              <w:t>24</w:t>
             </w:r>
           </w:hyperlink>
         </w:p>
@@ -1095,14 +1095,14 @@
             </w:tabs>
             <w:rPr/>
           </w:pPr>
-          <w:hyperlink w:anchor="__RefHeading___Toc4900_3691221838" w:tooltip="5.2.2 JSON format">
+          <w:hyperlink w:anchor="__RefHeading___Toc5030_2766707177" w:tooltip="5.2.2 JSON format">
             <w:r>
               <w:rPr>
                 <w:rStyle w:val="Verzeichnissprung"/>
               </w:rPr>
               <w:t>5.2.2 JSON format</w:t>
               <w:tab/>
-              <w:t>24</w:t>
+              <w:t>25</w:t>
             </w:r>
           </w:hyperlink>
         </w:p>
@@ -1115,14 +1115,14 @@
             </w:tabs>
             <w:rPr/>
           </w:pPr>
-          <w:hyperlink w:anchor="__RefHeading___Toc4902_3691221838" w:tooltip="5.2.3 MP3 inputs">
+          <w:hyperlink w:anchor="__RefHeading___Toc5032_2766707177" w:tooltip="5.2.3 MP3 inputs">
             <w:r>
               <w:rPr>
                 <w:rStyle w:val="Verzeichnissprung"/>
               </w:rPr>
               <w:t>5.2.3 MP3 inputs</w:t>
               <w:tab/>
-              <w:t>24</w:t>
+              <w:t>25</w:t>
             </w:r>
           </w:hyperlink>
         </w:p>
@@ -1135,14 +1135,14 @@
             </w:tabs>
             <w:rPr/>
           </w:pPr>
-          <w:hyperlink w:anchor="__RefHeading___Toc4904_3691221838" w:tooltip="5.3 µCSS integration (manifest `sounds`)">
+          <w:hyperlink w:anchor="__RefHeading___Toc5034_2766707177" w:tooltip="5.3 µCSS integration (manifest `sounds`)">
             <w:r>
               <w:rPr>
                 <w:rStyle w:val="Verzeichnissprung"/>
               </w:rPr>
               <w:t>5.3 µCSS integration (manifest `sounds`)</w:t>
               <w:tab/>
-              <w:t>24</w:t>
+              <w:t>25</w:t>
             </w:r>
           </w:hyperlink>
         </w:p>
@@ -1155,14 +1155,14 @@
             </w:tabs>
             <w:rPr/>
           </w:pPr>
-          <w:hyperlink w:anchor="__RefHeading___Toc4906_3691221838" w:tooltip="5.3.1 Planned: CSS sounds, auto-wiring &amp; handler overrides">
+          <w:hyperlink w:anchor="__RefHeading___Toc5036_2766707177" w:tooltip="5.3.1 Planned: CSS sounds, auto-wiring &amp; handler overrides">
             <w:r>
               <w:rPr>
                 <w:rStyle w:val="Verzeichnissprung"/>
               </w:rPr>
               <w:t>5.3.1 Planned: CSS sounds, auto-wiring &amp; handler overrides</w:t>
               <w:tab/>
-              <w:t>24</w:t>
+              <w:t>25</w:t>
             </w:r>
           </w:hyperlink>
         </w:p>
@@ -1175,14 +1175,14 @@
             </w:tabs>
             <w:rPr/>
           </w:pPr>
-          <w:hyperlink w:anchor="__RefHeading___Toc4908_3691221838" w:tooltip="6 microFT (µFT) — icon font">
+          <w:hyperlink w:anchor="__RefHeading___Toc5038_2766707177" w:tooltip="6 microFT (µFT) — icon font">
             <w:r>
               <w:rPr>
                 <w:rStyle w:val="Verzeichnissprung"/>
               </w:rPr>
               <w:t>6 microFT (µFT) — icon font</w:t>
               <w:tab/>
-              <w:t>25</w:t>
+              <w:t>26</w:t>
             </w:r>
           </w:hyperlink>
         </w:p>
@@ -1195,14 +1195,14 @@
             </w:tabs>
             <w:rPr/>
           </w:pPr>
-          <w:hyperlink w:anchor="__RefHeading___Toc4910_3691221838" w:tooltip="6.1 Glyph naming">
+          <w:hyperlink w:anchor="__RefHeading___Toc5040_2766707177" w:tooltip="6.1 Glyph naming">
             <w:r>
               <w:rPr>
                 <w:rStyle w:val="Verzeichnissprung"/>
               </w:rPr>
               <w:t>6.1 Glyph naming</w:t>
               <w:tab/>
-              <w:t>25</w:t>
+              <w:t>26</w:t>
             </w:r>
           </w:hyperlink>
         </w:p>
@@ -1215,14 +1215,14 @@
             </w:tabs>
             <w:rPr/>
           </w:pPr>
-          <w:hyperlink w:anchor="__RefHeading___Toc4912_3691221838" w:tooltip="6.2 FontGenerator">
+          <w:hyperlink w:anchor="__RefHeading___Toc5042_2766707177" w:tooltip="6.2 FontGenerator">
             <w:r>
               <w:rPr>
                 <w:rStyle w:val="Verzeichnissprung"/>
               </w:rPr>
               <w:t>6.2 FontGenerator</w:t>
               <w:tab/>
-              <w:t>25</w:t>
+              <w:t>26</w:t>
             </w:r>
           </w:hyperlink>
         </w:p>
@@ -1235,14 +1235,14 @@
             </w:tabs>
             <w:rPr/>
           </w:pPr>
-          <w:hyperlink w:anchor="__RefHeading___Toc4914_3691221838" w:tooltip="6.3 API building blocks">
+          <w:hyperlink w:anchor="__RefHeading___Toc5044_2766707177" w:tooltip="6.3 API building blocks">
             <w:r>
               <w:rPr>
                 <w:rStyle w:val="Verzeichnissprung"/>
               </w:rPr>
               <w:t>6.3 API building blocks</w:t>
               <w:tab/>
-              <w:t>26</w:t>
+              <w:t>27</w:t>
             </w:r>
           </w:hyperlink>
         </w:p>
@@ -1255,14 +1255,14 @@
             </w:tabs>
             <w:rPr/>
           </w:pPr>
-          <w:hyperlink w:anchor="__RefHeading___Toc4916_3691221838" w:tooltip="6.4 µCSS integration">
+          <w:hyperlink w:anchor="__RefHeading___Toc5046_2766707177" w:tooltip="6.4 µCSS integration">
             <w:r>
               <w:rPr>
                 <w:rStyle w:val="Verzeichnissprung"/>
               </w:rPr>
               <w:t>6.4 µCSS integration</w:t>
               <w:tab/>
-              <w:t>26</w:t>
+              <w:t>27</w:t>
             </w:r>
           </w:hyperlink>
         </w:p>
@@ -1275,14 +1275,14 @@
             </w:tabs>
             <w:rPr/>
           </w:pPr>
-          <w:hyperlink w:anchor="__RefHeading___Toc4918_3691221838" w:tooltip="7 Vue and component co-location">
+          <w:hyperlink w:anchor="__RefHeading___Toc5048_2766707177" w:tooltip="7 Vue and component co-location">
             <w:r>
               <w:rPr>
                 <w:rStyle w:val="Verzeichnissprung"/>
               </w:rPr>
               <w:t>7 Vue and component co-location</w:t>
               <w:tab/>
-              <w:t>27</w:t>
+              <w:t>28</w:t>
             </w:r>
           </w:hyperlink>
         </w:p>
@@ -1295,14 +1295,14 @@
             </w:tabs>
             <w:rPr/>
           </w:pPr>
-          <w:hyperlink w:anchor="__RefHeading___Toc4920_3691221838" w:tooltip="7.1 Workflow">
+          <w:hyperlink w:anchor="__RefHeading___Toc5050_2766707177" w:tooltip="7.1 Workflow">
             <w:r>
               <w:rPr>
                 <w:rStyle w:val="Verzeichnissprung"/>
               </w:rPr>
               <w:t>7.1 Workflow</w:t>
               <w:tab/>
-              <w:t>27</w:t>
+              <w:t>28</w:t>
             </w:r>
           </w:hyperlink>
         </w:p>
@@ -1315,14 +1315,14 @@
             </w:tabs>
             <w:rPr/>
           </w:pPr>
-          <w:hyperlink w:anchor="__RefHeading___Toc4922_3691221838" w:tooltip="7.2 Namespaces and global state classes">
+          <w:hyperlink w:anchor="__RefHeading___Toc5052_2766707177" w:tooltip="7.2 Namespaces and global state classes">
             <w:r>
               <w:rPr>
                 <w:rStyle w:val="Verzeichnissprung"/>
               </w:rPr>
               <w:t>7.2 Namespaces and global state classes</w:t>
               <w:tab/>
-              <w:t>27</w:t>
+              <w:t>28</w:t>
             </w:r>
           </w:hyperlink>
         </w:p>
@@ -1335,14 +1335,14 @@
             </w:tabs>
             <w:rPr/>
           </w:pPr>
-          <w:hyperlink w:anchor="__RefHeading___Toc4924_3691221838" w:tooltip="7.3 Migrating existing Vue SFCs">
+          <w:hyperlink w:anchor="__RefHeading___Toc5054_2766707177" w:tooltip="7.3 Migrating existing Vue SFCs">
             <w:r>
               <w:rPr>
                 <w:rStyle w:val="Verzeichnissprung"/>
               </w:rPr>
               <w:t>7.3 Migrating existing Vue SFCs</w:t>
               <w:tab/>
-              <w:t>27</w:t>
+              <w:t>28</w:t>
             </w:r>
           </w:hyperlink>
         </w:p>
@@ -1355,14 +1355,14 @@
             </w:tabs>
             <w:rPr/>
           </w:pPr>
-          <w:hyperlink w:anchor="__RefHeading___Toc4926_3691221838" w:tooltip="8 Core ideas of µCSS">
+          <w:hyperlink w:anchor="__RefHeading___Toc5056_2766707177" w:tooltip="8 Core ideas of µCSS">
             <w:r>
               <w:rPr>
                 <w:rStyle w:val="Verzeichnissprung"/>
               </w:rPr>
               <w:t>8 Core ideas of µCSS</w:t>
               <w:tab/>
-              <w:t>28</w:t>
+              <w:t>29</w:t>
             </w:r>
           </w:hyperlink>
         </w:p>
@@ -1375,14 +1375,14 @@
             </w:tabs>
             <w:rPr/>
           </w:pPr>
-          <w:hyperlink w:anchor="__RefHeading___Toc4928_3691221838" w:tooltip="8.1 The .µ.css format">
+          <w:hyperlink w:anchor="__RefHeading___Toc5058_2766707177" w:tooltip="8.1 The .µ.css format">
             <w:r>
               <w:rPr>
                 <w:rStyle w:val="Verzeichnissprung"/>
               </w:rPr>
               <w:t>8.1 The .µ.css format</w:t>
               <w:tab/>
-              <w:t>28</w:t>
+              <w:t>29</w:t>
             </w:r>
           </w:hyperlink>
         </w:p>
@@ -1395,14 +1395,14 @@
             </w:tabs>
             <w:rPr/>
           </w:pPr>
-          <w:hyperlink w:anchor="__RefHeading___Toc4930_3691221838" w:tooltip="8.2 Value interpolation µ(expression)">
+          <w:hyperlink w:anchor="__RefHeading___Toc5060_2766707177" w:tooltip="8.2 Value interpolation µ(expression)">
             <w:r>
               <w:rPr>
                 <w:rStyle w:val="Verzeichnissprung"/>
               </w:rPr>
               <w:t>8.2 Value interpolation µ(expression)</w:t>
               <w:tab/>
-              <w:t>28</w:t>
+              <w:t>29</w:t>
             </w:r>
           </w:hyperlink>
         </w:p>
@@ -1415,14 +1415,14 @@
             </w:tabs>
             <w:rPr/>
           </w:pPr>
-          <w:hyperlink w:anchor="__RefHeading___Toc4932_3691221838" w:tooltip="8.3 Directives -µ: expression">
+          <w:hyperlink w:anchor="__RefHeading___Toc5062_2766707177" w:tooltip="8.3 Directives -µ: expression">
             <w:r>
               <w:rPr>
                 <w:rStyle w:val="Verzeichnissprung"/>
               </w:rPr>
               <w:t>8.3 Directives -µ: expression</w:t>
               <w:tab/>
-              <w:t>28</w:t>
+              <w:t>29</w:t>
             </w:r>
           </w:hyperlink>
         </w:p>
@@ -1435,14 +1435,14 @@
             </w:tabs>
             <w:rPr/>
           </w:pPr>
-          <w:hyperlink w:anchor="__RefHeading___Toc4934_3691221838" w:tooltip="8.4 The skin manifest">
+          <w:hyperlink w:anchor="__RefHeading___Toc5064_2766707177" w:tooltip="8.4 The skin manifest">
             <w:r>
               <w:rPr>
                 <w:rStyle w:val="Verzeichnissprung"/>
               </w:rPr>
               <w:t>8.4 The skin manifest</w:t>
               <w:tab/>
-              <w:t>29</w:t>
+              <w:t>30</w:t>
             </w:r>
           </w:hyperlink>
         </w:p>
@@ -1455,14 +1455,14 @@
             </w:tabs>
             <w:rPr/>
           </w:pPr>
-          <w:hyperlink w:anchor="__RefHeading___Toc4936_3691221838" w:tooltip="8.5 JavaScript without substitute characters">
+          <w:hyperlink w:anchor="__RefHeading___Toc5066_2766707177" w:tooltip="8.5 JavaScript without substitute characters">
             <w:r>
               <w:rPr>
                 <w:rStyle w:val="Verzeichnissprung"/>
               </w:rPr>
               <w:t>8.5 JavaScript without substitute characters</w:t>
               <w:tab/>
-              <w:t>29</w:t>
+              <w:t>30</w:t>
             </w:r>
           </w:hyperlink>
         </w:p>
@@ -1475,14 +1475,14 @@
             </w:tabs>
             <w:rPr/>
           </w:pPr>
-          <w:hyperlink w:anchor="__RefHeading___Toc4938_3691221838" w:tooltip="9 Build process and Gulp integration">
+          <w:hyperlink w:anchor="__RefHeading___Toc5068_2766707177" w:tooltip="9 Build process and Gulp integration">
             <w:r>
               <w:rPr>
                 <w:rStyle w:val="Verzeichnissprung"/>
               </w:rPr>
               <w:t>9 Build process and Gulp integration</w:t>
               <w:tab/>
-              <w:t>30</w:t>
+              <w:t>31</w:t>
             </w:r>
           </w:hyperlink>
         </w:p>
@@ -1495,14 +1495,14 @@
             </w:tabs>
             <w:rPr/>
           </w:pPr>
-          <w:hyperlink w:anchor="__RefHeading___Toc4940_3691221838" w:tooltip="9.1 Directory conventions">
+          <w:hyperlink w:anchor="__RefHeading___Toc5070_2766707177" w:tooltip="9.1 Directory conventions">
             <w:r>
               <w:rPr>
                 <w:rStyle w:val="Verzeichnissprung"/>
               </w:rPr>
               <w:t>9.1 Directory conventions</w:t>
               <w:tab/>
-              <w:t>30</w:t>
+              <w:t>31</w:t>
             </w:r>
           </w:hyperlink>
         </w:p>
@@ -1515,14 +1515,14 @@
             </w:tabs>
             <w:rPr/>
           </w:pPr>
-          <w:hyperlink w:anchor="__RefHeading___Toc4942_3691221838" w:tooltip="9.2 Compilation flow">
+          <w:hyperlink w:anchor="__RefHeading___Toc5072_2766707177" w:tooltip="9.2 Compilation flow">
             <w:r>
               <w:rPr>
                 <w:rStyle w:val="Verzeichnissprung"/>
               </w:rPr>
               <w:t>9.2 Compilation flow</w:t>
               <w:tab/>
-              <w:t>30</w:t>
+              <w:t>31</w:t>
             </w:r>
           </w:hyperlink>
         </w:p>
@@ -1535,14 +1535,14 @@
             </w:tabs>
             <w:rPr/>
           </w:pPr>
-          <w:hyperlink w:anchor="__RefHeading___Toc4944_3691221838" w:tooltip="9.3 Incremental build and cache">
+          <w:hyperlink w:anchor="__RefHeading___Toc5074_2766707177" w:tooltip="9.3 Incremental build and cache">
             <w:r>
               <w:rPr>
                 <w:rStyle w:val="Verzeichnissprung"/>
               </w:rPr>
               <w:t>9.3 Incremental build and cache</w:t>
               <w:tab/>
-              <w:t>30</w:t>
+              <w:t>31</w:t>
             </w:r>
           </w:hyperlink>
         </w:p>
@@ -1555,14 +1555,14 @@
             </w:tabs>
             <w:rPr/>
           </w:pPr>
-          <w:hyperlink w:anchor="__RefHeading___Toc4946_3691221838" w:tooltip="9.4 Gulp tasks and watch">
+          <w:hyperlink w:anchor="__RefHeading___Toc5076_2766707177" w:tooltip="9.4 Gulp tasks and watch">
             <w:r>
               <w:rPr>
                 <w:rStyle w:val="Verzeichnissprung"/>
               </w:rPr>
               <w:t>9.4 Gulp tasks and watch</w:t>
               <w:tab/>
-              <w:t>31</w:t>
+              <w:t>32</w:t>
             </w:r>
           </w:hyperlink>
         </w:p>
@@ -1575,14 +1575,14 @@
             </w:tabs>
             <w:rPr/>
           </w:pPr>
-          <w:hyperlink w:anchor="__RefHeading___Toc4948_3691221838" w:tooltip="10 Manifest reference (DefineSkin)">
+          <w:hyperlink w:anchor="__RefHeading___Toc5078_2766707177" w:tooltip="10 Manifest reference (DefineSkin)">
             <w:r>
               <w:rPr>
                 <w:rStyle w:val="Verzeichnissprung"/>
               </w:rPr>
               <w:t>10 Manifest reference (DefineSkin)</w:t>
               <w:tab/>
-              <w:t>32</w:t>
+              <w:t>33</w:t>
             </w:r>
           </w:hyperlink>
         </w:p>
@@ -1595,14 +1595,14 @@
             </w:tabs>
             <w:rPr/>
           </w:pPr>
-          <w:hyperlink w:anchor="__RefHeading___Toc4950_3691221838" w:tooltip="10.1 vars">
+          <w:hyperlink w:anchor="__RefHeading___Toc5080_2766707177" w:tooltip="10.1 vars">
             <w:r>
               <w:rPr>
                 <w:rStyle w:val="Verzeichnissprung"/>
               </w:rPr>
               <w:t>10.1 vars</w:t>
               <w:tab/>
-              <w:t>32</w:t>
+              <w:t>33</w:t>
             </w:r>
           </w:hyperlink>
         </w:p>
@@ -1615,14 +1615,14 @@
             </w:tabs>
             <w:rPr/>
           </w:pPr>
-          <w:hyperlink w:anchor="__RefHeading___Toc4952_3691221838" w:tooltip="10.2 helpers">
+          <w:hyperlink w:anchor="__RefHeading___Toc5082_2766707177" w:tooltip="10.2 helpers">
             <w:r>
               <w:rPr>
                 <w:rStyle w:val="Verzeichnissprung"/>
               </w:rPr>
               <w:t>10.2 helpers</w:t>
               <w:tab/>
-              <w:t>32</w:t>
+              <w:t>33</w:t>
             </w:r>
           </w:hyperlink>
         </w:p>
@@ -1635,14 +1635,14 @@
             </w:tabs>
             <w:rPr/>
           </w:pPr>
-          <w:hyperlink w:anchor="__RefHeading___Toc4954_3691221838" w:tooltip="10.3 cursors">
+          <w:hyperlink w:anchor="__RefHeading___Toc5084_2766707177" w:tooltip="10.3 cursors">
             <w:r>
               <w:rPr>
                 <w:rStyle w:val="Verzeichnissprung"/>
               </w:rPr>
               <w:t>10.3 cursors</w:t>
               <w:tab/>
-              <w:t>32</w:t>
+              <w:t>33</w:t>
             </w:r>
           </w:hyperlink>
         </w:p>
@@ -1655,14 +1655,14 @@
             </w:tabs>
             <w:rPr/>
           </w:pPr>
-          <w:hyperlink w:anchor="__RefHeading___Toc4956_3691221838" w:tooltip="10.4 media">
+          <w:hyperlink w:anchor="__RefHeading___Toc5086_2766707177" w:tooltip="10.4 media">
             <w:r>
               <w:rPr>
                 <w:rStyle w:val="Verzeichnissprung"/>
               </w:rPr>
               <w:t>10.4 media</w:t>
               <w:tab/>
-              <w:t>32</w:t>
+              <w:t>33</w:t>
             </w:r>
           </w:hyperlink>
         </w:p>
@@ -1675,14 +1675,14 @@
             </w:tabs>
             <w:rPr/>
           </w:pPr>
-          <w:hyperlink w:anchor="__RefHeading___Toc4958_3691221838" w:tooltip="10.5 imageFormat">
+          <w:hyperlink w:anchor="__RefHeading___Toc5088_2766707177" w:tooltip="10.5 imageFormat">
             <w:r>
               <w:rPr>
                 <w:rStyle w:val="Verzeichnissprung"/>
               </w:rPr>
               <w:t>10.5 imageFormat</w:t>
               <w:tab/>
-              <w:t>33</w:t>
+              <w:t>34</w:t>
             </w:r>
           </w:hyperlink>
         </w:p>
@@ -1695,14 +1695,14 @@
             </w:tabs>
             <w:rPr/>
           </w:pPr>
-          <w:hyperlink w:anchor="__RefHeading___Toc4960_3691221838" w:tooltip="10.6 sprites">
+          <w:hyperlink w:anchor="__RefHeading___Toc5090_2766707177" w:tooltip="10.6 sprites">
             <w:r>
               <w:rPr>
                 <w:rStyle w:val="Verzeichnissprung"/>
               </w:rPr>
               <w:t>10.6 sprites</w:t>
               <w:tab/>
-              <w:t>34</w:t>
+              <w:t>35</w:t>
             </w:r>
           </w:hyperlink>
         </w:p>
@@ -1715,14 +1715,14 @@
             </w:tabs>
             <w:rPr/>
           </w:pPr>
-          <w:hyperlink w:anchor="__RefHeading___Toc4962_3691221838" w:tooltip="10.7 sounds">
+          <w:hyperlink w:anchor="__RefHeading___Toc5092_2766707177" w:tooltip="10.7 minify">
             <w:r>
               <w:rPr>
                 <w:rStyle w:val="Verzeichnissprung"/>
               </w:rPr>
-              <w:t>10.7 sounds</w:t>
+              <w:t>10.7 minify</w:t>
               <w:tab/>
-              <w:t>35</w:t>
+              <w:t>36</w:t>
             </w:r>
           </w:hyperlink>
         </w:p>
@@ -1735,14 +1735,14 @@
             </w:tabs>
             <w:rPr/>
           </w:pPr>
-          <w:hyperlink w:anchor="__RefHeading___Toc4964_3691221838" w:tooltip="10.8 font">
+          <w:hyperlink w:anchor="__RefHeading___Toc5094_2766707177" w:tooltip="10.8 sounds">
             <w:r>
               <w:rPr>
                 <w:rStyle w:val="Verzeichnissprung"/>
               </w:rPr>
-              <w:t>10.8 font</w:t>
+              <w:t>10.8 sounds</w:t>
               <w:tab/>
-              <w:t>35</w:t>
+              <w:t>36</w:t>
             </w:r>
           </w:hyperlink>
         </w:p>
@@ -1755,14 +1755,34 @@
             </w:tabs>
             <w:rPr/>
           </w:pPr>
-          <w:hyperlink w:anchor="__RefHeading___Toc4966_3691221838" w:tooltip="10.9 files">
+          <w:hyperlink w:anchor="__RefHeading___Toc5096_2766707177" w:tooltip="10.9 font">
             <w:r>
               <w:rPr>
                 <w:rStyle w:val="Verzeichnissprung"/>
               </w:rPr>
-              <w:t>10.9 files</w:t>
+              <w:t>10.9 font</w:t>
               <w:tab/>
-              <w:t>36</w:t>
+              <w:t>37</w:t>
+            </w:r>
+          </w:hyperlink>
+        </w:p>
+        <w:p>
+          <w:pPr>
+            <w:pStyle w:val="TOC2"/>
+            <w:tabs>
+              <w:tab w:val="clear" w:pos="8743"/>
+              <w:tab w:val="right" w:pos="9025" w:leader="dot"/>
+            </w:tabs>
+            <w:rPr/>
+          </w:pPr>
+          <w:hyperlink w:anchor="__RefHeading___Toc5098_2766707177" w:tooltip="10.10 files">
+            <w:r>
+              <w:rPr>
+                <w:rStyle w:val="Verzeichnissprung"/>
+              </w:rPr>
+              <w:t>10.10 files</w:t>
+              <w:tab/>
+              <w:t>38</w:t>
             </w:r>
           </w:hyperlink>
         </w:p>
@@ -1775,14 +1795,14 @@
             </w:tabs>
             <w:rPr/>
           </w:pPr>
-          <w:hyperlink w:anchor="__RefHeading___Toc4968_3691221838" w:tooltip="11 µ evaluation context (reference)">
+          <w:hyperlink w:anchor="__RefHeading___Toc5100_2766707177" w:tooltip="11 µ evaluation context (reference)">
             <w:r>
               <w:rPr>
                 <w:rStyle w:val="Verzeichnissprung"/>
               </w:rPr>
               <w:t>11 µ evaluation context (reference)</w:t>
               <w:tab/>
-              <w:t>37</w:t>
+              <w:t>39</w:t>
             </w:r>
           </w:hyperlink>
         </w:p>
@@ -1795,14 +1815,14 @@
             </w:tabs>
             <w:rPr/>
           </w:pPr>
-          <w:hyperlink w:anchor="__RefHeading___Toc4970_3691221838" w:tooltip="11.1 The $ object">
+          <w:hyperlink w:anchor="__RefHeading___Toc5102_2766707177" w:tooltip="11.1 The $ object">
             <w:r>
               <w:rPr>
                 <w:rStyle w:val="Verzeichnissprung"/>
               </w:rPr>
               <w:t>11.1 The $ object</w:t>
               <w:tab/>
-              <w:t>37</w:t>
+              <w:t>39</w:t>
             </w:r>
           </w:hyperlink>
         </w:p>
@@ -1815,14 +1835,14 @@
             </w:tabs>
             <w:rPr/>
           </w:pPr>
-          <w:hyperlink w:anchor="__RefHeading___Toc4972_3691221838" w:tooltip="11.2 Color and value functions">
+          <w:hyperlink w:anchor="__RefHeading___Toc5104_2766707177" w:tooltip="11.2 Color and value functions">
             <w:r>
               <w:rPr>
                 <w:rStyle w:val="Verzeichnissprung"/>
               </w:rPr>
               <w:t>11.2 Color and value functions</w:t>
               <w:tab/>
-              <w:t>37</w:t>
+              <w:t>39</w:t>
             </w:r>
           </w:hyperlink>
         </w:p>
@@ -1835,14 +1855,14 @@
             </w:tabs>
             <w:rPr/>
           </w:pPr>
-          <w:hyperlink w:anchor="__RefHeading___Toc4974_3691221838" w:tooltip="11.3 Rule and document methods">
+          <w:hyperlink w:anchor="__RefHeading___Toc5106_2766707177" w:tooltip="11.3 Rule and document methods">
             <w:r>
               <w:rPr>
                 <w:rStyle w:val="Verzeichnissprung"/>
               </w:rPr>
               <w:t>11.3 Rule and document methods</w:t>
               <w:tab/>
-              <w:t>37</w:t>
+              <w:t>39</w:t>
             </w:r>
           </w:hyperlink>
         </w:p>
@@ -1855,14 +1875,14 @@
             </w:tabs>
             <w:rPr/>
           </w:pPr>
-          <w:hyperlink w:anchor="__RefHeading___Toc4976_3691221838" w:tooltip="11.4 Sprite()">
+          <w:hyperlink w:anchor="__RefHeading___Toc5108_2766707177" w:tooltip="11.4 Sprite()">
             <w:r>
               <w:rPr>
                 <w:rStyle w:val="Verzeichnissprung"/>
               </w:rPr>
               <w:t>11.4 Sprite()</w:t>
               <w:tab/>
-              <w:t>38</w:t>
+              <w:t>40</w:t>
             </w:r>
           </w:hyperlink>
         </w:p>
@@ -1875,14 +1895,14 @@
             </w:tabs>
             <w:rPr/>
           </w:pPr>
-          <w:hyperlink w:anchor="__RefHeading___Toc4978_3691221838" w:tooltip="11.5 Cursor()">
+          <w:hyperlink w:anchor="__RefHeading___Toc5110_2766707177" w:tooltip="11.5 Cursor()">
             <w:r>
               <w:rPr>
                 <w:rStyle w:val="Verzeichnissprung"/>
               </w:rPr>
               <w:t>11.5 Cursor()</w:t>
               <w:tab/>
-              <w:t>38</w:t>
+              <w:t>40</w:t>
             </w:r>
           </w:hyperlink>
         </w:p>
@@ -1895,14 +1915,14 @@
             </w:tabs>
             <w:rPr/>
           </w:pPr>
-          <w:hyperlink w:anchor="__RefHeading___Toc4980_3691221838" w:tooltip="11.6 Helper functions and the this binding">
+          <w:hyperlink w:anchor="__RefHeading___Toc5112_2766707177" w:tooltip="11.6 Helper functions and the this binding">
             <w:r>
               <w:rPr>
                 <w:rStyle w:val="Verzeichnissprung"/>
               </w:rPr>
               <w:t>11.6 Helper functions and the this binding</w:t>
               <w:tab/>
-              <w:t>38</w:t>
+              <w:t>40</w:t>
             </w:r>
           </w:hyperlink>
         </w:p>
@@ -1915,14 +1935,14 @@
             </w:tabs>
             <w:rPr/>
           </w:pPr>
-          <w:hyperlink w:anchor="__RefHeading___Toc4982_3691221838" w:tooltip="11.7 afterWork hooks">
+          <w:hyperlink w:anchor="__RefHeading___Toc5114_2766707177" w:tooltip="11.7 afterWork hooks">
             <w:r>
               <w:rPr>
                 <w:rStyle w:val="Verzeichnissprung"/>
               </w:rPr>
               <w:t>11.7 afterWork hooks</w:t>
               <w:tab/>
-              <w:t>39</w:t>
+              <w:t>41</w:t>
             </w:r>
           </w:hyperlink>
         </w:p>
@@ -1935,14 +1955,14 @@
             </w:tabs>
             <w:rPr/>
           </w:pPr>
-          <w:hyperlink w:anchor="__RefHeading___Toc4984_3691221838" w:tooltip="12 Working with colors">
+          <w:hyperlink w:anchor="__RefHeading___Toc5116_2766707177" w:tooltip="12 Working with colors">
             <w:r>
               <w:rPr>
                 <w:rStyle w:val="Verzeichnissprung"/>
               </w:rPr>
               <w:t>12 Working with colors</w:t>
               <w:tab/>
-              <w:t>40</w:t>
+              <w:t>42</w:t>
             </w:r>
           </w:hyperlink>
         </w:p>
@@ -1955,14 +1975,14 @@
             </w:tabs>
             <w:rPr/>
           </w:pPr>
-          <w:hyperlink w:anchor="__RefHeading___Toc4986_3691221838" w:tooltip="12.1 Defining colors">
+          <w:hyperlink w:anchor="__RefHeading___Toc5118_2766707177" w:tooltip="12.1 Defining colors">
             <w:r>
               <w:rPr>
                 <w:rStyle w:val="Verzeichnissprung"/>
               </w:rPr>
               <w:t>12.1 Defining colors</w:t>
               <w:tab/>
-              <w:t>40</w:t>
+              <w:t>42</w:t>
             </w:r>
           </w:hyperlink>
         </w:p>
@@ -1975,14 +1995,14 @@
             </w:tabs>
             <w:rPr/>
           </w:pPr>
-          <w:hyperlink w:anchor="__RefHeading___Toc4988_3691221838" w:tooltip="12.2 Alpha values">
+          <w:hyperlink w:anchor="__RefHeading___Toc5120_2766707177" w:tooltip="12.2 Alpha values">
             <w:r>
               <w:rPr>
                 <w:rStyle w:val="Verzeichnissprung"/>
               </w:rPr>
               <w:t>12.2 Alpha values</w:t>
               <w:tab/>
-              <w:t>40</w:t>
+              <w:t>42</w:t>
             </w:r>
           </w:hyperlink>
         </w:p>
@@ -1995,14 +2015,14 @@
             </w:tabs>
             <w:rPr/>
           </w:pPr>
-          <w:hyperlink w:anchor="__RefHeading___Toc4990_3691221838" w:tooltip="12.3 Color computations">
+          <w:hyperlink w:anchor="__RefHeading___Toc5122_2766707177" w:tooltip="12.3 Color computations">
             <w:r>
               <w:rPr>
                 <w:rStyle w:val="Verzeichnissprung"/>
               </w:rPr>
               <w:t>12.3 Color computations</w:t>
               <w:tab/>
-              <w:t>40</w:t>
+              <w:t>42</w:t>
             </w:r>
           </w:hyperlink>
         </w:p>
@@ -2015,14 +2035,14 @@
             </w:tabs>
             <w:rPr/>
           </w:pPr>
-          <w:hyperlink w:anchor="__RefHeading___Toc4992_3691221838" w:tooltip="13 Node API">
+          <w:hyperlink w:anchor="__RefHeading___Toc5124_2766707177" w:tooltip="13 Node API">
             <w:r>
               <w:rPr>
                 <w:rStyle w:val="Verzeichnissprung"/>
               </w:rPr>
               <w:t>13 Node API</w:t>
               <w:tab/>
-              <w:t>41</w:t>
+              <w:t>43</w:t>
             </w:r>
           </w:hyperlink>
         </w:p>
@@ -2035,14 +2055,14 @@
             </w:tabs>
             <w:rPr/>
           </w:pPr>
-          <w:hyperlink w:anchor="__RefHeading___Toc4994_3691221838" w:tooltip="14 Error diagnostics">
+          <w:hyperlink w:anchor="__RefHeading___Toc5126_2766707177" w:tooltip="14 Error diagnostics">
             <w:r>
               <w:rPr>
                 <w:rStyle w:val="Verzeichnissprung"/>
               </w:rPr>
               <w:t>14 Error diagnostics</w:t>
               <w:tab/>
-              <w:t>42</w:t>
+              <w:t>44</w:t>
             </w:r>
           </w:hyperlink>
         </w:p>
@@ -2055,14 +2075,14 @@
             </w:tabs>
             <w:rPr/>
           </w:pPr>
-          <w:hyperlink w:anchor="__RefHeading___Toc4996_3691221838" w:tooltip="15 Migrating from µCSS">
+          <w:hyperlink w:anchor="__RefHeading___Toc5128_2766707177" w:tooltip="15 Migrating from µCSS">
             <w:r>
               <w:rPr>
                 <w:rStyle w:val="Verzeichnissprung"/>
               </w:rPr>
               <w:t>15 Migrating from µCSS</w:t>
               <w:tab/>
-              <w:t>43</w:t>
+              <w:t>45</w:t>
             </w:r>
           </w:hyperlink>
         </w:p>
@@ -2075,14 +2095,14 @@
             </w:tabs>
             <w:rPr/>
           </w:pPr>
-          <w:hyperlink w:anchor="__RefHeading___Toc4998_3691221838" w:tooltip="16 Version history">
+          <w:hyperlink w:anchor="__RefHeading___Toc5130_2766707177" w:tooltip="16 Version history">
             <w:r>
               <w:rPr>
                 <w:rStyle w:val="Verzeichnissprung"/>
               </w:rPr>
               <w:t>16 Version history</w:t>
               <w:tab/>
-              <w:t>44</w:t>
+              <w:t>46</w:t>
             </w:r>
           </w:hyperlink>
         </w:p>
@@ -2095,14 +2115,14 @@
             </w:tabs>
             <w:rPr/>
           </w:pPr>
-          <w:hyperlink w:anchor="__RefHeading___Toc5000_3691221838" w:tooltip="17 Legal">
+          <w:hyperlink w:anchor="__RefHeading___Toc5132_2766707177" w:tooltip="17 Legal">
             <w:r>
               <w:rPr>
                 <w:rStyle w:val="Verzeichnissprung"/>
               </w:rPr>
               <w:t>17 Legal</w:t>
               <w:tab/>
-              <w:t>46</w:t>
+              <w:t>49</w:t>
             </w:r>
           </w:hyperlink>
         </w:p>
@@ -2115,14 +2135,14 @@
             </w:tabs>
             <w:rPr/>
           </w:pPr>
-          <w:hyperlink w:anchor="__RefHeading___Toc5002_3691221838" w:tooltip="17.1 MIT license (original text)">
+          <w:hyperlink w:anchor="__RefHeading___Toc5134_2766707177" w:tooltip="17.1 MIT license (original text)">
             <w:r>
               <w:rPr>
                 <w:rStyle w:val="Verzeichnissprung"/>
               </w:rPr>
               <w:t>17.1 MIT license (original text)</w:t>
               <w:tab/>
-              <w:t>46</w:t>
+              <w:t>49</w:t>
             </w:r>
           </w:hyperlink>
         </w:p>
@@ -2135,14 +2155,14 @@
             </w:tabs>
             <w:rPr/>
           </w:pPr>
-          <w:hyperlink w:anchor="__RefHeading___Toc5004_3691221838" w:tooltip="17.2 Trademarks">
+          <w:hyperlink w:anchor="__RefHeading___Toc5136_2766707177" w:tooltip="17.2 Trademarks">
             <w:r>
               <w:rPr>
                 <w:rStyle w:val="Verzeichnissprung"/>
               </w:rPr>
               <w:t>17.2 Trademarks</w:t>
               <w:tab/>
-              <w:t>46</w:t>
+              <w:t>49</w:t>
             </w:r>
           </w:hyperlink>
         </w:p>
@@ -2155,14 +2175,14 @@
             </w:tabs>
             <w:rPr/>
           </w:pPr>
-          <w:hyperlink w:anchor="__RefHeading___Toc5006_3691221838" w:tooltip="17.3 Third-party libraries">
+          <w:hyperlink w:anchor="__RefHeading___Toc5138_2766707177" w:tooltip="17.3 Third-party libraries">
             <w:r>
               <w:rPr>
                 <w:rStyle w:val="Verzeichnissprung"/>
               </w:rPr>
               <w:t>17.3 Third-party libraries</w:t>
               <w:tab/>
-              <w:t>46</w:t>
+              <w:t>49</w:t>
             </w:r>
           </w:hyperlink>
           <w:r>
@@ -2206,7 +2226,7 @@
         <w:outlineLvl w:val="0"/>
         <w:rPr/>
       </w:pPr>
-      <w:bookmarkStart w:id="0" w:name="__RefHeading___Toc4812_3691221838"/>
+      <w:bookmarkStart w:id="0" w:name="__RefHeading___Toc4942_2766707177"/>
       <w:bookmarkEnd w:id="0"/>
       <w:r>
         <w:rPr/>
@@ -2587,7 +2607,7 @@
         <w:outlineLvl w:val="1"/>
         <w:rPr/>
       </w:pPr>
-      <w:bookmarkStart w:id="1" w:name="__RefHeading___Toc4814_3691221838"/>
+      <w:bookmarkStart w:id="1" w:name="__RefHeading___Toc4944_2766707177"/>
       <w:bookmarkEnd w:id="1"/>
       <w:r>
         <w:rPr/>
@@ -2662,7 +2682,7 @@
         <w:outlineLvl w:val="1"/>
         <w:rPr/>
       </w:pPr>
-      <w:bookmarkStart w:id="2" w:name="__RefHeading___Toc4816_3691221838"/>
+      <w:bookmarkStart w:id="2" w:name="__RefHeading___Toc4946_2766707177"/>
       <w:bookmarkEnd w:id="2"/>
       <w:r>
         <w:rPr/>
@@ -3208,7 +3228,7 @@
         <w:outlineLvl w:val="1"/>
         <w:rPr/>
       </w:pPr>
-      <w:bookmarkStart w:id="3" w:name="__RefHeading___Toc4818_3691221838"/>
+      <w:bookmarkStart w:id="3" w:name="__RefHeading___Toc4948_2766707177"/>
       <w:bookmarkEnd w:id="3"/>
       <w:r>
         <w:rPr/>
@@ -3857,7 +3877,7 @@
         <w:outlineLvl w:val="0"/>
         <w:rPr/>
       </w:pPr>
-      <w:bookmarkStart w:id="4" w:name="__RefHeading___Toc4820_3691221838"/>
+      <w:bookmarkStart w:id="4" w:name="__RefHeading___Toc4950_2766707177"/>
       <w:bookmarkEnd w:id="4"/>
       <w:r>
         <w:rPr/>
@@ -4183,7 +4203,7 @@
         <w:outlineLvl w:val="0"/>
         <w:rPr/>
       </w:pPr>
-      <w:bookmarkStart w:id="5" w:name="__RefHeading___Toc4822_3691221838"/>
+      <w:bookmarkStart w:id="5" w:name="__RefHeading___Toc4952_2766707177"/>
       <w:bookmarkEnd w:id="5"/>
       <w:r>
         <w:rPr/>
@@ -4213,7 +4233,7 @@
         <w:outlineLvl w:val="1"/>
         <w:rPr/>
       </w:pPr>
-      <w:bookmarkStart w:id="6" w:name="__RefHeading___Toc4824_3691221838"/>
+      <w:bookmarkStart w:id="6" w:name="__RefHeading___Toc4954_2766707177"/>
       <w:bookmarkEnd w:id="6"/>
       <w:r>
         <w:rPr/>
@@ -4870,7 +4890,7 @@
         <w:outlineLvl w:val="1"/>
         <w:rPr/>
       </w:pPr>
-      <w:bookmarkStart w:id="7" w:name="__RefHeading___Toc4826_3691221838"/>
+      <w:bookmarkStart w:id="7" w:name="__RefHeading___Toc4956_2766707177"/>
       <w:bookmarkEnd w:id="7"/>
       <w:r>
         <w:rPr/>
@@ -5248,7 +5268,7 @@
         <w:outlineLvl w:val="1"/>
         <w:rPr/>
       </w:pPr>
-      <w:bookmarkStart w:id="8" w:name="__RefHeading___Toc4828_3691221838"/>
+      <w:bookmarkStart w:id="8" w:name="__RefHeading___Toc4958_2766707177"/>
       <w:bookmarkEnd w:id="8"/>
       <w:r>
         <w:rPr/>
@@ -5566,7 +5586,7 @@
         <w:outlineLvl w:val="1"/>
         <w:rPr/>
       </w:pPr>
-      <w:bookmarkStart w:id="9" w:name="__RefHeading___Toc4830_3691221838"/>
+      <w:bookmarkStart w:id="9" w:name="__RefHeading___Toc4960_2766707177"/>
       <w:bookmarkEnd w:id="9"/>
       <w:r>
         <w:rPr/>
@@ -6198,7 +6218,7 @@
         <w:outlineLvl w:val="1"/>
         <w:rPr/>
       </w:pPr>
-      <w:bookmarkStart w:id="10" w:name="__RefHeading___Toc4832_3691221838"/>
+      <w:bookmarkStart w:id="10" w:name="__RefHeading___Toc4962_2766707177"/>
       <w:bookmarkEnd w:id="10"/>
       <w:r>
         <w:rPr/>
@@ -6374,7 +6394,7 @@
         <w:outlineLvl w:val="1"/>
         <w:rPr/>
       </w:pPr>
-      <w:bookmarkStart w:id="11" w:name="__RefHeading___Toc4834_3691221838"/>
+      <w:bookmarkStart w:id="11" w:name="__RefHeading___Toc4964_2766707177"/>
       <w:bookmarkEnd w:id="11"/>
       <w:r>
         <w:rPr/>
@@ -6739,7 +6759,7 @@
         <w:outlineLvl w:val="1"/>
         <w:rPr/>
       </w:pPr>
-      <w:bookmarkStart w:id="12" w:name="__RefHeading___Toc4836_3691221838"/>
+      <w:bookmarkStart w:id="12" w:name="__RefHeading___Toc4966_2766707177"/>
       <w:bookmarkEnd w:id="12"/>
       <w:r>
         <w:rPr/>
@@ -7495,7 +7515,7 @@
         <w:outlineLvl w:val="0"/>
         <w:rPr/>
       </w:pPr>
-      <w:bookmarkStart w:id="13" w:name="__RefHeading___Toc4838_3691221838"/>
+      <w:bookmarkStart w:id="13" w:name="__RefHeading___Toc4968_2766707177"/>
       <w:bookmarkEnd w:id="13"/>
       <w:r>
         <w:rPr/>
@@ -7679,7 +7699,7 @@
         <w:outlineLvl w:val="1"/>
         <w:rPr/>
       </w:pPr>
-      <w:bookmarkStart w:id="14" w:name="__RefHeading___Toc4840_3691221838"/>
+      <w:bookmarkStart w:id="14" w:name="__RefHeading___Toc4970_2766707177"/>
       <w:bookmarkEnd w:id="14"/>
       <w:r>
         <w:rPr/>
@@ -8991,7 +9011,7 @@
         <w:outlineLvl w:val="1"/>
         <w:rPr/>
       </w:pPr>
-      <w:bookmarkStart w:id="15" w:name="__RefHeading___Toc4842_3691221838"/>
+      <w:bookmarkStart w:id="15" w:name="__RefHeading___Toc4972_2766707177"/>
       <w:bookmarkEnd w:id="15"/>
       <w:r>
         <w:rPr/>
@@ -10139,7 +10159,7 @@
         <w:outlineLvl w:val="2"/>
         <w:rPr/>
       </w:pPr>
-      <w:bookmarkStart w:id="16" w:name="__RefHeading___Toc4844_3691221838"/>
+      <w:bookmarkStart w:id="16" w:name="__RefHeading___Toc4974_2766707177"/>
       <w:bookmarkEnd w:id="16"/>
       <w:r>
         <w:rPr/>
@@ -10378,7 +10398,7 @@
         <w:outlineLvl w:val="1"/>
         <w:rPr/>
       </w:pPr>
-      <w:bookmarkStart w:id="17" w:name="__RefHeading___Toc4846_3691221838"/>
+      <w:bookmarkStart w:id="17" w:name="__RefHeading___Toc4976_2766707177"/>
       <w:bookmarkEnd w:id="17"/>
       <w:r>
         <w:rPr/>
@@ -11004,7 +11024,7 @@
         <w:outlineLvl w:val="1"/>
         <w:rPr/>
       </w:pPr>
-      <w:bookmarkStart w:id="18" w:name="__RefHeading___Toc4848_3691221838"/>
+      <w:bookmarkStart w:id="18" w:name="__RefHeading___Toc4978_2766707177"/>
       <w:bookmarkEnd w:id="18"/>
       <w:r>
         <w:rPr/>
@@ -11069,7 +11089,7 @@
         <w:outlineLvl w:val="1"/>
         <w:rPr/>
       </w:pPr>
-      <w:bookmarkStart w:id="19" w:name="__RefHeading___Toc4850_3691221838"/>
+      <w:bookmarkStart w:id="19" w:name="__RefHeading___Toc4980_2766707177"/>
       <w:bookmarkEnd w:id="19"/>
       <w:r>
         <w:rPr/>
@@ -11478,7 +11498,7 @@
         <w:outlineLvl w:val="2"/>
         <w:rPr/>
       </w:pPr>
-      <w:bookmarkStart w:id="20" w:name="__RefHeading___Toc4852_3691221838"/>
+      <w:bookmarkStart w:id="20" w:name="__RefHeading___Toc4982_2766707177"/>
       <w:bookmarkEnd w:id="20"/>
       <w:r>
         <w:rPr/>
@@ -11776,7 +11796,7 @@
         <w:outlineLvl w:val="2"/>
         <w:rPr/>
       </w:pPr>
-      <w:bookmarkStart w:id="21" w:name="__RefHeading___Toc4854_3691221838"/>
+      <w:bookmarkStart w:id="21" w:name="__RefHeading___Toc4984_2766707177"/>
       <w:bookmarkEnd w:id="21"/>
       <w:r>
         <w:rPr/>
@@ -11940,7 +11960,7 @@
         <w:outlineLvl w:val="1"/>
         <w:rPr/>
       </w:pPr>
-      <w:bookmarkStart w:id="22" w:name="__RefHeading___Toc4856_3691221838"/>
+      <w:bookmarkStart w:id="22" w:name="__RefHeading___Toc4986_2766707177"/>
       <w:bookmarkEnd w:id="22"/>
       <w:r>
         <w:rPr/>
@@ -12874,7 +12894,7 @@
         <w:outlineLvl w:val="1"/>
         <w:rPr/>
       </w:pPr>
-      <w:bookmarkStart w:id="23" w:name="__RefHeading___Toc4858_3691221838"/>
+      <w:bookmarkStart w:id="23" w:name="__RefHeading___Toc4988_2766707177"/>
       <w:bookmarkEnd w:id="23"/>
       <w:r>
         <w:rPr/>
@@ -12926,7 +12946,7 @@
         <w:outlineLvl w:val="2"/>
         <w:rPr/>
       </w:pPr>
-      <w:bookmarkStart w:id="24" w:name="__RefHeading___Toc4860_3691221838"/>
+      <w:bookmarkStart w:id="24" w:name="__RefHeading___Toc4990_2766707177"/>
       <w:bookmarkEnd w:id="24"/>
       <w:r>
         <w:rPr/>
@@ -13249,7 +13269,7 @@
         <w:outlineLvl w:val="2"/>
         <w:rPr/>
       </w:pPr>
-      <w:bookmarkStart w:id="25" w:name="__RefHeading___Toc4862_3691221838"/>
+      <w:bookmarkStart w:id="25" w:name="__RefHeading___Toc4992_2766707177"/>
       <w:bookmarkEnd w:id="25"/>
       <w:r>
         <w:rPr/>
@@ -13890,7 +13910,7 @@
         <w:outlineLvl w:val="2"/>
         <w:rPr/>
       </w:pPr>
-      <w:bookmarkStart w:id="26" w:name="__RefHeading___Toc4864_3691221838"/>
+      <w:bookmarkStart w:id="26" w:name="__RefHeading___Toc4994_2766707177"/>
       <w:bookmarkEnd w:id="26"/>
       <w:r>
         <w:rPr/>
@@ -14364,7 +14384,7 @@
         <w:outlineLvl w:val="2"/>
         <w:rPr/>
       </w:pPr>
-      <w:bookmarkStart w:id="27" w:name="__RefHeading___Toc4866_3691221838"/>
+      <w:bookmarkStart w:id="27" w:name="__RefHeading___Toc4996_2766707177"/>
       <w:bookmarkEnd w:id="27"/>
       <w:r>
         <w:rPr/>
@@ -14739,7 +14759,7 @@
         <w:outlineLvl w:val="2"/>
         <w:rPr/>
       </w:pPr>
-      <w:bookmarkStart w:id="28" w:name="__RefHeading___Toc4868_3691221838"/>
+      <w:bookmarkStart w:id="28" w:name="__RefHeading___Toc4998_2766707177"/>
       <w:bookmarkEnd w:id="28"/>
       <w:r>
         <w:rPr/>
@@ -15130,7 +15150,7 @@
         <w:outlineLvl w:val="2"/>
         <w:rPr/>
       </w:pPr>
-      <w:bookmarkStart w:id="29" w:name="__RefHeading___Toc4870_3691221838"/>
+      <w:bookmarkStart w:id="29" w:name="__RefHeading___Toc5000_2766707177"/>
       <w:bookmarkEnd w:id="29"/>
       <w:r>
         <w:rPr/>
@@ -15503,7 +15523,7 @@
         <w:outlineLvl w:val="1"/>
         <w:rPr/>
       </w:pPr>
-      <w:bookmarkStart w:id="30" w:name="__RefHeading___Toc4872_3691221838"/>
+      <w:bookmarkStart w:id="30" w:name="__RefHeading___Toc5002_2766707177"/>
       <w:bookmarkEnd w:id="30"/>
       <w:r>
         <w:rPr/>
@@ -16535,7 +16555,7 @@
         <w:outlineLvl w:val="1"/>
         <w:rPr/>
       </w:pPr>
-      <w:bookmarkStart w:id="31" w:name="__RefHeading___Toc4874_3691221838"/>
+      <w:bookmarkStart w:id="31" w:name="__RefHeading___Toc5004_2766707177"/>
       <w:bookmarkEnd w:id="31"/>
       <w:r>
         <w:rPr/>
@@ -17729,7 +17749,7 @@
         <w:outlineLvl w:val="1"/>
         <w:rPr/>
       </w:pPr>
-      <w:bookmarkStart w:id="32" w:name="__RefHeading___Toc4876_3691221838"/>
+      <w:bookmarkStart w:id="32" w:name="__RefHeading___Toc5006_2766707177"/>
       <w:bookmarkEnd w:id="32"/>
       <w:r>
         <w:rPr/>
@@ -17858,7 +17878,7 @@
         <w:outlineLvl w:val="2"/>
         <w:rPr/>
       </w:pPr>
-      <w:bookmarkStart w:id="33" w:name="__RefHeading___Toc4878_3691221838"/>
+      <w:bookmarkStart w:id="33" w:name="__RefHeading___Toc5008_2766707177"/>
       <w:bookmarkEnd w:id="33"/>
       <w:r>
         <w:rPr/>
@@ -20468,7 +20488,7 @@
         <w:outlineLvl w:val="2"/>
         <w:rPr/>
       </w:pPr>
-      <w:bookmarkStart w:id="34" w:name="__RefHeading___Toc4880_3691221838"/>
+      <w:bookmarkStart w:id="34" w:name="__RefHeading___Toc5010_2766707177"/>
       <w:bookmarkEnd w:id="34"/>
       <w:r>
         <w:rPr/>
@@ -20936,7 +20956,7 @@
         <w:outlineLvl w:val="2"/>
         <w:rPr/>
       </w:pPr>
-      <w:bookmarkStart w:id="35" w:name="__RefHeading___Toc4882_3691221838"/>
+      <w:bookmarkStart w:id="35" w:name="__RefHeading___Toc5012_2766707177"/>
       <w:bookmarkEnd w:id="35"/>
       <w:r>
         <w:rPr/>
@@ -21369,7 +21389,7 @@
         <w:outlineLvl w:val="2"/>
         <w:rPr/>
       </w:pPr>
-      <w:bookmarkStart w:id="36" w:name="__RefHeading___Toc4884_3691221838"/>
+      <w:bookmarkStart w:id="36" w:name="__RefHeading___Toc5014_2766707177"/>
       <w:bookmarkEnd w:id="36"/>
       <w:r>
         <w:rPr/>
@@ -22343,7 +22363,7 @@
         <w:outlineLvl w:val="2"/>
         <w:rPr/>
       </w:pPr>
-      <w:bookmarkStart w:id="37" w:name="__RefHeading___Toc4886_3691221838"/>
+      <w:bookmarkStart w:id="37" w:name="__RefHeading___Toc5016_2766707177"/>
       <w:bookmarkEnd w:id="37"/>
       <w:r>
         <w:rPr/>
@@ -22446,7 +22466,7 @@
         <w:outlineLvl w:val="1"/>
         <w:rPr/>
       </w:pPr>
-      <w:bookmarkStart w:id="38" w:name="__RefHeading___Toc4888_3691221838"/>
+      <w:bookmarkStart w:id="38" w:name="__RefHeading___Toc5018_2766707177"/>
       <w:bookmarkEnd w:id="38"/>
       <w:r>
         <w:rPr/>
@@ -22737,7 +22757,7 @@
         <w:outlineLvl w:val="2"/>
         <w:rPr/>
       </w:pPr>
-      <w:bookmarkStart w:id="39" w:name="__RefHeading___Toc4890_3691221838"/>
+      <w:bookmarkStart w:id="39" w:name="__RefHeading___Toc5020_2766707177"/>
       <w:bookmarkEnd w:id="39"/>
       <w:r>
         <w:rPr/>
@@ -22988,7 +23008,7 @@
         <w:outlineLvl w:val="0"/>
         <w:rPr/>
       </w:pPr>
-      <w:bookmarkStart w:id="40" w:name="__RefHeading___Toc4892_3691221838"/>
+      <w:bookmarkStart w:id="40" w:name="__RefHeading___Toc5022_2766707177"/>
       <w:bookmarkEnd w:id="40"/>
       <w:r>
         <w:rPr/>
@@ -23134,7 +23154,7 @@
         <w:outlineLvl w:val="1"/>
         <w:rPr/>
       </w:pPr>
-      <w:bookmarkStart w:id="41" w:name="__RefHeading___Toc4894_3691221838"/>
+      <w:bookmarkStart w:id="41" w:name="__RefHeading___Toc5024_2766707177"/>
       <w:bookmarkEnd w:id="41"/>
       <w:r>
         <w:rPr/>
@@ -23415,7 +23435,7 @@
         <w:outlineLvl w:val="1"/>
         <w:rPr/>
       </w:pPr>
-      <w:bookmarkStart w:id="42" w:name="__RefHeading___Toc4896_3691221838"/>
+      <w:bookmarkStart w:id="42" w:name="__RefHeading___Toc5026_2766707177"/>
       <w:bookmarkEnd w:id="42"/>
       <w:r>
         <w:rPr/>
@@ -24448,7 +24468,7 @@
         <w:outlineLvl w:val="2"/>
         <w:rPr/>
       </w:pPr>
-      <w:bookmarkStart w:id="43" w:name="__RefHeading___Toc4898_3691221838"/>
+      <w:bookmarkStart w:id="43" w:name="__RefHeading___Toc5028_2766707177"/>
       <w:bookmarkEnd w:id="43"/>
       <w:r>
         <w:rPr/>
@@ -24513,7 +24533,7 @@
         <w:outlineLvl w:val="2"/>
         <w:rPr/>
       </w:pPr>
-      <w:bookmarkStart w:id="44" w:name="__RefHeading___Toc4900_3691221838"/>
+      <w:bookmarkStart w:id="44" w:name="__RefHeading___Toc5030_2766707177"/>
       <w:bookmarkEnd w:id="44"/>
       <w:r>
         <w:rPr/>
@@ -24607,7 +24627,7 @@
         <w:outlineLvl w:val="2"/>
         <w:rPr/>
       </w:pPr>
-      <w:bookmarkStart w:id="45" w:name="__RefHeading___Toc4902_3691221838"/>
+      <w:bookmarkStart w:id="45" w:name="__RefHeading___Toc5032_2766707177"/>
       <w:bookmarkEnd w:id="45"/>
       <w:r>
         <w:rPr/>
@@ -24674,7 +24694,7 @@
         <w:outlineLvl w:val="1"/>
         <w:rPr/>
       </w:pPr>
-      <w:bookmarkStart w:id="46" w:name="__RefHeading___Toc4904_3691221838"/>
+      <w:bookmarkStart w:id="46" w:name="__RefHeading___Toc5034_2766707177"/>
       <w:bookmarkEnd w:id="46"/>
       <w:r>
         <w:rPr/>
@@ -25010,7 +25030,7 @@
         <w:outlineLvl w:val="2"/>
         <w:rPr/>
       </w:pPr>
-      <w:bookmarkStart w:id="47" w:name="__RefHeading___Toc4906_3691221838"/>
+      <w:bookmarkStart w:id="47" w:name="__RefHeading___Toc5036_2766707177"/>
       <w:bookmarkEnd w:id="47"/>
       <w:r>
         <w:rPr/>
@@ -25703,7 +25723,7 @@
         <w:outlineLvl w:val="0"/>
         <w:rPr/>
       </w:pPr>
-      <w:bookmarkStart w:id="48" w:name="__RefHeading___Toc4908_3691221838"/>
+      <w:bookmarkStart w:id="48" w:name="__RefHeading___Toc5038_2766707177"/>
       <w:bookmarkEnd w:id="48"/>
       <w:r>
         <w:rPr/>
@@ -25839,7 +25859,7 @@
         <w:outlineLvl w:val="1"/>
         <w:rPr/>
       </w:pPr>
-      <w:bookmarkStart w:id="49" w:name="__RefHeading___Toc4910_3691221838"/>
+      <w:bookmarkStart w:id="49" w:name="__RefHeading___Toc5040_2766707177"/>
       <w:bookmarkEnd w:id="49"/>
       <w:r>
         <w:rPr/>
@@ -25993,7 +26013,7 @@
         <w:outlineLvl w:val="1"/>
         <w:rPr/>
       </w:pPr>
-      <w:bookmarkStart w:id="50" w:name="__RefHeading___Toc4912_3691221838"/>
+      <w:bookmarkStart w:id="50" w:name="__RefHeading___Toc5042_2766707177"/>
       <w:bookmarkEnd w:id="50"/>
       <w:r>
         <w:rPr/>
@@ -27443,7 +27463,7 @@
         <w:outlineLvl w:val="1"/>
         <w:rPr/>
       </w:pPr>
-      <w:bookmarkStart w:id="51" w:name="__RefHeading___Toc4914_3691221838"/>
+      <w:bookmarkStart w:id="51" w:name="__RefHeading___Toc5044_2766707177"/>
       <w:bookmarkEnd w:id="51"/>
       <w:r>
         <w:rPr/>
@@ -27806,7 +27826,7 @@
         <w:outlineLvl w:val="1"/>
         <w:rPr/>
       </w:pPr>
-      <w:bookmarkStart w:id="52" w:name="__RefHeading___Toc4916_3691221838"/>
+      <w:bookmarkStart w:id="52" w:name="__RefHeading___Toc5046_2766707177"/>
       <w:bookmarkEnd w:id="52"/>
       <w:r>
         <w:rPr/>
@@ -28102,7 +28122,7 @@
         <w:outlineLvl w:val="0"/>
         <w:rPr/>
       </w:pPr>
-      <w:bookmarkStart w:id="53" w:name="__RefHeading___Toc4918_3691221838"/>
+      <w:bookmarkStart w:id="53" w:name="__RefHeading___Toc5048_2766707177"/>
       <w:bookmarkEnd w:id="53"/>
       <w:r>
         <w:rPr/>
@@ -28231,7 +28251,7 @@
         <w:outlineLvl w:val="1"/>
         <w:rPr/>
       </w:pPr>
-      <w:bookmarkStart w:id="54" w:name="__RefHeading___Toc4920_3691221838"/>
+      <w:bookmarkStart w:id="54" w:name="__RefHeading___Toc5050_2766707177"/>
       <w:bookmarkEnd w:id="54"/>
       <w:r>
         <w:rPr/>
@@ -28526,7 +28546,7 @@
         <w:outlineLvl w:val="1"/>
         <w:rPr/>
       </w:pPr>
-      <w:bookmarkStart w:id="55" w:name="__RefHeading___Toc4922_3691221838"/>
+      <w:bookmarkStart w:id="55" w:name="__RefHeading___Toc5052_2766707177"/>
       <w:bookmarkEnd w:id="55"/>
       <w:r>
         <w:rPr/>
@@ -28681,7 +28701,7 @@
         <w:outlineLvl w:val="1"/>
         <w:rPr/>
       </w:pPr>
-      <w:bookmarkStart w:id="56" w:name="__RefHeading___Toc4924_3691221838"/>
+      <w:bookmarkStart w:id="56" w:name="__RefHeading___Toc5054_2766707177"/>
       <w:bookmarkEnd w:id="56"/>
       <w:r>
         <w:rPr/>
@@ -28927,7 +28947,7 @@
         <w:outlineLvl w:val="0"/>
         <w:rPr/>
       </w:pPr>
-      <w:bookmarkStart w:id="57" w:name="__RefHeading___Toc4926_3691221838"/>
+      <w:bookmarkStart w:id="57" w:name="__RefHeading___Toc5056_2766707177"/>
       <w:bookmarkEnd w:id="57"/>
       <w:r>
         <w:rPr/>
@@ -28945,7 +28965,7 @@
         <w:outlineLvl w:val="1"/>
         <w:rPr/>
       </w:pPr>
-      <w:bookmarkStart w:id="58" w:name="__RefHeading___Toc4928_3691221838"/>
+      <w:bookmarkStart w:id="58" w:name="__RefHeading___Toc5058_2766707177"/>
       <w:bookmarkEnd w:id="58"/>
       <w:r>
         <w:rPr/>
@@ -29152,7 +29172,7 @@
         <w:outlineLvl w:val="1"/>
         <w:rPr/>
       </w:pPr>
-      <w:bookmarkStart w:id="59" w:name="__RefHeading___Toc4930_3691221838"/>
+      <w:bookmarkStart w:id="59" w:name="__RefHeading___Toc5060_2766707177"/>
       <w:bookmarkEnd w:id="59"/>
       <w:r>
         <w:rPr/>
@@ -29442,7 +29462,7 @@
         <w:outlineLvl w:val="1"/>
         <w:rPr/>
       </w:pPr>
-      <w:bookmarkStart w:id="60" w:name="__RefHeading___Toc4932_3691221838"/>
+      <w:bookmarkStart w:id="60" w:name="__RefHeading___Toc5062_2766707177"/>
       <w:bookmarkEnd w:id="60"/>
       <w:r>
         <w:rPr/>
@@ -29715,7 +29735,7 @@
         <w:outlineLvl w:val="1"/>
         <w:rPr/>
       </w:pPr>
-      <w:bookmarkStart w:id="61" w:name="__RefHeading___Toc4934_3691221838"/>
+      <w:bookmarkStart w:id="61" w:name="__RefHeading___Toc5064_2766707177"/>
       <w:bookmarkEnd w:id="61"/>
       <w:r>
         <w:rPr/>
@@ -30387,7 +30407,7 @@
         <w:outlineLvl w:val="1"/>
         <w:rPr/>
       </w:pPr>
-      <w:bookmarkStart w:id="62" w:name="__RefHeading___Toc4936_3691221838"/>
+      <w:bookmarkStart w:id="62" w:name="__RefHeading___Toc5066_2766707177"/>
       <w:bookmarkEnd w:id="62"/>
       <w:r>
         <w:rPr/>
@@ -30594,7 +30614,7 @@
         <w:outlineLvl w:val="0"/>
         <w:rPr/>
       </w:pPr>
-      <w:bookmarkStart w:id="63" w:name="__RefHeading___Toc4938_3691221838"/>
+      <w:bookmarkStart w:id="63" w:name="__RefHeading___Toc5068_2766707177"/>
       <w:bookmarkEnd w:id="63"/>
       <w:r>
         <w:rPr/>
@@ -30637,7 +30657,7 @@
         <w:outlineLvl w:val="1"/>
         <w:rPr/>
       </w:pPr>
-      <w:bookmarkStart w:id="64" w:name="__RefHeading___Toc4940_3691221838"/>
+      <w:bookmarkStart w:id="64" w:name="__RefHeading___Toc5070_2766707177"/>
       <w:bookmarkEnd w:id="64"/>
       <w:r>
         <w:rPr/>
@@ -31037,7 +31057,7 @@
         <w:outlineLvl w:val="1"/>
         <w:rPr/>
       </w:pPr>
-      <w:bookmarkStart w:id="65" w:name="__RefHeading___Toc4942_3691221838"/>
+      <w:bookmarkStart w:id="65" w:name="__RefHeading___Toc5072_2766707177"/>
       <w:bookmarkEnd w:id="65"/>
       <w:r>
         <w:rPr/>
@@ -31226,7 +31246,20 @@
       </w:r>
       <w:r>
         <w:rPr/>
-        <w:t>: the compiled CSS files are written into the skin directory, the cache is saved.</w:t>
+        <w:t xml:space="preserve">: the compiled CSS files are written into the skin directory (optionally minified via </w:t>
+      </w:r>
+      <w:r>
+        <w:rPr>
+          <w:rFonts w:eastAsia="Consolas" w:cs="Consolas" w:ascii="Consolas" w:hAnsi="Consolas"/>
+          <w:sz w:val="18"/>
+          <w:szCs w:val="18"/>
+          <w:shd w:fill="F2F2F2" w:val="clear"/>
+        </w:rPr>
+        <w:t>minify</w:t>
+      </w:r>
+      <w:r>
+        <w:rPr/>
+        <w:t>), the cache is saved.</w:t>
       </w:r>
     </w:p>
     <w:p>
@@ -31240,7 +31273,7 @@
         <w:outlineLvl w:val="1"/>
         <w:rPr/>
       </w:pPr>
-      <w:bookmarkStart w:id="66" w:name="__RefHeading___Toc4944_3691221838"/>
+      <w:bookmarkStart w:id="66" w:name="__RefHeading___Toc5074_2766707177"/>
       <w:bookmarkEnd w:id="66"/>
       <w:r>
         <w:rPr/>
@@ -31496,7 +31529,7 @@
         <w:outlineLvl w:val="1"/>
         <w:rPr/>
       </w:pPr>
-      <w:bookmarkStart w:id="67" w:name="__RefHeading___Toc4946_3691221838"/>
+      <w:bookmarkStart w:id="67" w:name="__RefHeading___Toc5076_2766707177"/>
       <w:bookmarkEnd w:id="67"/>
       <w:r>
         <w:rPr/>
@@ -31851,7 +31884,72 @@
       </w:r>
       <w:r>
         <w:rPr/>
-        <w:t xml:space="preserve"> is set) and </w:t>
+        <w:t xml:space="preserve"> is set), </w:t>
+      </w:r>
+      <w:r>
+        <w:rPr>
+          <w:rFonts w:eastAsia="Consolas" w:cs="Consolas" w:ascii="Consolas" w:hAnsi="Consolas"/>
+          <w:sz w:val="18"/>
+          <w:szCs w:val="18"/>
+          <w:shd w:fill="F2F2F2" w:val="clear"/>
+        </w:rPr>
+        <w:t>keptSources</w:t>
+      </w:r>
+      <w:r>
+        <w:rPr/>
+        <w:t xml:space="preserve"> (protected sources when </w:t>
+      </w:r>
+      <w:r>
+        <w:rPr>
+          <w:rFonts w:eastAsia="Consolas" w:cs="Consolas" w:ascii="Consolas" w:hAnsi="Consolas"/>
+          <w:sz w:val="18"/>
+          <w:szCs w:val="18"/>
+          <w:shd w:fill="F2F2F2" w:val="clear"/>
+        </w:rPr>
+        <w:t>sprites.pruneKeep</w:t>
+      </w:r>
+      <w:r>
+        <w:rPr/>
+        <w:t xml:space="preserve"> is set), </w:t>
+      </w:r>
+      <w:r>
+        <w:rPr>
+          <w:rFonts w:eastAsia="Consolas" w:cs="Consolas" w:ascii="Consolas" w:hAnsi="Consolas"/>
+          <w:sz w:val="18"/>
+          <w:szCs w:val="18"/>
+          <w:shd w:fill="F2F2F2" w:val="clear"/>
+        </w:rPr>
+        <w:t>minified</w:t>
+      </w:r>
+      <w:r>
+        <w:rPr/>
+        <w:t xml:space="preserve"> (</w:t>
+      </w:r>
+      <w:r>
+        <w:rPr>
+          <w:rFonts w:eastAsia="Consolas" w:cs="Consolas" w:ascii="Consolas" w:hAnsi="Consolas"/>
+          <w:sz w:val="18"/>
+          <w:szCs w:val="18"/>
+          <w:shd w:fill="F2F2F2" w:val="clear"/>
+        </w:rPr>
+        <w:t>true</w:t>
+      </w:r>
+      <w:r>
+        <w:rPr/>
+        <w:t xml:space="preserve"> when </w:t>
+      </w:r>
+      <w:r>
+        <w:rPr>
+          <w:rFonts w:eastAsia="Consolas" w:cs="Consolas" w:ascii="Consolas" w:hAnsi="Consolas"/>
+          <w:sz w:val="18"/>
+          <w:szCs w:val="18"/>
+          <w:shd w:fill="F2F2F2" w:val="clear"/>
+        </w:rPr>
+        <w:t>minify</w:t>
+      </w:r>
+      <w:r>
+        <w:rPr/>
+        <w:t xml:space="preserve"> was active) and </w:t>
       </w:r>
       <w:r>
         <w:rPr>
@@ -31881,7 +31979,7 @@
         <w:outlineLvl w:val="0"/>
         <w:rPr/>
       </w:pPr>
-      <w:bookmarkStart w:id="68" w:name="__RefHeading___Toc4948_3691221838"/>
+      <w:bookmarkStart w:id="68" w:name="__RefHeading___Toc5078_2766707177"/>
       <w:bookmarkEnd w:id="68"/>
       <w:r>
         <w:rPr/>
@@ -31920,7 +32018,7 @@
         <w:outlineLvl w:val="1"/>
         <w:rPr/>
       </w:pPr>
-      <w:bookmarkStart w:id="69" w:name="__RefHeading___Toc4950_3691221838"/>
+      <w:bookmarkStart w:id="69" w:name="__RefHeading___Toc5080_2766707177"/>
       <w:bookmarkEnd w:id="69"/>
       <w:r>
         <w:rPr/>
@@ -32018,7 +32116,7 @@
         <w:outlineLvl w:val="1"/>
         <w:rPr/>
       </w:pPr>
-      <w:bookmarkStart w:id="70" w:name="__RefHeading___Toc4952_3691221838"/>
+      <w:bookmarkStart w:id="70" w:name="__RefHeading___Toc5082_2766707177"/>
       <w:bookmarkEnd w:id="70"/>
       <w:r>
         <w:rPr/>
@@ -32191,7 +32289,7 @@
         <w:outlineLvl w:val="1"/>
         <w:rPr/>
       </w:pPr>
-      <w:bookmarkStart w:id="71" w:name="__RefHeading___Toc4954_3691221838"/>
+      <w:bookmarkStart w:id="71" w:name="__RefHeading___Toc5084_2766707177"/>
       <w:bookmarkEnd w:id="71"/>
       <w:r>
         <w:rPr/>
@@ -32808,7 +32906,7 @@
         <w:outlineLvl w:val="1"/>
         <w:rPr/>
       </w:pPr>
-      <w:bookmarkStart w:id="72" w:name="__RefHeading___Toc4956_3691221838"/>
+      <w:bookmarkStart w:id="72" w:name="__RefHeading___Toc5086_2766707177"/>
       <w:bookmarkEnd w:id="72"/>
       <w:r>
         <w:rPr/>
@@ -33832,7 +33930,7 @@
         <w:outlineLvl w:val="1"/>
         <w:rPr/>
       </w:pPr>
-      <w:bookmarkStart w:id="73" w:name="__RefHeading___Toc4958_3691221838"/>
+      <w:bookmarkStart w:id="73" w:name="__RefHeading___Toc5088_2766707177"/>
       <w:bookmarkEnd w:id="73"/>
       <w:r>
         <w:rPr/>
@@ -34198,7 +34296,7 @@
         <w:outlineLvl w:val="1"/>
         <w:rPr/>
       </w:pPr>
-      <w:bookmarkStart w:id="74" w:name="__RefHeading___Toc4960_3691221838"/>
+      <w:bookmarkStart w:id="74" w:name="__RefHeading___Toc5090_2766707177"/>
       <w:bookmarkEnd w:id="74"/>
       <w:r>
         <w:rPr/>
@@ -35085,6 +35183,172 @@
           </w:p>
         </w:tc>
       </w:tr>
+      <w:tr>
+        <w:trPr/>
+        <w:tc>
+          <w:tcPr>
+            <w:tcW w:w="3008" w:type="dxa"/>
+            <w:tcBorders>
+              <w:top w:val="single" w:sz="4" w:space="0" w:color="999999"/>
+              <w:start w:val="single" w:sz="4" w:space="0" w:color="999999"/>
+              <w:bottom w:val="single" w:sz="4" w:space="0" w:color="999999"/>
+              <w:end w:val="single" w:sz="4" w:space="0" w:color="999999"/>
+            </w:tcBorders>
+          </w:tcPr>
+          <w:p>
+            <w:pPr>
+              <w:pStyle w:val="Normal"/>
+              <w:spacing w:before="40" w:after="40"/>
+              <w:rPr/>
+            </w:pPr>
+            <w:r>
+              <w:rPr>
+                <w:rFonts w:eastAsia="Consolas" w:cs="Consolas" w:ascii="Consolas" w:hAnsi="Consolas"/>
+                <w:sz w:val="18"/>
+                <w:szCs w:val="18"/>
+                <w:shd w:fill="F2F2F2" w:val="clear"/>
+              </w:rPr>
+              <w:t>pruneKeep</w:t>
+            </w:r>
+          </w:p>
+        </w:tc>
+        <w:tc>
+          <w:tcPr>
+            <w:tcW w:w="3009" w:type="dxa"/>
+            <w:tcBorders>
+              <w:top w:val="single" w:sz="4" w:space="0" w:color="999999"/>
+              <w:start w:val="single" w:sz="4" w:space="0" w:color="999999"/>
+              <w:bottom w:val="single" w:sz="4" w:space="0" w:color="999999"/>
+              <w:end w:val="single" w:sz="4" w:space="0" w:color="999999"/>
+            </w:tcBorders>
+          </w:tcPr>
+          <w:p>
+            <w:pPr>
+              <w:pStyle w:val="Normal"/>
+              <w:spacing w:before="40" w:after="40"/>
+              <w:rPr/>
+            </w:pPr>
+            <w:r>
+              <w:rPr>
+                <w:rFonts w:eastAsia="Consolas" w:cs="Consolas" w:ascii="Consolas" w:hAnsi="Consolas"/>
+                <w:sz w:val="18"/>
+                <w:szCs w:val="18"/>
+                <w:shd w:fill="F2F2F2" w:val="clear"/>
+              </w:rPr>
+              <w:t>[]</w:t>
+            </w:r>
+          </w:p>
+        </w:tc>
+        <w:tc>
+          <w:tcPr>
+            <w:tcW w:w="3009" w:type="dxa"/>
+            <w:tcBorders>
+              <w:top w:val="single" w:sz="4" w:space="0" w:color="999999"/>
+              <w:start w:val="single" w:sz="4" w:space="0" w:color="999999"/>
+              <w:bottom w:val="single" w:sz="4" w:space="0" w:color="999999"/>
+              <w:end w:val="single" w:sz="4" w:space="0" w:color="999999"/>
+            </w:tcBorders>
+          </w:tcPr>
+          <w:p>
+            <w:pPr>
+              <w:pStyle w:val="Normal"/>
+              <w:spacing w:before="40" w:after="40"/>
+              <w:rPr/>
+            </w:pPr>
+            <w:r>
+              <w:rPr/>
+              <w:t xml:space="preserve">Only with </w:t>
+            </w:r>
+            <w:r>
+              <w:rPr>
+                <w:rFonts w:eastAsia="Consolas" w:cs="Consolas" w:ascii="Consolas" w:hAnsi="Consolas"/>
+                <w:sz w:val="18"/>
+                <w:szCs w:val="18"/>
+                <w:shd w:fill="F2F2F2" w:val="clear"/>
+              </w:rPr>
+              <w:t>pruneSources: true</w:t>
+            </w:r>
+            <w:r>
+              <w:rPr/>
+              <w:t xml:space="preserve">: skin-relative </w:t>
+            </w:r>
+            <w:r>
+              <w:rPr>
+                <w:b/>
+                <w:bCs/>
+              </w:rPr>
+              <w:t>files or directories</w:t>
+            </w:r>
+            <w:r>
+              <w:rPr/>
+              <w:t xml:space="preserve"> excluded from the trim. Matched against each sprite's </w:t>
+            </w:r>
+            <w:r>
+              <w:rPr>
+                <w:b/>
+                <w:bCs/>
+              </w:rPr>
+              <w:t>1x URL</w:t>
+            </w:r>
+            <w:r>
+              <w:rPr/>
+              <w:t xml:space="preserve"> (exact file or directory prefix); both </w:t>
+            </w:r>
+            <w:r>
+              <w:rPr>
+                <w:rFonts w:eastAsia="Consolas" w:cs="Consolas" w:ascii="Consolas" w:hAnsi="Consolas"/>
+                <w:sz w:val="18"/>
+                <w:szCs w:val="18"/>
+                <w:shd w:fill="F2F2F2" w:val="clear"/>
+              </w:rPr>
+              <w:t>1x</w:t>
+            </w:r>
+            <w:r>
+              <w:rPr/>
+              <w:t xml:space="preserve"> and </w:t>
+            </w:r>
+            <w:r>
+              <w:rPr>
+                <w:rFonts w:eastAsia="Consolas" w:cs="Consolas" w:ascii="Consolas" w:hAnsi="Consolas"/>
+                <w:sz w:val="18"/>
+                <w:szCs w:val="18"/>
+                <w:shd w:fill="F2F2F2" w:val="clear"/>
+              </w:rPr>
+              <w:t>@2x</w:t>
+            </w:r>
+            <w:r>
+              <w:rPr/>
+              <w:t xml:space="preserve"> are kept. Example: </w:t>
+            </w:r>
+            <w:r>
+              <w:rPr>
+                <w:rFonts w:eastAsia="Consolas" w:cs="Consolas" w:ascii="Consolas" w:hAnsi="Consolas"/>
+                <w:sz w:val="18"/>
+                <w:szCs w:val="18"/>
+                <w:shd w:fill="F2F2F2" w:val="clear"/>
+              </w:rPr>
+              <w:t>["imgs/general/glittery", "imgs/x/y.png"]</w:t>
+            </w:r>
+            <w:r>
+              <w:rPr/>
+              <w:t xml:space="preserve">. The build report includes </w:t>
+            </w:r>
+            <w:r>
+              <w:rPr>
+                <w:rFonts w:eastAsia="Consolas" w:cs="Consolas" w:ascii="Consolas" w:hAnsi="Consolas"/>
+                <w:sz w:val="18"/>
+                <w:szCs w:val="18"/>
+                <w:shd w:fill="F2F2F2" w:val="clear"/>
+              </w:rPr>
+              <w:t>keptSources[]</w:t>
+            </w:r>
+            <w:r>
+              <w:rPr/>
+              <w:t>.</w:t>
+            </w:r>
+          </w:p>
+        </w:tc>
+      </w:tr>
     </w:tbl>
     <w:p>
       <w:pPr>
@@ -35220,11 +35484,11 @@
         <w:outlineLvl w:val="1"/>
         <w:rPr/>
       </w:pPr>
-      <w:bookmarkStart w:id="75" w:name="__RefHeading___Toc4962_3691221838"/>
+      <w:bookmarkStart w:id="75" w:name="__RefHeading___Toc5092_2766707177"/>
       <w:bookmarkEnd w:id="75"/>
       <w:r>
         <w:rPr/>
-        <w:t>10.7 sounds</w:t>
+        <w:t>10.7 minify</w:t>
       </w:r>
     </w:p>
     <w:p>
@@ -35236,18 +35500,20 @@
       </w:pPr>
       <w:r>
         <w:rPr/>
-        <w:t xml:space="preserve">Optional block for the </w:t>
-      </w:r>
-      <w:r>
-        <w:rPr>
-          <w:b/>
-          <w:bCs/>
-        </w:rPr>
-        <w:t>µAU</w:t>
-      </w:r>
-      <w:r>
-        <w:rPr/>
-        <w:t xml:space="preserve"> bridge — builds a sound atlas before CSS compilation (see chapter *microAU*):</w:t>
+        <w:t xml:space="preserve">Optional top-level field for deploy/release builds: when set, every emitted </w:t>
+      </w:r>
+      <w:r>
+        <w:rPr>
+          <w:rFonts w:eastAsia="Consolas" w:cs="Consolas" w:ascii="Consolas" w:hAnsi="Consolas"/>
+          <w:sz w:val="18"/>
+          <w:szCs w:val="18"/>
+          <w:shd w:fill="F2F2F2" w:val="clear"/>
+        </w:rPr>
+        <w:t>files[].target</w:t>
+      </w:r>
+      <w:r>
+        <w:rPr/>
+        <w:t xml:space="preserve"> stylesheet is passed through a minifier on write.</w:t>
       </w:r>
     </w:p>
     <w:tbl>
@@ -35293,7 +35559,7 @@
                 <w:b/>
                 <w:bCs/>
               </w:rPr>
-              <w:t>Field</w:t>
+              <w:t>Value</w:t>
             </w:r>
           </w:p>
         </w:tc>
@@ -35319,7 +35585,7 @@
                 <w:b/>
                 <w:bCs/>
               </w:rPr>
-              <w:t>Meaning</w:t>
+              <w:t>Effect</w:t>
             </w:r>
           </w:p>
         </w:tc>
@@ -35349,7 +35615,11 @@
                 <w:szCs w:val="18"/>
                 <w:shd w:fill="F2F2F2" w:val="clear"/>
               </w:rPr>
-              <w:t>src</w:t>
+              <w:t>false</w:t>
+            </w:r>
+            <w:r>
+              <w:rPr/>
+              <w:t xml:space="preserve"> / omitted</w:t>
             </w:r>
           </w:p>
         </w:tc>
@@ -35371,33 +35641,7 @@
             </w:pPr>
             <w:r>
               <w:rPr/>
-              <w:t xml:space="preserve">Source directory (recursive </w:t>
-            </w:r>
-            <w:r>
-              <w:rPr>
-                <w:rFonts w:eastAsia="Consolas" w:cs="Consolas" w:ascii="Consolas" w:hAnsi="Consolas"/>
-                <w:sz w:val="18"/>
-                <w:szCs w:val="18"/>
-                <w:shd w:fill="F2F2F2" w:val="clear"/>
-              </w:rPr>
-              <w:t>*.wav</w:t>
-            </w:r>
-            <w:r>
-              <w:rPr/>
-              <w:t>/</w:t>
-            </w:r>
-            <w:r>
-              <w:rPr>
-                <w:rFonts w:eastAsia="Consolas" w:cs="Consolas" w:ascii="Consolas" w:hAnsi="Consolas"/>
-                <w:sz w:val="18"/>
-                <w:szCs w:val="18"/>
-                <w:shd w:fill="F2F2F2" w:val="clear"/>
-              </w:rPr>
-              <w:t>*.mp3</w:t>
-            </w:r>
-            <w:r>
-              <w:rPr/>
-              <w:t>), relative to project root</w:t>
+              <w:t>No minification; line breaks and indentation are preserved.</w:t>
             </w:r>
           </w:p>
         </w:tc>
@@ -35427,7 +35671,7 @@
                 <w:szCs w:val="18"/>
                 <w:shd w:fill="F2F2F2" w:val="clear"/>
               </w:rPr>
-              <w:t>sounds</w:t>
+              <w:t>true</w:t>
             </w:r>
           </w:p>
         </w:tc>
@@ -35449,20 +35693,33 @@
             </w:pPr>
             <w:r>
               <w:rPr/>
-              <w:t xml:space="preserve">Alternative: explicit file list (may be combined with </w:t>
-            </w:r>
-            <w:r>
-              <w:rPr>
-                <w:rFonts w:eastAsia="Consolas" w:cs="Consolas" w:ascii="Consolas" w:hAnsi="Consolas"/>
-                <w:sz w:val="18"/>
-                <w:szCs w:val="18"/>
-                <w:shd w:fill="F2F2F2" w:val="clear"/>
-              </w:rPr>
-              <w:t>src</w:t>
-            </w:r>
-            <w:r>
-              <w:rPr/>
-              <w:t>)</w:t>
+              <w:t>[</w:t>
+            </w:r>
+            <w:r>
+              <w:rPr>
+                <w:rFonts w:eastAsia="Consolas" w:cs="Consolas" w:ascii="Consolas" w:hAnsi="Consolas"/>
+                <w:sz w:val="18"/>
+                <w:szCs w:val="18"/>
+                <w:shd w:fill="F2F2F2" w:val="clear"/>
+              </w:rPr>
+              <w:t>uglifycss</w:t>
+            </w:r>
+            <w:r>
+              <w:rPr/>
+              <w:t xml:space="preserve">](https://www.npmjs.com/package/uglifycss) with defaults </w:t>
+            </w:r>
+            <w:r>
+              <w:rPr>
+                <w:rFonts w:eastAsia="Consolas" w:cs="Consolas" w:ascii="Consolas" w:hAnsi="Consolas"/>
+                <w:sz w:val="18"/>
+                <w:szCs w:val="18"/>
+                <w:shd w:fill="F2F2F2" w:val="clear"/>
+              </w:rPr>
+              <w:t>{ maxLineLen: 1000, uglyComments: true }</w:t>
+            </w:r>
+            <w:r>
+              <w:rPr/>
+              <w:t xml:space="preserve"> (shipped with µCSS).</w:t>
             </w:r>
           </w:p>
         </w:tc>
@@ -35486,13 +35743,8 @@
               <w:rPr/>
             </w:pPr>
             <w:r>
-              <w:rPr>
-                <w:rFonts w:eastAsia="Consolas" w:cs="Consolas" w:ascii="Consolas" w:hAnsi="Consolas"/>
-                <w:sz w:val="18"/>
-                <w:szCs w:val="18"/>
-                <w:shd w:fill="F2F2F2" w:val="clear"/>
-              </w:rPr>
-              <w:t>dataFile</w:t>
+              <w:rPr/>
+              <w:t>object</w:t>
             </w:r>
           </w:p>
         </w:tc>
@@ -35513,8 +35765,17 @@
               <w:rPr/>
             </w:pPr>
             <w:r>
-              <w:rPr/>
-              <w:t>Output audio blob, relative to skin directory</w:t>
+              <w:rPr>
+                <w:rFonts w:eastAsia="Consolas" w:cs="Consolas" w:ascii="Consolas" w:hAnsi="Consolas"/>
+                <w:sz w:val="18"/>
+                <w:szCs w:val="18"/>
+                <w:shd w:fill="F2F2F2" w:val="clear"/>
+              </w:rPr>
+              <w:t>uglifycss</w:t>
+            </w:r>
+            <w:r>
+              <w:rPr/>
+              <w:t xml:space="preserve"> with these options merged over the defaults.</w:t>
             </w:r>
           </w:p>
         </w:tc>
@@ -35538,13 +35799,17 @@
               <w:rPr/>
             </w:pPr>
             <w:r>
-              <w:rPr>
-                <w:rFonts w:eastAsia="Consolas" w:cs="Consolas" w:ascii="Consolas" w:hAnsi="Consolas"/>
-                <w:sz w:val="18"/>
-                <w:szCs w:val="18"/>
-                <w:shd w:fill="F2F2F2" w:val="clear"/>
-              </w:rPr>
-              <w:t>jsonFile</w:t>
+              <w:rPr/>
+              <w:t xml:space="preserve">function </w:t>
+            </w:r>
+            <w:r>
+              <w:rPr>
+                <w:rFonts w:eastAsia="Consolas" w:cs="Consolas" w:ascii="Consolas" w:hAnsi="Consolas"/>
+                <w:sz w:val="18"/>
+                <w:szCs w:val="18"/>
+                <w:shd w:fill="F2F2F2" w:val="clear"/>
+              </w:rPr>
+              <w:t>(css) =&gt; css</w:t>
             </w:r>
           </w:p>
         </w:tc>
@@ -35566,319 +35831,7 @@
             </w:pPr>
             <w:r>
               <w:rPr/>
-              <w:t>Output JSON timing map, relative to skin directory</w:t>
-            </w:r>
-          </w:p>
-        </w:tc>
-      </w:tr>
-      <w:tr>
-        <w:trPr/>
-        <w:tc>
-          <w:tcPr>
-            <w:tcW w:w="4512" w:type="dxa"/>
-            <w:tcBorders>
-              <w:top w:val="single" w:sz="4" w:space="0" w:color="999999"/>
-              <w:start w:val="single" w:sz="4" w:space="0" w:color="999999"/>
-              <w:bottom w:val="single" w:sz="4" w:space="0" w:color="999999"/>
-              <w:end w:val="single" w:sz="4" w:space="0" w:color="999999"/>
-            </w:tcBorders>
-          </w:tcPr>
-          <w:p>
-            <w:pPr>
-              <w:pStyle w:val="Normal"/>
-              <w:spacing w:before="40" w:after="40"/>
-              <w:rPr/>
-            </w:pPr>
-            <w:r>
-              <w:rPr>
-                <w:rFonts w:eastAsia="Consolas" w:cs="Consolas" w:ascii="Consolas" w:hAnsi="Consolas"/>
-                <w:sz w:val="18"/>
-                <w:szCs w:val="18"/>
-                <w:shd w:fill="F2F2F2" w:val="clear"/>
-              </w:rPr>
-              <w:t>format</w:t>
-            </w:r>
-            <w:r>
-              <w:rPr/>
-              <w:t xml:space="preserve">, </w:t>
-            </w:r>
-            <w:r>
-              <w:rPr>
-                <w:rFonts w:eastAsia="Consolas" w:cs="Consolas" w:ascii="Consolas" w:hAnsi="Consolas"/>
-                <w:sz w:val="18"/>
-                <w:szCs w:val="18"/>
-                <w:shd w:fill="F2F2F2" w:val="clear"/>
-              </w:rPr>
-              <w:t>mp3KBitRate</w:t>
-            </w:r>
-            <w:r>
-              <w:rPr/>
-              <w:t xml:space="preserve">, </w:t>
-            </w:r>
-            <w:r>
-              <w:rPr>
-                <w:rFonts w:eastAsia="Consolas" w:cs="Consolas" w:ascii="Consolas" w:hAnsi="Consolas"/>
-                <w:sz w:val="18"/>
-                <w:szCs w:val="18"/>
-                <w:shd w:fill="F2F2F2" w:val="clear"/>
-              </w:rPr>
-              <w:t>sampleRate</w:t>
-            </w:r>
-            <w:r>
-              <w:rPr/>
-              <w:t>, …</w:t>
-            </w:r>
-          </w:p>
-        </w:tc>
-        <w:tc>
-          <w:tcPr>
-            <w:tcW w:w="4514" w:type="dxa"/>
-            <w:tcBorders>
-              <w:top w:val="single" w:sz="4" w:space="0" w:color="999999"/>
-              <w:start w:val="single" w:sz="4" w:space="0" w:color="999999"/>
-              <w:bottom w:val="single" w:sz="4" w:space="0" w:color="999999"/>
-              <w:end w:val="single" w:sz="4" w:space="0" w:color="999999"/>
-            </w:tcBorders>
-          </w:tcPr>
-          <w:p>
-            <w:pPr>
-              <w:pStyle w:val="Normal"/>
-              <w:spacing w:before="40" w:after="40"/>
-              <w:rPr/>
-            </w:pPr>
-            <w:r>
-              <w:rPr/>
-              <w:t xml:space="preserve">Passed through to </w:t>
-            </w:r>
-            <w:r>
-              <w:rPr>
-                <w:rFonts w:eastAsia="Consolas" w:cs="Consolas" w:ascii="Consolas" w:hAnsi="Consolas"/>
-                <w:sz w:val="18"/>
-                <w:szCs w:val="18"/>
-                <w:shd w:fill="F2F2F2" w:val="clear"/>
-              </w:rPr>
-              <w:t>SoundAtlasMaker</w:t>
-            </w:r>
-            <w:r>
-              <w:rPr/>
-              <w:t xml:space="preserve"> (defaults as in µAU)</w:t>
-            </w:r>
-          </w:p>
-        </w:tc>
-      </w:tr>
-      <w:tr>
-        <w:trPr/>
-        <w:tc>
-          <w:tcPr>
-            <w:tcW w:w="4512" w:type="dxa"/>
-            <w:tcBorders>
-              <w:top w:val="single" w:sz="4" w:space="0" w:color="999999"/>
-              <w:start w:val="single" w:sz="4" w:space="0" w:color="999999"/>
-              <w:bottom w:val="single" w:sz="4" w:space="0" w:color="999999"/>
-              <w:end w:val="single" w:sz="4" w:space="0" w:color="999999"/>
-            </w:tcBorders>
-          </w:tcPr>
-          <w:p>
-            <w:pPr>
-              <w:pStyle w:val="Normal"/>
-              <w:spacing w:before="40" w:after="40"/>
-              <w:rPr/>
-            </w:pPr>
-            <w:r>
-              <w:rPr>
-                <w:rFonts w:eastAsia="Consolas" w:cs="Consolas" w:ascii="Consolas" w:hAnsi="Consolas"/>
-                <w:sz w:val="18"/>
-                <w:szCs w:val="18"/>
-                <w:shd w:fill="F2F2F2" w:val="clear"/>
-              </w:rPr>
-              <w:t>triggers</w:t>
-            </w:r>
-          </w:p>
-        </w:tc>
-        <w:tc>
-          <w:tcPr>
-            <w:tcW w:w="4514" w:type="dxa"/>
-            <w:tcBorders>
-              <w:top w:val="single" w:sz="4" w:space="0" w:color="999999"/>
-              <w:start w:val="single" w:sz="4" w:space="0" w:color="999999"/>
-              <w:bottom w:val="single" w:sz="4" w:space="0" w:color="999999"/>
-              <w:end w:val="single" w:sz="4" w:space="0" w:color="999999"/>
-            </w:tcBorders>
-          </w:tcPr>
-          <w:p>
-            <w:pPr>
-              <w:pStyle w:val="Normal"/>
-              <w:spacing w:before="40" w:after="40"/>
-              <w:rPr/>
-            </w:pPr>
-            <w:r>
-              <w:rPr/>
-              <w:t xml:space="preserve">*(planned)* path to </w:t>
-            </w:r>
-            <w:r>
-              <w:rPr>
-                <w:rFonts w:eastAsia="Consolas" w:cs="Consolas" w:ascii="Consolas" w:hAnsi="Consolas"/>
-                <w:sz w:val="18"/>
-                <w:szCs w:val="18"/>
-                <w:shd w:fill="F2F2F2" w:val="clear"/>
-              </w:rPr>
-              <w:t>soundTriggers.mjs</w:t>
-            </w:r>
-            <w:r>
-              <w:rPr/>
-              <w:t xml:space="preserve"> — </w:t>
-            </w:r>
-            <w:r>
-              <w:rPr>
-                <w:b/>
-                <w:bCs/>
-              </w:rPr>
-              <w:t>build time only:</w:t>
-            </w:r>
-            <w:r>
-              <w:rPr/>
-              <w:t xml:space="preserve"> extend </w:t>
-            </w:r>
-            <w:r>
-              <w:rPr>
-                <w:rFonts w:eastAsia="Consolas" w:cs="Consolas" w:ascii="Consolas" w:hAnsi="Consolas"/>
-                <w:sz w:val="18"/>
-                <w:szCs w:val="18"/>
-                <w:shd w:fill="F2F2F2" w:val="clear"/>
-              </w:rPr>
-              <w:t>bindings[]</w:t>
-            </w:r>
-            <w:r>
-              <w:rPr/>
-              <w:t xml:space="preserve"> (Node, not the browser)</w:t>
-            </w:r>
-          </w:p>
-        </w:tc>
-      </w:tr>
-      <w:tr>
-        <w:trPr/>
-        <w:tc>
-          <w:tcPr>
-            <w:tcW w:w="4512" w:type="dxa"/>
-            <w:tcBorders>
-              <w:top w:val="single" w:sz="4" w:space="0" w:color="999999"/>
-              <w:start w:val="single" w:sz="4" w:space="0" w:color="999999"/>
-              <w:bottom w:val="single" w:sz="4" w:space="0" w:color="999999"/>
-              <w:end w:val="single" w:sz="4" w:space="0" w:color="999999"/>
-            </w:tcBorders>
-          </w:tcPr>
-          <w:p>
-            <w:pPr>
-              <w:pStyle w:val="Normal"/>
-              <w:spacing w:before="40" w:after="40"/>
-              <w:rPr/>
-            </w:pPr>
-            <w:r>
-              <w:rPr>
-                <w:rFonts w:eastAsia="Consolas" w:cs="Consolas" w:ascii="Consolas" w:hAnsi="Consolas"/>
-                <w:sz w:val="18"/>
-                <w:szCs w:val="18"/>
-                <w:shd w:fill="F2F2F2" w:val="clear"/>
-              </w:rPr>
-              <w:t>handlers</w:t>
-            </w:r>
-          </w:p>
-        </w:tc>
-        <w:tc>
-          <w:tcPr>
-            <w:tcW w:w="4514" w:type="dxa"/>
-            <w:tcBorders>
-              <w:top w:val="single" w:sz="4" w:space="0" w:color="999999"/>
-              <w:start w:val="single" w:sz="4" w:space="0" w:color="999999"/>
-              <w:bottom w:val="single" w:sz="4" w:space="0" w:color="999999"/>
-              <w:end w:val="single" w:sz="4" w:space="0" w:color="999999"/>
-            </w:tcBorders>
-          </w:tcPr>
-          <w:p>
-            <w:pPr>
-              <w:pStyle w:val="Normal"/>
-              <w:spacing w:before="40" w:after="40"/>
-              <w:rPr/>
-            </w:pPr>
-            <w:r>
-              <w:rPr/>
-              <w:t xml:space="preserve">*(planned)* path to </w:t>
-            </w:r>
-            <w:r>
-              <w:rPr>
-                <w:rFonts w:eastAsia="Consolas" w:cs="Consolas" w:ascii="Consolas" w:hAnsi="Consolas"/>
-                <w:sz w:val="18"/>
-                <w:szCs w:val="18"/>
-                <w:shd w:fill="F2F2F2" w:val="clear"/>
-              </w:rPr>
-              <w:t>soundHandlers.mjs</w:t>
-            </w:r>
-            <w:r>
-              <w:rPr/>
-              <w:t xml:space="preserve"> — </w:t>
-            </w:r>
-            <w:r>
-              <w:rPr>
-                <w:b/>
-                <w:bCs/>
-              </w:rPr>
-              <w:t>runtime only:</w:t>
-            </w:r>
-            <w:r>
-              <w:rPr/>
-              <w:t xml:space="preserve"> wrap/replace default handlers (browser, JSON unchanged)</w:t>
-            </w:r>
-          </w:p>
-        </w:tc>
-      </w:tr>
-      <w:tr>
-        <w:trPr/>
-        <w:tc>
-          <w:tcPr>
-            <w:tcW w:w="4512" w:type="dxa"/>
-            <w:tcBorders>
-              <w:top w:val="single" w:sz="4" w:space="0" w:color="999999"/>
-              <w:start w:val="single" w:sz="4" w:space="0" w:color="999999"/>
-              <w:bottom w:val="single" w:sz="4" w:space="0" w:color="999999"/>
-              <w:end w:val="single" w:sz="4" w:space="0" w:color="999999"/>
-            </w:tcBorders>
-          </w:tcPr>
-          <w:p>
-            <w:pPr>
-              <w:pStyle w:val="Normal"/>
-              <w:spacing w:before="40" w:after="40"/>
-              <w:rPr/>
-            </w:pPr>
-            <w:r>
-              <w:rPr>
-                <w:rFonts w:eastAsia="Consolas" w:cs="Consolas" w:ascii="Consolas" w:hAnsi="Consolas"/>
-                <w:sz w:val="18"/>
-                <w:szCs w:val="18"/>
-                <w:shd w:fill="F2F2F2" w:val="clear"/>
-              </w:rPr>
-              <w:t>force</w:t>
-            </w:r>
-          </w:p>
-        </w:tc>
-        <w:tc>
-          <w:tcPr>
-            <w:tcW w:w="4514" w:type="dxa"/>
-            <w:tcBorders>
-              <w:top w:val="single" w:sz="4" w:space="0" w:color="999999"/>
-              <w:start w:val="single" w:sz="4" w:space="0" w:color="999999"/>
-              <w:bottom w:val="single" w:sz="4" w:space="0" w:color="999999"/>
-              <w:end w:val="single" w:sz="4" w:space="0" w:color="999999"/>
-            </w:tcBorders>
-          </w:tcPr>
-          <w:p>
-            <w:pPr>
-              <w:pStyle w:val="Normal"/>
-              <w:spacing w:before="40" w:after="40"/>
-              <w:rPr/>
-            </w:pPr>
-            <w:r>
-              <w:rPr/>
-              <w:t>Force rebuild</w:t>
+              <w:t>Custom minifier (any engine), no extra dependency.</w:t>
             </w:r>
           </w:p>
         </w:tc>
@@ -35902,73 +35855,184 @@
         <w:rPr/>
       </w:pPr>
       <w:r>
-        <w:rPr/>
-        <w:t xml:space="preserve">The build report includes </w:t>
-      </w:r>
-      <w:r>
-        <w:rPr>
-          <w:rFonts w:eastAsia="Consolas" w:cs="Consolas" w:ascii="Consolas" w:hAnsi="Consolas"/>
-          <w:sz w:val="18"/>
-          <w:szCs w:val="18"/>
-          <w:shd w:fill="F2F2F2" w:val="clear"/>
-        </w:rPr>
-        <w:t>sounds[]</w:t>
-      </w:r>
-      <w:r>
-        <w:rPr/>
-        <w:t xml:space="preserve"> with </w:t>
-      </w:r>
-      <w:r>
-        <w:rPr>
-          <w:rFonts w:eastAsia="Consolas" w:cs="Consolas" w:ascii="Consolas" w:hAnsi="Consolas"/>
-          <w:sz w:val="18"/>
-          <w:szCs w:val="18"/>
-          <w:shd w:fill="F2F2F2" w:val="clear"/>
-        </w:rPr>
-        <w:t>skipped</w:t>
-      </w:r>
-      <w:r>
-        <w:rPr/>
-        <w:t xml:space="preserve">, </w:t>
-      </w:r>
-      <w:r>
-        <w:rPr>
-          <w:rFonts w:eastAsia="Consolas" w:cs="Consolas" w:ascii="Consolas" w:hAnsi="Consolas"/>
-          <w:sz w:val="18"/>
-          <w:szCs w:val="18"/>
-          <w:shd w:fill="F2F2F2" w:val="clear"/>
-        </w:rPr>
-        <w:t>sounds</w:t>
-      </w:r>
-      <w:r>
-        <w:rPr/>
-        <w:t xml:space="preserve"> (names) and paths. Without a </w:t>
-      </w:r>
-      <w:r>
-        <w:rPr>
-          <w:rFonts w:eastAsia="Consolas" w:cs="Consolas" w:ascii="Consolas" w:hAnsi="Consolas"/>
-          <w:sz w:val="18"/>
-          <w:szCs w:val="18"/>
-          <w:shd w:fill="F2F2F2" w:val="clear"/>
-        </w:rPr>
-        <w:t>sounds</w:t>
-      </w:r>
-      <w:r>
-        <w:rPr/>
-        <w:t xml:space="preserve"> block, copy sound files into the skin via </w:t>
-      </w:r>
-      <w:r>
-        <w:rPr>
-          <w:rFonts w:eastAsia="Consolas" w:cs="Consolas" w:ascii="Consolas" w:hAnsi="Consolas"/>
-          <w:sz w:val="18"/>
-          <w:szCs w:val="18"/>
-          <w:shd w:fill="F2F2F2" w:val="clear"/>
-        </w:rPr>
-        <w:t>copyFolder</w:t>
-      </w:r>
-      <w:r>
-        <w:rPr/>
-        <w:t>.</w:t>
+        <w:rPr>
+          <w:rFonts w:eastAsia="Consolas" w:cs="Consolas" w:ascii="Consolas" w:hAnsi="Consolas"/>
+          <w:sz w:val="18"/>
+          <w:szCs w:val="18"/>
+          <w:shd w:fill="F2F2F2" w:val="clear"/>
+        </w:rPr>
+        <w:t>uglifycss</w:t>
+      </w:r>
+      <w:r>
+        <w:rPr/>
+        <w:t xml:space="preserve"> is conservative: it strips whitespace and comments only — it </w:t>
+      </w:r>
+      <w:r>
+        <w:rPr>
+          <w:b/>
+          <w:bCs/>
+        </w:rPr>
+        <w:t>does not reorder or merge rules</w:t>
+      </w:r>
+      <w:r>
+        <w:rPr/>
+        <w:t>, so the output stays semantically equivalent to the unminified CSS.</w:t>
+      </w:r>
+    </w:p>
+    <w:p>
+      <w:pPr>
+        <w:pStyle w:val="Normal"/>
+        <w:spacing w:before="0" w:after="120"/>
+        <w:jc w:val="both"/>
+        <w:rPr/>
+      </w:pPr>
+      <w:r>
+        <w:rPr/>
+        <w:t>Typical deploy manifest (trim + minify):</w:t>
+      </w:r>
+    </w:p>
+    <w:p>
+      <w:pPr>
+        <w:pStyle w:val="Normal"/>
+        <w:shd w:val="clear" w:fill="F2F2F2"/>
+        <w:spacing w:before="0" w:after="0"/>
+        <w:rPr/>
+      </w:pPr>
+      <w:r>
+        <w:rPr>
+          <w:rFonts w:eastAsia="Consolas" w:cs="Consolas" w:ascii="Consolas" w:hAnsi="Consolas"/>
+          <w:sz w:val="18"/>
+          <w:szCs w:val="18"/>
+        </w:rPr>
+        <w:t>minify: true,</w:t>
+      </w:r>
+    </w:p>
+    <w:p>
+      <w:pPr>
+        <w:pStyle w:val="Normal"/>
+        <w:shd w:val="clear" w:fill="F2F2F2"/>
+        <w:spacing w:before="0" w:after="0"/>
+        <w:rPr/>
+      </w:pPr>
+      <w:r>
+        <w:rPr>
+          <w:rFonts w:eastAsia="Consolas" w:cs="Consolas" w:ascii="Consolas" w:hAnsi="Consolas"/>
+          <w:sz w:val="18"/>
+          <w:szCs w:val="18"/>
+        </w:rPr>
+        <w:t>sprites: {</w:t>
+      </w:r>
+    </w:p>
+    <w:p>
+      <w:pPr>
+        <w:pStyle w:val="Normal"/>
+        <w:shd w:val="clear" w:fill="F2F2F2"/>
+        <w:spacing w:before="0" w:after="0"/>
+        <w:rPr/>
+      </w:pPr>
+      <w:r>
+        <w:rPr>
+          <w:rFonts w:eastAsia="Consolas" w:cs="Consolas" w:ascii="Consolas" w:hAnsi="Consolas"/>
+          <w:sz w:val="18"/>
+          <w:szCs w:val="18"/>
+        </w:rPr>
+        <w:t xml:space="preserve">    </w:t>
+      </w:r>
+      <w:r>
+        <w:rPr>
+          <w:rFonts w:eastAsia="Consolas" w:cs="Consolas" w:ascii="Consolas" w:hAnsi="Consolas"/>
+          <w:sz w:val="18"/>
+          <w:szCs w:val="18"/>
+        </w:rPr>
+        <w:t>file: "imgs/sprites.png",</w:t>
+      </w:r>
+    </w:p>
+    <w:p>
+      <w:pPr>
+        <w:pStyle w:val="Normal"/>
+        <w:shd w:val="clear" w:fill="F2F2F2"/>
+        <w:spacing w:before="0" w:after="0"/>
+        <w:rPr/>
+      </w:pPr>
+      <w:r>
+        <w:rPr>
+          <w:rFonts w:eastAsia="Consolas" w:cs="Consolas" w:ascii="Consolas" w:hAnsi="Consolas"/>
+          <w:sz w:val="18"/>
+          <w:szCs w:val="18"/>
+        </w:rPr>
+        <w:t xml:space="preserve">    </w:t>
+      </w:r>
+      <w:r>
+        <w:rPr>
+          <w:rFonts w:eastAsia="Consolas" w:cs="Consolas" w:ascii="Consolas" w:hAnsi="Consolas"/>
+          <w:sz w:val="18"/>
+          <w:szCs w:val="18"/>
+        </w:rPr>
+        <w:t>retina: true,</w:t>
+      </w:r>
+    </w:p>
+    <w:p>
+      <w:pPr>
+        <w:pStyle w:val="Normal"/>
+        <w:shd w:val="clear" w:fill="F2F2F2"/>
+        <w:spacing w:before="0" w:after="0"/>
+        <w:rPr/>
+      </w:pPr>
+      <w:r>
+        <w:rPr>
+          <w:rFonts w:eastAsia="Consolas" w:cs="Consolas" w:ascii="Consolas" w:hAnsi="Consolas"/>
+          <w:sz w:val="18"/>
+          <w:szCs w:val="18"/>
+        </w:rPr>
+        <w:t xml:space="preserve">    </w:t>
+      </w:r>
+      <w:r>
+        <w:rPr>
+          <w:rFonts w:eastAsia="Consolas" w:cs="Consolas" w:ascii="Consolas" w:hAnsi="Consolas"/>
+          <w:sz w:val="18"/>
+          <w:szCs w:val="18"/>
+        </w:rPr>
+        <w:t>pruneSources: true,</w:t>
+      </w:r>
+    </w:p>
+    <w:p>
+      <w:pPr>
+        <w:pStyle w:val="Normal"/>
+        <w:shd w:val="clear" w:fill="F2F2F2"/>
+        <w:spacing w:before="0" w:after="0"/>
+        <w:rPr/>
+      </w:pPr>
+      <w:r>
+        <w:rPr>
+          <w:rFonts w:eastAsia="Consolas" w:cs="Consolas" w:ascii="Consolas" w:hAnsi="Consolas"/>
+          <w:sz w:val="18"/>
+          <w:szCs w:val="18"/>
+        </w:rPr>
+        <w:t xml:space="preserve">    </w:t>
+      </w:r>
+      <w:r>
+        <w:rPr>
+          <w:rFonts w:eastAsia="Consolas" w:cs="Consolas" w:ascii="Consolas" w:hAnsi="Consolas"/>
+          <w:sz w:val="18"/>
+          <w:szCs w:val="18"/>
+        </w:rPr>
+        <w:t>pruneKeep: ["imgs/general/glittery"]</w:t>
+      </w:r>
+    </w:p>
+    <w:p>
+      <w:pPr>
+        <w:pStyle w:val="Normal"/>
+        <w:shd w:val="clear" w:fill="F2F2F2"/>
+        <w:spacing w:before="0" w:after="160"/>
+        <w:rPr/>
+      </w:pPr>
+      <w:r>
+        <w:rPr>
+          <w:rFonts w:eastAsia="Consolas" w:cs="Consolas" w:ascii="Consolas" w:hAnsi="Consolas"/>
+          <w:sz w:val="18"/>
+          <w:szCs w:val="18"/>
+        </w:rPr>
+        <w:t>}</w:t>
       </w:r>
     </w:p>
     <w:p>
@@ -35982,11 +36046,11 @@
         <w:outlineLvl w:val="1"/>
         <w:rPr/>
       </w:pPr>
-      <w:bookmarkStart w:id="76" w:name="__RefHeading___Toc4964_3691221838"/>
+      <w:bookmarkStart w:id="76" w:name="__RefHeading___Toc5094_2766707177"/>
       <w:bookmarkEnd w:id="76"/>
       <w:r>
         <w:rPr/>
-        <w:t>10.8 font</w:t>
+        <w:t>10.8 sounds</w:t>
       </w:r>
     </w:p>
     <w:p>
@@ -36005,451 +36069,11 @@
           <w:b/>
           <w:bCs/>
         </w:rPr>
-        <w:t>µFT</w:t>
-      </w:r>
-      <w:r>
-        <w:rPr/>
-        <w:t xml:space="preserve"> bridge — builds an icon font from SVG glyphs before CSS compilation (see chapter *microFT*). Symmetric to </w:t>
-      </w:r>
-      <w:r>
-        <w:rPr>
-          <w:rFonts w:eastAsia="Consolas" w:cs="Consolas" w:ascii="Consolas" w:hAnsi="Consolas"/>
-          <w:sz w:val="18"/>
-          <w:szCs w:val="18"/>
-          <w:shd w:fill="F2F2F2" w:val="clear"/>
-        </w:rPr>
-        <w:t>sounds</w:t>
-      </w:r>
-      <w:r>
-        <w:rPr/>
-        <w:t xml:space="preserve"> and </w:t>
-      </w:r>
-      <w:r>
-        <w:rPr>
-          <w:rFonts w:eastAsia="Consolas" w:cs="Consolas" w:ascii="Consolas" w:hAnsi="Consolas"/>
-          <w:sz w:val="18"/>
-          <w:szCs w:val="18"/>
-          <w:shd w:fill="F2F2F2" w:val="clear"/>
-        </w:rPr>
-        <w:t>sprites</w:t>
-      </w:r>
-      <w:r>
-        <w:rPr/>
-        <w:t xml:space="preserve">: </w:t>
-      </w:r>
-      <w:r>
-        <w:rPr>
-          <w:b/>
-          <w:bCs/>
-        </w:rPr>
-        <w:t>directory and/or individual files</w:t>
-      </w:r>
-      <w:r>
-        <w:rPr/>
-        <w:t xml:space="preserve"> register glyphs in the font even without a CSS reference.</w:t>
-      </w:r>
-    </w:p>
-    <w:p>
-      <w:pPr>
-        <w:pStyle w:val="Normal"/>
-        <w:spacing w:before="0" w:after="120"/>
-        <w:jc w:val="both"/>
-        <w:rPr/>
-      </w:pPr>
-      <w:r>
-        <w:rPr>
-          <w:b/>
-          <w:bCs/>
-        </w:rPr>
-        <w:t>Status:</w:t>
-      </w:r>
-      <w:r>
-        <w:rPr/>
-        <w:t xml:space="preserve"> The manifest bridge is </w:t>
-      </w:r>
-      <w:r>
-        <w:rPr>
-          <w:b/>
-          <w:bCs/>
-        </w:rPr>
-        <w:t>planned</w:t>
-      </w:r>
-      <w:r>
-        <w:rPr/>
-        <w:t xml:space="preserve"> (not yet implemented in </w:t>
-      </w:r>
-      <w:r>
-        <w:rPr>
-          <w:rFonts w:eastAsia="Consolas" w:cs="Consolas" w:ascii="Consolas" w:hAnsi="Consolas"/>
-          <w:sz w:val="18"/>
-          <w:szCs w:val="18"/>
-          <w:shd w:fill="F2F2F2" w:val="clear"/>
-        </w:rPr>
-        <w:t>BuildSkin</w:t>
-      </w:r>
-      <w:r>
-        <w:rPr/>
-        <w:t xml:space="preserve">). Typical today: </w:t>
-      </w:r>
-      <w:r>
-        <w:rPr>
-          <w:rFonts w:eastAsia="Consolas" w:cs="Consolas" w:ascii="Consolas" w:hAnsi="Consolas"/>
-          <w:sz w:val="18"/>
-          <w:szCs w:val="18"/>
-          <w:shd w:fill="F2F2F2" w:val="clear"/>
-        </w:rPr>
-        <w:t>FontGenerator.Create()</w:t>
-      </w:r>
-      <w:r>
-        <w:rPr/>
-        <w:t xml:space="preserve"> as a separate Gulp step, then </w:t>
-      </w:r>
-      <w:r>
-        <w:rPr>
-          <w:rFonts w:eastAsia="Consolas" w:cs="Consolas" w:ascii="Consolas" w:hAnsi="Consolas"/>
-          <w:sz w:val="18"/>
-          <w:szCs w:val="18"/>
-          <w:shd w:fill="F2F2F2" w:val="clear"/>
-        </w:rPr>
-        <w:t>copyFolder</w:t>
-      </w:r>
-      <w:r>
-        <w:rPr/>
-        <w:t xml:space="preserve"> (see below).</w:t>
-      </w:r>
-    </w:p>
-    <w:p>
-      <w:pPr>
-        <w:pStyle w:val="Normal"/>
-        <w:shd w:val="clear" w:fill="F2F2F2"/>
-        <w:spacing w:before="0" w:after="0"/>
-        <w:rPr/>
-      </w:pPr>
-      <w:r>
-        <w:rPr>
-          <w:rFonts w:eastAsia="Consolas" w:cs="Consolas" w:ascii="Consolas" w:hAnsi="Consolas"/>
-          <w:sz w:val="18"/>
-          <w:szCs w:val="18"/>
-        </w:rPr>
-        <w:t>font: {</w:t>
-      </w:r>
-    </w:p>
-    <w:p>
-      <w:pPr>
-        <w:pStyle w:val="Normal"/>
-        <w:shd w:val="clear" w:fill="F2F2F2"/>
-        <w:spacing w:before="0" w:after="0"/>
-        <w:rPr/>
-      </w:pPr>
-      <w:r>
-        <w:rPr>
-          <w:rFonts w:eastAsia="Consolas" w:cs="Consolas" w:ascii="Consolas" w:hAnsi="Consolas"/>
-          <w:sz w:val="18"/>
-          <w:szCs w:val="18"/>
-        </w:rPr>
-        <w:t xml:space="preserve">    </w:t>
-      </w:r>
-      <w:r>
-        <w:rPr>
-          <w:rFonts w:eastAsia="Consolas" w:cs="Consolas" w:ascii="Consolas" w:hAnsi="Consolas"/>
-          <w:sz w:val="18"/>
-          <w:szCs w:val="18"/>
-        </w:rPr>
-        <w:t>fontName: "AppSymbol",</w:t>
-      </w:r>
-    </w:p>
-    <w:p>
-      <w:pPr>
-        <w:pStyle w:val="Normal"/>
-        <w:shd w:val="clear" w:fill="F2F2F2"/>
-        <w:spacing w:before="0" w:after="0"/>
-        <w:rPr/>
-      </w:pPr>
-      <w:r>
-        <w:rPr>
-          <w:rFonts w:eastAsia="Consolas" w:cs="Consolas" w:ascii="Consolas" w:hAnsi="Consolas"/>
-          <w:sz w:val="18"/>
-          <w:szCs w:val="18"/>
-        </w:rPr>
-        <w:t xml:space="preserve">    </w:t>
-      </w:r>
-      <w:r>
-        <w:rPr>
-          <w:rFonts w:eastAsia="Consolas" w:cs="Consolas" w:ascii="Consolas" w:hAnsi="Consolas"/>
-          <w:sz w:val="18"/>
-          <w:szCs w:val="18"/>
-        </w:rPr>
-        <w:t>src: "dev/media/svg",              // recursive SVG tree, relative to project root</w:t>
-      </w:r>
-    </w:p>
-    <w:p>
-      <w:pPr>
-        <w:pStyle w:val="Normal"/>
-        <w:shd w:val="clear" w:fill="F2F2F2"/>
-        <w:spacing w:before="0" w:after="0"/>
-        <w:rPr/>
-      </w:pPr>
-      <w:r>
-        <w:rPr>
-          <w:rFonts w:eastAsia="Consolas" w:cs="Consolas" w:ascii="Consolas" w:hAnsi="Consolas"/>
-          <w:sz w:val="18"/>
-          <w:szCs w:val="18"/>
-        </w:rPr>
-        <w:t xml:space="preserve">    </w:t>
-      </w:r>
-      <w:r>
-        <w:rPr>
-          <w:rFonts w:eastAsia="Consolas" w:cs="Consolas" w:ascii="Consolas" w:hAnsi="Consolas"/>
-          <w:sz w:val="18"/>
-          <w:szCs w:val="18"/>
-        </w:rPr>
-        <w:t>include: ["dev/media/svg/extra/special-U0xE950.svg"],  // *(planned)* extra single SVGs</w:t>
-      </w:r>
-    </w:p>
-    <w:p>
-      <w:pPr>
-        <w:pStyle w:val="Normal"/>
-        <w:shd w:val="clear" w:fill="F2F2F2"/>
-        <w:spacing w:before="0" w:after="0"/>
-        <w:rPr/>
-      </w:pPr>
-      <w:r>
-        <w:rPr>
-          <w:rFonts w:eastAsia="Consolas" w:cs="Consolas" w:ascii="Consolas" w:hAnsi="Consolas"/>
-          <w:sz w:val="18"/>
-          <w:szCs w:val="18"/>
-        </w:rPr>
-        <w:t xml:space="preserve">    </w:t>
-      </w:r>
-      <w:r>
-        <w:rPr>
-          <w:rFonts w:eastAsia="Consolas" w:cs="Consolas" w:ascii="Consolas" w:hAnsi="Consolas"/>
-          <w:sz w:val="18"/>
-          <w:szCs w:val="18"/>
-        </w:rPr>
-        <w:t>outputDir: "fonts",                  // relative to skin output directory</w:t>
-      </w:r>
-    </w:p>
-    <w:p>
-      <w:pPr>
-        <w:pStyle w:val="Normal"/>
-        <w:shd w:val="clear" w:fill="F2F2F2"/>
-        <w:spacing w:before="0" w:after="0"/>
-        <w:rPr/>
-      </w:pPr>
-      <w:r>
-        <w:rPr>
-          <w:rFonts w:eastAsia="Consolas" w:cs="Consolas" w:ascii="Consolas" w:hAnsi="Consolas"/>
-          <w:sz w:val="18"/>
-          <w:szCs w:val="18"/>
-        </w:rPr>
-        <w:t xml:space="preserve">    </w:t>
-      </w:r>
-      <w:r>
-        <w:rPr>
-          <w:rFonts w:eastAsia="Consolas" w:cs="Consolas" w:ascii="Consolas" w:hAnsi="Consolas"/>
-          <w:sz w:val="18"/>
-          <w:szCs w:val="18"/>
-        </w:rPr>
-        <w:t>fontUrlBase: "../fonts/",            // URL prefix in generated CSS</w:t>
-      </w:r>
-    </w:p>
-    <w:p>
-      <w:pPr>
-        <w:pStyle w:val="Normal"/>
-        <w:shd w:val="clear" w:fill="F2F2F2"/>
-        <w:spacing w:before="0" w:after="0"/>
-        <w:rPr/>
-      </w:pPr>
-      <w:r>
-        <w:rPr>
-          <w:rFonts w:eastAsia="Consolas" w:cs="Consolas" w:ascii="Consolas" w:hAnsi="Consolas"/>
-          <w:sz w:val="18"/>
-          <w:szCs w:val="18"/>
-        </w:rPr>
-        <w:t xml:space="preserve">    </w:t>
-      </w:r>
-      <w:r>
-        <w:rPr>
-          <w:rFonts w:eastAsia="Consolas" w:cs="Consolas" w:ascii="Consolas" w:hAnsi="Consolas"/>
-          <w:sz w:val="18"/>
-          <w:szCs w:val="18"/>
-        </w:rPr>
-        <w:t>groups: {</w:t>
-      </w:r>
-    </w:p>
-    <w:p>
-      <w:pPr>
-        <w:pStyle w:val="Normal"/>
-        <w:shd w:val="clear" w:fill="F2F2F2"/>
-        <w:spacing w:before="0" w:after="0"/>
-        <w:rPr/>
-      </w:pPr>
-      <w:r>
-        <w:rPr>
-          <w:rFonts w:eastAsia="Consolas" w:cs="Consolas" w:ascii="Consolas" w:hAnsi="Consolas"/>
-          <w:sz w:val="18"/>
-          <w:szCs w:val="18"/>
-        </w:rPr>
-        <w:t xml:space="preserve">        </w:t>
-      </w:r>
-      <w:r>
-        <w:rPr>
-          <w:rFonts w:eastAsia="Consolas" w:cs="Consolas" w:ascii="Consolas" w:hAnsi="Consolas"/>
-          <w:sz w:val="18"/>
-          <w:szCs w:val="18"/>
-        </w:rPr>
-        <w:t>general: { label: "General", description: "General UI controls.", order: 1 }</w:t>
-      </w:r>
-    </w:p>
-    <w:p>
-      <w:pPr>
-        <w:pStyle w:val="Normal"/>
-        <w:shd w:val="clear" w:fill="F2F2F2"/>
-        <w:spacing w:before="0" w:after="0"/>
-        <w:rPr/>
-      </w:pPr>
-      <w:r>
-        <w:rPr>
-          <w:rFonts w:eastAsia="Consolas" w:cs="Consolas" w:ascii="Consolas" w:hAnsi="Consolas"/>
-          <w:sz w:val="18"/>
-          <w:szCs w:val="18"/>
-        </w:rPr>
-        <w:t xml:space="preserve">    </w:t>
-      </w:r>
-      <w:r>
-        <w:rPr>
-          <w:rFonts w:eastAsia="Consolas" w:cs="Consolas" w:ascii="Consolas" w:hAnsi="Consolas"/>
-          <w:sz w:val="18"/>
-          <w:szCs w:val="18"/>
-        </w:rPr>
-        <w:t>},</w:t>
-      </w:r>
-    </w:p>
-    <w:p>
-      <w:pPr>
-        <w:pStyle w:val="Normal"/>
-        <w:shd w:val="clear" w:fill="F2F2F2"/>
-        <w:spacing w:before="0" w:after="0"/>
-        <w:rPr/>
-      </w:pPr>
-      <w:r>
-        <w:rPr>
-          <w:rFonts w:eastAsia="Consolas" w:cs="Consolas" w:ascii="Consolas" w:hAnsi="Consolas"/>
-          <w:sz w:val="18"/>
-          <w:szCs w:val="18"/>
-        </w:rPr>
-        <w:t xml:space="preserve">    </w:t>
-      </w:r>
-      <w:r>
-        <w:rPr>
-          <w:rFonts w:eastAsia="Consolas" w:cs="Consolas" w:ascii="Consolas" w:hAnsi="Consolas"/>
-          <w:sz w:val="18"/>
-          <w:szCs w:val="18"/>
-        </w:rPr>
-        <w:t>glyphs: {</w:t>
-      </w:r>
-    </w:p>
-    <w:p>
-      <w:pPr>
-        <w:pStyle w:val="Normal"/>
-        <w:shd w:val="clear" w:fill="F2F2F2"/>
-        <w:spacing w:before="0" w:after="0"/>
-        <w:rPr/>
-      </w:pPr>
-      <w:r>
-        <w:rPr>
-          <w:rFonts w:eastAsia="Consolas" w:cs="Consolas" w:ascii="Consolas" w:hAnsi="Consolas"/>
-          <w:sz w:val="18"/>
-          <w:szCs w:val="18"/>
-        </w:rPr>
-        <w:t xml:space="preserve">        </w:t>
-      </w:r>
-      <w:r>
-        <w:rPr>
-          <w:rFonts w:eastAsia="Consolas" w:cs="Consolas" w:ascii="Consolas" w:hAnsi="Consolas"/>
-          <w:sz w:val="18"/>
-          <w:szCs w:val="18"/>
-        </w:rPr>
-        <w:t>"general-control-edit": { description: "Button/icon to start editing." }</w:t>
-      </w:r>
-    </w:p>
-    <w:p>
-      <w:pPr>
-        <w:pStyle w:val="Normal"/>
-        <w:shd w:val="clear" w:fill="F2F2F2"/>
-        <w:spacing w:before="0" w:after="0"/>
-        <w:rPr/>
-      </w:pPr>
-      <w:r>
-        <w:rPr>
-          <w:rFonts w:eastAsia="Consolas" w:cs="Consolas" w:ascii="Consolas" w:hAnsi="Consolas"/>
-          <w:sz w:val="18"/>
-          <w:szCs w:val="18"/>
-        </w:rPr>
-        <w:t xml:space="preserve">    </w:t>
-      </w:r>
-      <w:r>
-        <w:rPr>
-          <w:rFonts w:eastAsia="Consolas" w:cs="Consolas" w:ascii="Consolas" w:hAnsi="Consolas"/>
-          <w:sz w:val="18"/>
-          <w:szCs w:val="18"/>
-        </w:rPr>
-        <w:t>}</w:t>
-      </w:r>
-    </w:p>
-    <w:p>
-      <w:pPr>
-        <w:pStyle w:val="Normal"/>
-        <w:shd w:val="clear" w:fill="F2F2F2"/>
-        <w:spacing w:before="0" w:after="160"/>
-        <w:rPr/>
-      </w:pPr>
-      <w:r>
-        <w:rPr>
-          <w:rFonts w:eastAsia="Consolas" w:cs="Consolas" w:ascii="Consolas" w:hAnsi="Consolas"/>
-          <w:sz w:val="18"/>
-          <w:szCs w:val="18"/>
-        </w:rPr>
-        <w:t>}</w:t>
-      </w:r>
-    </w:p>
-    <w:p>
-      <w:pPr>
-        <w:pStyle w:val="Normal"/>
-        <w:spacing w:before="0" w:after="120"/>
-        <w:jc w:val="both"/>
-        <w:rPr/>
-      </w:pPr>
-      <w:r>
-        <w:rPr/>
-        <w:t xml:space="preserve">Multiple fonts: </w:t>
-      </w:r>
-      <w:r>
-        <w:rPr>
-          <w:rFonts w:eastAsia="Consolas" w:cs="Consolas" w:ascii="Consolas" w:hAnsi="Consolas"/>
-          <w:sz w:val="18"/>
-          <w:szCs w:val="18"/>
-          <w:shd w:fill="F2F2F2" w:val="clear"/>
-        </w:rPr>
-        <w:t>font: [ { fontName: "AppSymbol", … }, { fontName: "MedicalSymbol", … } ]</w:t>
-      </w:r>
-      <w:r>
-        <w:rPr/>
-        <w:t xml:space="preserve"> — like </w:t>
-      </w:r>
-      <w:r>
-        <w:rPr>
-          <w:rFonts w:eastAsia="Consolas" w:cs="Consolas" w:ascii="Consolas" w:hAnsi="Consolas"/>
-          <w:sz w:val="18"/>
-          <w:szCs w:val="18"/>
-          <w:shd w:fill="F2F2F2" w:val="clear"/>
-        </w:rPr>
-        <w:t>sounds</w:t>
-      </w:r>
-      <w:r>
-        <w:rPr/>
-        <w:t xml:space="preserve"> as an array.</w:t>
+        <w:t>µAU</w:t>
+      </w:r>
+      <w:r>
+        <w:rPr/>
+        <w:t xml:space="preserve"> bridge — builds a sound atlas before CSS compilation (see chapter *microAU*):</w:t>
       </w:r>
     </w:p>
     <w:tbl>
@@ -36551,7 +36175,7 @@
                 <w:szCs w:val="18"/>
                 <w:shd w:fill="F2F2F2" w:val="clear"/>
               </w:rPr>
-              <w:t>fontName</w:t>
+              <w:t>src</w:t>
             </w:r>
           </w:p>
         </w:tc>
@@ -36573,20 +36197,33 @@
             </w:pPr>
             <w:r>
               <w:rPr/>
-              <w:t>Font family name (required) — base for file names (</w:t>
-            </w:r>
-            <w:r>
-              <w:rPr>
-                <w:rFonts w:eastAsia="Consolas" w:cs="Consolas" w:ascii="Consolas" w:hAnsi="Consolas"/>
-                <w:sz w:val="18"/>
-                <w:szCs w:val="18"/>
-                <w:shd w:fill="F2F2F2" w:val="clear"/>
-              </w:rPr>
-              <w:t>AppSymbol.woff2</w:t>
-            </w:r>
-            <w:r>
-              <w:rPr/>
-              <w:t>, …)</w:t>
+              <w:t xml:space="preserve">Source directory (recursive </w:t>
+            </w:r>
+            <w:r>
+              <w:rPr>
+                <w:rFonts w:eastAsia="Consolas" w:cs="Consolas" w:ascii="Consolas" w:hAnsi="Consolas"/>
+                <w:sz w:val="18"/>
+                <w:szCs w:val="18"/>
+                <w:shd w:fill="F2F2F2" w:val="clear"/>
+              </w:rPr>
+              <w:t>*.wav</w:t>
+            </w:r>
+            <w:r>
+              <w:rPr/>
+              <w:t>/</w:t>
+            </w:r>
+            <w:r>
+              <w:rPr>
+                <w:rFonts w:eastAsia="Consolas" w:cs="Consolas" w:ascii="Consolas" w:hAnsi="Consolas"/>
+                <w:sz w:val="18"/>
+                <w:szCs w:val="18"/>
+                <w:shd w:fill="F2F2F2" w:val="clear"/>
+              </w:rPr>
+              <w:t>*.mp3</w:t>
+            </w:r>
+            <w:r>
+              <w:rPr/>
+              <w:t>), relative to project root</w:t>
             </w:r>
           </w:p>
         </w:tc>
@@ -36616,29 +36253,42 @@
                 <w:szCs w:val="18"/>
                 <w:shd w:fill="F2F2F2" w:val="clear"/>
               </w:rPr>
+              <w:t>sounds</w:t>
+            </w:r>
+          </w:p>
+        </w:tc>
+        <w:tc>
+          <w:tcPr>
+            <w:tcW w:w="4514" w:type="dxa"/>
+            <w:tcBorders>
+              <w:top w:val="single" w:sz="4" w:space="0" w:color="999999"/>
+              <w:start w:val="single" w:sz="4" w:space="0" w:color="999999"/>
+              <w:bottom w:val="single" w:sz="4" w:space="0" w:color="999999"/>
+              <w:end w:val="single" w:sz="4" w:space="0" w:color="999999"/>
+            </w:tcBorders>
+          </w:tcPr>
+          <w:p>
+            <w:pPr>
+              <w:pStyle w:val="Normal"/>
+              <w:spacing w:before="40" w:after="40"/>
+              <w:rPr/>
+            </w:pPr>
+            <w:r>
+              <w:rPr/>
+              <w:t xml:space="preserve">Alternative: explicit file list (may be combined with </w:t>
+            </w:r>
+            <w:r>
+              <w:rPr>
+                <w:rFonts w:eastAsia="Consolas" w:cs="Consolas" w:ascii="Consolas" w:hAnsi="Consolas"/>
+                <w:sz w:val="18"/>
+                <w:szCs w:val="18"/>
+                <w:shd w:fill="F2F2F2" w:val="clear"/>
+              </w:rPr>
               <w:t>src</w:t>
             </w:r>
-          </w:p>
-        </w:tc>
-        <w:tc>
-          <w:tcPr>
-            <w:tcW w:w="4514" w:type="dxa"/>
-            <w:tcBorders>
-              <w:top w:val="single" w:sz="4" w:space="0" w:color="999999"/>
-              <w:start w:val="single" w:sz="4" w:space="0" w:color="999999"/>
-              <w:bottom w:val="single" w:sz="4" w:space="0" w:color="999999"/>
-              <w:end w:val="single" w:sz="4" w:space="0" w:color="999999"/>
-            </w:tcBorders>
-          </w:tcPr>
-          <w:p>
-            <w:pPr>
-              <w:pStyle w:val="Normal"/>
-              <w:spacing w:before="40" w:after="40"/>
-              <w:rPr/>
-            </w:pPr>
-            <w:r>
-              <w:rPr/>
-              <w:t>Source directory of SVG glyphs (recursive), relative to project root</w:t>
+            <w:r>
+              <w:rPr/>
+              <w:t>)</w:t>
             </w:r>
           </w:p>
         </w:tc>
@@ -36668,7 +36318,7 @@
                 <w:szCs w:val="18"/>
                 <w:shd w:fill="F2F2F2" w:val="clear"/>
               </w:rPr>
-              <w:t>include</w:t>
+              <w:t>dataFile</w:t>
             </w:r>
           </w:p>
         </w:tc>
@@ -36690,16 +36340,7 @@
             </w:pPr>
             <w:r>
               <w:rPr/>
-              <w:t xml:space="preserve">*(planned)* additional single SVG files (project-relative), combinable with </w:t>
-            </w:r>
-            <w:r>
-              <w:rPr>
-                <w:rFonts w:eastAsia="Consolas" w:cs="Consolas" w:ascii="Consolas" w:hAnsi="Consolas"/>
-                <w:sz w:val="18"/>
-                <w:szCs w:val="18"/>
-                <w:shd w:fill="F2F2F2" w:val="clear"/>
-              </w:rPr>
-              <w:t>src</w:t>
+              <w:t>Output audio blob, relative to skin directory</w:t>
             </w:r>
           </w:p>
         </w:tc>
@@ -36729,7 +36370,7 @@
                 <w:szCs w:val="18"/>
                 <w:shd w:fill="F2F2F2" w:val="clear"/>
               </w:rPr>
-              <w:t>outputDir</w:t>
+              <w:t>jsonFile</w:t>
             </w:r>
           </w:p>
         </w:tc>
@@ -36751,7 +36392,7 @@
             </w:pPr>
             <w:r>
               <w:rPr/>
-              <w:t>Target directory in the skin (font files, CSS, JSON, HTML overview)</w:t>
+              <w:t>Output JSON timing map, relative to skin directory</w:t>
             </w:r>
           </w:p>
         </w:tc>
@@ -36781,7 +36422,37 @@
                 <w:szCs w:val="18"/>
                 <w:shd w:fill="F2F2F2" w:val="clear"/>
               </w:rPr>
-              <w:t>formats</w:t>
+              <w:t>format</w:t>
+            </w:r>
+            <w:r>
+              <w:rPr/>
+              <w:t xml:space="preserve">, </w:t>
+            </w:r>
+            <w:r>
+              <w:rPr>
+                <w:rFonts w:eastAsia="Consolas" w:cs="Consolas" w:ascii="Consolas" w:hAnsi="Consolas"/>
+                <w:sz w:val="18"/>
+                <w:szCs w:val="18"/>
+                <w:shd w:fill="F2F2F2" w:val="clear"/>
+              </w:rPr>
+              <w:t>mp3KBitRate</w:t>
+            </w:r>
+            <w:r>
+              <w:rPr/>
+              <w:t xml:space="preserve">, </w:t>
+            </w:r>
+            <w:r>
+              <w:rPr>
+                <w:rFonts w:eastAsia="Consolas" w:cs="Consolas" w:ascii="Consolas" w:hAnsi="Consolas"/>
+                <w:sz w:val="18"/>
+                <w:szCs w:val="18"/>
+                <w:shd w:fill="F2F2F2" w:val="clear"/>
+              </w:rPr>
+              <w:t>sampleRate</w:t>
+            </w:r>
+            <w:r>
+              <w:rPr/>
+              <w:t>, …</w:t>
             </w:r>
           </w:p>
         </w:tc>
@@ -36803,7 +36474,20 @@
             </w:pPr>
             <w:r>
               <w:rPr/>
-              <w:t>Extensions to emit (default: svg, ttf, eot, woff, woff2)</w:t>
+              <w:t xml:space="preserve">Passed through to </w:t>
+            </w:r>
+            <w:r>
+              <w:rPr>
+                <w:rFonts w:eastAsia="Consolas" w:cs="Consolas" w:ascii="Consolas" w:hAnsi="Consolas"/>
+                <w:sz w:val="18"/>
+                <w:szCs w:val="18"/>
+                <w:shd w:fill="F2F2F2" w:val="clear"/>
+              </w:rPr>
+              <w:t>SoundAtlasMaker</w:t>
+            </w:r>
+            <w:r>
+              <w:rPr/>
+              <w:t xml:space="preserve"> (defaults as in µAU)</w:t>
             </w:r>
           </w:p>
         </w:tc>
@@ -36833,59 +36517,7 @@
                 <w:szCs w:val="18"/>
                 <w:shd w:fill="F2F2F2" w:val="clear"/>
               </w:rPr>
-              <w:t>fontHeight</w:t>
-            </w:r>
-            <w:r>
-              <w:rPr/>
-              <w:t xml:space="preserve">, </w:t>
-            </w:r>
-            <w:r>
-              <w:rPr>
-                <w:rFonts w:eastAsia="Consolas" w:cs="Consolas" w:ascii="Consolas" w:hAnsi="Consolas"/>
-                <w:sz w:val="18"/>
-                <w:szCs w:val="18"/>
-                <w:shd w:fill="F2F2F2" w:val="clear"/>
-              </w:rPr>
-              <w:t>normalize</w:t>
-            </w:r>
-            <w:r>
-              <w:rPr/>
-              <w:t xml:space="preserve">, </w:t>
-            </w:r>
-            <w:r>
-              <w:rPr>
-                <w:rFonts w:eastAsia="Consolas" w:cs="Consolas" w:ascii="Consolas" w:hAnsi="Consolas"/>
-                <w:sz w:val="18"/>
-                <w:szCs w:val="18"/>
-                <w:shd w:fill="F2F2F2" w:val="clear"/>
-              </w:rPr>
-              <w:t>centerHorizontally</w:t>
-            </w:r>
-            <w:r>
-              <w:rPr/>
-              <w:t xml:space="preserve">, </w:t>
-            </w:r>
-            <w:r>
-              <w:rPr>
-                <w:rFonts w:eastAsia="Consolas" w:cs="Consolas" w:ascii="Consolas" w:hAnsi="Consolas"/>
-                <w:sz w:val="18"/>
-                <w:szCs w:val="18"/>
-                <w:shd w:fill="F2F2F2" w:val="clear"/>
-              </w:rPr>
-              <w:t>classPrefix</w:t>
-            </w:r>
-            <w:r>
-              <w:rPr/>
-              <w:t xml:space="preserve">, </w:t>
-            </w:r>
-            <w:r>
-              <w:rPr>
-                <w:rFonts w:eastAsia="Consolas" w:cs="Consolas" w:ascii="Consolas" w:hAnsi="Consolas"/>
-                <w:sz w:val="18"/>
-                <w:szCs w:val="18"/>
-                <w:shd w:fill="F2F2F2" w:val="clear"/>
-              </w:rPr>
-              <w:t>fontUrlBase</w:t>
+              <w:t>triggers</w:t>
             </w:r>
           </w:p>
         </w:tc>
@@ -36907,20 +36539,44 @@
             </w:pPr>
             <w:r>
               <w:rPr/>
-              <w:t xml:space="preserve">Passed through to </w:t>
-            </w:r>
-            <w:r>
-              <w:rPr>
-                <w:rFonts w:eastAsia="Consolas" w:cs="Consolas" w:ascii="Consolas" w:hAnsi="Consolas"/>
-                <w:sz w:val="18"/>
-                <w:szCs w:val="18"/>
-                <w:shd w:fill="F2F2F2" w:val="clear"/>
-              </w:rPr>
-              <w:t>FontGenerator</w:t>
-            </w:r>
-            <w:r>
-              <w:rPr/>
-              <w:t xml:space="preserve"> (defaults as in µFT)</w:t>
+              <w:t xml:space="preserve">*(planned)* path to </w:t>
+            </w:r>
+            <w:r>
+              <w:rPr>
+                <w:rFonts w:eastAsia="Consolas" w:cs="Consolas" w:ascii="Consolas" w:hAnsi="Consolas"/>
+                <w:sz w:val="18"/>
+                <w:szCs w:val="18"/>
+                <w:shd w:fill="F2F2F2" w:val="clear"/>
+              </w:rPr>
+              <w:t>soundTriggers.mjs</w:t>
+            </w:r>
+            <w:r>
+              <w:rPr/>
+              <w:t xml:space="preserve"> — </w:t>
+            </w:r>
+            <w:r>
+              <w:rPr>
+                <w:b/>
+                <w:bCs/>
+              </w:rPr>
+              <w:t>build time only:</w:t>
+            </w:r>
+            <w:r>
+              <w:rPr/>
+              <w:t xml:space="preserve"> extend </w:t>
+            </w:r>
+            <w:r>
+              <w:rPr>
+                <w:rFonts w:eastAsia="Consolas" w:cs="Consolas" w:ascii="Consolas" w:hAnsi="Consolas"/>
+                <w:sz w:val="18"/>
+                <w:szCs w:val="18"/>
+                <w:shd w:fill="F2F2F2" w:val="clear"/>
+              </w:rPr>
+              <w:t>bindings[]</w:t>
+            </w:r>
+            <w:r>
+              <w:rPr/>
+              <w:t xml:space="preserve"> (Node, not the browser)</w:t>
             </w:r>
           </w:p>
         </w:tc>
@@ -36950,33 +36606,7 @@
                 <w:szCs w:val="18"/>
                 <w:shd w:fill="F2F2F2" w:val="clear"/>
               </w:rPr>
-              <w:t>css</w:t>
-            </w:r>
-            <w:r>
-              <w:rPr/>
-              <w:t xml:space="preserve">, </w:t>
-            </w:r>
-            <w:r>
-              <w:rPr>
-                <w:rFonts w:eastAsia="Consolas" w:cs="Consolas" w:ascii="Consolas" w:hAnsi="Consolas"/>
-                <w:sz w:val="18"/>
-                <w:szCs w:val="18"/>
-                <w:shd w:fill="F2F2F2" w:val="clear"/>
-              </w:rPr>
-              <w:t>json</w:t>
-            </w:r>
-            <w:r>
-              <w:rPr/>
-              <w:t xml:space="preserve">, </w:t>
-            </w:r>
-            <w:r>
-              <w:rPr>
-                <w:rFonts w:eastAsia="Consolas" w:cs="Consolas" w:ascii="Consolas" w:hAnsi="Consolas"/>
-                <w:sz w:val="18"/>
-                <w:szCs w:val="18"/>
-                <w:shd w:fill="F2F2F2" w:val="clear"/>
-              </w:rPr>
-              <w:t>html</w:t>
+              <w:t>handlers</w:t>
             </w:r>
           </w:p>
         </w:tc>
@@ -36998,20 +36628,31 @@
             </w:pPr>
             <w:r>
               <w:rPr/>
-              <w:t xml:space="preserve">Control output or </w:t>
-            </w:r>
-            <w:r>
-              <w:rPr>
-                <w:rFonts w:eastAsia="Consolas" w:cs="Consolas" w:ascii="Consolas" w:hAnsi="Consolas"/>
-                <w:sz w:val="18"/>
-                <w:szCs w:val="18"/>
-                <w:shd w:fill="F2F2F2" w:val="clear"/>
-              </w:rPr>
-              <w:t>false</w:t>
-            </w:r>
-            <w:r>
-              <w:rPr/>
-              <w:t xml:space="preserve"> to skip</w:t>
+              <w:t xml:space="preserve">*(planned)* path to </w:t>
+            </w:r>
+            <w:r>
+              <w:rPr>
+                <w:rFonts w:eastAsia="Consolas" w:cs="Consolas" w:ascii="Consolas" w:hAnsi="Consolas"/>
+                <w:sz w:val="18"/>
+                <w:szCs w:val="18"/>
+                <w:shd w:fill="F2F2F2" w:val="clear"/>
+              </w:rPr>
+              <w:t>soundHandlers.mjs</w:t>
+            </w:r>
+            <w:r>
+              <w:rPr/>
+              <w:t xml:space="preserve"> — </w:t>
+            </w:r>
+            <w:r>
+              <w:rPr>
+                <w:b/>
+                <w:bCs/>
+              </w:rPr>
+              <w:t>runtime only:</w:t>
+            </w:r>
+            <w:r>
+              <w:rPr/>
+              <w:t xml:space="preserve"> wrap/replace default handlers (browser, JSON unchanged)</w:t>
             </w:r>
           </w:p>
         </w:tc>
@@ -37041,82 +36682,6 @@
                 <w:szCs w:val="18"/>
                 <w:shd w:fill="F2F2F2" w:val="clear"/>
               </w:rPr>
-              <w:t>groups</w:t>
-            </w:r>
-            <w:r>
-              <w:rPr/>
-              <w:t xml:space="preserve">, </w:t>
-            </w:r>
-            <w:r>
-              <w:rPr>
-                <w:rFonts w:eastAsia="Consolas" w:cs="Consolas" w:ascii="Consolas" w:hAnsi="Consolas"/>
-                <w:sz w:val="18"/>
-                <w:szCs w:val="18"/>
-                <w:shd w:fill="F2F2F2" w:val="clear"/>
-              </w:rPr>
-              <w:t>glyphs</w:t>
-            </w:r>
-          </w:p>
-        </w:tc>
-        <w:tc>
-          <w:tcPr>
-            <w:tcW w:w="4514" w:type="dxa"/>
-            <w:tcBorders>
-              <w:top w:val="single" w:sz="4" w:space="0" w:color="999999"/>
-              <w:start w:val="single" w:sz="4" w:space="0" w:color="999999"/>
-              <w:bottom w:val="single" w:sz="4" w:space="0" w:color="999999"/>
-              <w:end w:val="single" w:sz="4" w:space="0" w:color="999999"/>
-            </w:tcBorders>
-          </w:tcPr>
-          <w:p>
-            <w:pPr>
-              <w:pStyle w:val="Normal"/>
-              <w:spacing w:before="40" w:after="40"/>
-              <w:rPr/>
-            </w:pPr>
-            <w:r>
-              <w:rPr/>
-              <w:t>Metadata for the HTML overview (</w:t>
-            </w:r>
-            <w:r>
-              <w:rPr>
-                <w:b/>
-                <w:bCs/>
-              </w:rPr>
-              <w:t>English only</w:t>
-            </w:r>
-            <w:r>
-              <w:rPr/>
-              <w:t>)</w:t>
-            </w:r>
-          </w:p>
-        </w:tc>
-      </w:tr>
-      <w:tr>
-        <w:trPr/>
-        <w:tc>
-          <w:tcPr>
-            <w:tcW w:w="4512" w:type="dxa"/>
-            <w:tcBorders>
-              <w:top w:val="single" w:sz="4" w:space="0" w:color="999999"/>
-              <w:start w:val="single" w:sz="4" w:space="0" w:color="999999"/>
-              <w:bottom w:val="single" w:sz="4" w:space="0" w:color="999999"/>
-              <w:end w:val="single" w:sz="4" w:space="0" w:color="999999"/>
-            </w:tcBorders>
-          </w:tcPr>
-          <w:p>
-            <w:pPr>
-              <w:pStyle w:val="Normal"/>
-              <w:spacing w:before="40" w:after="40"/>
-              <w:rPr/>
-            </w:pPr>
-            <w:r>
-              <w:rPr>
-                <w:rFonts w:eastAsia="Consolas" w:cs="Consolas" w:ascii="Consolas" w:hAnsi="Consolas"/>
-                <w:sz w:val="18"/>
-                <w:szCs w:val="18"/>
-                <w:shd w:fill="F2F2F2" w:val="clear"/>
-              </w:rPr>
               <w:t>force</w:t>
             </w:r>
           </w:p>
@@ -37163,289 +36728,73 @@
         <w:rPr/>
       </w:pPr>
       <w:r>
-        <w:rPr>
-          <w:b/>
-          <w:bCs/>
-        </w:rPr>
-        <w:t>Glyph naming:</w:t>
-      </w:r>
-      <w:r>
-        <w:rPr/>
-        <w:t xml:space="preserve"> </w:t>
-      </w:r>
-      <w:r>
-        <w:rPr>
-          <w:rFonts w:eastAsia="Consolas" w:cs="Consolas" w:ascii="Consolas" w:hAnsi="Consolas"/>
-          <w:sz w:val="18"/>
-          <w:szCs w:val="18"/>
-          <w:shd w:fill="F2F2F2" w:val="clear"/>
-        </w:rPr>
-        <w:t>&lt;name&gt;-U0x&lt;HEX&gt;.svg</w:t>
-      </w:r>
-      <w:r>
-        <w:rPr/>
-        <w:t xml:space="preserve"> — codepoint from the file name, group id from the directory under </w:t>
-      </w:r>
-      <w:r>
-        <w:rPr>
-          <w:rFonts w:eastAsia="Consolas" w:cs="Consolas" w:ascii="Consolas" w:hAnsi="Consolas"/>
-          <w:sz w:val="18"/>
-          <w:szCs w:val="18"/>
-          <w:shd w:fill="F2F2F2" w:val="clear"/>
-        </w:rPr>
-        <w:t>src</w:t>
-      </w:r>
-      <w:r>
-        <w:rPr/>
-        <w:t xml:space="preserve"> (details in chapter *microFT*).</w:t>
-      </w:r>
-    </w:p>
-    <w:p>
-      <w:pPr>
-        <w:pStyle w:val="Normal"/>
-        <w:spacing w:before="0" w:after="120"/>
-        <w:jc w:val="both"/>
-        <w:rPr/>
-      </w:pPr>
-      <w:r>
-        <w:rPr>
-          <w:b/>
-          <w:bCs/>
-        </w:rPr>
-        <w:t>Planned — single CSS reference:</w:t>
-      </w:r>
-      <w:r>
-        <w:rPr/>
-        <w:t xml:space="preserve"> directive </w:t>
-      </w:r>
-      <w:r>
-        <w:rPr>
-          <w:rFonts w:eastAsia="Consolas" w:cs="Consolas" w:ascii="Consolas" w:hAnsi="Consolas"/>
-          <w:sz w:val="18"/>
-          <w:szCs w:val="18"/>
-          <w:shd w:fill="F2F2F2" w:val="clear"/>
-        </w:rPr>
-        <w:t>-µ: Glyph("icons/edit.svg")</w:t>
-      </w:r>
-      <w:r>
-        <w:rPr/>
-        <w:t xml:space="preserve"> registers an SVG in the font and rewrites the rule with </w:t>
-      </w:r>
-      <w:r>
-        <w:rPr>
-          <w:rFonts w:eastAsia="Consolas" w:cs="Consolas" w:ascii="Consolas" w:hAnsi="Consolas"/>
-          <w:sz w:val="18"/>
-          <w:szCs w:val="18"/>
-          <w:shd w:fill="F2F2F2" w:val="clear"/>
-        </w:rPr>
-        <w:t>content</w:t>
-      </w:r>
-      <w:r>
-        <w:rPr/>
-        <w:t>/</w:t>
-      </w:r>
-      <w:r>
-        <w:rPr>
-          <w:rFonts w:eastAsia="Consolas" w:cs="Consolas" w:ascii="Consolas" w:hAnsi="Consolas"/>
-          <w:sz w:val="18"/>
-          <w:szCs w:val="18"/>
-          <w:shd w:fill="F2F2F2" w:val="clear"/>
-        </w:rPr>
-        <w:t>font-family</w:t>
-      </w:r>
-      <w:r>
-        <w:rPr/>
-        <w:t xml:space="preserve"> (counterpart to </w:t>
-      </w:r>
-      <w:r>
-        <w:rPr>
-          <w:rFonts w:eastAsia="Consolas" w:cs="Consolas" w:ascii="Consolas" w:hAnsi="Consolas"/>
-          <w:sz w:val="18"/>
-          <w:szCs w:val="18"/>
-          <w:shd w:fill="F2F2F2" w:val="clear"/>
-        </w:rPr>
-        <w:t>sprites.include</w:t>
-      </w:r>
-      <w:r>
-        <w:rPr/>
-        <w:t xml:space="preserve"> / </w:t>
-      </w:r>
-      <w:r>
-        <w:rPr>
-          <w:rFonts w:eastAsia="Consolas" w:cs="Consolas" w:ascii="Consolas" w:hAnsi="Consolas"/>
-          <w:sz w:val="18"/>
-          <w:szCs w:val="18"/>
-          <w:shd w:fill="F2F2F2" w:val="clear"/>
-        </w:rPr>
-        <w:t>Sound()</w:t>
-      </w:r>
-      <w:r>
-        <w:rPr/>
-        <w:t xml:space="preserve"> — see </w:t>
-      </w:r>
-      <w:r>
-        <w:rPr>
-          <w:rFonts w:eastAsia="Consolas" w:cs="Consolas" w:ascii="Consolas" w:hAnsi="Consolas"/>
-          <w:sz w:val="18"/>
-          <w:szCs w:val="18"/>
-          <w:shd w:fill="F2F2F2" w:val="clear"/>
-        </w:rPr>
-        <w:t>gulp-mu-au/docs/CONCEPT.md</w:t>
-      </w:r>
-      <w:r>
-        <w:rPr/>
-        <w:t xml:space="preserve"> §1).</w:t>
-      </w:r>
-    </w:p>
-    <w:p>
-      <w:pPr>
-        <w:pStyle w:val="Normal"/>
-        <w:spacing w:before="0" w:after="120"/>
-        <w:jc w:val="both"/>
-        <w:rPr/>
-      </w:pPr>
-      <w:r>
-        <w:rPr>
-          <w:b/>
-          <w:bCs/>
-        </w:rPr>
-        <w:t>Today without manifest bridge:</w:t>
-      </w:r>
-    </w:p>
-    <w:p>
-      <w:pPr>
-        <w:pStyle w:val="Normal"/>
-        <w:shd w:val="clear" w:fill="F2F2F2"/>
-        <w:spacing w:before="0" w:after="0"/>
-        <w:rPr/>
-      </w:pPr>
-      <w:r>
-        <w:rPr>
-          <w:rFonts w:eastAsia="Consolas" w:cs="Consolas" w:ascii="Consolas" w:hAnsi="Consolas"/>
-          <w:sz w:val="18"/>
-          <w:szCs w:val="18"/>
-        </w:rPr>
-        <w:t>// 1. Gulp task (before BuildSkin): FontGenerator.Create({ fontName, src, outputDir: "dev/media/final/fonts" })</w:t>
-      </w:r>
-    </w:p>
-    <w:p>
-      <w:pPr>
-        <w:pStyle w:val="Normal"/>
-        <w:shd w:val="clear" w:fill="F2F2F2"/>
-        <w:spacing w:before="0" w:after="0"/>
-        <w:rPr/>
-      </w:pPr>
-      <w:r>
-        <w:rPr>
-          <w:rFonts w:eastAsia="Consolas" w:cs="Consolas" w:ascii="Consolas" w:hAnsi="Consolas"/>
-          <w:sz w:val="18"/>
-          <w:szCs w:val="18"/>
-        </w:rPr>
-        <w:t>media: [</w:t>
-      </w:r>
-    </w:p>
-    <w:p>
-      <w:pPr>
-        <w:pStyle w:val="Normal"/>
-        <w:shd w:val="clear" w:fill="F2F2F2"/>
-        <w:spacing w:before="0" w:after="0"/>
-        <w:rPr/>
-      </w:pPr>
-      <w:r>
-        <w:rPr>
-          <w:rFonts w:eastAsia="Consolas" w:cs="Consolas" w:ascii="Consolas" w:hAnsi="Consolas"/>
-          <w:sz w:val="18"/>
-          <w:szCs w:val="18"/>
-        </w:rPr>
-        <w:t xml:space="preserve">    </w:t>
-      </w:r>
-      <w:r>
-        <w:rPr>
-          <w:rFonts w:eastAsia="Consolas" w:cs="Consolas" w:ascii="Consolas" w:hAnsi="Consolas"/>
-          <w:sz w:val="18"/>
-          <w:szCs w:val="18"/>
-        </w:rPr>
-        <w:t>{ copyFolder: "dev/media/final/fonts", to: "fonts", filter: "\\.(woff2?|ttf|css)$" }</w:t>
-      </w:r>
-    </w:p>
-    <w:p>
-      <w:pPr>
-        <w:pStyle w:val="Normal"/>
-        <w:shd w:val="clear" w:fill="F2F2F2"/>
-        <w:spacing w:before="0" w:after="160"/>
-        <w:rPr/>
-      </w:pPr>
-      <w:r>
-        <w:rPr>
-          <w:rFonts w:eastAsia="Consolas" w:cs="Consolas" w:ascii="Consolas" w:hAnsi="Consolas"/>
-          <w:sz w:val="18"/>
-          <w:szCs w:val="18"/>
-        </w:rPr>
-        <w:t>]</w:t>
-      </w:r>
-    </w:p>
-    <w:p>
-      <w:pPr>
-        <w:pStyle w:val="Normal"/>
-        <w:spacing w:before="0" w:after="120"/>
-        <w:jc w:val="both"/>
-        <w:rPr/>
-      </w:pPr>
-      <w:r>
-        <w:rPr/>
-        <w:t xml:space="preserve">Reference icon fonts in </w:t>
-      </w:r>
-      <w:r>
-        <w:rPr>
-          <w:rFonts w:eastAsia="Consolas" w:cs="Consolas" w:ascii="Consolas" w:hAnsi="Consolas"/>
-          <w:sz w:val="18"/>
-          <w:szCs w:val="18"/>
-          <w:shd w:fill="F2F2F2" w:val="clear"/>
-        </w:rPr>
-        <w:t>.µ.css</w:t>
-      </w:r>
-      <w:r>
-        <w:rPr/>
-        <w:t xml:space="preserve"> via </w:t>
-      </w:r>
-      <w:r>
-        <w:rPr>
-          <w:rFonts w:eastAsia="Consolas" w:cs="Consolas" w:ascii="Consolas" w:hAnsi="Consolas"/>
-          <w:sz w:val="18"/>
-          <w:szCs w:val="18"/>
-          <w:shd w:fill="F2F2F2" w:val="clear"/>
-        </w:rPr>
-        <w:t>@font-face</w:t>
-      </w:r>
-      <w:r>
-        <w:rPr/>
-        <w:t xml:space="preserve"> and classes; codepoints often as escapes in </w:t>
-      </w:r>
-      <w:r>
-        <w:rPr>
-          <w:rFonts w:eastAsia="Consolas" w:cs="Consolas" w:ascii="Consolas" w:hAnsi="Consolas"/>
-          <w:sz w:val="18"/>
-          <w:szCs w:val="18"/>
-          <w:shd w:fill="F2F2F2" w:val="clear"/>
-        </w:rPr>
-        <w:t>vars</w:t>
-      </w:r>
-      <w:r>
-        <w:rPr/>
-        <w:t xml:space="preserve"> (e.g. </w:t>
-      </w:r>
-      <w:r>
-        <w:rPr>
-          <w:rFonts w:eastAsia="Consolas" w:cs="Consolas" w:ascii="Consolas" w:hAnsi="Consolas"/>
-          <w:sz w:val="18"/>
-          <w:szCs w:val="18"/>
-          <w:shd w:fill="F2F2F2" w:val="clear"/>
-        </w:rPr>
-        <w:t>icon_pencil: "\\e91c"</w:t>
-      </w:r>
-      <w:r>
-        <w:rPr/>
-        <w:t>).</w:t>
+        <w:rPr/>
+        <w:t xml:space="preserve">The build report includes </w:t>
+      </w:r>
+      <w:r>
+        <w:rPr>
+          <w:rFonts w:eastAsia="Consolas" w:cs="Consolas" w:ascii="Consolas" w:hAnsi="Consolas"/>
+          <w:sz w:val="18"/>
+          <w:szCs w:val="18"/>
+          <w:shd w:fill="F2F2F2" w:val="clear"/>
+        </w:rPr>
+        <w:t>sounds[]</w:t>
+      </w:r>
+      <w:r>
+        <w:rPr/>
+        <w:t xml:space="preserve"> with </w:t>
+      </w:r>
+      <w:r>
+        <w:rPr>
+          <w:rFonts w:eastAsia="Consolas" w:cs="Consolas" w:ascii="Consolas" w:hAnsi="Consolas"/>
+          <w:sz w:val="18"/>
+          <w:szCs w:val="18"/>
+          <w:shd w:fill="F2F2F2" w:val="clear"/>
+        </w:rPr>
+        <w:t>skipped</w:t>
+      </w:r>
+      <w:r>
+        <w:rPr/>
+        <w:t xml:space="preserve">, </w:t>
+      </w:r>
+      <w:r>
+        <w:rPr>
+          <w:rFonts w:eastAsia="Consolas" w:cs="Consolas" w:ascii="Consolas" w:hAnsi="Consolas"/>
+          <w:sz w:val="18"/>
+          <w:szCs w:val="18"/>
+          <w:shd w:fill="F2F2F2" w:val="clear"/>
+        </w:rPr>
+        <w:t>sounds</w:t>
+      </w:r>
+      <w:r>
+        <w:rPr/>
+        <w:t xml:space="preserve"> (names) and paths. Without a </w:t>
+      </w:r>
+      <w:r>
+        <w:rPr>
+          <w:rFonts w:eastAsia="Consolas" w:cs="Consolas" w:ascii="Consolas" w:hAnsi="Consolas"/>
+          <w:sz w:val="18"/>
+          <w:szCs w:val="18"/>
+          <w:shd w:fill="F2F2F2" w:val="clear"/>
+        </w:rPr>
+        <w:t>sounds</w:t>
+      </w:r>
+      <w:r>
+        <w:rPr/>
+        <w:t xml:space="preserve"> block, copy sound files into the skin via </w:t>
+      </w:r>
+      <w:r>
+        <w:rPr>
+          <w:rFonts w:eastAsia="Consolas" w:cs="Consolas" w:ascii="Consolas" w:hAnsi="Consolas"/>
+          <w:sz w:val="18"/>
+          <w:szCs w:val="18"/>
+          <w:shd w:fill="F2F2F2" w:val="clear"/>
+        </w:rPr>
+        <w:t>copyFolder</w:t>
+      </w:r>
+      <w:r>
+        <w:rPr/>
+        <w:t>.</w:t>
       </w:r>
     </w:p>
     <w:p>
@@ -37459,11 +36808,11 @@
         <w:outlineLvl w:val="1"/>
         <w:rPr/>
       </w:pPr>
-      <w:bookmarkStart w:id="77" w:name="__RefHeading___Toc4966_3691221838"/>
+      <w:bookmarkStart w:id="77" w:name="__RefHeading___Toc5096_2766707177"/>
       <w:bookmarkEnd w:id="77"/>
       <w:r>
         <w:rPr/>
-        <w:t>10.9 files</w:t>
+        <w:t>10.9 font</w:t>
       </w:r>
     </w:p>
     <w:p>
@@ -37475,46 +36824,124 @@
       </w:pPr>
       <w:r>
         <w:rPr/>
-        <w:t xml:space="preserve">List of stylesheets to compile — the replacement for </w:t>
-      </w:r>
-      <w:r>
-        <w:rPr>
-          <w:rFonts w:eastAsia="Consolas" w:cs="Consolas" w:ascii="Consolas" w:hAnsi="Consolas"/>
-          <w:sz w:val="18"/>
-          <w:szCs w:val="18"/>
-          <w:shd w:fill="F2F2F2" w:val="clear"/>
-        </w:rPr>
-        <w:t>µ.DependentCSSFile</w:t>
-      </w:r>
-      <w:r>
-        <w:rPr/>
-        <w:t xml:space="preserve">. </w:t>
-      </w:r>
-      <w:r>
-        <w:rPr>
-          <w:rFonts w:eastAsia="Consolas" w:cs="Consolas" w:ascii="Consolas" w:hAnsi="Consolas"/>
-          <w:sz w:val="18"/>
-          <w:szCs w:val="18"/>
-          <w:shd w:fill="F2F2F2" w:val="clear"/>
-        </w:rPr>
-        <w:t>source</w:t>
-      </w:r>
-      <w:r>
-        <w:rPr/>
-        <w:t xml:space="preserve"> is relative to the source directory, </w:t>
-      </w:r>
-      <w:r>
-        <w:rPr>
-          <w:rFonts w:eastAsia="Consolas" w:cs="Consolas" w:ascii="Consolas" w:hAnsi="Consolas"/>
-          <w:sz w:val="18"/>
-          <w:szCs w:val="18"/>
-          <w:shd w:fill="F2F2F2" w:val="clear"/>
-        </w:rPr>
-        <w:t>target</w:t>
-      </w:r>
-      <w:r>
-        <w:rPr/>
-        <w:t xml:space="preserve"> relative to the skin directory; both fields are required:</w:t>
+        <w:t xml:space="preserve">Optional block for the </w:t>
+      </w:r>
+      <w:r>
+        <w:rPr>
+          <w:b/>
+          <w:bCs/>
+        </w:rPr>
+        <w:t>µFT</w:t>
+      </w:r>
+      <w:r>
+        <w:rPr/>
+        <w:t xml:space="preserve"> bridge — builds an icon font from SVG glyphs before CSS compilation (see chapter *microFT*). Symmetric to </w:t>
+      </w:r>
+      <w:r>
+        <w:rPr>
+          <w:rFonts w:eastAsia="Consolas" w:cs="Consolas" w:ascii="Consolas" w:hAnsi="Consolas"/>
+          <w:sz w:val="18"/>
+          <w:szCs w:val="18"/>
+          <w:shd w:fill="F2F2F2" w:val="clear"/>
+        </w:rPr>
+        <w:t>sounds</w:t>
+      </w:r>
+      <w:r>
+        <w:rPr/>
+        <w:t xml:space="preserve"> and </w:t>
+      </w:r>
+      <w:r>
+        <w:rPr>
+          <w:rFonts w:eastAsia="Consolas" w:cs="Consolas" w:ascii="Consolas" w:hAnsi="Consolas"/>
+          <w:sz w:val="18"/>
+          <w:szCs w:val="18"/>
+          <w:shd w:fill="F2F2F2" w:val="clear"/>
+        </w:rPr>
+        <w:t>sprites</w:t>
+      </w:r>
+      <w:r>
+        <w:rPr/>
+        <w:t xml:space="preserve">: </w:t>
+      </w:r>
+      <w:r>
+        <w:rPr>
+          <w:b/>
+          <w:bCs/>
+        </w:rPr>
+        <w:t>directory and/or individual files</w:t>
+      </w:r>
+      <w:r>
+        <w:rPr/>
+        <w:t xml:space="preserve"> register glyphs in the font even without a CSS reference.</w:t>
+      </w:r>
+    </w:p>
+    <w:p>
+      <w:pPr>
+        <w:pStyle w:val="Normal"/>
+        <w:spacing w:before="0" w:after="120"/>
+        <w:jc w:val="both"/>
+        <w:rPr/>
+      </w:pPr>
+      <w:r>
+        <w:rPr>
+          <w:b/>
+          <w:bCs/>
+        </w:rPr>
+        <w:t>Status:</w:t>
+      </w:r>
+      <w:r>
+        <w:rPr/>
+        <w:t xml:space="preserve"> The manifest bridge is </w:t>
+      </w:r>
+      <w:r>
+        <w:rPr>
+          <w:b/>
+          <w:bCs/>
+        </w:rPr>
+        <w:t>planned</w:t>
+      </w:r>
+      <w:r>
+        <w:rPr/>
+        <w:t xml:space="preserve"> (not yet implemented in </w:t>
+      </w:r>
+      <w:r>
+        <w:rPr>
+          <w:rFonts w:eastAsia="Consolas" w:cs="Consolas" w:ascii="Consolas" w:hAnsi="Consolas"/>
+          <w:sz w:val="18"/>
+          <w:szCs w:val="18"/>
+          <w:shd w:fill="F2F2F2" w:val="clear"/>
+        </w:rPr>
+        <w:t>BuildSkin</w:t>
+      </w:r>
+      <w:r>
+        <w:rPr/>
+        <w:t xml:space="preserve">). Typical today: </w:t>
+      </w:r>
+      <w:r>
+        <w:rPr>
+          <w:rFonts w:eastAsia="Consolas" w:cs="Consolas" w:ascii="Consolas" w:hAnsi="Consolas"/>
+          <w:sz w:val="18"/>
+          <w:szCs w:val="18"/>
+          <w:shd w:fill="F2F2F2" w:val="clear"/>
+        </w:rPr>
+        <w:t>FontGenerator.Create()</w:t>
+      </w:r>
+      <w:r>
+        <w:rPr/>
+        <w:t xml:space="preserve"> as a separate Gulp step, then </w:t>
+      </w:r>
+      <w:r>
+        <w:rPr>
+          <w:rFonts w:eastAsia="Consolas" w:cs="Consolas" w:ascii="Consolas" w:hAnsi="Consolas"/>
+          <w:sz w:val="18"/>
+          <w:szCs w:val="18"/>
+          <w:shd w:fill="F2F2F2" w:val="clear"/>
+        </w:rPr>
+        <w:t>copyFolder</w:t>
+      </w:r>
+      <w:r>
+        <w:rPr/>
+        <w:t xml:space="preserve"> (see below).</w:t>
       </w:r>
     </w:p>
     <w:p>
@@ -37530,7 +36957,7 @@
           <w:sz w:val="18"/>
           <w:szCs w:val="18"/>
         </w:rPr>
-        <w:t>files: [</w:t>
+        <w:t>font: {</w:t>
       </w:r>
     </w:p>
     <w:p>
@@ -37554,7 +36981,7 @@
           <w:sz w:val="18"/>
           <w:szCs w:val="18"/>
         </w:rPr>
-        <w:t>{ source: "src.µ.css", target: "std.css" },</w:t>
+        <w:t>fontName: "AppSymbol",</w:t>
       </w:r>
     </w:p>
     <w:p>
@@ -37578,7 +37005,223 @@
           <w:sz w:val="18"/>
           <w:szCs w:val="18"/>
         </w:rPr>
-        <w:t>{ source: "src_tinymce.µ.css", target: "std_tinymce.css" }</w:t>
+        <w:t>src: "dev/media/svg",              // recursive SVG tree, relative to project root</w:t>
+      </w:r>
+    </w:p>
+    <w:p>
+      <w:pPr>
+        <w:pStyle w:val="Normal"/>
+        <w:shd w:val="clear" w:fill="F2F2F2"/>
+        <w:spacing w:before="0" w:after="0"/>
+        <w:rPr/>
+      </w:pPr>
+      <w:r>
+        <w:rPr>
+          <w:rFonts w:eastAsia="Consolas" w:cs="Consolas" w:ascii="Consolas" w:hAnsi="Consolas"/>
+          <w:sz w:val="18"/>
+          <w:szCs w:val="18"/>
+        </w:rPr>
+        <w:t xml:space="preserve">    </w:t>
+      </w:r>
+      <w:r>
+        <w:rPr>
+          <w:rFonts w:eastAsia="Consolas" w:cs="Consolas" w:ascii="Consolas" w:hAnsi="Consolas"/>
+          <w:sz w:val="18"/>
+          <w:szCs w:val="18"/>
+        </w:rPr>
+        <w:t>include: ["dev/media/svg/extra/special-U0xE950.svg"],  // *(planned)* extra single SVGs</w:t>
+      </w:r>
+    </w:p>
+    <w:p>
+      <w:pPr>
+        <w:pStyle w:val="Normal"/>
+        <w:shd w:val="clear" w:fill="F2F2F2"/>
+        <w:spacing w:before="0" w:after="0"/>
+        <w:rPr/>
+      </w:pPr>
+      <w:r>
+        <w:rPr>
+          <w:rFonts w:eastAsia="Consolas" w:cs="Consolas" w:ascii="Consolas" w:hAnsi="Consolas"/>
+          <w:sz w:val="18"/>
+          <w:szCs w:val="18"/>
+        </w:rPr>
+        <w:t xml:space="preserve">    </w:t>
+      </w:r>
+      <w:r>
+        <w:rPr>
+          <w:rFonts w:eastAsia="Consolas" w:cs="Consolas" w:ascii="Consolas" w:hAnsi="Consolas"/>
+          <w:sz w:val="18"/>
+          <w:szCs w:val="18"/>
+        </w:rPr>
+        <w:t>outputDir: "fonts",                  // relative to skin output directory</w:t>
+      </w:r>
+    </w:p>
+    <w:p>
+      <w:pPr>
+        <w:pStyle w:val="Normal"/>
+        <w:shd w:val="clear" w:fill="F2F2F2"/>
+        <w:spacing w:before="0" w:after="0"/>
+        <w:rPr/>
+      </w:pPr>
+      <w:r>
+        <w:rPr>
+          <w:rFonts w:eastAsia="Consolas" w:cs="Consolas" w:ascii="Consolas" w:hAnsi="Consolas"/>
+          <w:sz w:val="18"/>
+          <w:szCs w:val="18"/>
+        </w:rPr>
+        <w:t xml:space="preserve">    </w:t>
+      </w:r>
+      <w:r>
+        <w:rPr>
+          <w:rFonts w:eastAsia="Consolas" w:cs="Consolas" w:ascii="Consolas" w:hAnsi="Consolas"/>
+          <w:sz w:val="18"/>
+          <w:szCs w:val="18"/>
+        </w:rPr>
+        <w:t>fontUrlBase: "../fonts/",            // URL prefix in generated CSS</w:t>
+      </w:r>
+    </w:p>
+    <w:p>
+      <w:pPr>
+        <w:pStyle w:val="Normal"/>
+        <w:shd w:val="clear" w:fill="F2F2F2"/>
+        <w:spacing w:before="0" w:after="0"/>
+        <w:rPr/>
+      </w:pPr>
+      <w:r>
+        <w:rPr>
+          <w:rFonts w:eastAsia="Consolas" w:cs="Consolas" w:ascii="Consolas" w:hAnsi="Consolas"/>
+          <w:sz w:val="18"/>
+          <w:szCs w:val="18"/>
+        </w:rPr>
+        <w:t xml:space="preserve">    </w:t>
+      </w:r>
+      <w:r>
+        <w:rPr>
+          <w:rFonts w:eastAsia="Consolas" w:cs="Consolas" w:ascii="Consolas" w:hAnsi="Consolas"/>
+          <w:sz w:val="18"/>
+          <w:szCs w:val="18"/>
+        </w:rPr>
+        <w:t>groups: {</w:t>
+      </w:r>
+    </w:p>
+    <w:p>
+      <w:pPr>
+        <w:pStyle w:val="Normal"/>
+        <w:shd w:val="clear" w:fill="F2F2F2"/>
+        <w:spacing w:before="0" w:after="0"/>
+        <w:rPr/>
+      </w:pPr>
+      <w:r>
+        <w:rPr>
+          <w:rFonts w:eastAsia="Consolas" w:cs="Consolas" w:ascii="Consolas" w:hAnsi="Consolas"/>
+          <w:sz w:val="18"/>
+          <w:szCs w:val="18"/>
+        </w:rPr>
+        <w:t xml:space="preserve">        </w:t>
+      </w:r>
+      <w:r>
+        <w:rPr>
+          <w:rFonts w:eastAsia="Consolas" w:cs="Consolas" w:ascii="Consolas" w:hAnsi="Consolas"/>
+          <w:sz w:val="18"/>
+          <w:szCs w:val="18"/>
+        </w:rPr>
+        <w:t>general: { label: "General", description: "General UI controls.", order: 1 }</w:t>
+      </w:r>
+    </w:p>
+    <w:p>
+      <w:pPr>
+        <w:pStyle w:val="Normal"/>
+        <w:shd w:val="clear" w:fill="F2F2F2"/>
+        <w:spacing w:before="0" w:after="0"/>
+        <w:rPr/>
+      </w:pPr>
+      <w:r>
+        <w:rPr>
+          <w:rFonts w:eastAsia="Consolas" w:cs="Consolas" w:ascii="Consolas" w:hAnsi="Consolas"/>
+          <w:sz w:val="18"/>
+          <w:szCs w:val="18"/>
+        </w:rPr>
+        <w:t xml:space="preserve">    </w:t>
+      </w:r>
+      <w:r>
+        <w:rPr>
+          <w:rFonts w:eastAsia="Consolas" w:cs="Consolas" w:ascii="Consolas" w:hAnsi="Consolas"/>
+          <w:sz w:val="18"/>
+          <w:szCs w:val="18"/>
+        </w:rPr>
+        <w:t>},</w:t>
+      </w:r>
+    </w:p>
+    <w:p>
+      <w:pPr>
+        <w:pStyle w:val="Normal"/>
+        <w:shd w:val="clear" w:fill="F2F2F2"/>
+        <w:spacing w:before="0" w:after="0"/>
+        <w:rPr/>
+      </w:pPr>
+      <w:r>
+        <w:rPr>
+          <w:rFonts w:eastAsia="Consolas" w:cs="Consolas" w:ascii="Consolas" w:hAnsi="Consolas"/>
+          <w:sz w:val="18"/>
+          <w:szCs w:val="18"/>
+        </w:rPr>
+        <w:t xml:space="preserve">    </w:t>
+      </w:r>
+      <w:r>
+        <w:rPr>
+          <w:rFonts w:eastAsia="Consolas" w:cs="Consolas" w:ascii="Consolas" w:hAnsi="Consolas"/>
+          <w:sz w:val="18"/>
+          <w:szCs w:val="18"/>
+        </w:rPr>
+        <w:t>glyphs: {</w:t>
+      </w:r>
+    </w:p>
+    <w:p>
+      <w:pPr>
+        <w:pStyle w:val="Normal"/>
+        <w:shd w:val="clear" w:fill="F2F2F2"/>
+        <w:spacing w:before="0" w:after="0"/>
+        <w:rPr/>
+      </w:pPr>
+      <w:r>
+        <w:rPr>
+          <w:rFonts w:eastAsia="Consolas" w:cs="Consolas" w:ascii="Consolas" w:hAnsi="Consolas"/>
+          <w:sz w:val="18"/>
+          <w:szCs w:val="18"/>
+        </w:rPr>
+        <w:t xml:space="preserve">        </w:t>
+      </w:r>
+      <w:r>
+        <w:rPr>
+          <w:rFonts w:eastAsia="Consolas" w:cs="Consolas" w:ascii="Consolas" w:hAnsi="Consolas"/>
+          <w:sz w:val="18"/>
+          <w:szCs w:val="18"/>
+        </w:rPr>
+        <w:t>"general-control-edit": { description: "Button/icon to start editing." }</w:t>
+      </w:r>
+    </w:p>
+    <w:p>
+      <w:pPr>
+        <w:pStyle w:val="Normal"/>
+        <w:shd w:val="clear" w:fill="F2F2F2"/>
+        <w:spacing w:before="0" w:after="0"/>
+        <w:rPr/>
+      </w:pPr>
+      <w:r>
+        <w:rPr>
+          <w:rFonts w:eastAsia="Consolas" w:cs="Consolas" w:ascii="Consolas" w:hAnsi="Consolas"/>
+          <w:sz w:val="18"/>
+          <w:szCs w:val="18"/>
+        </w:rPr>
+        <w:t xml:space="preserve">    </w:t>
+      </w:r>
+      <w:r>
+        <w:rPr>
+          <w:rFonts w:eastAsia="Consolas" w:cs="Consolas" w:ascii="Consolas" w:hAnsi="Consolas"/>
+          <w:sz w:val="18"/>
+          <w:szCs w:val="18"/>
+        </w:rPr>
+        <w:t>}</w:t>
       </w:r>
     </w:p>
     <w:p>
@@ -37594,7 +37237,7 @@
           <w:sz w:val="18"/>
           <w:szCs w:val="18"/>
         </w:rPr>
-        <w:t>]</w:t>
+        <w:t>}</w:t>
       </w:r>
     </w:p>
     <w:p>
@@ -37606,178 +37249,33 @@
       </w:pPr>
       <w:r>
         <w:rPr/>
-        <w:t>All files of a skin share variables, helpers and the sprite atlas. The preload rule goes into the first stylesheet.</w:t>
-      </w:r>
-      <w:r>
-        <w:br w:type="page"/>
-      </w:r>
-    </w:p>
-    <w:p>
-      <w:pPr>
-        <w:pStyle w:val="Heading1"/>
-        <w:numPr>
-          <w:ilvl w:val="0"/>
-          <w:numId w:val="0"/>
-        </w:numPr>
-        <w:spacing w:before="0" w:after="120"/>
-        <w:outlineLvl w:val="0"/>
-        <w:rPr/>
-      </w:pPr>
-      <w:bookmarkStart w:id="78" w:name="__RefHeading___Toc4968_3691221838"/>
-      <w:bookmarkEnd w:id="78"/>
-      <w:r>
-        <w:rPr/>
-        <w:t>11 µ evaluation context (reference)</w:t>
-      </w:r>
-    </w:p>
-    <w:p>
-      <w:pPr>
-        <w:pStyle w:val="Normal"/>
-        <w:spacing w:before="0" w:after="120"/>
-        <w:jc w:val="both"/>
-        <w:rPr/>
-      </w:pPr>
-      <w:r>
-        <w:rPr/>
-        <w:t xml:space="preserve">Every </w:t>
-      </w:r>
-      <w:r>
-        <w:rPr>
-          <w:rFonts w:eastAsia="Consolas" w:cs="Consolas" w:ascii="Consolas" w:hAnsi="Consolas"/>
-          <w:sz w:val="18"/>
-          <w:szCs w:val="18"/>
-          <w:shd w:fill="F2F2F2" w:val="clear"/>
-        </w:rPr>
-        <w:t>µ(...)</w:t>
-      </w:r>
-      <w:r>
-        <w:rPr/>
-        <w:t xml:space="preserve"> expression and every </w:t>
-      </w:r>
-      <w:r>
-        <w:rPr>
-          <w:rFonts w:eastAsia="Consolas" w:cs="Consolas" w:ascii="Consolas" w:hAnsi="Consolas"/>
-          <w:sz w:val="18"/>
-          <w:szCs w:val="18"/>
-          <w:shd w:fill="F2F2F2" w:val="clear"/>
-        </w:rPr>
-        <w:t>-µ:</w:t>
-      </w:r>
-      <w:r>
-        <w:rPr/>
-        <w:t xml:space="preserve"> directive is evaluated in a scope that contains the following bindings. It corresponds to the old global </w:t>
-      </w:r>
-      <w:r>
-        <w:rPr>
-          <w:rFonts w:eastAsia="Consolas" w:cs="Consolas" w:ascii="Consolas" w:hAnsi="Consolas"/>
-          <w:sz w:val="18"/>
-          <w:szCs w:val="18"/>
-          <w:shd w:fill="F2F2F2" w:val="clear"/>
-        </w:rPr>
-        <w:t>µ</w:t>
-      </w:r>
-      <w:r>
-        <w:rPr/>
-        <w:t xml:space="preserve"> object — just without the prefix.</w:t>
-      </w:r>
-    </w:p>
-    <w:p>
-      <w:pPr>
-        <w:pStyle w:val="Heading2"/>
-        <w:numPr>
-          <w:ilvl w:val="0"/>
-          <w:numId w:val="0"/>
-        </w:numPr>
-        <w:spacing w:before="240" w:after="120"/>
-        <w:outlineLvl w:val="1"/>
-        <w:rPr/>
-      </w:pPr>
-      <w:bookmarkStart w:id="79" w:name="__RefHeading___Toc4970_3691221838"/>
-      <w:bookmarkEnd w:id="79"/>
-      <w:r>
-        <w:rPr/>
-        <w:t>11.1 The $ object</w:t>
-      </w:r>
-    </w:p>
-    <w:p>
-      <w:pPr>
-        <w:pStyle w:val="Normal"/>
-        <w:spacing w:before="0" w:after="120"/>
-        <w:jc w:val="both"/>
-        <w:rPr/>
-      </w:pPr>
-      <w:r>
-        <w:rPr>
-          <w:rFonts w:eastAsia="Consolas" w:cs="Consolas" w:ascii="Consolas" w:hAnsi="Consolas"/>
-          <w:sz w:val="18"/>
-          <w:szCs w:val="18"/>
-          <w:shd w:fill="F2F2F2" w:val="clear"/>
-        </w:rPr>
-        <w:t>$</w:t>
-      </w:r>
-      <w:r>
-        <w:rPr/>
-        <w:t xml:space="preserve"> contains the manifest's </w:t>
-      </w:r>
-      <w:r>
-        <w:rPr>
-          <w:rFonts w:eastAsia="Consolas" w:cs="Consolas" w:ascii="Consolas" w:hAnsi="Consolas"/>
-          <w:sz w:val="18"/>
-          <w:szCs w:val="18"/>
-          <w:shd w:fill="F2F2F2" w:val="clear"/>
-        </w:rPr>
-        <w:t>vars</w:t>
-      </w:r>
-      <w:r>
-        <w:rPr/>
-        <w:t xml:space="preserve">. Reading and writing are possible; changes apply for the rest of compilation (document order, across all </w:t>
-      </w:r>
-      <w:r>
-        <w:rPr>
-          <w:rFonts w:eastAsia="Consolas" w:cs="Consolas" w:ascii="Consolas" w:hAnsi="Consolas"/>
-          <w:sz w:val="18"/>
-          <w:szCs w:val="18"/>
-          <w:shd w:fill="F2F2F2" w:val="clear"/>
-        </w:rPr>
-        <w:t>files</w:t>
-      </w:r>
-      <w:r>
-        <w:rPr/>
-        <w:t xml:space="preserve"> of a skin).</w:t>
-      </w:r>
-    </w:p>
-    <w:p>
-      <w:pPr>
-        <w:pStyle w:val="Normal"/>
-        <w:shd w:val="clear" w:fill="F2F2F2"/>
-        <w:spacing w:before="0" w:after="160"/>
-        <w:rPr/>
-      </w:pPr>
-      <w:r>
-        <w:rPr>
-          <w:rFonts w:eastAsia="Consolas" w:cs="Consolas" w:ascii="Consolas" w:hAnsi="Consolas"/>
-          <w:sz w:val="18"/>
-          <w:szCs w:val="18"/>
-        </w:rPr>
-        <w:t>div.box { z-index: µ($.PanelZIndex + 1); }</w:t>
-      </w:r>
-    </w:p>
-    <w:p>
-      <w:pPr>
-        <w:pStyle w:val="Heading2"/>
-        <w:numPr>
-          <w:ilvl w:val="0"/>
-          <w:numId w:val="0"/>
-        </w:numPr>
-        <w:spacing w:before="240" w:after="120"/>
-        <w:outlineLvl w:val="1"/>
-        <w:rPr/>
-      </w:pPr>
-      <w:bookmarkStart w:id="80" w:name="__RefHeading___Toc4972_3691221838"/>
-      <w:bookmarkEnd w:id="80"/>
-      <w:r>
-        <w:rPr/>
-        <w:t>11.2 Color and value functions</w:t>
+        <w:t xml:space="preserve">Multiple fonts: </w:t>
+      </w:r>
+      <w:r>
+        <w:rPr>
+          <w:rFonts w:eastAsia="Consolas" w:cs="Consolas" w:ascii="Consolas" w:hAnsi="Consolas"/>
+          <w:sz w:val="18"/>
+          <w:szCs w:val="18"/>
+          <w:shd w:fill="F2F2F2" w:val="clear"/>
+        </w:rPr>
+        <w:t>font: [ { fontName: "AppSymbol", … }, { fontName: "MedicalSymbol", … } ]</w:t>
+      </w:r>
+      <w:r>
+        <w:rPr/>
+        <w:t xml:space="preserve"> — like </w:t>
+      </w:r>
+      <w:r>
+        <w:rPr>
+          <w:rFonts w:eastAsia="Consolas" w:cs="Consolas" w:ascii="Consolas" w:hAnsi="Consolas"/>
+          <w:sz w:val="18"/>
+          <w:szCs w:val="18"/>
+          <w:shd w:fill="F2F2F2" w:val="clear"/>
+        </w:rPr>
+        <w:t>sounds</w:t>
+      </w:r>
+      <w:r>
+        <w:rPr/>
+        <w:t xml:space="preserve"> as an array.</w:t>
       </w:r>
     </w:p>
     <w:tbl>
@@ -37823,7 +37321,7 @@
                 <w:b/>
                 <w:bCs/>
               </w:rPr>
-              <w:t>Function</w:t>
+              <w:t>Field</w:t>
             </w:r>
           </w:p>
         </w:tc>
@@ -37849,7 +37347,7 @@
                 <w:b/>
                 <w:bCs/>
               </w:rPr>
-              <w:t>Description</w:t>
+              <w:t>Meaning</w:t>
             </w:r>
           </w:p>
         </w:tc>
@@ -37879,7 +37377,7 @@
                 <w:szCs w:val="18"/>
                 <w:shd w:fill="F2F2F2" w:val="clear"/>
               </w:rPr>
-              <w:t>Lighten(color, step, model = "hsl")</w:t>
+              <w:t>fontName</w:t>
             </w:r>
           </w:p>
         </w:tc>
@@ -37901,72 +37399,20 @@
             </w:pPr>
             <w:r>
               <w:rPr/>
-              <w:t xml:space="preserve">Lightens a color relatively (positive </w:t>
-            </w:r>
-            <w:r>
-              <w:rPr>
-                <w:rFonts w:eastAsia="Consolas" w:cs="Consolas" w:ascii="Consolas" w:hAnsi="Consolas"/>
-                <w:sz w:val="18"/>
-                <w:szCs w:val="18"/>
-                <w:shd w:fill="F2F2F2" w:val="clear"/>
-              </w:rPr>
-              <w:t>step</w:t>
-            </w:r>
-            <w:r>
-              <w:rPr/>
-              <w:t xml:space="preserve">) or darkens it (negative </w:t>
-            </w:r>
-            <w:r>
-              <w:rPr>
-                <w:rFonts w:eastAsia="Consolas" w:cs="Consolas" w:ascii="Consolas" w:hAnsi="Consolas"/>
-                <w:sz w:val="18"/>
-                <w:szCs w:val="18"/>
-                <w:shd w:fill="F2F2F2" w:val="clear"/>
-              </w:rPr>
-              <w:t>step</w:t>
-            </w:r>
-            <w:r>
-              <w:rPr/>
-              <w:t xml:space="preserve">): </w:t>
-            </w:r>
-            <w:r>
-              <w:rPr>
-                <w:rFonts w:eastAsia="Consolas" w:cs="Consolas" w:ascii="Consolas" w:hAnsi="Consolas"/>
-                <w:sz w:val="18"/>
-                <w:szCs w:val="18"/>
-                <w:shd w:fill="F2F2F2" w:val="clear"/>
-              </w:rPr>
-              <w:t>L' = clamp(L + L · step)</w:t>
-            </w:r>
-            <w:r>
-              <w:rPr/>
-              <w:t xml:space="preserve">. The model </w:t>
-            </w:r>
-            <w:r>
-              <w:rPr>
-                <w:rFonts w:eastAsia="Consolas" w:cs="Consolas" w:ascii="Consolas" w:hAnsi="Consolas"/>
-                <w:sz w:val="18"/>
-                <w:szCs w:val="18"/>
-                <w:shd w:fill="F2F2F2" w:val="clear"/>
-              </w:rPr>
-              <w:t>"hsl"</w:t>
-            </w:r>
-            <w:r>
-              <w:rPr/>
-              <w:t xml:space="preserve"> is bit-identical to the old µCSS; </w:t>
-            </w:r>
-            <w:r>
-              <w:rPr>
-                <w:rFonts w:eastAsia="Consolas" w:cs="Consolas" w:ascii="Consolas" w:hAnsi="Consolas"/>
-                <w:sz w:val="18"/>
-                <w:szCs w:val="18"/>
-                <w:shd w:fill="F2F2F2" w:val="clear"/>
-              </w:rPr>
-              <w:t>"oklch"</w:t>
-            </w:r>
-            <w:r>
-              <w:rPr/>
-              <w:t xml:space="preserve"> scales perceptually uniformly. Alpha is preserved.</w:t>
+              <w:t>Font family name (required) — base for file names (</w:t>
+            </w:r>
+            <w:r>
+              <w:rPr>
+                <w:rFonts w:eastAsia="Consolas" w:cs="Consolas" w:ascii="Consolas" w:hAnsi="Consolas"/>
+                <w:sz w:val="18"/>
+                <w:szCs w:val="18"/>
+                <w:shd w:fill="F2F2F2" w:val="clear"/>
+              </w:rPr>
+              <w:t>AppSymbol.woff2</w:t>
+            </w:r>
+            <w:r>
+              <w:rPr/>
+              <w:t>, …)</w:t>
             </w:r>
           </w:p>
         </w:tc>
@@ -37996,7 +37442,7 @@
                 <w:szCs w:val="18"/>
                 <w:shd w:fill="F2F2F2" w:val="clear"/>
               </w:rPr>
-              <w:t>Alpha(color, alpha)</w:t>
+              <w:t>src</w:t>
             </w:r>
           </w:p>
         </w:tc>
@@ -38018,20 +37464,7 @@
             </w:pPr>
             <w:r>
               <w:rPr/>
-              <w:t xml:space="preserve">Replaces a color's alpha channel. </w:t>
-            </w:r>
-            <w:r>
-              <w:rPr>
-                <w:rFonts w:eastAsia="Consolas" w:cs="Consolas" w:ascii="Consolas" w:hAnsi="Consolas"/>
-                <w:sz w:val="18"/>
-                <w:szCs w:val="18"/>
-                <w:shd w:fill="F2F2F2" w:val="clear"/>
-              </w:rPr>
-              <w:t>alpha</w:t>
-            </w:r>
-            <w:r>
-              <w:rPr/>
-              <w:t xml:space="preserve"> follows the rules from "Working with colors".</w:t>
+              <w:t>Source directory of SVG glyphs (recursive), relative to project root</w:t>
             </w:r>
           </w:p>
         </w:tc>
@@ -38061,7 +37494,7 @@
                 <w:szCs w:val="18"/>
                 <w:shd w:fill="F2F2F2" w:val="clear"/>
               </w:rPr>
-              <w:t>MixColors(color1, color2)</w:t>
+              <w:t>include</w:t>
             </w:r>
           </w:p>
         </w:tc>
@@ -38083,7 +37516,16 @@
             </w:pPr>
             <w:r>
               <w:rPr/>
-              <w:t>Per-channel average of two colors (including alpha).</w:t>
+              <w:t xml:space="preserve">*(planned)* additional single SVG files (project-relative), combinable with </w:t>
+            </w:r>
+            <w:r>
+              <w:rPr>
+                <w:rFonts w:eastAsia="Consolas" w:cs="Consolas" w:ascii="Consolas" w:hAnsi="Consolas"/>
+                <w:sz w:val="18"/>
+                <w:szCs w:val="18"/>
+                <w:shd w:fill="F2F2F2" w:val="clear"/>
+              </w:rPr>
+              <w:t>src</w:t>
             </w:r>
           </w:p>
         </w:tc>
@@ -38113,7 +37555,7 @@
                 <w:szCs w:val="18"/>
                 <w:shd w:fill="F2F2F2" w:val="clear"/>
               </w:rPr>
-              <w:t>AlphaValue(alpha)</w:t>
+              <w:t>outputDir</w:t>
             </w:r>
           </w:p>
         </w:tc>
@@ -38135,7 +37577,7 @@
             </w:pPr>
             <w:r>
               <w:rPr/>
-              <w:t>Converts an alpha specification to a byte (0–255).</w:t>
+              <w:t>Target directory in the skin (font files, CSS, JSON, HTML overview)</w:t>
             </w:r>
           </w:p>
         </w:tc>
@@ -38165,7 +37607,7 @@
                 <w:szCs w:val="18"/>
                 <w:shd w:fill="F2F2F2" w:val="clear"/>
               </w:rPr>
-              <w:t>ParseColor(color)</w:t>
+              <w:t>formats</w:t>
             </w:r>
           </w:p>
         </w:tc>
@@ -38187,20 +37629,7 @@
             </w:pPr>
             <w:r>
               <w:rPr/>
-              <w:t xml:space="preserve">Parses a CSS color into the internal 32-bit representation </w:t>
-            </w:r>
-            <w:r>
-              <w:rPr>
-                <w:rFonts w:eastAsia="Consolas" w:cs="Consolas" w:ascii="Consolas" w:hAnsi="Consolas"/>
-                <w:sz w:val="18"/>
-                <w:szCs w:val="18"/>
-                <w:shd w:fill="F2F2F2" w:val="clear"/>
-              </w:rPr>
-              <w:t>0xAARRGGBB</w:t>
-            </w:r>
-            <w:r>
-              <w:rPr/>
-              <w:t>.</w:t>
+              <w:t>Extensions to emit (default: svg, ttf, eot, woff, woff2)</w:t>
             </w:r>
           </w:p>
         </w:tc>
@@ -38230,7 +37659,59 @@
                 <w:szCs w:val="18"/>
                 <w:shd w:fill="F2F2F2" w:val="clear"/>
               </w:rPr>
-              <w:t>FormatColor(color, alphaDecimals = 3)</w:t>
+              <w:t>fontHeight</w:t>
+            </w:r>
+            <w:r>
+              <w:rPr/>
+              <w:t xml:space="preserve">, </w:t>
+            </w:r>
+            <w:r>
+              <w:rPr>
+                <w:rFonts w:eastAsia="Consolas" w:cs="Consolas" w:ascii="Consolas" w:hAnsi="Consolas"/>
+                <w:sz w:val="18"/>
+                <w:szCs w:val="18"/>
+                <w:shd w:fill="F2F2F2" w:val="clear"/>
+              </w:rPr>
+              <w:t>normalize</w:t>
+            </w:r>
+            <w:r>
+              <w:rPr/>
+              <w:t xml:space="preserve">, </w:t>
+            </w:r>
+            <w:r>
+              <w:rPr>
+                <w:rFonts w:eastAsia="Consolas" w:cs="Consolas" w:ascii="Consolas" w:hAnsi="Consolas"/>
+                <w:sz w:val="18"/>
+                <w:szCs w:val="18"/>
+                <w:shd w:fill="F2F2F2" w:val="clear"/>
+              </w:rPr>
+              <w:t>centerHorizontally</w:t>
+            </w:r>
+            <w:r>
+              <w:rPr/>
+              <w:t xml:space="preserve">, </w:t>
+            </w:r>
+            <w:r>
+              <w:rPr>
+                <w:rFonts w:eastAsia="Consolas" w:cs="Consolas" w:ascii="Consolas" w:hAnsi="Consolas"/>
+                <w:sz w:val="18"/>
+                <w:szCs w:val="18"/>
+                <w:shd w:fill="F2F2F2" w:val="clear"/>
+              </w:rPr>
+              <w:t>classPrefix</w:t>
+            </w:r>
+            <w:r>
+              <w:rPr/>
+              <w:t xml:space="preserve">, </w:t>
+            </w:r>
+            <w:r>
+              <w:rPr>
+                <w:rFonts w:eastAsia="Consolas" w:cs="Consolas" w:ascii="Consolas" w:hAnsi="Consolas"/>
+                <w:sz w:val="18"/>
+                <w:szCs w:val="18"/>
+                <w:shd w:fill="F2F2F2" w:val="clear"/>
+              </w:rPr>
+              <w:t>fontUrlBase</w:t>
             </w:r>
           </w:p>
         </w:tc>
@@ -38252,33 +37733,20 @@
             </w:pPr>
             <w:r>
               <w:rPr/>
-              <w:t>Serializes the internal representation back to CSS (</w:t>
-            </w:r>
-            <w:r>
-              <w:rPr>
-                <w:rFonts w:eastAsia="Consolas" w:cs="Consolas" w:ascii="Consolas" w:hAnsi="Consolas"/>
-                <w:sz w:val="18"/>
-                <w:szCs w:val="18"/>
-                <w:shd w:fill="F2F2F2" w:val="clear"/>
-              </w:rPr>
-              <w:t>#rrggbb</w:t>
-            </w:r>
-            <w:r>
-              <w:rPr/>
-              <w:t xml:space="preserve"> or </w:t>
-            </w:r>
-            <w:r>
-              <w:rPr>
-                <w:rFonts w:eastAsia="Consolas" w:cs="Consolas" w:ascii="Consolas" w:hAnsi="Consolas"/>
-                <w:sz w:val="18"/>
-                <w:szCs w:val="18"/>
-                <w:shd w:fill="F2F2F2" w:val="clear"/>
-              </w:rPr>
-              <w:t>rgba(...)</w:t>
-            </w:r>
-            <w:r>
-              <w:rPr/>
-              <w:t>).</w:t>
+              <w:t xml:space="preserve">Passed through to </w:t>
+            </w:r>
+            <w:r>
+              <w:rPr>
+                <w:rFonts w:eastAsia="Consolas" w:cs="Consolas" w:ascii="Consolas" w:hAnsi="Consolas"/>
+                <w:sz w:val="18"/>
+                <w:szCs w:val="18"/>
+                <w:shd w:fill="F2F2F2" w:val="clear"/>
+              </w:rPr>
+              <w:t>FontGenerator</w:t>
+            </w:r>
+            <w:r>
+              <w:rPr/>
+              <w:t xml:space="preserve"> (defaults as in µFT)</w:t>
             </w:r>
           </w:p>
         </w:tc>
@@ -38308,7 +37776,33 @@
                 <w:szCs w:val="18"/>
                 <w:shd w:fill="F2F2F2" w:val="clear"/>
               </w:rPr>
-              <w:t>PxUnit(value)</w:t>
+              <w:t>css</w:t>
+            </w:r>
+            <w:r>
+              <w:rPr/>
+              <w:t xml:space="preserve">, </w:t>
+            </w:r>
+            <w:r>
+              <w:rPr>
+                <w:rFonts w:eastAsia="Consolas" w:cs="Consolas" w:ascii="Consolas" w:hAnsi="Consolas"/>
+                <w:sz w:val="18"/>
+                <w:szCs w:val="18"/>
+                <w:shd w:fill="F2F2F2" w:val="clear"/>
+              </w:rPr>
+              <w:t>json</w:t>
+            </w:r>
+            <w:r>
+              <w:rPr/>
+              <w:t xml:space="preserve">, </w:t>
+            </w:r>
+            <w:r>
+              <w:rPr>
+                <w:rFonts w:eastAsia="Consolas" w:cs="Consolas" w:ascii="Consolas" w:hAnsi="Consolas"/>
+                <w:sz w:val="18"/>
+                <w:szCs w:val="18"/>
+                <w:shd w:fill="F2F2F2" w:val="clear"/>
+              </w:rPr>
+              <w:t>html</w:t>
             </w:r>
           </w:p>
         </w:tc>
@@ -38330,33 +37824,148 @@
             </w:pPr>
             <w:r>
               <w:rPr/>
-              <w:t xml:space="preserve">Numbers become </w:t>
-            </w:r>
-            <w:r>
-              <w:rPr>
-                <w:rFonts w:eastAsia="Consolas" w:cs="Consolas" w:ascii="Consolas" w:hAnsi="Consolas"/>
-                <w:sz w:val="18"/>
-                <w:szCs w:val="18"/>
-                <w:shd w:fill="F2F2F2" w:val="clear"/>
-              </w:rPr>
-              <w:t>"&lt;n&gt;px"</w:t>
-            </w:r>
-            <w:r>
-              <w:rPr/>
-              <w:t xml:space="preserve">, everything else (e.g. </w:t>
-            </w:r>
-            <w:r>
-              <w:rPr>
-                <w:rFonts w:eastAsia="Consolas" w:cs="Consolas" w:ascii="Consolas" w:hAnsi="Consolas"/>
-                <w:sz w:val="18"/>
-                <w:szCs w:val="18"/>
-                <w:shd w:fill="F2F2F2" w:val="clear"/>
-              </w:rPr>
-              <w:t>calc()</w:t>
-            </w:r>
-            <w:r>
-              <w:rPr/>
-              <w:t xml:space="preserve"> strings) is passed through unchanged.</w:t>
+              <w:t xml:space="preserve">Control output or </w:t>
+            </w:r>
+            <w:r>
+              <w:rPr>
+                <w:rFonts w:eastAsia="Consolas" w:cs="Consolas" w:ascii="Consolas" w:hAnsi="Consolas"/>
+                <w:sz w:val="18"/>
+                <w:szCs w:val="18"/>
+                <w:shd w:fill="F2F2F2" w:val="clear"/>
+              </w:rPr>
+              <w:t>false</w:t>
+            </w:r>
+            <w:r>
+              <w:rPr/>
+              <w:t xml:space="preserve"> to skip</w:t>
+            </w:r>
+          </w:p>
+        </w:tc>
+      </w:tr>
+      <w:tr>
+        <w:trPr/>
+        <w:tc>
+          <w:tcPr>
+            <w:tcW w:w="4512" w:type="dxa"/>
+            <w:tcBorders>
+              <w:top w:val="single" w:sz="4" w:space="0" w:color="999999"/>
+              <w:start w:val="single" w:sz="4" w:space="0" w:color="999999"/>
+              <w:bottom w:val="single" w:sz="4" w:space="0" w:color="999999"/>
+              <w:end w:val="single" w:sz="4" w:space="0" w:color="999999"/>
+            </w:tcBorders>
+          </w:tcPr>
+          <w:p>
+            <w:pPr>
+              <w:pStyle w:val="Normal"/>
+              <w:spacing w:before="40" w:after="40"/>
+              <w:rPr/>
+            </w:pPr>
+            <w:r>
+              <w:rPr>
+                <w:rFonts w:eastAsia="Consolas" w:cs="Consolas" w:ascii="Consolas" w:hAnsi="Consolas"/>
+                <w:sz w:val="18"/>
+                <w:szCs w:val="18"/>
+                <w:shd w:fill="F2F2F2" w:val="clear"/>
+              </w:rPr>
+              <w:t>groups</w:t>
+            </w:r>
+            <w:r>
+              <w:rPr/>
+              <w:t xml:space="preserve">, </w:t>
+            </w:r>
+            <w:r>
+              <w:rPr>
+                <w:rFonts w:eastAsia="Consolas" w:cs="Consolas" w:ascii="Consolas" w:hAnsi="Consolas"/>
+                <w:sz w:val="18"/>
+                <w:szCs w:val="18"/>
+                <w:shd w:fill="F2F2F2" w:val="clear"/>
+              </w:rPr>
+              <w:t>glyphs</w:t>
+            </w:r>
+          </w:p>
+        </w:tc>
+        <w:tc>
+          <w:tcPr>
+            <w:tcW w:w="4514" w:type="dxa"/>
+            <w:tcBorders>
+              <w:top w:val="single" w:sz="4" w:space="0" w:color="999999"/>
+              <w:start w:val="single" w:sz="4" w:space="0" w:color="999999"/>
+              <w:bottom w:val="single" w:sz="4" w:space="0" w:color="999999"/>
+              <w:end w:val="single" w:sz="4" w:space="0" w:color="999999"/>
+            </w:tcBorders>
+          </w:tcPr>
+          <w:p>
+            <w:pPr>
+              <w:pStyle w:val="Normal"/>
+              <w:spacing w:before="40" w:after="40"/>
+              <w:rPr/>
+            </w:pPr>
+            <w:r>
+              <w:rPr/>
+              <w:t>Metadata for the HTML overview (</w:t>
+            </w:r>
+            <w:r>
+              <w:rPr>
+                <w:b/>
+                <w:bCs/>
+              </w:rPr>
+              <w:t>English only</w:t>
+            </w:r>
+            <w:r>
+              <w:rPr/>
+              <w:t>)</w:t>
+            </w:r>
+          </w:p>
+        </w:tc>
+      </w:tr>
+      <w:tr>
+        <w:trPr/>
+        <w:tc>
+          <w:tcPr>
+            <w:tcW w:w="4512" w:type="dxa"/>
+            <w:tcBorders>
+              <w:top w:val="single" w:sz="4" w:space="0" w:color="999999"/>
+              <w:start w:val="single" w:sz="4" w:space="0" w:color="999999"/>
+              <w:bottom w:val="single" w:sz="4" w:space="0" w:color="999999"/>
+              <w:end w:val="single" w:sz="4" w:space="0" w:color="999999"/>
+            </w:tcBorders>
+          </w:tcPr>
+          <w:p>
+            <w:pPr>
+              <w:pStyle w:val="Normal"/>
+              <w:spacing w:before="40" w:after="40"/>
+              <w:rPr/>
+            </w:pPr>
+            <w:r>
+              <w:rPr>
+                <w:rFonts w:eastAsia="Consolas" w:cs="Consolas" w:ascii="Consolas" w:hAnsi="Consolas"/>
+                <w:sz w:val="18"/>
+                <w:szCs w:val="18"/>
+                <w:shd w:fill="F2F2F2" w:val="clear"/>
+              </w:rPr>
+              <w:t>force</w:t>
+            </w:r>
+          </w:p>
+        </w:tc>
+        <w:tc>
+          <w:tcPr>
+            <w:tcW w:w="4514" w:type="dxa"/>
+            <w:tcBorders>
+              <w:top w:val="single" w:sz="4" w:space="0" w:color="999999"/>
+              <w:start w:val="single" w:sz="4" w:space="0" w:color="999999"/>
+              <w:bottom w:val="single" w:sz="4" w:space="0" w:color="999999"/>
+              <w:end w:val="single" w:sz="4" w:space="0" w:color="999999"/>
+            </w:tcBorders>
+          </w:tcPr>
+          <w:p>
+            <w:pPr>
+              <w:pStyle w:val="Normal"/>
+              <w:spacing w:before="40" w:after="40"/>
+              <w:rPr/>
+            </w:pPr>
+            <w:r>
+              <w:rPr/>
+              <w:t>Force rebuild</w:t>
             </w:r>
           </w:p>
         </w:tc>
@@ -38370,6 +37979,299 @@
       </w:pPr>
       <w:r>
         <w:rPr/>
+      </w:r>
+    </w:p>
+    <w:p>
+      <w:pPr>
+        <w:pStyle w:val="Normal"/>
+        <w:spacing w:before="0" w:after="120"/>
+        <w:jc w:val="both"/>
+        <w:rPr/>
+      </w:pPr>
+      <w:r>
+        <w:rPr>
+          <w:b/>
+          <w:bCs/>
+        </w:rPr>
+        <w:t>Glyph naming:</w:t>
+      </w:r>
+      <w:r>
+        <w:rPr/>
+        <w:t xml:space="preserve"> </w:t>
+      </w:r>
+      <w:r>
+        <w:rPr>
+          <w:rFonts w:eastAsia="Consolas" w:cs="Consolas" w:ascii="Consolas" w:hAnsi="Consolas"/>
+          <w:sz w:val="18"/>
+          <w:szCs w:val="18"/>
+          <w:shd w:fill="F2F2F2" w:val="clear"/>
+        </w:rPr>
+        <w:t>&lt;name&gt;-U0x&lt;HEX&gt;.svg</w:t>
+      </w:r>
+      <w:r>
+        <w:rPr/>
+        <w:t xml:space="preserve"> — codepoint from the file name, group id from the directory under </w:t>
+      </w:r>
+      <w:r>
+        <w:rPr>
+          <w:rFonts w:eastAsia="Consolas" w:cs="Consolas" w:ascii="Consolas" w:hAnsi="Consolas"/>
+          <w:sz w:val="18"/>
+          <w:szCs w:val="18"/>
+          <w:shd w:fill="F2F2F2" w:val="clear"/>
+        </w:rPr>
+        <w:t>src</w:t>
+      </w:r>
+      <w:r>
+        <w:rPr/>
+        <w:t xml:space="preserve"> (details in chapter *microFT*).</w:t>
+      </w:r>
+    </w:p>
+    <w:p>
+      <w:pPr>
+        <w:pStyle w:val="Normal"/>
+        <w:spacing w:before="0" w:after="120"/>
+        <w:jc w:val="both"/>
+        <w:rPr/>
+      </w:pPr>
+      <w:r>
+        <w:rPr>
+          <w:b/>
+          <w:bCs/>
+        </w:rPr>
+        <w:t>Planned — single CSS reference:</w:t>
+      </w:r>
+      <w:r>
+        <w:rPr/>
+        <w:t xml:space="preserve"> directive </w:t>
+      </w:r>
+      <w:r>
+        <w:rPr>
+          <w:rFonts w:eastAsia="Consolas" w:cs="Consolas" w:ascii="Consolas" w:hAnsi="Consolas"/>
+          <w:sz w:val="18"/>
+          <w:szCs w:val="18"/>
+          <w:shd w:fill="F2F2F2" w:val="clear"/>
+        </w:rPr>
+        <w:t>-µ: Glyph("icons/edit.svg")</w:t>
+      </w:r>
+      <w:r>
+        <w:rPr/>
+        <w:t xml:space="preserve"> registers an SVG in the font and rewrites the rule with </w:t>
+      </w:r>
+      <w:r>
+        <w:rPr>
+          <w:rFonts w:eastAsia="Consolas" w:cs="Consolas" w:ascii="Consolas" w:hAnsi="Consolas"/>
+          <w:sz w:val="18"/>
+          <w:szCs w:val="18"/>
+          <w:shd w:fill="F2F2F2" w:val="clear"/>
+        </w:rPr>
+        <w:t>content</w:t>
+      </w:r>
+      <w:r>
+        <w:rPr/>
+        <w:t>/</w:t>
+      </w:r>
+      <w:r>
+        <w:rPr>
+          <w:rFonts w:eastAsia="Consolas" w:cs="Consolas" w:ascii="Consolas" w:hAnsi="Consolas"/>
+          <w:sz w:val="18"/>
+          <w:szCs w:val="18"/>
+          <w:shd w:fill="F2F2F2" w:val="clear"/>
+        </w:rPr>
+        <w:t>font-family</w:t>
+      </w:r>
+      <w:r>
+        <w:rPr/>
+        <w:t xml:space="preserve"> (counterpart to </w:t>
+      </w:r>
+      <w:r>
+        <w:rPr>
+          <w:rFonts w:eastAsia="Consolas" w:cs="Consolas" w:ascii="Consolas" w:hAnsi="Consolas"/>
+          <w:sz w:val="18"/>
+          <w:szCs w:val="18"/>
+          <w:shd w:fill="F2F2F2" w:val="clear"/>
+        </w:rPr>
+        <w:t>sprites.include</w:t>
+      </w:r>
+      <w:r>
+        <w:rPr/>
+        <w:t xml:space="preserve"> / </w:t>
+      </w:r>
+      <w:r>
+        <w:rPr>
+          <w:rFonts w:eastAsia="Consolas" w:cs="Consolas" w:ascii="Consolas" w:hAnsi="Consolas"/>
+          <w:sz w:val="18"/>
+          <w:szCs w:val="18"/>
+          <w:shd w:fill="F2F2F2" w:val="clear"/>
+        </w:rPr>
+        <w:t>Sound()</w:t>
+      </w:r>
+      <w:r>
+        <w:rPr/>
+        <w:t xml:space="preserve"> — see </w:t>
+      </w:r>
+      <w:r>
+        <w:rPr>
+          <w:rFonts w:eastAsia="Consolas" w:cs="Consolas" w:ascii="Consolas" w:hAnsi="Consolas"/>
+          <w:sz w:val="18"/>
+          <w:szCs w:val="18"/>
+          <w:shd w:fill="F2F2F2" w:val="clear"/>
+        </w:rPr>
+        <w:t>gulp-mu-au/docs/CONCEPT.md</w:t>
+      </w:r>
+      <w:r>
+        <w:rPr/>
+        <w:t xml:space="preserve"> §1).</w:t>
+      </w:r>
+    </w:p>
+    <w:p>
+      <w:pPr>
+        <w:pStyle w:val="Normal"/>
+        <w:spacing w:before="0" w:after="120"/>
+        <w:jc w:val="both"/>
+        <w:rPr/>
+      </w:pPr>
+      <w:r>
+        <w:rPr>
+          <w:b/>
+          <w:bCs/>
+        </w:rPr>
+        <w:t>Today without manifest bridge:</w:t>
+      </w:r>
+    </w:p>
+    <w:p>
+      <w:pPr>
+        <w:pStyle w:val="Normal"/>
+        <w:shd w:val="clear" w:fill="F2F2F2"/>
+        <w:spacing w:before="0" w:after="0"/>
+        <w:rPr/>
+      </w:pPr>
+      <w:r>
+        <w:rPr>
+          <w:rFonts w:eastAsia="Consolas" w:cs="Consolas" w:ascii="Consolas" w:hAnsi="Consolas"/>
+          <w:sz w:val="18"/>
+          <w:szCs w:val="18"/>
+        </w:rPr>
+        <w:t>// 1. Gulp task (before BuildSkin): FontGenerator.Create({ fontName, src, outputDir: "dev/media/final/fonts" })</w:t>
+      </w:r>
+    </w:p>
+    <w:p>
+      <w:pPr>
+        <w:pStyle w:val="Normal"/>
+        <w:shd w:val="clear" w:fill="F2F2F2"/>
+        <w:spacing w:before="0" w:after="0"/>
+        <w:rPr/>
+      </w:pPr>
+      <w:r>
+        <w:rPr>
+          <w:rFonts w:eastAsia="Consolas" w:cs="Consolas" w:ascii="Consolas" w:hAnsi="Consolas"/>
+          <w:sz w:val="18"/>
+          <w:szCs w:val="18"/>
+        </w:rPr>
+        <w:t>media: [</w:t>
+      </w:r>
+    </w:p>
+    <w:p>
+      <w:pPr>
+        <w:pStyle w:val="Normal"/>
+        <w:shd w:val="clear" w:fill="F2F2F2"/>
+        <w:spacing w:before="0" w:after="0"/>
+        <w:rPr/>
+      </w:pPr>
+      <w:r>
+        <w:rPr>
+          <w:rFonts w:eastAsia="Consolas" w:cs="Consolas" w:ascii="Consolas" w:hAnsi="Consolas"/>
+          <w:sz w:val="18"/>
+          <w:szCs w:val="18"/>
+        </w:rPr>
+        <w:t xml:space="preserve">    </w:t>
+      </w:r>
+      <w:r>
+        <w:rPr>
+          <w:rFonts w:eastAsia="Consolas" w:cs="Consolas" w:ascii="Consolas" w:hAnsi="Consolas"/>
+          <w:sz w:val="18"/>
+          <w:szCs w:val="18"/>
+        </w:rPr>
+        <w:t>{ copyFolder: "dev/media/final/fonts", to: "fonts", filter: "\\.(woff2?|ttf|css)$" }</w:t>
+      </w:r>
+    </w:p>
+    <w:p>
+      <w:pPr>
+        <w:pStyle w:val="Normal"/>
+        <w:shd w:val="clear" w:fill="F2F2F2"/>
+        <w:spacing w:before="0" w:after="160"/>
+        <w:rPr/>
+      </w:pPr>
+      <w:r>
+        <w:rPr>
+          <w:rFonts w:eastAsia="Consolas" w:cs="Consolas" w:ascii="Consolas" w:hAnsi="Consolas"/>
+          <w:sz w:val="18"/>
+          <w:szCs w:val="18"/>
+        </w:rPr>
+        <w:t>]</w:t>
+      </w:r>
+    </w:p>
+    <w:p>
+      <w:pPr>
+        <w:pStyle w:val="Normal"/>
+        <w:spacing w:before="0" w:after="120"/>
+        <w:jc w:val="both"/>
+        <w:rPr/>
+      </w:pPr>
+      <w:r>
+        <w:rPr/>
+        <w:t xml:space="preserve">Reference icon fonts in </w:t>
+      </w:r>
+      <w:r>
+        <w:rPr>
+          <w:rFonts w:eastAsia="Consolas" w:cs="Consolas" w:ascii="Consolas" w:hAnsi="Consolas"/>
+          <w:sz w:val="18"/>
+          <w:szCs w:val="18"/>
+          <w:shd w:fill="F2F2F2" w:val="clear"/>
+        </w:rPr>
+        <w:t>.µ.css</w:t>
+      </w:r>
+      <w:r>
+        <w:rPr/>
+        <w:t xml:space="preserve"> via </w:t>
+      </w:r>
+      <w:r>
+        <w:rPr>
+          <w:rFonts w:eastAsia="Consolas" w:cs="Consolas" w:ascii="Consolas" w:hAnsi="Consolas"/>
+          <w:sz w:val="18"/>
+          <w:szCs w:val="18"/>
+          <w:shd w:fill="F2F2F2" w:val="clear"/>
+        </w:rPr>
+        <w:t>@font-face</w:t>
+      </w:r>
+      <w:r>
+        <w:rPr/>
+        <w:t xml:space="preserve"> and classes; codepoints often as escapes in </w:t>
+      </w:r>
+      <w:r>
+        <w:rPr>
+          <w:rFonts w:eastAsia="Consolas" w:cs="Consolas" w:ascii="Consolas" w:hAnsi="Consolas"/>
+          <w:sz w:val="18"/>
+          <w:szCs w:val="18"/>
+          <w:shd w:fill="F2F2F2" w:val="clear"/>
+        </w:rPr>
+        <w:t>vars</w:t>
+      </w:r>
+      <w:r>
+        <w:rPr/>
+        <w:t xml:space="preserve"> (e.g. </w:t>
+      </w:r>
+      <w:r>
+        <w:rPr>
+          <w:rFonts w:eastAsia="Consolas" w:cs="Consolas" w:ascii="Consolas" w:hAnsi="Consolas"/>
+          <w:sz w:val="18"/>
+          <w:szCs w:val="18"/>
+          <w:shd w:fill="F2F2F2" w:val="clear"/>
+        </w:rPr>
+        <w:t>icon_pencil: "\\e91c"</w:t>
+      </w:r>
+      <w:r>
+        <w:rPr/>
+        <w:t>).</w:t>
       </w:r>
     </w:p>
     <w:p>
@@ -38383,11 +38285,11 @@
         <w:outlineLvl w:val="1"/>
         <w:rPr/>
       </w:pPr>
-      <w:bookmarkStart w:id="81" w:name="__RefHeading___Toc4974_3691221838"/>
-      <w:bookmarkEnd w:id="81"/>
-      <w:r>
-        <w:rPr/>
-        <w:t>11.3 Rule and document methods</w:t>
+      <w:bookmarkStart w:id="78" w:name="__RefHeading___Toc5098_2766707177"/>
+      <w:bookmarkEnd w:id="78"/>
+      <w:r>
+        <w:rPr/>
+        <w:t>10.10 files</w:t>
       </w:r>
     </w:p>
     <w:p>
@@ -38399,20 +38301,309 @@
       </w:pPr>
       <w:r>
         <w:rPr/>
-        <w:t xml:space="preserve">Inside directives (and helper functions with a </w:t>
-      </w:r>
-      <w:r>
-        <w:rPr>
-          <w:rFonts w:eastAsia="Consolas" w:cs="Consolas" w:ascii="Consolas" w:hAnsi="Consolas"/>
-          <w:sz w:val="18"/>
-          <w:szCs w:val="18"/>
-          <w:shd w:fill="F2F2F2" w:val="clear"/>
-        </w:rPr>
-        <w:t>this</w:t>
-      </w:r>
-      <w:r>
-        <w:rPr/>
-        <w:t xml:space="preserve"> binding) the manipulation methods of the surrounding rule are additionally available:</w:t>
+        <w:t xml:space="preserve">List of stylesheets to compile — the replacement for </w:t>
+      </w:r>
+      <w:r>
+        <w:rPr>
+          <w:rFonts w:eastAsia="Consolas" w:cs="Consolas" w:ascii="Consolas" w:hAnsi="Consolas"/>
+          <w:sz w:val="18"/>
+          <w:szCs w:val="18"/>
+          <w:shd w:fill="F2F2F2" w:val="clear"/>
+        </w:rPr>
+        <w:t>µ.DependentCSSFile</w:t>
+      </w:r>
+      <w:r>
+        <w:rPr/>
+        <w:t xml:space="preserve">. </w:t>
+      </w:r>
+      <w:r>
+        <w:rPr>
+          <w:rFonts w:eastAsia="Consolas" w:cs="Consolas" w:ascii="Consolas" w:hAnsi="Consolas"/>
+          <w:sz w:val="18"/>
+          <w:szCs w:val="18"/>
+          <w:shd w:fill="F2F2F2" w:val="clear"/>
+        </w:rPr>
+        <w:t>source</w:t>
+      </w:r>
+      <w:r>
+        <w:rPr/>
+        <w:t xml:space="preserve"> is relative to the source directory, </w:t>
+      </w:r>
+      <w:r>
+        <w:rPr>
+          <w:rFonts w:eastAsia="Consolas" w:cs="Consolas" w:ascii="Consolas" w:hAnsi="Consolas"/>
+          <w:sz w:val="18"/>
+          <w:szCs w:val="18"/>
+          <w:shd w:fill="F2F2F2" w:val="clear"/>
+        </w:rPr>
+        <w:t>target</w:t>
+      </w:r>
+      <w:r>
+        <w:rPr/>
+        <w:t xml:space="preserve"> relative to the skin directory; both fields are required:</w:t>
+      </w:r>
+    </w:p>
+    <w:p>
+      <w:pPr>
+        <w:pStyle w:val="Normal"/>
+        <w:shd w:val="clear" w:fill="F2F2F2"/>
+        <w:spacing w:before="0" w:after="0"/>
+        <w:rPr/>
+      </w:pPr>
+      <w:r>
+        <w:rPr>
+          <w:rFonts w:eastAsia="Consolas" w:cs="Consolas" w:ascii="Consolas" w:hAnsi="Consolas"/>
+          <w:sz w:val="18"/>
+          <w:szCs w:val="18"/>
+        </w:rPr>
+        <w:t>files: [</w:t>
+      </w:r>
+    </w:p>
+    <w:p>
+      <w:pPr>
+        <w:pStyle w:val="Normal"/>
+        <w:shd w:val="clear" w:fill="F2F2F2"/>
+        <w:spacing w:before="0" w:after="0"/>
+        <w:rPr/>
+      </w:pPr>
+      <w:r>
+        <w:rPr>
+          <w:rFonts w:eastAsia="Consolas" w:cs="Consolas" w:ascii="Consolas" w:hAnsi="Consolas"/>
+          <w:sz w:val="18"/>
+          <w:szCs w:val="18"/>
+        </w:rPr>
+        <w:t xml:space="preserve">    </w:t>
+      </w:r>
+      <w:r>
+        <w:rPr>
+          <w:rFonts w:eastAsia="Consolas" w:cs="Consolas" w:ascii="Consolas" w:hAnsi="Consolas"/>
+          <w:sz w:val="18"/>
+          <w:szCs w:val="18"/>
+        </w:rPr>
+        <w:t>{ source: "src.µ.css", target: "std.css" },</w:t>
+      </w:r>
+    </w:p>
+    <w:p>
+      <w:pPr>
+        <w:pStyle w:val="Normal"/>
+        <w:shd w:val="clear" w:fill="F2F2F2"/>
+        <w:spacing w:before="0" w:after="0"/>
+        <w:rPr/>
+      </w:pPr>
+      <w:r>
+        <w:rPr>
+          <w:rFonts w:eastAsia="Consolas" w:cs="Consolas" w:ascii="Consolas" w:hAnsi="Consolas"/>
+          <w:sz w:val="18"/>
+          <w:szCs w:val="18"/>
+        </w:rPr>
+        <w:t xml:space="preserve">    </w:t>
+      </w:r>
+      <w:r>
+        <w:rPr>
+          <w:rFonts w:eastAsia="Consolas" w:cs="Consolas" w:ascii="Consolas" w:hAnsi="Consolas"/>
+          <w:sz w:val="18"/>
+          <w:szCs w:val="18"/>
+        </w:rPr>
+        <w:t>{ source: "src_tinymce.µ.css", target: "std_tinymce.css" }</w:t>
+      </w:r>
+    </w:p>
+    <w:p>
+      <w:pPr>
+        <w:pStyle w:val="Normal"/>
+        <w:shd w:val="clear" w:fill="F2F2F2"/>
+        <w:spacing w:before="0" w:after="160"/>
+        <w:rPr/>
+      </w:pPr>
+      <w:r>
+        <w:rPr>
+          <w:rFonts w:eastAsia="Consolas" w:cs="Consolas" w:ascii="Consolas" w:hAnsi="Consolas"/>
+          <w:sz w:val="18"/>
+          <w:szCs w:val="18"/>
+        </w:rPr>
+        <w:t>]</w:t>
+      </w:r>
+    </w:p>
+    <w:p>
+      <w:pPr>
+        <w:pStyle w:val="Normal"/>
+        <w:spacing w:before="0" w:after="120"/>
+        <w:jc w:val="both"/>
+        <w:rPr/>
+      </w:pPr>
+      <w:r>
+        <w:rPr/>
+        <w:t>All files of a skin share variables, helpers and the sprite atlas. The preload rule goes into the first stylesheet.</w:t>
+      </w:r>
+      <w:r>
+        <w:br w:type="page"/>
+      </w:r>
+    </w:p>
+    <w:p>
+      <w:pPr>
+        <w:pStyle w:val="Heading1"/>
+        <w:numPr>
+          <w:ilvl w:val="0"/>
+          <w:numId w:val="0"/>
+        </w:numPr>
+        <w:spacing w:before="0" w:after="120"/>
+        <w:outlineLvl w:val="0"/>
+        <w:rPr/>
+      </w:pPr>
+      <w:bookmarkStart w:id="79" w:name="__RefHeading___Toc5100_2766707177"/>
+      <w:bookmarkEnd w:id="79"/>
+      <w:r>
+        <w:rPr/>
+        <w:t>11 µ evaluation context (reference)</w:t>
+      </w:r>
+    </w:p>
+    <w:p>
+      <w:pPr>
+        <w:pStyle w:val="Normal"/>
+        <w:spacing w:before="0" w:after="120"/>
+        <w:jc w:val="both"/>
+        <w:rPr/>
+      </w:pPr>
+      <w:r>
+        <w:rPr/>
+        <w:t xml:space="preserve">Every </w:t>
+      </w:r>
+      <w:r>
+        <w:rPr>
+          <w:rFonts w:eastAsia="Consolas" w:cs="Consolas" w:ascii="Consolas" w:hAnsi="Consolas"/>
+          <w:sz w:val="18"/>
+          <w:szCs w:val="18"/>
+          <w:shd w:fill="F2F2F2" w:val="clear"/>
+        </w:rPr>
+        <w:t>µ(...)</w:t>
+      </w:r>
+      <w:r>
+        <w:rPr/>
+        <w:t xml:space="preserve"> expression and every </w:t>
+      </w:r>
+      <w:r>
+        <w:rPr>
+          <w:rFonts w:eastAsia="Consolas" w:cs="Consolas" w:ascii="Consolas" w:hAnsi="Consolas"/>
+          <w:sz w:val="18"/>
+          <w:szCs w:val="18"/>
+          <w:shd w:fill="F2F2F2" w:val="clear"/>
+        </w:rPr>
+        <w:t>-µ:</w:t>
+      </w:r>
+      <w:r>
+        <w:rPr/>
+        <w:t xml:space="preserve"> directive is evaluated in a scope that contains the following bindings. It corresponds to the old global </w:t>
+      </w:r>
+      <w:r>
+        <w:rPr>
+          <w:rFonts w:eastAsia="Consolas" w:cs="Consolas" w:ascii="Consolas" w:hAnsi="Consolas"/>
+          <w:sz w:val="18"/>
+          <w:szCs w:val="18"/>
+          <w:shd w:fill="F2F2F2" w:val="clear"/>
+        </w:rPr>
+        <w:t>µ</w:t>
+      </w:r>
+      <w:r>
+        <w:rPr/>
+        <w:t xml:space="preserve"> object — just without the prefix.</w:t>
+      </w:r>
+    </w:p>
+    <w:p>
+      <w:pPr>
+        <w:pStyle w:val="Heading2"/>
+        <w:numPr>
+          <w:ilvl w:val="0"/>
+          <w:numId w:val="0"/>
+        </w:numPr>
+        <w:spacing w:before="240" w:after="120"/>
+        <w:outlineLvl w:val="1"/>
+        <w:rPr/>
+      </w:pPr>
+      <w:bookmarkStart w:id="80" w:name="__RefHeading___Toc5102_2766707177"/>
+      <w:bookmarkEnd w:id="80"/>
+      <w:r>
+        <w:rPr/>
+        <w:t>11.1 The $ object</w:t>
+      </w:r>
+    </w:p>
+    <w:p>
+      <w:pPr>
+        <w:pStyle w:val="Normal"/>
+        <w:spacing w:before="0" w:after="120"/>
+        <w:jc w:val="both"/>
+        <w:rPr/>
+      </w:pPr>
+      <w:r>
+        <w:rPr>
+          <w:rFonts w:eastAsia="Consolas" w:cs="Consolas" w:ascii="Consolas" w:hAnsi="Consolas"/>
+          <w:sz w:val="18"/>
+          <w:szCs w:val="18"/>
+          <w:shd w:fill="F2F2F2" w:val="clear"/>
+        </w:rPr>
+        <w:t>$</w:t>
+      </w:r>
+      <w:r>
+        <w:rPr/>
+        <w:t xml:space="preserve"> contains the manifest's </w:t>
+      </w:r>
+      <w:r>
+        <w:rPr>
+          <w:rFonts w:eastAsia="Consolas" w:cs="Consolas" w:ascii="Consolas" w:hAnsi="Consolas"/>
+          <w:sz w:val="18"/>
+          <w:szCs w:val="18"/>
+          <w:shd w:fill="F2F2F2" w:val="clear"/>
+        </w:rPr>
+        <w:t>vars</w:t>
+      </w:r>
+      <w:r>
+        <w:rPr/>
+        <w:t xml:space="preserve">. Reading and writing are possible; changes apply for the rest of compilation (document order, across all </w:t>
+      </w:r>
+      <w:r>
+        <w:rPr>
+          <w:rFonts w:eastAsia="Consolas" w:cs="Consolas" w:ascii="Consolas" w:hAnsi="Consolas"/>
+          <w:sz w:val="18"/>
+          <w:szCs w:val="18"/>
+          <w:shd w:fill="F2F2F2" w:val="clear"/>
+        </w:rPr>
+        <w:t>files</w:t>
+      </w:r>
+      <w:r>
+        <w:rPr/>
+        <w:t xml:space="preserve"> of a skin).</w:t>
+      </w:r>
+    </w:p>
+    <w:p>
+      <w:pPr>
+        <w:pStyle w:val="Normal"/>
+        <w:shd w:val="clear" w:fill="F2F2F2"/>
+        <w:spacing w:before="0" w:after="160"/>
+        <w:rPr/>
+      </w:pPr>
+      <w:r>
+        <w:rPr>
+          <w:rFonts w:eastAsia="Consolas" w:cs="Consolas" w:ascii="Consolas" w:hAnsi="Consolas"/>
+          <w:sz w:val="18"/>
+          <w:szCs w:val="18"/>
+        </w:rPr>
+        <w:t>div.box { z-index: µ($.PanelZIndex + 1); }</w:t>
+      </w:r>
+    </w:p>
+    <w:p>
+      <w:pPr>
+        <w:pStyle w:val="Heading2"/>
+        <w:numPr>
+          <w:ilvl w:val="0"/>
+          <w:numId w:val="0"/>
+        </w:numPr>
+        <w:spacing w:before="240" w:after="120"/>
+        <w:outlineLvl w:val="1"/>
+        <w:rPr/>
+      </w:pPr>
+      <w:bookmarkStart w:id="81" w:name="__RefHeading___Toc5104_2766707177"/>
+      <w:bookmarkEnd w:id="81"/>
+      <w:r>
+        <w:rPr/>
+        <w:t>11.2 Color and value functions</w:t>
       </w:r>
     </w:p>
     <w:tbl>
@@ -38458,7 +38649,7 @@
                 <w:b/>
                 <w:bCs/>
               </w:rPr>
-              <w:t>Method / property</w:t>
+              <w:t>Function</w:t>
             </w:r>
           </w:p>
         </w:tc>
@@ -38514,7 +38705,7 @@
                 <w:szCs w:val="18"/>
                 <w:shd w:fill="F2F2F2" w:val="clear"/>
               </w:rPr>
-              <w:t>AddProperty(name, value, important?)</w:t>
+              <w:t>Lighten(color, step, model = "hsl")</w:t>
             </w:r>
           </w:p>
         </w:tc>
@@ -38536,20 +38727,72 @@
             </w:pPr>
             <w:r>
               <w:rPr/>
-              <w:t xml:space="preserve">Appends a declaration to the rule (duplicates allowed — for fallback chains like multiple </w:t>
-            </w:r>
-            <w:r>
-              <w:rPr>
-                <w:rFonts w:eastAsia="Consolas" w:cs="Consolas" w:ascii="Consolas" w:hAnsi="Consolas"/>
-                <w:sz w:val="18"/>
-                <w:szCs w:val="18"/>
-                <w:shd w:fill="F2F2F2" w:val="clear"/>
-              </w:rPr>
-              <w:t>background-image</w:t>
-            </w:r>
-            <w:r>
-              <w:rPr/>
-              <w:t>).</w:t>
+              <w:t xml:space="preserve">Lightens a color relatively (positive </w:t>
+            </w:r>
+            <w:r>
+              <w:rPr>
+                <w:rFonts w:eastAsia="Consolas" w:cs="Consolas" w:ascii="Consolas" w:hAnsi="Consolas"/>
+                <w:sz w:val="18"/>
+                <w:szCs w:val="18"/>
+                <w:shd w:fill="F2F2F2" w:val="clear"/>
+              </w:rPr>
+              <w:t>step</w:t>
+            </w:r>
+            <w:r>
+              <w:rPr/>
+              <w:t xml:space="preserve">) or darkens it (negative </w:t>
+            </w:r>
+            <w:r>
+              <w:rPr>
+                <w:rFonts w:eastAsia="Consolas" w:cs="Consolas" w:ascii="Consolas" w:hAnsi="Consolas"/>
+                <w:sz w:val="18"/>
+                <w:szCs w:val="18"/>
+                <w:shd w:fill="F2F2F2" w:val="clear"/>
+              </w:rPr>
+              <w:t>step</w:t>
+            </w:r>
+            <w:r>
+              <w:rPr/>
+              <w:t xml:space="preserve">): </w:t>
+            </w:r>
+            <w:r>
+              <w:rPr>
+                <w:rFonts w:eastAsia="Consolas" w:cs="Consolas" w:ascii="Consolas" w:hAnsi="Consolas"/>
+                <w:sz w:val="18"/>
+                <w:szCs w:val="18"/>
+                <w:shd w:fill="F2F2F2" w:val="clear"/>
+              </w:rPr>
+              <w:t>L' = clamp(L + L · step)</w:t>
+            </w:r>
+            <w:r>
+              <w:rPr/>
+              <w:t xml:space="preserve">. The model </w:t>
+            </w:r>
+            <w:r>
+              <w:rPr>
+                <w:rFonts w:eastAsia="Consolas" w:cs="Consolas" w:ascii="Consolas" w:hAnsi="Consolas"/>
+                <w:sz w:val="18"/>
+                <w:szCs w:val="18"/>
+                <w:shd w:fill="F2F2F2" w:val="clear"/>
+              </w:rPr>
+              <w:t>"hsl"</w:t>
+            </w:r>
+            <w:r>
+              <w:rPr/>
+              <w:t xml:space="preserve"> is bit-identical to the old µCSS; </w:t>
+            </w:r>
+            <w:r>
+              <w:rPr>
+                <w:rFonts w:eastAsia="Consolas" w:cs="Consolas" w:ascii="Consolas" w:hAnsi="Consolas"/>
+                <w:sz w:val="18"/>
+                <w:szCs w:val="18"/>
+                <w:shd w:fill="F2F2F2" w:val="clear"/>
+              </w:rPr>
+              <w:t>"oklch"</w:t>
+            </w:r>
+            <w:r>
+              <w:rPr/>
+              <w:t xml:space="preserve"> scales perceptually uniformly. Alpha is preserved.</w:t>
             </w:r>
           </w:p>
         </w:tc>
@@ -38579,7 +38822,7 @@
                 <w:szCs w:val="18"/>
                 <w:shd w:fill="F2F2F2" w:val="clear"/>
               </w:rPr>
-              <w:t>ChangeProperty(name, value, important?)</w:t>
+              <w:t>Alpha(color, alpha)</w:t>
             </w:r>
           </w:p>
         </w:tc>
@@ -38601,7 +38844,20 @@
             </w:pPr>
             <w:r>
               <w:rPr/>
-              <w:t>Changes all declarations of the property, or creates one if it is missing.</w:t>
+              <w:t xml:space="preserve">Replaces a color's alpha channel. </w:t>
+            </w:r>
+            <w:r>
+              <w:rPr>
+                <w:rFonts w:eastAsia="Consolas" w:cs="Consolas" w:ascii="Consolas" w:hAnsi="Consolas"/>
+                <w:sz w:val="18"/>
+                <w:szCs w:val="18"/>
+                <w:shd w:fill="F2F2F2" w:val="clear"/>
+              </w:rPr>
+              <w:t>alpha</w:t>
+            </w:r>
+            <w:r>
+              <w:rPr/>
+              <w:t xml:space="preserve"> follows the rules from "Working with colors".</w:t>
             </w:r>
           </w:p>
         </w:tc>
@@ -38631,7 +38887,7 @@
                 <w:szCs w:val="18"/>
                 <w:shd w:fill="F2F2F2" w:val="clear"/>
               </w:rPr>
-              <w:t>RemoveProperty(name)</w:t>
+              <w:t>MixColors(color1, color2)</w:t>
             </w:r>
           </w:p>
         </w:tc>
@@ -38653,7 +38909,7 @@
             </w:pPr>
             <w:r>
               <w:rPr/>
-              <w:t>Removes all declarations of the property.</w:t>
+              <w:t>Per-channel average of two colors (including alpha).</w:t>
             </w:r>
           </w:p>
         </w:tc>
@@ -38683,7 +38939,7 @@
                 <w:szCs w:val="18"/>
                 <w:shd w:fill="F2F2F2" w:val="clear"/>
               </w:rPr>
-              <w:t>AddRule(selector)</w:t>
+              <w:t>AlphaValue(alpha)</w:t>
             </w:r>
           </w:p>
         </w:tc>
@@ -38705,7 +38961,7 @@
             </w:pPr>
             <w:r>
               <w:rPr/>
-              <w:t>Appends a new rule at the end of the document; returns the rule (with the same methods).</w:t>
+              <w:t>Converts an alpha specification to a byte (0–255).</w:t>
             </w:r>
           </w:p>
         </w:tc>
@@ -38735,7 +38991,7 @@
                 <w:szCs w:val="18"/>
                 <w:shd w:fill="F2F2F2" w:val="clear"/>
               </w:rPr>
-              <w:t>InsertRule(selector)</w:t>
+              <w:t>ParseColor(color)</w:t>
             </w:r>
           </w:p>
         </w:tc>
@@ -38757,16 +39013,16 @@
             </w:pPr>
             <w:r>
               <w:rPr/>
-              <w:t xml:space="preserve">Inserts a new rule directly after the current rule; consecutive calls keep their order. Replacement for the old </w:t>
-            </w:r>
-            <w:r>
-              <w:rPr>
-                <w:rFonts w:eastAsia="Consolas" w:cs="Consolas" w:ascii="Consolas" w:hAnsi="Consolas"/>
-                <w:sz w:val="18"/>
-                <w:szCs w:val="18"/>
-                <w:shd w:fill="F2F2F2" w:val="clear"/>
-              </w:rPr>
-              <w:t>AddBlock(n, µ.elementNo)</w:t>
+              <w:t xml:space="preserve">Parses a CSS color into the internal 32-bit representation </w:t>
+            </w:r>
+            <w:r>
+              <w:rPr>
+                <w:rFonts w:eastAsia="Consolas" w:cs="Consolas" w:ascii="Consolas" w:hAnsi="Consolas"/>
+                <w:sz w:val="18"/>
+                <w:szCs w:val="18"/>
+                <w:shd w:fill="F2F2F2" w:val="clear"/>
+              </w:rPr>
+              <w:t>0xAARRGGBB</w:t>
             </w:r>
             <w:r>
               <w:rPr/>
@@ -38800,7 +39056,7 @@
                 <w:szCs w:val="18"/>
                 <w:shd w:fill="F2F2F2" w:val="clear"/>
               </w:rPr>
-              <w:t>rule</w:t>
+              <w:t>FormatColor(color, alphaDecimals = 3)</w:t>
             </w:r>
           </w:p>
         </w:tc>
@@ -38822,46 +39078,33 @@
             </w:pPr>
             <w:r>
               <w:rPr/>
-              <w:t xml:space="preserve">The surrounding rule as a </w:t>
-            </w:r>
-            <w:r>
-              <w:rPr>
-                <w:rFonts w:eastAsia="Consolas" w:cs="Consolas" w:ascii="Consolas" w:hAnsi="Consolas"/>
-                <w:sz w:val="18"/>
-                <w:szCs w:val="18"/>
-                <w:shd w:fill="F2F2F2" w:val="clear"/>
-              </w:rPr>
-              <w:t>CssRule</w:t>
-            </w:r>
-            <w:r>
-              <w:rPr/>
-              <w:t xml:space="preserve"> object (</w:t>
-            </w:r>
-            <w:r>
-              <w:rPr>
-                <w:rFonts w:eastAsia="Consolas" w:cs="Consolas" w:ascii="Consolas" w:hAnsi="Consolas"/>
-                <w:sz w:val="18"/>
-                <w:szCs w:val="18"/>
-                <w:shd w:fill="F2F2F2" w:val="clear"/>
-              </w:rPr>
-              <w:t>rule.selector</w:t>
-            </w:r>
-            <w:r>
-              <w:rPr/>
-              <w:t xml:space="preserve">, </w:t>
-            </w:r>
-            <w:r>
-              <w:rPr>
-                <w:rFonts w:eastAsia="Consolas" w:cs="Consolas" w:ascii="Consolas" w:hAnsi="Consolas"/>
-                <w:sz w:val="18"/>
-                <w:szCs w:val="18"/>
-                <w:shd w:fill="F2F2F2" w:val="clear"/>
-              </w:rPr>
-              <w:t>rule.GetProperty(...)</w:t>
-            </w:r>
-            <w:r>
-              <w:rPr/>
-              <w:t>, …).</w:t>
+              <w:t>Serializes the internal representation back to CSS (</w:t>
+            </w:r>
+            <w:r>
+              <w:rPr>
+                <w:rFonts w:eastAsia="Consolas" w:cs="Consolas" w:ascii="Consolas" w:hAnsi="Consolas"/>
+                <w:sz w:val="18"/>
+                <w:szCs w:val="18"/>
+                <w:shd w:fill="F2F2F2" w:val="clear"/>
+              </w:rPr>
+              <w:t>#rrggbb</w:t>
+            </w:r>
+            <w:r>
+              <w:rPr/>
+              <w:t xml:space="preserve"> or </w:t>
+            </w:r>
+            <w:r>
+              <w:rPr>
+                <w:rFonts w:eastAsia="Consolas" w:cs="Consolas" w:ascii="Consolas" w:hAnsi="Consolas"/>
+                <w:sz w:val="18"/>
+                <w:szCs w:val="18"/>
+                <w:shd w:fill="F2F2F2" w:val="clear"/>
+              </w:rPr>
+              <w:t>rgba(...)</w:t>
+            </w:r>
+            <w:r>
+              <w:rPr/>
+              <w:t>).</w:t>
             </w:r>
           </w:p>
         </w:tc>
@@ -38891,7 +39134,7 @@
                 <w:szCs w:val="18"/>
                 <w:shd w:fill="F2F2F2" w:val="clear"/>
               </w:rPr>
-              <w:t>document</w:t>
+              <w:t>PxUnit(value)</w:t>
             </w:r>
           </w:p>
         </w:tc>
@@ -38913,33 +39156,33 @@
             </w:pPr>
             <w:r>
               <w:rPr/>
-              <w:t xml:space="preserve">The entire stylesheet as a </w:t>
-            </w:r>
-            <w:r>
-              <w:rPr>
-                <w:rFonts w:eastAsia="Consolas" w:cs="Consolas" w:ascii="Consolas" w:hAnsi="Consolas"/>
-                <w:sz w:val="18"/>
-                <w:szCs w:val="18"/>
-                <w:shd w:fill="F2F2F2" w:val="clear"/>
-              </w:rPr>
-              <w:t>CssDocument</w:t>
-            </w:r>
-            <w:r>
-              <w:rPr/>
-              <w:t xml:space="preserve"> — e.g. for path addressing: </w:t>
-            </w:r>
-            <w:r>
-              <w:rPr>
-                <w:rFonts w:eastAsia="Consolas" w:cs="Consolas" w:ascii="Consolas" w:hAnsi="Consolas"/>
-                <w:sz w:val="18"/>
-                <w:szCs w:val="18"/>
-                <w:shd w:fill="F2F2F2" w:val="clear"/>
-              </w:rPr>
-              <w:t>document.FindRule("@keyframes glittery", "from")</w:t>
-            </w:r>
-            <w:r>
-              <w:rPr/>
-              <w:t>. Replacement for the old RememberBlocks.</w:t>
+              <w:t xml:space="preserve">Numbers become </w:t>
+            </w:r>
+            <w:r>
+              <w:rPr>
+                <w:rFonts w:eastAsia="Consolas" w:cs="Consolas" w:ascii="Consolas" w:hAnsi="Consolas"/>
+                <w:sz w:val="18"/>
+                <w:szCs w:val="18"/>
+                <w:shd w:fill="F2F2F2" w:val="clear"/>
+              </w:rPr>
+              <w:t>"&lt;n&gt;px"</w:t>
+            </w:r>
+            <w:r>
+              <w:rPr/>
+              <w:t xml:space="preserve">, everything else (e.g. </w:t>
+            </w:r>
+            <w:r>
+              <w:rPr>
+                <w:rFonts w:eastAsia="Consolas" w:cs="Consolas" w:ascii="Consolas" w:hAnsi="Consolas"/>
+                <w:sz w:val="18"/>
+                <w:szCs w:val="18"/>
+                <w:shd w:fill="F2F2F2" w:val="clear"/>
+              </w:rPr>
+              <w:t>calc()</w:t>
+            </w:r>
+            <w:r>
+              <w:rPr/>
+              <w:t xml:space="preserve"> strings) is passed through unchanged.</w:t>
             </w:r>
           </w:p>
         </w:tc>
@@ -38966,8 +39209,591 @@
         <w:outlineLvl w:val="1"/>
         <w:rPr/>
       </w:pPr>
-      <w:bookmarkStart w:id="82" w:name="__RefHeading___Toc4976_3691221838"/>
+      <w:bookmarkStart w:id="82" w:name="__RefHeading___Toc5106_2766707177"/>
       <w:bookmarkEnd w:id="82"/>
+      <w:r>
+        <w:rPr/>
+        <w:t>11.3 Rule and document methods</w:t>
+      </w:r>
+    </w:p>
+    <w:p>
+      <w:pPr>
+        <w:pStyle w:val="Normal"/>
+        <w:spacing w:before="0" w:after="120"/>
+        <w:jc w:val="both"/>
+        <w:rPr/>
+      </w:pPr>
+      <w:r>
+        <w:rPr/>
+        <w:t xml:space="preserve">Inside directives (and helper functions with a </w:t>
+      </w:r>
+      <w:r>
+        <w:rPr>
+          <w:rFonts w:eastAsia="Consolas" w:cs="Consolas" w:ascii="Consolas" w:hAnsi="Consolas"/>
+          <w:sz w:val="18"/>
+          <w:szCs w:val="18"/>
+          <w:shd w:fill="F2F2F2" w:val="clear"/>
+        </w:rPr>
+        <w:t>this</w:t>
+      </w:r>
+      <w:r>
+        <w:rPr/>
+        <w:t xml:space="preserve"> binding) the manipulation methods of the surrounding rule are additionally available:</w:t>
+      </w:r>
+    </w:p>
+    <w:tbl>
+      <w:tblPr>
+        <w:tblW w:w="5000" w:type="pct"/>
+        <w:jc w:val="start"/>
+        <w:tblInd w:w="0" w:type="dxa"/>
+        <w:tblLayout w:type="fixed"/>
+        <w:tblCellMar>
+          <w:top w:w="0" w:type="dxa"/>
+          <w:start w:w="80" w:type="dxa"/>
+          <w:bottom w:w="0" w:type="dxa"/>
+          <w:end w:w="80" w:type="dxa"/>
+        </w:tblCellMar>
+      </w:tblPr>
+      <w:tblGrid>
+        <w:gridCol w:w="4512"/>
+        <w:gridCol w:w="4514"/>
+      </w:tblGrid>
+      <w:tr>
+        <w:trPr>
+          <w:tblHeader w:val="true"/>
+        </w:trPr>
+        <w:tc>
+          <w:tcPr>
+            <w:tcW w:w="4512" w:type="dxa"/>
+            <w:tcBorders>
+              <w:top w:val="single" w:sz="4" w:space="0" w:color="999999"/>
+              <w:start w:val="single" w:sz="4" w:space="0" w:color="999999"/>
+              <w:bottom w:val="single" w:sz="4" w:space="0" w:color="999999"/>
+              <w:end w:val="single" w:sz="4" w:space="0" w:color="999999"/>
+            </w:tcBorders>
+            <w:shd w:fill="DDE6EE" w:val="clear"/>
+          </w:tcPr>
+          <w:p>
+            <w:pPr>
+              <w:pStyle w:val="Normal"/>
+              <w:spacing w:before="40" w:after="40"/>
+              <w:rPr/>
+            </w:pPr>
+            <w:r>
+              <w:rPr>
+                <w:b/>
+                <w:bCs/>
+              </w:rPr>
+              <w:t>Method / property</w:t>
+            </w:r>
+          </w:p>
+        </w:tc>
+        <w:tc>
+          <w:tcPr>
+            <w:tcW w:w="4514" w:type="dxa"/>
+            <w:tcBorders>
+              <w:top w:val="single" w:sz="4" w:space="0" w:color="999999"/>
+              <w:start w:val="single" w:sz="4" w:space="0" w:color="999999"/>
+              <w:bottom w:val="single" w:sz="4" w:space="0" w:color="999999"/>
+              <w:end w:val="single" w:sz="4" w:space="0" w:color="999999"/>
+            </w:tcBorders>
+            <w:shd w:fill="DDE6EE" w:val="clear"/>
+          </w:tcPr>
+          <w:p>
+            <w:pPr>
+              <w:pStyle w:val="Normal"/>
+              <w:spacing w:before="40" w:after="40"/>
+              <w:rPr/>
+            </w:pPr>
+            <w:r>
+              <w:rPr>
+                <w:b/>
+                <w:bCs/>
+              </w:rPr>
+              <w:t>Description</w:t>
+            </w:r>
+          </w:p>
+        </w:tc>
+      </w:tr>
+      <w:tr>
+        <w:trPr/>
+        <w:tc>
+          <w:tcPr>
+            <w:tcW w:w="4512" w:type="dxa"/>
+            <w:tcBorders>
+              <w:top w:val="single" w:sz="4" w:space="0" w:color="999999"/>
+              <w:start w:val="single" w:sz="4" w:space="0" w:color="999999"/>
+              <w:bottom w:val="single" w:sz="4" w:space="0" w:color="999999"/>
+              <w:end w:val="single" w:sz="4" w:space="0" w:color="999999"/>
+            </w:tcBorders>
+          </w:tcPr>
+          <w:p>
+            <w:pPr>
+              <w:pStyle w:val="Normal"/>
+              <w:spacing w:before="40" w:after="40"/>
+              <w:rPr/>
+            </w:pPr>
+            <w:r>
+              <w:rPr>
+                <w:rFonts w:eastAsia="Consolas" w:cs="Consolas" w:ascii="Consolas" w:hAnsi="Consolas"/>
+                <w:sz w:val="18"/>
+                <w:szCs w:val="18"/>
+                <w:shd w:fill="F2F2F2" w:val="clear"/>
+              </w:rPr>
+              <w:t>AddProperty(name, value, important?)</w:t>
+            </w:r>
+          </w:p>
+        </w:tc>
+        <w:tc>
+          <w:tcPr>
+            <w:tcW w:w="4514" w:type="dxa"/>
+            <w:tcBorders>
+              <w:top w:val="single" w:sz="4" w:space="0" w:color="999999"/>
+              <w:start w:val="single" w:sz="4" w:space="0" w:color="999999"/>
+              <w:bottom w:val="single" w:sz="4" w:space="0" w:color="999999"/>
+              <w:end w:val="single" w:sz="4" w:space="0" w:color="999999"/>
+            </w:tcBorders>
+          </w:tcPr>
+          <w:p>
+            <w:pPr>
+              <w:pStyle w:val="Normal"/>
+              <w:spacing w:before="40" w:after="40"/>
+              <w:rPr/>
+            </w:pPr>
+            <w:r>
+              <w:rPr/>
+              <w:t xml:space="preserve">Appends a declaration to the rule (duplicates allowed — for fallback chains like multiple </w:t>
+            </w:r>
+            <w:r>
+              <w:rPr>
+                <w:rFonts w:eastAsia="Consolas" w:cs="Consolas" w:ascii="Consolas" w:hAnsi="Consolas"/>
+                <w:sz w:val="18"/>
+                <w:szCs w:val="18"/>
+                <w:shd w:fill="F2F2F2" w:val="clear"/>
+              </w:rPr>
+              <w:t>background-image</w:t>
+            </w:r>
+            <w:r>
+              <w:rPr/>
+              <w:t>).</w:t>
+            </w:r>
+          </w:p>
+        </w:tc>
+      </w:tr>
+      <w:tr>
+        <w:trPr/>
+        <w:tc>
+          <w:tcPr>
+            <w:tcW w:w="4512" w:type="dxa"/>
+            <w:tcBorders>
+              <w:top w:val="single" w:sz="4" w:space="0" w:color="999999"/>
+              <w:start w:val="single" w:sz="4" w:space="0" w:color="999999"/>
+              <w:bottom w:val="single" w:sz="4" w:space="0" w:color="999999"/>
+              <w:end w:val="single" w:sz="4" w:space="0" w:color="999999"/>
+            </w:tcBorders>
+          </w:tcPr>
+          <w:p>
+            <w:pPr>
+              <w:pStyle w:val="Normal"/>
+              <w:spacing w:before="40" w:after="40"/>
+              <w:rPr/>
+            </w:pPr>
+            <w:r>
+              <w:rPr>
+                <w:rFonts w:eastAsia="Consolas" w:cs="Consolas" w:ascii="Consolas" w:hAnsi="Consolas"/>
+                <w:sz w:val="18"/>
+                <w:szCs w:val="18"/>
+                <w:shd w:fill="F2F2F2" w:val="clear"/>
+              </w:rPr>
+              <w:t>ChangeProperty(name, value, important?)</w:t>
+            </w:r>
+          </w:p>
+        </w:tc>
+        <w:tc>
+          <w:tcPr>
+            <w:tcW w:w="4514" w:type="dxa"/>
+            <w:tcBorders>
+              <w:top w:val="single" w:sz="4" w:space="0" w:color="999999"/>
+              <w:start w:val="single" w:sz="4" w:space="0" w:color="999999"/>
+              <w:bottom w:val="single" w:sz="4" w:space="0" w:color="999999"/>
+              <w:end w:val="single" w:sz="4" w:space="0" w:color="999999"/>
+            </w:tcBorders>
+          </w:tcPr>
+          <w:p>
+            <w:pPr>
+              <w:pStyle w:val="Normal"/>
+              <w:spacing w:before="40" w:after="40"/>
+              <w:rPr/>
+            </w:pPr>
+            <w:r>
+              <w:rPr/>
+              <w:t>Changes all declarations of the property, or creates one if it is missing.</w:t>
+            </w:r>
+          </w:p>
+        </w:tc>
+      </w:tr>
+      <w:tr>
+        <w:trPr/>
+        <w:tc>
+          <w:tcPr>
+            <w:tcW w:w="4512" w:type="dxa"/>
+            <w:tcBorders>
+              <w:top w:val="single" w:sz="4" w:space="0" w:color="999999"/>
+              <w:start w:val="single" w:sz="4" w:space="0" w:color="999999"/>
+              <w:bottom w:val="single" w:sz="4" w:space="0" w:color="999999"/>
+              <w:end w:val="single" w:sz="4" w:space="0" w:color="999999"/>
+            </w:tcBorders>
+          </w:tcPr>
+          <w:p>
+            <w:pPr>
+              <w:pStyle w:val="Normal"/>
+              <w:spacing w:before="40" w:after="40"/>
+              <w:rPr/>
+            </w:pPr>
+            <w:r>
+              <w:rPr>
+                <w:rFonts w:eastAsia="Consolas" w:cs="Consolas" w:ascii="Consolas" w:hAnsi="Consolas"/>
+                <w:sz w:val="18"/>
+                <w:szCs w:val="18"/>
+                <w:shd w:fill="F2F2F2" w:val="clear"/>
+              </w:rPr>
+              <w:t>RemoveProperty(name)</w:t>
+            </w:r>
+          </w:p>
+        </w:tc>
+        <w:tc>
+          <w:tcPr>
+            <w:tcW w:w="4514" w:type="dxa"/>
+            <w:tcBorders>
+              <w:top w:val="single" w:sz="4" w:space="0" w:color="999999"/>
+              <w:start w:val="single" w:sz="4" w:space="0" w:color="999999"/>
+              <w:bottom w:val="single" w:sz="4" w:space="0" w:color="999999"/>
+              <w:end w:val="single" w:sz="4" w:space="0" w:color="999999"/>
+            </w:tcBorders>
+          </w:tcPr>
+          <w:p>
+            <w:pPr>
+              <w:pStyle w:val="Normal"/>
+              <w:spacing w:before="40" w:after="40"/>
+              <w:rPr/>
+            </w:pPr>
+            <w:r>
+              <w:rPr/>
+              <w:t>Removes all declarations of the property.</w:t>
+            </w:r>
+          </w:p>
+        </w:tc>
+      </w:tr>
+      <w:tr>
+        <w:trPr/>
+        <w:tc>
+          <w:tcPr>
+            <w:tcW w:w="4512" w:type="dxa"/>
+            <w:tcBorders>
+              <w:top w:val="single" w:sz="4" w:space="0" w:color="999999"/>
+              <w:start w:val="single" w:sz="4" w:space="0" w:color="999999"/>
+              <w:bottom w:val="single" w:sz="4" w:space="0" w:color="999999"/>
+              <w:end w:val="single" w:sz="4" w:space="0" w:color="999999"/>
+            </w:tcBorders>
+          </w:tcPr>
+          <w:p>
+            <w:pPr>
+              <w:pStyle w:val="Normal"/>
+              <w:spacing w:before="40" w:after="40"/>
+              <w:rPr/>
+            </w:pPr>
+            <w:r>
+              <w:rPr>
+                <w:rFonts w:eastAsia="Consolas" w:cs="Consolas" w:ascii="Consolas" w:hAnsi="Consolas"/>
+                <w:sz w:val="18"/>
+                <w:szCs w:val="18"/>
+                <w:shd w:fill="F2F2F2" w:val="clear"/>
+              </w:rPr>
+              <w:t>AddRule(selector)</w:t>
+            </w:r>
+          </w:p>
+        </w:tc>
+        <w:tc>
+          <w:tcPr>
+            <w:tcW w:w="4514" w:type="dxa"/>
+            <w:tcBorders>
+              <w:top w:val="single" w:sz="4" w:space="0" w:color="999999"/>
+              <w:start w:val="single" w:sz="4" w:space="0" w:color="999999"/>
+              <w:bottom w:val="single" w:sz="4" w:space="0" w:color="999999"/>
+              <w:end w:val="single" w:sz="4" w:space="0" w:color="999999"/>
+            </w:tcBorders>
+          </w:tcPr>
+          <w:p>
+            <w:pPr>
+              <w:pStyle w:val="Normal"/>
+              <w:spacing w:before="40" w:after="40"/>
+              <w:rPr/>
+            </w:pPr>
+            <w:r>
+              <w:rPr/>
+              <w:t>Appends a new rule at the end of the document; returns the rule (with the same methods).</w:t>
+            </w:r>
+          </w:p>
+        </w:tc>
+      </w:tr>
+      <w:tr>
+        <w:trPr/>
+        <w:tc>
+          <w:tcPr>
+            <w:tcW w:w="4512" w:type="dxa"/>
+            <w:tcBorders>
+              <w:top w:val="single" w:sz="4" w:space="0" w:color="999999"/>
+              <w:start w:val="single" w:sz="4" w:space="0" w:color="999999"/>
+              <w:bottom w:val="single" w:sz="4" w:space="0" w:color="999999"/>
+              <w:end w:val="single" w:sz="4" w:space="0" w:color="999999"/>
+            </w:tcBorders>
+          </w:tcPr>
+          <w:p>
+            <w:pPr>
+              <w:pStyle w:val="Normal"/>
+              <w:spacing w:before="40" w:after="40"/>
+              <w:rPr/>
+            </w:pPr>
+            <w:r>
+              <w:rPr>
+                <w:rFonts w:eastAsia="Consolas" w:cs="Consolas" w:ascii="Consolas" w:hAnsi="Consolas"/>
+                <w:sz w:val="18"/>
+                <w:szCs w:val="18"/>
+                <w:shd w:fill="F2F2F2" w:val="clear"/>
+              </w:rPr>
+              <w:t>InsertRule(selector)</w:t>
+            </w:r>
+          </w:p>
+        </w:tc>
+        <w:tc>
+          <w:tcPr>
+            <w:tcW w:w="4514" w:type="dxa"/>
+            <w:tcBorders>
+              <w:top w:val="single" w:sz="4" w:space="0" w:color="999999"/>
+              <w:start w:val="single" w:sz="4" w:space="0" w:color="999999"/>
+              <w:bottom w:val="single" w:sz="4" w:space="0" w:color="999999"/>
+              <w:end w:val="single" w:sz="4" w:space="0" w:color="999999"/>
+            </w:tcBorders>
+          </w:tcPr>
+          <w:p>
+            <w:pPr>
+              <w:pStyle w:val="Normal"/>
+              <w:spacing w:before="40" w:after="40"/>
+              <w:rPr/>
+            </w:pPr>
+            <w:r>
+              <w:rPr/>
+              <w:t xml:space="preserve">Inserts a new rule directly after the current rule; consecutive calls keep their order. Replacement for the old </w:t>
+            </w:r>
+            <w:r>
+              <w:rPr>
+                <w:rFonts w:eastAsia="Consolas" w:cs="Consolas" w:ascii="Consolas" w:hAnsi="Consolas"/>
+                <w:sz w:val="18"/>
+                <w:szCs w:val="18"/>
+                <w:shd w:fill="F2F2F2" w:val="clear"/>
+              </w:rPr>
+              <w:t>AddBlock(n, µ.elementNo)</w:t>
+            </w:r>
+            <w:r>
+              <w:rPr/>
+              <w:t>.</w:t>
+            </w:r>
+          </w:p>
+        </w:tc>
+      </w:tr>
+      <w:tr>
+        <w:trPr/>
+        <w:tc>
+          <w:tcPr>
+            <w:tcW w:w="4512" w:type="dxa"/>
+            <w:tcBorders>
+              <w:top w:val="single" w:sz="4" w:space="0" w:color="999999"/>
+              <w:start w:val="single" w:sz="4" w:space="0" w:color="999999"/>
+              <w:bottom w:val="single" w:sz="4" w:space="0" w:color="999999"/>
+              <w:end w:val="single" w:sz="4" w:space="0" w:color="999999"/>
+            </w:tcBorders>
+          </w:tcPr>
+          <w:p>
+            <w:pPr>
+              <w:pStyle w:val="Normal"/>
+              <w:spacing w:before="40" w:after="40"/>
+              <w:rPr/>
+            </w:pPr>
+            <w:r>
+              <w:rPr>
+                <w:rFonts w:eastAsia="Consolas" w:cs="Consolas" w:ascii="Consolas" w:hAnsi="Consolas"/>
+                <w:sz w:val="18"/>
+                <w:szCs w:val="18"/>
+                <w:shd w:fill="F2F2F2" w:val="clear"/>
+              </w:rPr>
+              <w:t>rule</w:t>
+            </w:r>
+          </w:p>
+        </w:tc>
+        <w:tc>
+          <w:tcPr>
+            <w:tcW w:w="4514" w:type="dxa"/>
+            <w:tcBorders>
+              <w:top w:val="single" w:sz="4" w:space="0" w:color="999999"/>
+              <w:start w:val="single" w:sz="4" w:space="0" w:color="999999"/>
+              <w:bottom w:val="single" w:sz="4" w:space="0" w:color="999999"/>
+              <w:end w:val="single" w:sz="4" w:space="0" w:color="999999"/>
+            </w:tcBorders>
+          </w:tcPr>
+          <w:p>
+            <w:pPr>
+              <w:pStyle w:val="Normal"/>
+              <w:spacing w:before="40" w:after="40"/>
+              <w:rPr/>
+            </w:pPr>
+            <w:r>
+              <w:rPr/>
+              <w:t xml:space="preserve">The surrounding rule as a </w:t>
+            </w:r>
+            <w:r>
+              <w:rPr>
+                <w:rFonts w:eastAsia="Consolas" w:cs="Consolas" w:ascii="Consolas" w:hAnsi="Consolas"/>
+                <w:sz w:val="18"/>
+                <w:szCs w:val="18"/>
+                <w:shd w:fill="F2F2F2" w:val="clear"/>
+              </w:rPr>
+              <w:t>CssRule</w:t>
+            </w:r>
+            <w:r>
+              <w:rPr/>
+              <w:t xml:space="preserve"> object (</w:t>
+            </w:r>
+            <w:r>
+              <w:rPr>
+                <w:rFonts w:eastAsia="Consolas" w:cs="Consolas" w:ascii="Consolas" w:hAnsi="Consolas"/>
+                <w:sz w:val="18"/>
+                <w:szCs w:val="18"/>
+                <w:shd w:fill="F2F2F2" w:val="clear"/>
+              </w:rPr>
+              <w:t>rule.selector</w:t>
+            </w:r>
+            <w:r>
+              <w:rPr/>
+              <w:t xml:space="preserve">, </w:t>
+            </w:r>
+            <w:r>
+              <w:rPr>
+                <w:rFonts w:eastAsia="Consolas" w:cs="Consolas" w:ascii="Consolas" w:hAnsi="Consolas"/>
+                <w:sz w:val="18"/>
+                <w:szCs w:val="18"/>
+                <w:shd w:fill="F2F2F2" w:val="clear"/>
+              </w:rPr>
+              <w:t>rule.GetProperty(...)</w:t>
+            </w:r>
+            <w:r>
+              <w:rPr/>
+              <w:t>, …).</w:t>
+            </w:r>
+          </w:p>
+        </w:tc>
+      </w:tr>
+      <w:tr>
+        <w:trPr/>
+        <w:tc>
+          <w:tcPr>
+            <w:tcW w:w="4512" w:type="dxa"/>
+            <w:tcBorders>
+              <w:top w:val="single" w:sz="4" w:space="0" w:color="999999"/>
+              <w:start w:val="single" w:sz="4" w:space="0" w:color="999999"/>
+              <w:bottom w:val="single" w:sz="4" w:space="0" w:color="999999"/>
+              <w:end w:val="single" w:sz="4" w:space="0" w:color="999999"/>
+            </w:tcBorders>
+          </w:tcPr>
+          <w:p>
+            <w:pPr>
+              <w:pStyle w:val="Normal"/>
+              <w:spacing w:before="40" w:after="40"/>
+              <w:rPr/>
+            </w:pPr>
+            <w:r>
+              <w:rPr>
+                <w:rFonts w:eastAsia="Consolas" w:cs="Consolas" w:ascii="Consolas" w:hAnsi="Consolas"/>
+                <w:sz w:val="18"/>
+                <w:szCs w:val="18"/>
+                <w:shd w:fill="F2F2F2" w:val="clear"/>
+              </w:rPr>
+              <w:t>document</w:t>
+            </w:r>
+          </w:p>
+        </w:tc>
+        <w:tc>
+          <w:tcPr>
+            <w:tcW w:w="4514" w:type="dxa"/>
+            <w:tcBorders>
+              <w:top w:val="single" w:sz="4" w:space="0" w:color="999999"/>
+              <w:start w:val="single" w:sz="4" w:space="0" w:color="999999"/>
+              <w:bottom w:val="single" w:sz="4" w:space="0" w:color="999999"/>
+              <w:end w:val="single" w:sz="4" w:space="0" w:color="999999"/>
+            </w:tcBorders>
+          </w:tcPr>
+          <w:p>
+            <w:pPr>
+              <w:pStyle w:val="Normal"/>
+              <w:spacing w:before="40" w:after="40"/>
+              <w:rPr/>
+            </w:pPr>
+            <w:r>
+              <w:rPr/>
+              <w:t xml:space="preserve">The entire stylesheet as a </w:t>
+            </w:r>
+            <w:r>
+              <w:rPr>
+                <w:rFonts w:eastAsia="Consolas" w:cs="Consolas" w:ascii="Consolas" w:hAnsi="Consolas"/>
+                <w:sz w:val="18"/>
+                <w:szCs w:val="18"/>
+                <w:shd w:fill="F2F2F2" w:val="clear"/>
+              </w:rPr>
+              <w:t>CssDocument</w:t>
+            </w:r>
+            <w:r>
+              <w:rPr/>
+              <w:t xml:space="preserve"> — e.g. for path addressing: </w:t>
+            </w:r>
+            <w:r>
+              <w:rPr>
+                <w:rFonts w:eastAsia="Consolas" w:cs="Consolas" w:ascii="Consolas" w:hAnsi="Consolas"/>
+                <w:sz w:val="18"/>
+                <w:szCs w:val="18"/>
+                <w:shd w:fill="F2F2F2" w:val="clear"/>
+              </w:rPr>
+              <w:t>document.FindRule("@keyframes glittery", "from")</w:t>
+            </w:r>
+            <w:r>
+              <w:rPr/>
+              <w:t>. Replacement for the old RememberBlocks.</w:t>
+            </w:r>
+          </w:p>
+        </w:tc>
+      </w:tr>
+    </w:tbl>
+    <w:p>
+      <w:pPr>
+        <w:pStyle w:val="Normal"/>
+        <w:spacing w:before="0" w:after="60"/>
+        <w:rPr/>
+      </w:pPr>
+      <w:r>
+        <w:rPr/>
+      </w:r>
+    </w:p>
+    <w:p>
+      <w:pPr>
+        <w:pStyle w:val="Heading2"/>
+        <w:numPr>
+          <w:ilvl w:val="0"/>
+          <w:numId w:val="0"/>
+        </w:numPr>
+        <w:spacing w:before="240" w:after="120"/>
+        <w:outlineLvl w:val="1"/>
+        <w:rPr/>
+      </w:pPr>
+      <w:bookmarkStart w:id="83" w:name="__RefHeading___Toc5108_2766707177"/>
+      <w:bookmarkEnd w:id="83"/>
       <w:r>
         <w:rPr/>
         <w:t>11.4 Sprite()</w:t>
@@ -39747,8 +40573,8 @@
         <w:outlineLvl w:val="1"/>
         <w:rPr/>
       </w:pPr>
-      <w:bookmarkStart w:id="83" w:name="__RefHeading___Toc4978_3691221838"/>
-      <w:bookmarkEnd w:id="83"/>
+      <w:bookmarkStart w:id="84" w:name="__RefHeading___Toc5110_2766707177"/>
+      <w:bookmarkEnd w:id="84"/>
       <w:r>
         <w:rPr/>
         <w:t>11.5 Cursor()</w:t>
@@ -39842,8 +40668,8 @@
         <w:outlineLvl w:val="1"/>
         <w:rPr/>
       </w:pPr>
-      <w:bookmarkStart w:id="84" w:name="__RefHeading___Toc4980_3691221838"/>
-      <w:bookmarkEnd w:id="84"/>
+      <w:bookmarkStart w:id="85" w:name="__RefHeading___Toc5112_2766707177"/>
+      <w:bookmarkEnd w:id="85"/>
       <w:r>
         <w:rPr/>
         <w:t>11.6 Helper functions and the this binding</w:t>
@@ -40306,8 +41132,8 @@
         <w:outlineLvl w:val="1"/>
         <w:rPr/>
       </w:pPr>
-      <w:bookmarkStart w:id="85" w:name="__RefHeading___Toc4982_3691221838"/>
-      <w:bookmarkEnd w:id="85"/>
+      <w:bookmarkStart w:id="86" w:name="__RefHeading___Toc5114_2766707177"/>
+      <w:bookmarkEnd w:id="86"/>
       <w:r>
         <w:rPr/>
         <w:t>11.7 afterWork hooks</w:t>
@@ -40844,8 +41670,8 @@
         <w:outlineLvl w:val="0"/>
         <w:rPr/>
       </w:pPr>
-      <w:bookmarkStart w:id="86" w:name="__RefHeading___Toc4984_3691221838"/>
-      <w:bookmarkEnd w:id="86"/>
+      <w:bookmarkStart w:id="87" w:name="__RefHeading___Toc5116_2766707177"/>
+      <w:bookmarkEnd w:id="87"/>
       <w:r>
         <w:rPr/>
         <w:t>12 Working with colors</w:t>
@@ -40862,8 +41688,8 @@
         <w:outlineLvl w:val="1"/>
         <w:rPr/>
       </w:pPr>
-      <w:bookmarkStart w:id="87" w:name="__RefHeading___Toc4986_3691221838"/>
-      <w:bookmarkEnd w:id="87"/>
+      <w:bookmarkStart w:id="88" w:name="__RefHeading___Toc5118_2766707177"/>
+      <w:bookmarkEnd w:id="88"/>
       <w:r>
         <w:rPr/>
         <w:t>12.1 Defining colors</w:t>
@@ -41283,8 +42109,8 @@
         <w:outlineLvl w:val="1"/>
         <w:rPr/>
       </w:pPr>
-      <w:bookmarkStart w:id="88" w:name="__RefHeading___Toc4988_3691221838"/>
-      <w:bookmarkEnd w:id="88"/>
+      <w:bookmarkStart w:id="89" w:name="__RefHeading___Toc5120_2766707177"/>
+      <w:bookmarkEnd w:id="89"/>
       <w:r>
         <w:rPr/>
         <w:t>12.2 Alpha values</w:t>
@@ -41566,8 +42392,8 @@
         <w:outlineLvl w:val="1"/>
         <w:rPr/>
       </w:pPr>
-      <w:bookmarkStart w:id="89" w:name="__RefHeading___Toc4990_3691221838"/>
-      <w:bookmarkEnd w:id="89"/>
+      <w:bookmarkStart w:id="90" w:name="__RefHeading___Toc5122_2766707177"/>
+      <w:bookmarkEnd w:id="90"/>
       <w:r>
         <w:rPr/>
         <w:t>12.3 Color computations</w:t>
@@ -41819,8 +42645,8 @@
         <w:outlineLvl w:val="0"/>
         <w:rPr/>
       </w:pPr>
-      <w:bookmarkStart w:id="90" w:name="__RefHeading___Toc4992_3691221838"/>
-      <w:bookmarkEnd w:id="90"/>
+      <w:bookmarkStart w:id="91" w:name="__RefHeading___Toc5124_2766707177"/>
+      <w:bookmarkEnd w:id="91"/>
       <w:r>
         <w:rPr/>
         <w:t>13 Node API</w:t>
@@ -42384,7 +43210,7 @@
                 <w:szCs w:val="18"/>
                 <w:shd w:fill="F2F2F2" w:val="clear"/>
               </w:rPr>
-              <w:t>new SpriteManager({ baseDir, atlasFile, retina, padding, preloadRule, preload, writeMapFile, pruneSources })</w:t>
+              <w:t>new SpriteManager({ baseDir, atlasFile, retina, padding, preloadRule, preload, writeMapFile, pruneSources, pruneKeep })</w:t>
             </w:r>
             <w:r>
               <w:rPr/>
@@ -42424,6 +43250,32 @@
                 <w:shd w:fill="F2F2F2" w:val="clear"/>
               </w:rPr>
               <w:t>lastPruned</w:t>
+            </w:r>
+            <w:r>
+              <w:rPr/>
+              <w:t xml:space="preserve"> with </w:t>
+            </w:r>
+            <w:r>
+              <w:rPr>
+                <w:rFonts w:eastAsia="Consolas" w:cs="Consolas" w:ascii="Consolas" w:hAnsi="Consolas"/>
+                <w:sz w:val="18"/>
+                <w:szCs w:val="18"/>
+                <w:shd w:fill="F2F2F2" w:val="clear"/>
+              </w:rPr>
+              <w:t>pruned[]</w:t>
+            </w:r>
+            <w:r>
+              <w:rPr/>
+              <w:t>/</w:t>
+            </w:r>
+            <w:r>
+              <w:rPr>
+                <w:rFonts w:eastAsia="Consolas" w:cs="Consolas" w:ascii="Consolas" w:hAnsi="Consolas"/>
+                <w:sz w:val="18"/>
+                <w:szCs w:val="18"/>
+                <w:shd w:fill="F2F2F2" w:val="clear"/>
+              </w:rPr>
+              <w:t>kept[]</w:t>
             </w:r>
             <w:r>
               <w:rPr/>
@@ -43010,8 +43862,8 @@
         <w:outlineLvl w:val="0"/>
         <w:rPr/>
       </w:pPr>
-      <w:bookmarkStart w:id="91" w:name="__RefHeading___Toc4994_3691221838"/>
-      <w:bookmarkEnd w:id="91"/>
+      <w:bookmarkStart w:id="92" w:name="__RefHeading___Toc5126_2766707177"/>
+      <w:bookmarkEnd w:id="92"/>
       <w:r>
         <w:rPr/>
         <w:t>14 Error diagnostics</w:t>
@@ -43526,8 +44378,8 @@
         <w:outlineLvl w:val="0"/>
         <w:rPr/>
       </w:pPr>
-      <w:bookmarkStart w:id="92" w:name="__RefHeading___Toc4996_3691221838"/>
-      <w:bookmarkEnd w:id="92"/>
+      <w:bookmarkStart w:id="93" w:name="__RefHeading___Toc5128_2766707177"/>
+      <w:bookmarkEnd w:id="93"/>
       <w:r>
         <w:rPr/>
         <w:t>15 Migrating from µCSS</w:t>
@@ -44749,8 +45601,8 @@
         <w:outlineLvl w:val="0"/>
         <w:rPr/>
       </w:pPr>
-      <w:bookmarkStart w:id="93" w:name="__RefHeading___Toc4998_3691221838"/>
-      <w:bookmarkEnd w:id="93"/>
+      <w:bookmarkStart w:id="94" w:name="__RefHeading___Toc5130_2766707177"/>
+      <w:bookmarkEnd w:id="94"/>
       <w:r>
         <w:rPr/>
         <w:t>16 Version history</w:t>
@@ -46178,6 +47030,261 @@
           </w:p>
         </w:tc>
       </w:tr>
+      <w:tr>
+        <w:trPr/>
+        <w:tc>
+          <w:tcPr>
+            <w:tcW w:w="3008" w:type="dxa"/>
+            <w:tcBorders>
+              <w:top w:val="single" w:sz="4" w:space="0" w:color="999999"/>
+              <w:start w:val="single" w:sz="4" w:space="0" w:color="999999"/>
+              <w:bottom w:val="single" w:sz="4" w:space="0" w:color="999999"/>
+              <w:end w:val="single" w:sz="4" w:space="0" w:color="999999"/>
+            </w:tcBorders>
+          </w:tcPr>
+          <w:p>
+            <w:pPr>
+              <w:pStyle w:val="Normal"/>
+              <w:spacing w:before="40" w:after="40"/>
+              <w:rPr/>
+            </w:pPr>
+            <w:r>
+              <w:rPr/>
+              <w:t>2026-06</w:t>
+            </w:r>
+          </w:p>
+        </w:tc>
+        <w:tc>
+          <w:tcPr>
+            <w:tcW w:w="3009" w:type="dxa"/>
+            <w:tcBorders>
+              <w:top w:val="single" w:sz="4" w:space="0" w:color="999999"/>
+              <w:start w:val="single" w:sz="4" w:space="0" w:color="999999"/>
+              <w:bottom w:val="single" w:sz="4" w:space="0" w:color="999999"/>
+              <w:end w:val="single" w:sz="4" w:space="0" w:color="999999"/>
+            </w:tcBorders>
+          </w:tcPr>
+          <w:p>
+            <w:pPr>
+              <w:pStyle w:val="Normal"/>
+              <w:spacing w:before="40" w:after="40"/>
+              <w:rPr/>
+            </w:pPr>
+            <w:r>
+              <w:rPr/>
+              <w:t>2.5.0</w:t>
+            </w:r>
+          </w:p>
+        </w:tc>
+        <w:tc>
+          <w:tcPr>
+            <w:tcW w:w="3009" w:type="dxa"/>
+            <w:tcBorders>
+              <w:top w:val="single" w:sz="4" w:space="0" w:color="999999"/>
+              <w:start w:val="single" w:sz="4" w:space="0" w:color="999999"/>
+              <w:bottom w:val="single" w:sz="4" w:space="0" w:color="999999"/>
+              <w:end w:val="single" w:sz="4" w:space="0" w:color="999999"/>
+            </w:tcBorders>
+          </w:tcPr>
+          <w:p>
+            <w:pPr>
+              <w:pStyle w:val="Normal"/>
+              <w:spacing w:before="40" w:after="40"/>
+              <w:rPr/>
+            </w:pPr>
+            <w:r>
+              <w:rPr/>
+              <w:t xml:space="preserve">Manifest </w:t>
+            </w:r>
+            <w:r>
+              <w:rPr>
+                <w:rFonts w:eastAsia="Consolas" w:cs="Consolas" w:ascii="Consolas" w:hAnsi="Consolas"/>
+                <w:sz w:val="18"/>
+                <w:szCs w:val="18"/>
+                <w:shd w:fill="F2F2F2" w:val="clear"/>
+              </w:rPr>
+              <w:t>minify</w:t>
+            </w:r>
+            <w:r>
+              <w:rPr/>
+              <w:t xml:space="preserve"> (CSS minification via </w:t>
+            </w:r>
+            <w:r>
+              <w:rPr>
+                <w:rFonts w:eastAsia="Consolas" w:cs="Consolas" w:ascii="Consolas" w:hAnsi="Consolas"/>
+                <w:sz w:val="18"/>
+                <w:szCs w:val="18"/>
+                <w:shd w:fill="F2F2F2" w:val="clear"/>
+              </w:rPr>
+              <w:t>uglifycss</w:t>
+            </w:r>
+            <w:r>
+              <w:rPr/>
+              <w:t xml:space="preserve">, optional custom function); </w:t>
+            </w:r>
+            <w:r>
+              <w:rPr>
+                <w:rFonts w:eastAsia="Consolas" w:cs="Consolas" w:ascii="Consolas" w:hAnsi="Consolas"/>
+                <w:sz w:val="18"/>
+                <w:szCs w:val="18"/>
+                <w:shd w:fill="F2F2F2" w:val="clear"/>
+              </w:rPr>
+              <w:t>sprites.pruneKeep</w:t>
+            </w:r>
+            <w:r>
+              <w:rPr/>
+              <w:t xml:space="preserve"> protects sources from </w:t>
+            </w:r>
+            <w:r>
+              <w:rPr>
+                <w:rFonts w:eastAsia="Consolas" w:cs="Consolas" w:ascii="Consolas" w:hAnsi="Consolas"/>
+                <w:sz w:val="18"/>
+                <w:szCs w:val="18"/>
+                <w:shd w:fill="F2F2F2" w:val="clear"/>
+              </w:rPr>
+              <w:t>pruneSources</w:t>
+            </w:r>
+            <w:r>
+              <w:rPr/>
+              <w:t xml:space="preserve">; build report </w:t>
+            </w:r>
+            <w:r>
+              <w:rPr>
+                <w:rFonts w:eastAsia="Consolas" w:cs="Consolas" w:ascii="Consolas" w:hAnsi="Consolas"/>
+                <w:sz w:val="18"/>
+                <w:szCs w:val="18"/>
+                <w:shd w:fill="F2F2F2" w:val="clear"/>
+              </w:rPr>
+              <w:t>keptSources[]</w:t>
+            </w:r>
+            <w:r>
+              <w:rPr/>
+              <w:t>/</w:t>
+            </w:r>
+            <w:r>
+              <w:rPr>
+                <w:rFonts w:eastAsia="Consolas" w:cs="Consolas" w:ascii="Consolas" w:hAnsi="Consolas"/>
+                <w:sz w:val="18"/>
+                <w:szCs w:val="18"/>
+                <w:shd w:fill="F2F2F2" w:val="clear"/>
+              </w:rPr>
+              <w:t>minified</w:t>
+            </w:r>
+            <w:r>
+              <w:rPr/>
+              <w:t xml:space="preserve">. New runtime dependency </w:t>
+            </w:r>
+            <w:r>
+              <w:rPr>
+                <w:rFonts w:eastAsia="Consolas" w:cs="Consolas" w:ascii="Consolas" w:hAnsi="Consolas"/>
+                <w:sz w:val="18"/>
+                <w:szCs w:val="18"/>
+                <w:shd w:fill="F2F2F2" w:val="clear"/>
+              </w:rPr>
+              <w:t>uglifycss</w:t>
+            </w:r>
+            <w:r>
+              <w:rPr/>
+              <w:t>.</w:t>
+            </w:r>
+          </w:p>
+        </w:tc>
+      </w:tr>
+      <w:tr>
+        <w:trPr/>
+        <w:tc>
+          <w:tcPr>
+            <w:tcW w:w="3008" w:type="dxa"/>
+            <w:tcBorders>
+              <w:top w:val="single" w:sz="4" w:space="0" w:color="999999"/>
+              <w:start w:val="single" w:sz="4" w:space="0" w:color="999999"/>
+              <w:bottom w:val="single" w:sz="4" w:space="0" w:color="999999"/>
+              <w:end w:val="single" w:sz="4" w:space="0" w:color="999999"/>
+            </w:tcBorders>
+          </w:tcPr>
+          <w:p>
+            <w:pPr>
+              <w:pStyle w:val="Normal"/>
+              <w:spacing w:before="40" w:after="40"/>
+              <w:rPr/>
+            </w:pPr>
+            <w:r>
+              <w:rPr/>
+              <w:t>2026-06</w:t>
+            </w:r>
+          </w:p>
+        </w:tc>
+        <w:tc>
+          <w:tcPr>
+            <w:tcW w:w="3009" w:type="dxa"/>
+            <w:tcBorders>
+              <w:top w:val="single" w:sz="4" w:space="0" w:color="999999"/>
+              <w:start w:val="single" w:sz="4" w:space="0" w:color="999999"/>
+              <w:bottom w:val="single" w:sz="4" w:space="0" w:color="999999"/>
+              <w:end w:val="single" w:sz="4" w:space="0" w:color="999999"/>
+            </w:tcBorders>
+          </w:tcPr>
+          <w:p>
+            <w:pPr>
+              <w:pStyle w:val="Normal"/>
+              <w:spacing w:before="40" w:after="40"/>
+              <w:rPr/>
+            </w:pPr>
+            <w:r>
+              <w:rPr/>
+              <w:t>2.5.1</w:t>
+            </w:r>
+          </w:p>
+        </w:tc>
+        <w:tc>
+          <w:tcPr>
+            <w:tcW w:w="3009" w:type="dxa"/>
+            <w:tcBorders>
+              <w:top w:val="single" w:sz="4" w:space="0" w:color="999999"/>
+              <w:start w:val="single" w:sz="4" w:space="0" w:color="999999"/>
+              <w:bottom w:val="single" w:sz="4" w:space="0" w:color="999999"/>
+              <w:end w:val="single" w:sz="4" w:space="0" w:color="999999"/>
+            </w:tcBorders>
+          </w:tcPr>
+          <w:p>
+            <w:pPr>
+              <w:pStyle w:val="Normal"/>
+              <w:spacing w:before="40" w:after="40"/>
+              <w:rPr/>
+            </w:pPr>
+            <w:r>
+              <w:rPr/>
+              <w:t xml:space="preserve">Manual/PDFs (DE/EN): chapter </w:t>
+            </w:r>
+            <w:r>
+              <w:rPr>
+                <w:rFonts w:eastAsia="Consolas" w:cs="Consolas" w:ascii="Consolas" w:hAnsi="Consolas"/>
+                <w:sz w:val="18"/>
+                <w:szCs w:val="18"/>
+                <w:shd w:fill="F2F2F2" w:val="clear"/>
+              </w:rPr>
+              <w:t>minify</w:t>
+            </w:r>
+            <w:r>
+              <w:rPr/>
+              <w:t xml:space="preserve">, </w:t>
+            </w:r>
+            <w:r>
+              <w:rPr>
+                <w:rFonts w:eastAsia="Consolas" w:cs="Consolas" w:ascii="Consolas" w:hAnsi="Consolas"/>
+                <w:sz w:val="18"/>
+                <w:szCs w:val="18"/>
+                <w:shd w:fill="F2F2F2" w:val="clear"/>
+              </w:rPr>
+              <w:t>sprites.pruneKeep</w:t>
+            </w:r>
+            <w:r>
+              <w:rPr/>
+              <w:t>, build report; version history; no functional changes compared to 2.5.0.</w:t>
+            </w:r>
+          </w:p>
+        </w:tc>
+      </w:tr>
     </w:tbl>
     <w:p>
       <w:pPr>
@@ -46203,8 +47310,8 @@
         <w:outlineLvl w:val="0"/>
         <w:rPr/>
       </w:pPr>
-      <w:bookmarkStart w:id="94" w:name="__RefHeading___Toc5000_3691221838"/>
-      <w:bookmarkEnd w:id="94"/>
+      <w:bookmarkStart w:id="95" w:name="__RefHeading___Toc5132_2766707177"/>
+      <w:bookmarkEnd w:id="95"/>
       <w:r>
         <w:rPr/>
         <w:t>17 Legal</w:t>
@@ -46245,8 +47352,8 @@
         <w:outlineLvl w:val="1"/>
         <w:rPr/>
       </w:pPr>
-      <w:bookmarkStart w:id="95" w:name="__RefHeading___Toc5002_3691221838"/>
-      <w:bookmarkEnd w:id="95"/>
+      <w:bookmarkStart w:id="96" w:name="__RefHeading___Toc5134_2766707177"/>
+      <w:bookmarkEnd w:id="96"/>
       <w:r>
         <w:rPr/>
         <w:t>17.1 MIT license (original text)</w:t>
@@ -46299,8 +47406,8 @@
         <w:outlineLvl w:val="1"/>
         <w:rPr/>
       </w:pPr>
-      <w:bookmarkStart w:id="96" w:name="__RefHeading___Toc5004_3691221838"/>
-      <w:bookmarkEnd w:id="96"/>
+      <w:bookmarkStart w:id="97" w:name="__RefHeading___Toc5136_2766707177"/>
+      <w:bookmarkEnd w:id="97"/>
       <w:r>
         <w:rPr/>
         <w:t>17.2 Trademarks</w:t>
@@ -46329,8 +47436,8 @@
         <w:outlineLvl w:val="1"/>
         <w:rPr/>
       </w:pPr>
-      <w:bookmarkStart w:id="97" w:name="__RefHeading___Toc5006_3691221838"/>
-      <w:bookmarkEnd w:id="97"/>
+      <w:bookmarkStart w:id="98" w:name="__RefHeading___Toc5138_2766707177"/>
+      <w:bookmarkEnd w:id="98"/>
       <w:r>
         <w:rPr/>
         <w:t>17.3 Third-party libraries</w:t>
@@ -46345,7 +47452,7 @@
       </w:pPr>
       <w:r>
         <w:rPr/>
-        <w:t>µCSS and µPS use third-party open-source libraries, in particular PostCSS (CSS parser, MIT license), sharp (image processing, Apache 2.0 license) and ag-psd (PSD reader, MIT license). The sprite atlas bin packer is based on node-bin-packing (©2011 Jake Gordon and contributors, MIT license).</w:t>
+        <w:t>µCSS and µPS use third-party open-source libraries, in particular PostCSS (CSS parser, MIT license), sharp (image processing, Apache 2.0 license), ag-psd (PSD reader, MIT license) and uglifycss (CSS minification, MIT license). The sprite atlas bin packer is based on node-bin-packing (©2011 Jake Gordon and contributors, MIT license).</w:t>
       </w:r>
     </w:p>
     <w:sectPr>

--- a/gulp-mu-css/docs/microCSS-en.docx
+++ b/gulp-mu-css/docs/microCSS-en.docx
@@ -136,7 +136,7 @@
           <w:sz w:val="24"/>
           <w:szCs w:val="24"/>
         </w:rPr>
-        <w:t>Version 2.5.5</w:t>
+        <w:t>Version 2.5.7</w:t>
       </w:r>
     </w:p>
     <w:p>
@@ -151,7 +151,7 @@
           <w:sz w:val="24"/>
           <w:szCs w:val="24"/>
         </w:rPr>
-        <w:t>2026-06-19</w:t>
+        <w:t>2026-06-20</w:t>
       </w:r>
     </w:p>
     <w:p>
@@ -215,7 +215,7 @@
             </w:rPr>
             <w:fldChar w:fldCharType="separate"/>
           </w:r>
-          <w:hyperlink w:anchor="__RefHeading___Toc5058_220967012" w:tooltip="1 Introduction">
+          <w:hyperlink w:anchor="__RefHeading___Toc5058_1659553824" w:tooltip="1 Introduction">
             <w:r>
               <w:rPr>
                 <w:rStyle w:val="Verzeichnissprung"/>
@@ -235,7 +235,7 @@
             </w:tabs>
             <w:rPr/>
           </w:pPr>
-          <w:hyperlink w:anchor="__RefHeading___Toc5060_220967012" w:tooltip="1.1 Tooling and cost">
+          <w:hyperlink w:anchor="__RefHeading___Toc5060_1659553824" w:tooltip="1.1 Tooling and cost">
             <w:r>
               <w:rPr>
                 <w:rStyle w:val="Verzeichnissprung"/>
@@ -255,7 +255,7 @@
             </w:tabs>
             <w:rPr/>
           </w:pPr>
-          <w:hyperlink w:anchor="__RefHeading___Toc5062_220967012" w:tooltip="1.2 Draft workflow (authoring + watch)">
+          <w:hyperlink w:anchor="__RefHeading___Toc5062_1659553824" w:tooltip="1.2 Draft workflow (authoring + watch)">
             <w:r>
               <w:rPr>
                 <w:rStyle w:val="Verzeichnissprung"/>
@@ -275,7 +275,7 @@
             </w:tabs>
             <w:rPr/>
           </w:pPr>
-          <w:hyperlink w:anchor="__RefHeading___Toc5064_220967012" w:tooltip="1.2.1 Photopea (browser, optional)">
+          <w:hyperlink w:anchor="__RefHeading___Toc5064_1659553824" w:tooltip="1.2.1 Photopea (browser, optional)">
             <w:r>
               <w:rPr>
                 <w:rStyle w:val="Verzeichnissprung"/>
@@ -295,12 +295,12 @@
             </w:tabs>
             <w:rPr/>
           </w:pPr>
-          <w:hyperlink w:anchor="__RefHeading___Toc5066_220967012" w:tooltip="1.3 Context: Why µCSS?">
+          <w:hyperlink w:anchor="__RefHeading___Toc5066_1659553824" w:tooltip="1.3 Context: Why µCSS™?">
             <w:r>
               <w:rPr>
                 <w:rStyle w:val="Verzeichnissprung"/>
               </w:rPr>
-              <w:t>1.3 Context: Why µCSS?</w:t>
+              <w:t>1.3 Context: Why µCSS™?</w:t>
               <w:tab/>
               <w:t>6</w:t>
             </w:r>
@@ -315,7 +315,7 @@
             </w:tabs>
             <w:rPr/>
           </w:pPr>
-          <w:hyperlink w:anchor="__RefHeading___Toc5068_220967012" w:tooltip="2 Installation and getting started">
+          <w:hyperlink w:anchor="__RefHeading___Toc5068_1659553824" w:tooltip="2 Installation and getting started">
             <w:r>
               <w:rPr>
                 <w:rStyle w:val="Verzeichnissprung"/>
@@ -335,7 +335,7 @@
             </w:tabs>
             <w:rPr/>
           </w:pPr>
-          <w:hyperlink w:anchor="__RefHeading___Toc5070_220967012" w:tooltip="3 Use cases">
+          <w:hyperlink w:anchor="__RefHeading___Toc5070_1659553824" w:tooltip="3 Use cases">
             <w:r>
               <w:rPr>
                 <w:rStyle w:val="Verzeichnissprung"/>
@@ -355,7 +355,7 @@
             </w:tabs>
             <w:rPr/>
           </w:pPr>
-          <w:hyperlink w:anchor="__RefHeading___Toc5072_220967012" w:tooltip="3.1 Named properties (variables)">
+          <w:hyperlink w:anchor="__RefHeading___Toc5072_1659553824" w:tooltip="3.1 Named properties (variables)">
             <w:r>
               <w:rPr>
                 <w:rStyle w:val="Verzeichnissprung"/>
@@ -375,7 +375,7 @@
             </w:tabs>
             <w:rPr/>
           </w:pPr>
-          <w:hyperlink w:anchor="__RefHeading___Toc5074_220967012" w:tooltip="3.2 Calculations and expressions">
+          <w:hyperlink w:anchor="__RefHeading___Toc5074_1659553824" w:tooltip="3.2 Calculations and expressions">
             <w:r>
               <w:rPr>
                 <w:rStyle w:val="Verzeichnissprung"/>
@@ -395,7 +395,7 @@
             </w:tabs>
             <w:rPr/>
           </w:pPr>
-          <w:hyperlink w:anchor="__RefHeading___Toc5076_220967012" w:tooltip="3.3 Multiple layouts via skin manifests">
+          <w:hyperlink w:anchor="__RefHeading___Toc5076_1659553824" w:tooltip="3.3 Multiple layouts via skin manifests">
             <w:r>
               <w:rPr>
                 <w:rStyle w:val="Verzeichnissprung"/>
@@ -415,7 +415,7 @@
             </w:tabs>
             <w:rPr/>
           </w:pPr>
-          <w:hyperlink w:anchor="__RefHeading___Toc5078_220967012" w:tooltip="3.4 Automatic sprite generation">
+          <w:hyperlink w:anchor="__RefHeading___Toc5078_1659553824" w:tooltip="3.4 Automatic sprite generation">
             <w:r>
               <w:rPr>
                 <w:rStyle w:val="Verzeichnissprung"/>
@@ -435,7 +435,7 @@
             </w:tabs>
             <w:rPr/>
           </w:pPr>
-          <w:hyperlink w:anchor="__RefHeading___Toc5080_220967012" w:tooltip="3.5 Preloading images (preload)">
+          <w:hyperlink w:anchor="__RefHeading___Toc5080_1659553824" w:tooltip="3.5 Preloading images (preload)">
             <w:r>
               <w:rPr>
                 <w:rStyle w:val="Verzeichnissprung"/>
@@ -455,7 +455,7 @@
             </w:tabs>
             <w:rPr/>
           </w:pPr>
-          <w:hyperlink w:anchor="__RefHeading___Toc5082_220967012" w:tooltip="3.6 Cursors with hotspot and fallback">
+          <w:hyperlink w:anchor="__RefHeading___Toc5082_1659553824" w:tooltip="3.6 Cursors with hotspot and fallback">
             <w:r>
               <w:rPr>
                 <w:rStyle w:val="Verzeichnissprung"/>
@@ -475,7 +475,7 @@
             </w:tabs>
             <w:rPr/>
           </w:pPr>
-          <w:hyperlink w:anchor="__RefHeading___Toc5084_220967012" w:tooltip="3.7 Automatic image generation (media steps)">
+          <w:hyperlink w:anchor="__RefHeading___Toc5084_1659553824" w:tooltip="3.7 Automatic image generation (media steps)">
             <w:r>
               <w:rPr>
                 <w:rStyle w:val="Verzeichnissprung"/>
@@ -495,7 +495,7 @@
             </w:tabs>
             <w:rPr/>
           </w:pPr>
-          <w:hyperlink w:anchor="__RefHeading___Toc5086_220967012" w:tooltip="3.7.1 Custom media steps (plugins)">
+          <w:hyperlink w:anchor="__RefHeading___Toc5086_1659553824" w:tooltip="3.7.1 Custom media steps (plugins)">
             <w:r>
               <w:rPr>
                 <w:rStyle w:val="Verzeichnissprung"/>
@@ -515,7 +515,7 @@
             </w:tabs>
             <w:rPr/>
           </w:pPr>
-          <w:hyperlink w:anchor="__RefHeading___Toc5088_220967012" w:tooltip="4 microPS (µPS) — image generators">
+          <w:hyperlink w:anchor="__RefHeading___Toc5088_1659553824" w:tooltip="4 microPS (µPS) — image generators">
             <w:r>
               <w:rPr>
                 <w:rStyle w:val="Verzeichnissprung"/>
@@ -535,7 +535,7 @@
             </w:tabs>
             <w:rPr/>
           </w:pPr>
-          <w:hyperlink w:anchor="__RefHeading___Toc5090_220967012" w:tooltip="4.1 API overview">
+          <w:hyperlink w:anchor="__RefHeading___Toc5090_1659553824" w:tooltip="4.1 API overview">
             <w:r>
               <w:rPr>
                 <w:rStyle w:val="Verzeichnissprung"/>
@@ -555,7 +555,7 @@
             </w:tabs>
             <w:rPr/>
           </w:pPr>
-          <w:hyperlink w:anchor="__RefHeading___Toc5092_220967012" w:tooltip="4.2 ButtonAndIconCreator">
+          <w:hyperlink w:anchor="__RefHeading___Toc5092_1659553824" w:tooltip="4.2 ButtonAndIconCreator">
             <w:r>
               <w:rPr>
                 <w:rStyle w:val="Verzeichnissprung"/>
@@ -575,7 +575,7 @@
             </w:tabs>
             <w:rPr/>
           </w:pPr>
-          <w:hyperlink w:anchor="__RefHeading___Toc5094_220967012" w:tooltip="4.2.1 CreateByTopLayerSets — one image per group">
+          <w:hyperlink w:anchor="__RefHeading___Toc5094_1659553824" w:tooltip="4.2.1 CreateByTopLayerSets — one image per group">
             <w:r>
               <w:rPr>
                 <w:rStyle w:val="Verzeichnissprung"/>
@@ -595,7 +595,7 @@
             </w:tabs>
             <w:rPr/>
           </w:pPr>
-          <w:hyperlink w:anchor="__RefHeading___Toc5096_220967012" w:tooltip="4.3 AppIconMaker">
+          <w:hyperlink w:anchor="__RefHeading___Toc5096_1659553824" w:tooltip="4.3 AppIconMaker">
             <w:r>
               <w:rPr>
                 <w:rStyle w:val="Verzeichnissprung"/>
@@ -615,7 +615,7 @@
             </w:tabs>
             <w:rPr/>
           </w:pPr>
-          <w:hyperlink w:anchor="__RefHeading___Toc5098_220967012" w:tooltip="4.4 SpriteAtlas and TileSheet">
+          <w:hyperlink w:anchor="__RefHeading___Toc5098_1659553824" w:tooltip="4.4 SpriteAtlas and TileSheet">
             <w:r>
               <w:rPr>
                 <w:rStyle w:val="Verzeichnissprung"/>
@@ -635,7 +635,7 @@
             </w:tabs>
             <w:rPr/>
           </w:pPr>
-          <w:hyperlink w:anchor="__RefHeading___Toc5100_220967012" w:tooltip="4.5 SequenceStrip and DSD format">
+          <w:hyperlink w:anchor="__RefHeading___Toc5100_1659553824" w:tooltip="4.5 SequenceStrip and DSD format">
             <w:r>
               <w:rPr>
                 <w:rStyle w:val="Verzeichnissprung"/>
@@ -655,7 +655,7 @@
             </w:tabs>
             <w:rPr/>
           </w:pPr>
-          <w:hyperlink w:anchor="__RefHeading___Toc5102_220967012" w:tooltip="4.5.1 Authoring DSD (`CreateDsdFromImages`)">
+          <w:hyperlink w:anchor="__RefHeading___Toc5102_1659553824" w:tooltip="4.5.1 Authoring DSD (`CreateDsdFromImages`)">
             <w:r>
               <w:rPr>
                 <w:rStyle w:val="Verzeichnissprung"/>
@@ -675,7 +675,7 @@
             </w:tabs>
             <w:rPr/>
           </w:pPr>
-          <w:hyperlink w:anchor="__RefHeading___Toc5104_220967012" w:tooltip="4.5.2 PSD sequence groups">
+          <w:hyperlink w:anchor="__RefHeading___Toc5104_1659553824" w:tooltip="4.5.2 PSD sequence groups">
             <w:r>
               <w:rPr>
                 <w:rStyle w:val="Verzeichnissprung"/>
@@ -695,7 +695,7 @@
             </w:tabs>
             <w:rPr/>
           </w:pPr>
-          <w:hyperlink w:anchor="__RefHeading___Toc5106_220967012" w:tooltip="4.6 Raster model, I/O and canvas size">
+          <w:hyperlink w:anchor="__RefHeading___Toc5106_1659553824" w:tooltip="4.6 Raster model, I/O and canvas size">
             <w:r>
               <w:rPr>
                 <w:rStyle w:val="Verzeichnissprung"/>
@@ -715,7 +715,7 @@
             </w:tabs>
             <w:rPr/>
           </w:pPr>
-          <w:hyperlink w:anchor="__RefHeading___Toc5108_220967012" w:tooltip="4.7 Adjustments and masks">
+          <w:hyperlink w:anchor="__RefHeading___Toc5108_1659553824" w:tooltip="4.7 Adjustments and masks">
             <w:r>
               <w:rPr>
                 <w:rStyle w:val="Verzeichnissprung"/>
@@ -735,7 +735,7 @@
             </w:tabs>
             <w:rPr/>
           </w:pPr>
-          <w:hyperlink w:anchor="__RefHeading___Toc5110_220967012" w:tooltip="4.7.1 Masks">
+          <w:hyperlink w:anchor="__RefHeading___Toc5110_1659553824" w:tooltip="4.7.1 Masks">
             <w:r>
               <w:rPr>
                 <w:rStyle w:val="Verzeichnissprung"/>
@@ -755,7 +755,7 @@
             </w:tabs>
             <w:rPr/>
           </w:pPr>
-          <w:hyperlink w:anchor="__RefHeading___Toc5112_220967012" w:tooltip="4.7.2 Selection engine">
+          <w:hyperlink w:anchor="__RefHeading___Toc5112_1659553824" w:tooltip="4.7.2 Selection engine">
             <w:r>
               <w:rPr>
                 <w:rStyle w:val="Verzeichnissprung"/>
@@ -775,7 +775,7 @@
             </w:tabs>
             <w:rPr/>
           </w:pPr>
-          <w:hyperlink w:anchor="__RefHeading___Toc5114_220967012" w:tooltip="4.7.3 ApplyGamma">
+          <w:hyperlink w:anchor="__RefHeading___Toc5114_1659553824" w:tooltip="4.7.3 ApplyGamma">
             <w:r>
               <w:rPr>
                 <w:rStyle w:val="Verzeichnissprung"/>
@@ -795,7 +795,7 @@
             </w:tabs>
             <w:rPr/>
           </w:pPr>
-          <w:hyperlink w:anchor="__RefHeading___Toc5116_220967012" w:tooltip="4.7.4 ApplyBrightnessContrast">
+          <w:hyperlink w:anchor="__RefHeading___Toc5116_1659553824" w:tooltip="4.7.4 ApplyBrightnessContrast">
             <w:r>
               <w:rPr>
                 <w:rStyle w:val="Verzeichnissprung"/>
@@ -815,7 +815,7 @@
             </w:tabs>
             <w:rPr/>
           </w:pPr>
-          <w:hyperlink w:anchor="__RefHeading___Toc5118_220967012" w:tooltip="4.7.5 ApplyHueSaturation">
+          <w:hyperlink w:anchor="__RefHeading___Toc5118_1659553824" w:tooltip="4.7.5 ApplyHueSaturation">
             <w:r>
               <w:rPr>
                 <w:rStyle w:val="Verzeichnissprung"/>
@@ -835,7 +835,7 @@
             </w:tabs>
             <w:rPr/>
           </w:pPr>
-          <w:hyperlink w:anchor="__RefHeading___Toc5120_220967012" w:tooltip="4.7.6 ApplyAdjustmentStack">
+          <w:hyperlink w:anchor="__RefHeading___Toc5120_1659553824" w:tooltip="4.7.6 ApplyAdjustmentStack">
             <w:r>
               <w:rPr>
                 <w:rStyle w:val="Verzeichnissprung"/>
@@ -855,7 +855,7 @@
             </w:tabs>
             <w:rPr/>
           </w:pPr>
-          <w:hyperlink w:anchor="__RefHeading___Toc5122_220967012" w:tooltip="4.8 Raster transforms">
+          <w:hyperlink w:anchor="__RefHeading___Toc5122_1659553824" w:tooltip="4.8 Raster transforms">
             <w:r>
               <w:rPr>
                 <w:rStyle w:val="Verzeichnissprung"/>
@@ -875,7 +875,7 @@
             </w:tabs>
             <w:rPr/>
           </w:pPr>
-          <w:hyperlink w:anchor="__RefHeading___Toc5124_220967012" w:tooltip="4.9 ExtendScript entry point (`MuPsDoc`)">
+          <w:hyperlink w:anchor="__RefHeading___Toc5124_1659553824" w:tooltip="4.9 ExtendScript entry point (`MuPsDoc`)">
             <w:r>
               <w:rPr>
                 <w:rStyle w:val="Verzeichnissprung"/>
@@ -895,7 +895,7 @@
             </w:tabs>
             <w:rPr/>
           </w:pPr>
-          <w:hyperlink w:anchor="__RefHeading___Toc5126_220967012" w:tooltip="4.10 PSD compositor and layer compositing">
+          <w:hyperlink w:anchor="__RefHeading___Toc5126_1659553824" w:tooltip="4.10 PSD compositor and layer compositing">
             <w:r>
               <w:rPr>
                 <w:rStyle w:val="Verzeichnissprung"/>
@@ -915,7 +915,7 @@
             </w:tabs>
             <w:rPr/>
           </w:pPr>
-          <w:hyperlink w:anchor="__RefHeading___Toc5128_220967012" w:tooltip="4.10.1 Reproduced layer effects (layer styles)">
+          <w:hyperlink w:anchor="__RefHeading___Toc5128_1659553824" w:tooltip="4.10.1 Reproduced layer effects (layer styles)">
             <w:r>
               <w:rPr>
                 <w:rStyle w:val="Verzeichnissprung"/>
@@ -935,7 +935,7 @@
             </w:tabs>
             <w:rPr/>
           </w:pPr>
-          <w:hyperlink w:anchor="__RefHeading___Toc5130_220967012" w:tooltip="4.10.2 Style transfer (ButtonAndIconCreator) vs. layer links">
+          <w:hyperlink w:anchor="__RefHeading___Toc5130_1659553824" w:tooltip="4.10.2 Style transfer (ButtonAndIconCreator) vs. layer links">
             <w:r>
               <w:rPr>
                 <w:rStyle w:val="Verzeichnissprung"/>
@@ -955,7 +955,7 @@
             </w:tabs>
             <w:rPr/>
           </w:pPr>
-          <w:hyperlink w:anchor="__RefHeading___Toc5132_220967012" w:tooltip="4.10.3 Opacity model (three independent controls)">
+          <w:hyperlink w:anchor="__RefHeading___Toc5132_1659553824" w:tooltip="4.10.3 Opacity model (three independent controls)">
             <w:r>
               <w:rPr>
                 <w:rStyle w:val="Verzeichnissprung"/>
@@ -975,7 +975,7 @@
             </w:tabs>
             <w:rPr/>
           </w:pPr>
-          <w:hyperlink w:anchor="__RefHeading___Toc5134_220967012" w:tooltip="4.10.4 Reference PSD and Adobe ground truth">
+          <w:hyperlink w:anchor="__RefHeading___Toc5134_1659553824" w:tooltip="4.10.4 Reference PSD and Adobe ground truth">
             <w:r>
               <w:rPr>
                 <w:rStyle w:val="Verzeichnissprung"/>
@@ -995,7 +995,7 @@
             </w:tabs>
             <w:rPr/>
           </w:pPr>
-          <w:hyperlink w:anchor="__RefHeading___Toc5136_220967012" w:tooltip="4.10.5 Tools (µPS development)">
+          <w:hyperlink w:anchor="__RefHeading___Toc5136_1659553824" w:tooltip="4.10.5 Tools (µPS development)">
             <w:r>
               <w:rPr>
                 <w:rStyle w:val="Verzeichnissprung"/>
@@ -1015,7 +1015,7 @@
             </w:tabs>
             <w:rPr/>
           </w:pPr>
-          <w:hyperlink w:anchor="__RefHeading___Toc5138_220967012" w:tooltip="4.11 Draft workflow (authoring + watch)">
+          <w:hyperlink w:anchor="__RefHeading___Toc5138_1659553824" w:tooltip="4.11 Draft workflow (authoring + watch)">
             <w:r>
               <w:rPr>
                 <w:rStyle w:val="Verzeichnissprung"/>
@@ -1035,7 +1035,7 @@
             </w:tabs>
             <w:rPr/>
           </w:pPr>
-          <w:hyperlink w:anchor="__RefHeading___Toc5140_220967012" w:tooltip="4.11.1 Intermediate steps raw → final (`outputBase`)">
+          <w:hyperlink w:anchor="__RefHeading___Toc5140_1659553824" w:tooltip="4.11.1 Intermediate steps raw → final (`outputBase`)">
             <w:r>
               <w:rPr>
                 <w:rStyle w:val="Verzeichnissprung"/>
@@ -1055,7 +1055,7 @@
             </w:tabs>
             <w:rPr/>
           </w:pPr>
-          <w:hyperlink w:anchor="__RefHeading___Toc5142_220967012" w:tooltip="5 microAU (µAU) — sound atlas">
+          <w:hyperlink w:anchor="__RefHeading___Toc5142_1659553824" w:tooltip="5 microAU (µAU) — sound atlas">
             <w:r>
               <w:rPr>
                 <w:rStyle w:val="Verzeichnissprung"/>
@@ -1075,7 +1075,7 @@
             </w:tabs>
             <w:rPr/>
           </w:pPr>
-          <w:hyperlink w:anchor="__RefHeading___Toc5144_220967012" w:tooltip="5.1 API overview">
+          <w:hyperlink w:anchor="__RefHeading___Toc5144_1659553824" w:tooltip="5.1 API overview">
             <w:r>
               <w:rPr>
                 <w:rStyle w:val="Verzeichnissprung"/>
@@ -1095,7 +1095,7 @@
             </w:tabs>
             <w:rPr/>
           </w:pPr>
-          <w:hyperlink w:anchor="__RefHeading___Toc5146_220967012" w:tooltip="5.2 SoundAtlasMaker">
+          <w:hyperlink w:anchor="__RefHeading___Toc5146_1659553824" w:tooltip="5.2 SoundAtlasMaker">
             <w:r>
               <w:rPr>
                 <w:rStyle w:val="Verzeichnissprung"/>
@@ -1115,7 +1115,7 @@
             </w:tabs>
             <w:rPr/>
           </w:pPr>
-          <w:hyperlink w:anchor="__RefHeading___Toc5148_220967012" w:tooltip="5.2.1 Loop points in file names">
+          <w:hyperlink w:anchor="__RefHeading___Toc5148_1659553824" w:tooltip="5.2.1 Loop points in file names">
             <w:r>
               <w:rPr>
                 <w:rStyle w:val="Verzeichnissprung"/>
@@ -1135,7 +1135,7 @@
             </w:tabs>
             <w:rPr/>
           </w:pPr>
-          <w:hyperlink w:anchor="__RefHeading___Toc5150_220967012" w:tooltip="5.2.2 JSON format">
+          <w:hyperlink w:anchor="__RefHeading___Toc5150_1659553824" w:tooltip="5.2.2 JSON format">
             <w:r>
               <w:rPr>
                 <w:rStyle w:val="Verzeichnissprung"/>
@@ -1155,7 +1155,7 @@
             </w:tabs>
             <w:rPr/>
           </w:pPr>
-          <w:hyperlink w:anchor="__RefHeading___Toc5152_220967012" w:tooltip="5.2.3 MP3 inputs">
+          <w:hyperlink w:anchor="__RefHeading___Toc5152_1659553824" w:tooltip="5.2.3 MP3 inputs">
             <w:r>
               <w:rPr>
                 <w:rStyle w:val="Verzeichnissprung"/>
@@ -1175,12 +1175,12 @@
             </w:tabs>
             <w:rPr/>
           </w:pPr>
-          <w:hyperlink w:anchor="__RefHeading___Toc5154_220967012" w:tooltip="5.3 µCSS integration (manifest `sounds`)">
+          <w:hyperlink w:anchor="__RefHeading___Toc5154_1659553824" w:tooltip="5.3 µCSS™ integration (manifest `sounds`)">
             <w:r>
               <w:rPr>
                 <w:rStyle w:val="Verzeichnissprung"/>
               </w:rPr>
-              <w:t>5.3 µCSS integration (manifest `sounds`)</w:t>
+              <w:t>5.3 µCSS™ integration (manifest `sounds`)</w:t>
               <w:tab/>
               <w:t>28</w:t>
             </w:r>
@@ -1195,7 +1195,7 @@
             </w:tabs>
             <w:rPr/>
           </w:pPr>
-          <w:hyperlink w:anchor="__RefHeading___Toc5156_220967012" w:tooltip="5.3.1 Planned: CSS sounds, auto-wiring &amp; handler overrides">
+          <w:hyperlink w:anchor="__RefHeading___Toc5156_1659553824" w:tooltip="5.3.1 Planned: CSS sounds, auto-wiring &amp; handler overrides">
             <w:r>
               <w:rPr>
                 <w:rStyle w:val="Verzeichnissprung"/>
@@ -1215,7 +1215,7 @@
             </w:tabs>
             <w:rPr/>
           </w:pPr>
-          <w:hyperlink w:anchor="__RefHeading___Toc5158_220967012" w:tooltip="6 microFT (µFT) — icon font">
+          <w:hyperlink w:anchor="__RefHeading___Toc5158_1659553824" w:tooltip="6 microFT (µFT) — icon font">
             <w:r>
               <w:rPr>
                 <w:rStyle w:val="Verzeichnissprung"/>
@@ -1235,7 +1235,7 @@
             </w:tabs>
             <w:rPr/>
           </w:pPr>
-          <w:hyperlink w:anchor="__RefHeading___Toc5160_220967012" w:tooltip="6.1 Glyph naming">
+          <w:hyperlink w:anchor="__RefHeading___Toc5160_1659553824" w:tooltip="6.1 Glyph naming">
             <w:r>
               <w:rPr>
                 <w:rStyle w:val="Verzeichnissprung"/>
@@ -1255,7 +1255,7 @@
             </w:tabs>
             <w:rPr/>
           </w:pPr>
-          <w:hyperlink w:anchor="__RefHeading___Toc5162_220967012" w:tooltip="6.2 FontGenerator">
+          <w:hyperlink w:anchor="__RefHeading___Toc5162_1659553824" w:tooltip="6.2 FontGenerator">
             <w:r>
               <w:rPr>
                 <w:rStyle w:val="Verzeichnissprung"/>
@@ -1275,7 +1275,7 @@
             </w:tabs>
             <w:rPr/>
           </w:pPr>
-          <w:hyperlink w:anchor="__RefHeading___Toc5164_220967012" w:tooltip="6.3 API building blocks">
+          <w:hyperlink w:anchor="__RefHeading___Toc5164_1659553824" w:tooltip="6.3 API building blocks">
             <w:r>
               <w:rPr>
                 <w:rStyle w:val="Verzeichnissprung"/>
@@ -1295,12 +1295,12 @@
             </w:tabs>
             <w:rPr/>
           </w:pPr>
-          <w:hyperlink w:anchor="__RefHeading___Toc5166_220967012" w:tooltip="6.4 µCSS integration">
+          <w:hyperlink w:anchor="__RefHeading___Toc5166_1659553824" w:tooltip="6.4 µCSS™ integration">
             <w:r>
               <w:rPr>
                 <w:rStyle w:val="Verzeichnissprung"/>
               </w:rPr>
-              <w:t>6.4 µCSS integration</w:t>
+              <w:t>6.4 µCSS™ integration</w:t>
               <w:tab/>
               <w:t>30</w:t>
             </w:r>
@@ -1315,7 +1315,7 @@
             </w:tabs>
             <w:rPr/>
           </w:pPr>
-          <w:hyperlink w:anchor="__RefHeading___Toc5168_220967012" w:tooltip="7 Vue and component co-location">
+          <w:hyperlink w:anchor="__RefHeading___Toc5168_1659553824" w:tooltip="7 Vue and component co-location">
             <w:r>
               <w:rPr>
                 <w:rStyle w:val="Verzeichnissprung"/>
@@ -1335,7 +1335,7 @@
             </w:tabs>
             <w:rPr/>
           </w:pPr>
-          <w:hyperlink w:anchor="__RefHeading___Toc5170_220967012" w:tooltip="7.1 Workflow">
+          <w:hyperlink w:anchor="__RefHeading___Toc5170_1659553824" w:tooltip="7.1 Workflow">
             <w:r>
               <w:rPr>
                 <w:rStyle w:val="Verzeichnissprung"/>
@@ -1355,7 +1355,7 @@
             </w:tabs>
             <w:rPr/>
           </w:pPr>
-          <w:hyperlink w:anchor="__RefHeading___Toc5172_220967012" w:tooltip="7.2 Namespaces and global state classes">
+          <w:hyperlink w:anchor="__RefHeading___Toc5172_1659553824" w:tooltip="7.2 Namespaces and global state classes">
             <w:r>
               <w:rPr>
                 <w:rStyle w:val="Verzeichnissprung"/>
@@ -1375,7 +1375,7 @@
             </w:tabs>
             <w:rPr/>
           </w:pPr>
-          <w:hyperlink w:anchor="__RefHeading___Toc5174_220967012" w:tooltip="7.3 Migrating existing Vue SFCs">
+          <w:hyperlink w:anchor="__RefHeading___Toc5174_1659553824" w:tooltip="7.3 Migrating existing Vue SFCs">
             <w:r>
               <w:rPr>
                 <w:rStyle w:val="Verzeichnissprung"/>
@@ -1395,12 +1395,12 @@
             </w:tabs>
             <w:rPr/>
           </w:pPr>
-          <w:hyperlink w:anchor="__RefHeading___Toc5176_220967012" w:tooltip="8 Core ideas of µCSS">
+          <w:hyperlink w:anchor="__RefHeading___Toc5176_1659553824" w:tooltip="8 Core ideas of µCSS™">
             <w:r>
               <w:rPr>
                 <w:rStyle w:val="Verzeichnissprung"/>
               </w:rPr>
-              <w:t>8 Core ideas of µCSS</w:t>
+              <w:t>8 Core ideas of µCSS™</w:t>
               <w:tab/>
               <w:t>32</w:t>
             </w:r>
@@ -1415,7 +1415,7 @@
             </w:tabs>
             <w:rPr/>
           </w:pPr>
-          <w:hyperlink w:anchor="__RefHeading___Toc5178_220967012" w:tooltip="8.1 The .µ.css format">
+          <w:hyperlink w:anchor="__RefHeading___Toc5178_1659553824" w:tooltip="8.1 The .µ.css format">
             <w:r>
               <w:rPr>
                 <w:rStyle w:val="Verzeichnissprung"/>
@@ -1435,7 +1435,7 @@
             </w:tabs>
             <w:rPr/>
           </w:pPr>
-          <w:hyperlink w:anchor="__RefHeading___Toc5180_220967012" w:tooltip="8.2 Value interpolation µ(expression)">
+          <w:hyperlink w:anchor="__RefHeading___Toc5180_1659553824" w:tooltip="8.2 Value interpolation µ(expression)">
             <w:r>
               <w:rPr>
                 <w:rStyle w:val="Verzeichnissprung"/>
@@ -1455,7 +1455,7 @@
             </w:tabs>
             <w:rPr/>
           </w:pPr>
-          <w:hyperlink w:anchor="__RefHeading___Toc5182_220967012" w:tooltip="8.3 Directives -µ: expression">
+          <w:hyperlink w:anchor="__RefHeading___Toc5182_1659553824" w:tooltip="8.3 Directives -µ: expression">
             <w:r>
               <w:rPr>
                 <w:rStyle w:val="Verzeichnissprung"/>
@@ -1475,7 +1475,7 @@
             </w:tabs>
             <w:rPr/>
           </w:pPr>
-          <w:hyperlink w:anchor="__RefHeading___Toc5184_220967012" w:tooltip="8.4 The skin manifest">
+          <w:hyperlink w:anchor="__RefHeading___Toc5184_1659553824" w:tooltip="8.4 The skin manifest">
             <w:r>
               <w:rPr>
                 <w:rStyle w:val="Verzeichnissprung"/>
@@ -1495,7 +1495,7 @@
             </w:tabs>
             <w:rPr/>
           </w:pPr>
-          <w:hyperlink w:anchor="__RefHeading___Toc5186_220967012" w:tooltip="8.5 JavaScript without substitute characters">
+          <w:hyperlink w:anchor="__RefHeading___Toc5186_1659553824" w:tooltip="8.5 JavaScript without substitute characters">
             <w:r>
               <w:rPr>
                 <w:rStyle w:val="Verzeichnissprung"/>
@@ -1515,7 +1515,7 @@
             </w:tabs>
             <w:rPr/>
           </w:pPr>
-          <w:hyperlink w:anchor="__RefHeading___Toc5188_220967012" w:tooltip="9 Build process and Gulp integration">
+          <w:hyperlink w:anchor="__RefHeading___Toc5188_1659553824" w:tooltip="9 Build process and Gulp integration">
             <w:r>
               <w:rPr>
                 <w:rStyle w:val="Verzeichnissprung"/>
@@ -1535,7 +1535,7 @@
             </w:tabs>
             <w:rPr/>
           </w:pPr>
-          <w:hyperlink w:anchor="__RefHeading___Toc5190_220967012" w:tooltip="9.1 Directory conventions">
+          <w:hyperlink w:anchor="__RefHeading___Toc5190_1659553824" w:tooltip="9.1 Directory conventions">
             <w:r>
               <w:rPr>
                 <w:rStyle w:val="Verzeichnissprung"/>
@@ -1555,7 +1555,7 @@
             </w:tabs>
             <w:rPr/>
           </w:pPr>
-          <w:hyperlink w:anchor="__RefHeading___Toc5192_220967012" w:tooltip="9.2 Compilation flow">
+          <w:hyperlink w:anchor="__RefHeading___Toc5192_1659553824" w:tooltip="9.2 Compilation flow">
             <w:r>
               <w:rPr>
                 <w:rStyle w:val="Verzeichnissprung"/>
@@ -1575,7 +1575,7 @@
             </w:tabs>
             <w:rPr/>
           </w:pPr>
-          <w:hyperlink w:anchor="__RefHeading___Toc5194_220967012" w:tooltip="9.3 Incremental build and cache">
+          <w:hyperlink w:anchor="__RefHeading___Toc5194_1659553824" w:tooltip="9.3 Incremental build and cache">
             <w:r>
               <w:rPr>
                 <w:rStyle w:val="Verzeichnissprung"/>
@@ -1595,7 +1595,7 @@
             </w:tabs>
             <w:rPr/>
           </w:pPr>
-          <w:hyperlink w:anchor="__RefHeading___Toc5196_220967012" w:tooltip="9.4 Gulp tasks and watch">
+          <w:hyperlink w:anchor="__RefHeading___Toc5196_1659553824" w:tooltip="9.4 Gulp tasks and watch">
             <w:r>
               <w:rPr>
                 <w:rStyle w:val="Verzeichnissprung"/>
@@ -1615,7 +1615,7 @@
             </w:tabs>
             <w:rPr/>
           </w:pPr>
-          <w:hyperlink w:anchor="__RefHeading___Toc5198_220967012" w:tooltip="10 Manifest reference (DefineSkin)">
+          <w:hyperlink w:anchor="__RefHeading___Toc5198_1659553824" w:tooltip="10 Manifest reference (DefineSkin)">
             <w:r>
               <w:rPr>
                 <w:rStyle w:val="Verzeichnissprung"/>
@@ -1635,7 +1635,7 @@
             </w:tabs>
             <w:rPr/>
           </w:pPr>
-          <w:hyperlink w:anchor="__RefHeading___Toc5200_220967012" w:tooltip="10.1 vars">
+          <w:hyperlink w:anchor="__RefHeading___Toc5200_1659553824" w:tooltip="10.1 vars">
             <w:r>
               <w:rPr>
                 <w:rStyle w:val="Verzeichnissprung"/>
@@ -1655,7 +1655,7 @@
             </w:tabs>
             <w:rPr/>
           </w:pPr>
-          <w:hyperlink w:anchor="__RefHeading___Toc5202_220967012" w:tooltip="10.2 helpers">
+          <w:hyperlink w:anchor="__RefHeading___Toc5202_1659553824" w:tooltip="10.2 helpers">
             <w:r>
               <w:rPr>
                 <w:rStyle w:val="Verzeichnissprung"/>
@@ -1675,7 +1675,7 @@
             </w:tabs>
             <w:rPr/>
           </w:pPr>
-          <w:hyperlink w:anchor="__RefHeading___Toc5204_220967012" w:tooltip="10.3 cursors">
+          <w:hyperlink w:anchor="__RefHeading___Toc5204_1659553824" w:tooltip="10.3 cursors">
             <w:r>
               <w:rPr>
                 <w:rStyle w:val="Verzeichnissprung"/>
@@ -1695,7 +1695,7 @@
             </w:tabs>
             <w:rPr/>
           </w:pPr>
-          <w:hyperlink w:anchor="__RefHeading___Toc5206_220967012" w:tooltip="10.4 media">
+          <w:hyperlink w:anchor="__RefHeading___Toc5206_1659553824" w:tooltip="10.4 media">
             <w:r>
               <w:rPr>
                 <w:rStyle w:val="Verzeichnissprung"/>
@@ -1715,7 +1715,7 @@
             </w:tabs>
             <w:rPr/>
           </w:pPr>
-          <w:hyperlink w:anchor="__RefHeading___Toc5208_220967012" w:tooltip="10.5 imageFormat">
+          <w:hyperlink w:anchor="__RefHeading___Toc5208_1659553824" w:tooltip="10.5 imageFormat">
             <w:r>
               <w:rPr>
                 <w:rStyle w:val="Verzeichnissprung"/>
@@ -1735,7 +1735,7 @@
             </w:tabs>
             <w:rPr/>
           </w:pPr>
-          <w:hyperlink w:anchor="__RefHeading___Toc5210_220967012" w:tooltip="10.6 sprites">
+          <w:hyperlink w:anchor="__RefHeading___Toc5210_1659553824" w:tooltip="10.6 sprites">
             <w:r>
               <w:rPr>
                 <w:rStyle w:val="Verzeichnissprung"/>
@@ -1755,7 +1755,7 @@
             </w:tabs>
             <w:rPr/>
           </w:pPr>
-          <w:hyperlink w:anchor="__RefHeading___Toc5212_220967012" w:tooltip="10.7 minify">
+          <w:hyperlink w:anchor="__RefHeading___Toc5212_1659553824" w:tooltip="10.7 minify">
             <w:r>
               <w:rPr>
                 <w:rStyle w:val="Verzeichnissprung"/>
@@ -1775,7 +1775,7 @@
             </w:tabs>
             <w:rPr/>
           </w:pPr>
-          <w:hyperlink w:anchor="__RefHeading___Toc5214_220967012" w:tooltip="10.8 sounds">
+          <w:hyperlink w:anchor="__RefHeading___Toc5214_1659553824" w:tooltip="10.8 sounds">
             <w:r>
               <w:rPr>
                 <w:rStyle w:val="Verzeichnissprung"/>
@@ -1795,7 +1795,7 @@
             </w:tabs>
             <w:rPr/>
           </w:pPr>
-          <w:hyperlink w:anchor="__RefHeading___Toc5216_220967012" w:tooltip="10.9 font">
+          <w:hyperlink w:anchor="__RefHeading___Toc5216_1659553824" w:tooltip="10.9 font">
             <w:r>
               <w:rPr>
                 <w:rStyle w:val="Verzeichnissprung"/>
@@ -1815,7 +1815,7 @@
             </w:tabs>
             <w:rPr/>
           </w:pPr>
-          <w:hyperlink w:anchor="__RefHeading___Toc5218_220967012" w:tooltip="10.10 files">
+          <w:hyperlink w:anchor="__RefHeading___Toc5218_1659553824" w:tooltip="10.10 files">
             <w:r>
               <w:rPr>
                 <w:rStyle w:val="Verzeichnissprung"/>
@@ -1835,7 +1835,7 @@
             </w:tabs>
             <w:rPr/>
           </w:pPr>
-          <w:hyperlink w:anchor="__RefHeading___Toc5220_220967012" w:tooltip="11 µ evaluation context (reference)">
+          <w:hyperlink w:anchor="__RefHeading___Toc5220_1659553824" w:tooltip="11 µ evaluation context (reference)">
             <w:r>
               <w:rPr>
                 <w:rStyle w:val="Verzeichnissprung"/>
@@ -1855,7 +1855,7 @@
             </w:tabs>
             <w:rPr/>
           </w:pPr>
-          <w:hyperlink w:anchor="__RefHeading___Toc5222_220967012" w:tooltip="11.1 The $ object">
+          <w:hyperlink w:anchor="__RefHeading___Toc5222_1659553824" w:tooltip="11.1 The $ object">
             <w:r>
               <w:rPr>
                 <w:rStyle w:val="Verzeichnissprung"/>
@@ -1875,7 +1875,7 @@
             </w:tabs>
             <w:rPr/>
           </w:pPr>
-          <w:hyperlink w:anchor="__RefHeading___Toc5224_220967012" w:tooltip="11.2 Color and value functions">
+          <w:hyperlink w:anchor="__RefHeading___Toc5224_1659553824" w:tooltip="11.2 Color and value functions">
             <w:r>
               <w:rPr>
                 <w:rStyle w:val="Verzeichnissprung"/>
@@ -1895,7 +1895,7 @@
             </w:tabs>
             <w:rPr/>
           </w:pPr>
-          <w:hyperlink w:anchor="__RefHeading___Toc5226_220967012" w:tooltip="11.3 Rule and document methods">
+          <w:hyperlink w:anchor="__RefHeading___Toc5226_1659553824" w:tooltip="11.3 Rule and document methods">
             <w:r>
               <w:rPr>
                 <w:rStyle w:val="Verzeichnissprung"/>
@@ -1915,7 +1915,7 @@
             </w:tabs>
             <w:rPr/>
           </w:pPr>
-          <w:hyperlink w:anchor="__RefHeading___Toc5228_220967012" w:tooltip="11.4 Sprite()">
+          <w:hyperlink w:anchor="__RefHeading___Toc5228_1659553824" w:tooltip="11.4 Sprite()">
             <w:r>
               <w:rPr>
                 <w:rStyle w:val="Verzeichnissprung"/>
@@ -1935,7 +1935,7 @@
             </w:tabs>
             <w:rPr/>
           </w:pPr>
-          <w:hyperlink w:anchor="__RefHeading___Toc5230_220967012" w:tooltip="11.5 Cursor()">
+          <w:hyperlink w:anchor="__RefHeading___Toc5230_1659553824" w:tooltip="11.5 Cursor()">
             <w:r>
               <w:rPr>
                 <w:rStyle w:val="Verzeichnissprung"/>
@@ -1955,7 +1955,7 @@
             </w:tabs>
             <w:rPr/>
           </w:pPr>
-          <w:hyperlink w:anchor="__RefHeading___Toc5232_220967012" w:tooltip="11.6 Helper functions and the this binding">
+          <w:hyperlink w:anchor="__RefHeading___Toc5232_1659553824" w:tooltip="11.6 Helper functions and the this binding">
             <w:r>
               <w:rPr>
                 <w:rStyle w:val="Verzeichnissprung"/>
@@ -1975,7 +1975,7 @@
             </w:tabs>
             <w:rPr/>
           </w:pPr>
-          <w:hyperlink w:anchor="__RefHeading___Toc5234_220967012" w:tooltip="11.7 afterWork hooks">
+          <w:hyperlink w:anchor="__RefHeading___Toc5234_1659553824" w:tooltip="11.7 afterWork hooks">
             <w:r>
               <w:rPr>
                 <w:rStyle w:val="Verzeichnissprung"/>
@@ -1995,7 +1995,7 @@
             </w:tabs>
             <w:rPr/>
           </w:pPr>
-          <w:hyperlink w:anchor="__RefHeading___Toc5236_220967012" w:tooltip="12 Working with colors">
+          <w:hyperlink w:anchor="__RefHeading___Toc5236_1659553824" w:tooltip="12 Working with colors">
             <w:r>
               <w:rPr>
                 <w:rStyle w:val="Verzeichnissprung"/>
@@ -2015,7 +2015,7 @@
             </w:tabs>
             <w:rPr/>
           </w:pPr>
-          <w:hyperlink w:anchor="__RefHeading___Toc5238_220967012" w:tooltip="12.1 Defining colors">
+          <w:hyperlink w:anchor="__RefHeading___Toc5238_1659553824" w:tooltip="12.1 Defining colors">
             <w:r>
               <w:rPr>
                 <w:rStyle w:val="Verzeichnissprung"/>
@@ -2035,7 +2035,7 @@
             </w:tabs>
             <w:rPr/>
           </w:pPr>
-          <w:hyperlink w:anchor="__RefHeading___Toc5240_220967012" w:tooltip="12.2 Alpha values">
+          <w:hyperlink w:anchor="__RefHeading___Toc5240_1659553824" w:tooltip="12.2 Alpha values">
             <w:r>
               <w:rPr>
                 <w:rStyle w:val="Verzeichnissprung"/>
@@ -2055,7 +2055,7 @@
             </w:tabs>
             <w:rPr/>
           </w:pPr>
-          <w:hyperlink w:anchor="__RefHeading___Toc5242_220967012" w:tooltip="12.3 Color computations">
+          <w:hyperlink w:anchor="__RefHeading___Toc5242_1659553824" w:tooltip="12.3 Color computations">
             <w:r>
               <w:rPr>
                 <w:rStyle w:val="Verzeichnissprung"/>
@@ -2075,7 +2075,7 @@
             </w:tabs>
             <w:rPr/>
           </w:pPr>
-          <w:hyperlink w:anchor="__RefHeading___Toc5244_220967012" w:tooltip="13 Node API">
+          <w:hyperlink w:anchor="__RefHeading___Toc5244_1659553824" w:tooltip="13 Node API">
             <w:r>
               <w:rPr>
                 <w:rStyle w:val="Verzeichnissprung"/>
@@ -2095,7 +2095,7 @@
             </w:tabs>
             <w:rPr/>
           </w:pPr>
-          <w:hyperlink w:anchor="__RefHeading___Toc5246_220967012" w:tooltip="14 Error diagnostics">
+          <w:hyperlink w:anchor="__RefHeading___Toc5246_1659553824" w:tooltip="14 Error diagnostics">
             <w:r>
               <w:rPr>
                 <w:rStyle w:val="Verzeichnissprung"/>
@@ -2115,12 +2115,12 @@
             </w:tabs>
             <w:rPr/>
           </w:pPr>
-          <w:hyperlink w:anchor="__RefHeading___Toc5248_220967012" w:tooltip="15 Migrating from µCSS">
+          <w:hyperlink w:anchor="__RefHeading___Toc5248_1659553824" w:tooltip="15 Migrating from µCSS™">
             <w:r>
               <w:rPr>
                 <w:rStyle w:val="Verzeichnissprung"/>
               </w:rPr>
-              <w:t>15 Migrating from µCSS</w:t>
+              <w:t>15 Migrating from µCSS™</w:t>
               <w:tab/>
               <w:t>48</w:t>
             </w:r>
@@ -2135,7 +2135,7 @@
             </w:tabs>
             <w:rPr/>
           </w:pPr>
-          <w:hyperlink w:anchor="__RefHeading___Toc5250_220967012" w:tooltip="16 Version history">
+          <w:hyperlink w:anchor="__RefHeading___Toc5250_1659553824" w:tooltip="16 Version history">
             <w:r>
               <w:rPr>
                 <w:rStyle w:val="Verzeichnissprung"/>
@@ -2155,7 +2155,7 @@
             </w:tabs>
             <w:rPr/>
           </w:pPr>
-          <w:hyperlink w:anchor="__RefHeading___Toc5252_220967012" w:tooltip="17 Legal">
+          <w:hyperlink w:anchor="__RefHeading___Toc5252_1659553824" w:tooltip="17 Legal">
             <w:r>
               <w:rPr>
                 <w:rStyle w:val="Verzeichnissprung"/>
@@ -2175,7 +2175,7 @@
             </w:tabs>
             <w:rPr/>
           </w:pPr>
-          <w:hyperlink w:anchor="__RefHeading___Toc5254_220967012" w:tooltip="17.1 MIT license (original text)">
+          <w:hyperlink w:anchor="__RefHeading___Toc5254_1659553824" w:tooltip="17.1 MIT license (original text)">
             <w:r>
               <w:rPr>
                 <w:rStyle w:val="Verzeichnissprung"/>
@@ -2195,7 +2195,7 @@
             </w:tabs>
             <w:rPr/>
           </w:pPr>
-          <w:hyperlink w:anchor="__RefHeading___Toc5256_220967012" w:tooltip="17.2 Trademarks">
+          <w:hyperlink w:anchor="__RefHeading___Toc5256_1659553824" w:tooltip="17.2 Trademarks">
             <w:r>
               <w:rPr>
                 <w:rStyle w:val="Verzeichnissprung"/>
@@ -2215,7 +2215,7 @@
             </w:tabs>
             <w:rPr/>
           </w:pPr>
-          <w:hyperlink w:anchor="__RefHeading___Toc5258_220967012" w:tooltip="17.3 Third-party libraries">
+          <w:hyperlink w:anchor="__RefHeading___Toc5258_1659553824" w:tooltip="17.3 Third-party libraries">
             <w:r>
               <w:rPr>
                 <w:rStyle w:val="Verzeichnissprung"/>
@@ -2266,7 +2266,7 @@
         <w:outlineLvl w:val="0"/>
         <w:rPr/>
       </w:pPr>
-      <w:bookmarkStart w:id="0" w:name="__RefHeading___Toc5058_220967012"/>
+      <w:bookmarkStart w:id="0" w:name="__RefHeading___Toc5058_1659553824"/>
       <w:bookmarkEnd w:id="0"/>
       <w:r>
         <w:rPr/>
@@ -2282,7 +2282,7 @@
       </w:pPr>
       <w:r>
         <w:rPr/>
-        <w:t>&lt;p align="center"&gt;   &lt;img src="imgs/logo.png" alt="µCSS logo" width="200"&gt; &lt;/p&gt;</w:t>
+        <w:t>&lt;p align="center"&gt;   &lt;img src="imgs/logo.png" alt="µCSS™ logo" width="200"&gt; &lt;/p&gt;</w:t>
       </w:r>
     </w:p>
     <w:p>
@@ -2294,7 +2294,7 @@
       </w:pPr>
       <w:r>
         <w:rPr/>
-        <w:t>µCSS is a Node module for processing CSS files and generating web graphics. This manual describes version 2 — the Node-based successor of µCSS 1, introduced in 2013 as an Adobe Photoshop script: from enhanced source stylesheets (</w:t>
+        <w:t>µCSS™ is a Node module for processing CSS files and generating web graphics. This manual describes version 2 — the Node-based successor of µCSS™ 1, introduced in 2013 as an Adobe Photoshop script: from enhanced source stylesheets (</w:t>
       </w:r>
       <w:r>
         <w:rPr>
@@ -2345,7 +2345,7 @@
       </w:r>
       <w:r>
         <w:rPr/>
-        <w:t xml:space="preserve"> — µCSS and µPS are the display names.</w:t>
+        <w:t xml:space="preserve"> — µCSS™ and µPS are the display names.</w:t>
       </w:r>
     </w:p>
     <w:p>
@@ -2357,7 +2357,7 @@
       </w:pPr>
       <w:r>
         <w:rPr/>
-        <w:t>The key features of µCSS 2:</w:t>
+        <w:t>The key features of µCSS™ 2:</w:t>
       </w:r>
     </w:p>
     <w:p>
@@ -2645,7 +2645,7 @@
       </w:pPr>
       <w:r>
         <w:rPr/>
-        <w:t>Unlike µCSS 1, version 2 runs entirely in Node.js (version 18 and up) and needs neither Photoshop nor any other Adobe product. The build is driven via Gulp or directly through the Node API.</w:t>
+        <w:t>Unlike µCSS™ 1, version 2 runs entirely in Node.js (version 18 and up) and needs neither Photoshop nor any other Adobe product. The build is driven via Gulp or directly through the Node API.</w:t>
       </w:r>
     </w:p>
     <w:p>
@@ -2659,7 +2659,7 @@
         <w:outlineLvl w:val="1"/>
         <w:rPr/>
       </w:pPr>
-      <w:bookmarkStart w:id="1" w:name="__RefHeading___Toc5060_220967012"/>
+      <w:bookmarkStart w:id="1" w:name="__RefHeading___Toc5060_1659553824"/>
       <w:bookmarkEnd w:id="1"/>
       <w:r>
         <w:rPr/>
@@ -2744,7 +2744,7 @@
       </w:r>
       <w:r>
         <w:rPr/>
-        <w:t xml:space="preserve"> is associated with it or you pass the executable path. Save as PSD; µPS reads the same layer structure. With µCSS 1, compilation and bitmap generation both depended on a licensed desktop imaging app — recurring cost that drops away for many teams.</w:t>
+        <w:t xml:space="preserve"> is associated with it or you pass the executable path. Save as PSD; µPS reads the same layer structure. With µCSS™ 1, compilation and bitmap generation both depended on a licensed desktop imaging app — recurring cost that drops away for many teams.</w:t>
       </w:r>
     </w:p>
     <w:p>
@@ -2758,7 +2758,7 @@
         <w:outlineLvl w:val="1"/>
         <w:rPr/>
       </w:pPr>
-      <w:bookmarkStart w:id="2" w:name="__RefHeading___Toc5062_220967012"/>
+      <w:bookmarkStart w:id="2" w:name="__RefHeading___Toc5062_1659553824"/>
       <w:bookmarkEnd w:id="2"/>
       <w:r>
         <w:rPr/>
@@ -3728,7 +3728,7 @@
         <w:outlineLvl w:val="2"/>
         <w:rPr/>
       </w:pPr>
-      <w:bookmarkStart w:id="3" w:name="__RefHeading___Toc5064_220967012"/>
+      <w:bookmarkStart w:id="3" w:name="__RefHeading___Toc5064_1659553824"/>
       <w:bookmarkEnd w:id="3"/>
       <w:r>
         <w:rPr/>
@@ -3968,11 +3968,11 @@
         <w:outlineLvl w:val="1"/>
         <w:rPr/>
       </w:pPr>
-      <w:bookmarkStart w:id="4" w:name="__RefHeading___Toc5066_220967012"/>
+      <w:bookmarkStart w:id="4" w:name="__RefHeading___Toc5066_1659553824"/>
       <w:bookmarkEnd w:id="4"/>
       <w:r>
         <w:rPr/>
-        <w:t>1.3 Context: Why µCSS?</w:t>
+        <w:t>1.3 Context: Why µCSS™?</w:t>
       </w:r>
     </w:p>
     <w:p>
@@ -3984,7 +3984,7 @@
       </w:pPr>
       <w:r>
         <w:rPr/>
-        <w:t>For almost every individual aspect of µCSS an established single-purpose tool exists — but no system that bundles everything:</w:t>
+        <w:t>For almost every individual aspect of µCSS™ an established single-purpose tool exists — but no system that bundles everything:</w:t>
       </w:r>
     </w:p>
     <w:tbl>
@@ -4587,7 +4587,7 @@
       </w:pPr>
       <w:r>
         <w:rPr/>
-        <w:t xml:space="preserve">Part of the original 2013 µCSS motivation is solved today by native CSS (custom properties, </w:t>
+        <w:t xml:space="preserve">Part of the original 2013 µCSS™ motivation is solved today by native CSS (custom properties, </w:t>
       </w:r>
       <w:r>
         <w:rPr>
@@ -4600,7 +4600,7 @@
       </w:r>
       <w:r>
         <w:rPr/>
-        <w:t>, nesting) — which is why µCSS 2 deliberately drops LESS support and vendor prefixes. The remaining core is without competition: arbitrary JavaScript expressions in CSS plus directives with AST access, combined with a sprite atlas including retina, a PSD render pipeline and an incremental cache, driven by one manifest per skin. And since µCSS is internally a PostCSS pipeline, the entire PostCSS ecosystem (cssnano, Stylelint, …) stays attachable instead of competing with it.</w:t>
+        <w:t>, nesting) — which is why µCSS™ 2 deliberately drops LESS support and vendor prefixes. The remaining core is without competition: arbitrary JavaScript expressions in CSS plus directives with AST access, combined with a sprite atlas including retina, a PSD render pipeline and an incremental cache, driven by one manifest per skin. And since µCSS™ is internally a PostCSS pipeline, the entire PostCSS ecosystem (cssnano, Stylelint, …) stays attachable instead of competing with it.</w:t>
       </w:r>
       <w:r>
         <w:br w:type="page"/>
@@ -4617,7 +4617,7 @@
         <w:outlineLvl w:val="0"/>
         <w:rPr/>
       </w:pPr>
-      <w:bookmarkStart w:id="5" w:name="__RefHeading___Toc5068_220967012"/>
+      <w:bookmarkStart w:id="5" w:name="__RefHeading___Toc5068_1659553824"/>
       <w:bookmarkEnd w:id="5"/>
       <w:r>
         <w:rPr/>
@@ -4633,7 +4633,7 @@
       </w:pPr>
       <w:r>
         <w:rPr/>
-        <w:t xml:space="preserve">µCSS and µPS are available as the npm modules </w:t>
+        <w:t xml:space="preserve">µCSS™ and µPS are available as the npm modules </w:t>
       </w:r>
       <w:r>
         <w:rPr>
@@ -4687,7 +4687,7 @@
       </w:pPr>
       <w:r>
         <w:rPr/>
-        <w:t>µCSS depends on µPS (atlas and image generation) — not the other way around. Both modules can be used separately.</w:t>
+        <w:t>µCSS™ depends on µPS (atlas and image generation) — not the other way around. Both modules can be used separately.</w:t>
       </w:r>
     </w:p>
     <w:p>
@@ -4943,7 +4943,7 @@
         <w:outlineLvl w:val="0"/>
         <w:rPr/>
       </w:pPr>
-      <w:bookmarkStart w:id="6" w:name="__RefHeading___Toc5070_220967012"/>
+      <w:bookmarkStart w:id="6" w:name="__RefHeading___Toc5070_1659553824"/>
       <w:bookmarkEnd w:id="6"/>
       <w:r>
         <w:rPr/>
@@ -4959,7 +4959,7 @@
       </w:pPr>
       <w:r>
         <w:rPr/>
-        <w:t>The following sections show the typical usage scenarios — analogous to the use cases of the old µCSS manual, but in the new syntax.</w:t>
+        <w:t>The following sections show the typical usage scenarios — analogous to the use cases of the old µCSS™ manual, but in the new syntax.</w:t>
       </w:r>
     </w:p>
     <w:p>
@@ -4973,7 +4973,7 @@
         <w:outlineLvl w:val="1"/>
         <w:rPr/>
       </w:pPr>
-      <w:bookmarkStart w:id="7" w:name="__RefHeading___Toc5072_220967012"/>
+      <w:bookmarkStart w:id="7" w:name="__RefHeading___Toc5072_1659553824"/>
       <w:bookmarkEnd w:id="7"/>
       <w:r>
         <w:rPr/>
@@ -5603,7 +5603,7 @@
       </w:pPr>
       <w:r>
         <w:rPr/>
-        <w:t xml:space="preserve">Unlike the old µCSS, no placeholder properties and no </w:t>
+        <w:t xml:space="preserve">Unlike the old µCSS™, no placeholder properties and no </w:t>
       </w:r>
       <w:r>
         <w:rPr>
@@ -5630,7 +5630,7 @@
         <w:outlineLvl w:val="1"/>
         <w:rPr/>
       </w:pPr>
-      <w:bookmarkStart w:id="8" w:name="__RefHeading___Toc5074_220967012"/>
+      <w:bookmarkStart w:id="8" w:name="__RefHeading___Toc5074_1659553824"/>
       <w:bookmarkEnd w:id="8"/>
       <w:r>
         <w:rPr/>
@@ -6008,7 +6008,7 @@
         <w:outlineLvl w:val="1"/>
         <w:rPr/>
       </w:pPr>
-      <w:bookmarkStart w:id="9" w:name="__RefHeading___Toc5076_220967012"/>
+      <w:bookmarkStart w:id="9" w:name="__RefHeading___Toc5076_1659553824"/>
       <w:bookmarkEnd w:id="9"/>
       <w:r>
         <w:rPr/>
@@ -6326,7 +6326,7 @@
         <w:outlineLvl w:val="1"/>
         <w:rPr/>
       </w:pPr>
-      <w:bookmarkStart w:id="10" w:name="__RefHeading___Toc5078_220967012"/>
+      <w:bookmarkStart w:id="10" w:name="__RefHeading___Toc5078_1659553824"/>
       <w:bookmarkEnd w:id="10"/>
       <w:r>
         <w:rPr/>
@@ -6342,7 +6342,7 @@
       </w:pPr>
       <w:r>
         <w:rPr/>
-        <w:t xml:space="preserve">One of the highlights of µCSS (in version 1 as in version 2) is the automatic generation of sprite atlases. The directive </w:t>
+        <w:t xml:space="preserve">One of the highlights of µCSS™ (in version 1 as in version 2) is the automatic generation of sprite atlases. The directive </w:t>
       </w:r>
       <w:r>
         <w:rPr>
@@ -6906,7 +6906,7 @@
       </w:r>
       <w:r>
         <w:rPr/>
-        <w:t xml:space="preserve"> are set automatically; existing declarations of these properties in the rule are replaced. Unlike the old µCSS, the vendor-prefixed variants (</w:t>
+        <w:t xml:space="preserve"> are set automatically; existing declarations of these properties in the rule are replaced. Unlike the old µCSS™, the vendor-prefixed variants (</w:t>
       </w:r>
       <w:r>
         <w:rPr>
@@ -6958,7 +6958,7 @@
         <w:outlineLvl w:val="1"/>
         <w:rPr/>
       </w:pPr>
-      <w:bookmarkStart w:id="11" w:name="__RefHeading___Toc5080_220967012"/>
+      <w:bookmarkStart w:id="11" w:name="__RefHeading___Toc5080_1659553824"/>
       <w:bookmarkEnd w:id="11"/>
       <w:r>
         <w:rPr/>
@@ -6974,7 +6974,7 @@
       </w:pPr>
       <w:r>
         <w:rPr/>
-        <w:t xml:space="preserve">Important images (e.g. hover states and cursors) can be loaded ahead of time when the page loads. µCSS collects the image URLs and generates a preload rule when the manifest option </w:t>
+        <w:t xml:space="preserve">Important images (e.g. hover states and cursors) can be loaded ahead of time when the page loads. µCSS™ collects the image URLs and generates a preload rule when the manifest option </w:t>
       </w:r>
       <w:r>
         <w:rPr>
@@ -7134,7 +7134,7 @@
         <w:outlineLvl w:val="1"/>
         <w:rPr/>
       </w:pPr>
-      <w:bookmarkStart w:id="12" w:name="__RefHeading___Toc5082_220967012"/>
+      <w:bookmarkStart w:id="12" w:name="__RefHeading___Toc5082_1659553824"/>
       <w:bookmarkEnd w:id="12"/>
       <w:r>
         <w:rPr/>
@@ -7499,7 +7499,7 @@
         <w:outlineLvl w:val="1"/>
         <w:rPr/>
       </w:pPr>
-      <w:bookmarkStart w:id="13" w:name="__RefHeading___Toc5084_220967012"/>
+      <w:bookmarkStart w:id="13" w:name="__RefHeading___Toc5084_1659553824"/>
       <w:bookmarkEnd w:id="13"/>
       <w:r>
         <w:rPr/>
@@ -7515,7 +7515,7 @@
       </w:pPr>
       <w:r>
         <w:rPr/>
-        <w:t xml:space="preserve">What the µCSS plugins used to do (ButtonCreator, AppIconMaker, FileCopy) is now handled by the </w:t>
+        <w:t xml:space="preserve">What the µCSS™ plugins used to do (ButtonCreator, AppIconMaker, FileCopy) is now handled by the </w:t>
       </w:r>
       <w:r>
         <w:rPr>
@@ -7718,7 +7718,7 @@
         <w:outlineLvl w:val="2"/>
         <w:rPr/>
       </w:pPr>
-      <w:bookmarkStart w:id="14" w:name="__RefHeading___Toc5086_220967012"/>
+      <w:bookmarkStart w:id="14" w:name="__RefHeading___Toc5086_1659553824"/>
       <w:bookmarkEnd w:id="14"/>
       <w:r>
         <w:rPr/>
@@ -7734,7 +7734,7 @@
       </w:pPr>
       <w:r>
         <w:rPr/>
-        <w:t xml:space="preserve">Built-in steps cover the legacy µCSS plugins. For project-specific generators (similar to a custom ButtonAndIconCreator), register a handler </w:t>
+        <w:t xml:space="preserve">Built-in steps cover the legacy µCSS™ plugins. For project-specific generators (similar to a custom ButtonAndIconCreator), register a handler </w:t>
       </w:r>
       <w:r>
         <w:rPr>
@@ -8587,7 +8587,7 @@
         <w:outlineLvl w:val="0"/>
         <w:rPr/>
       </w:pPr>
-      <w:bookmarkStart w:id="15" w:name="__RefHeading___Toc5088_220967012"/>
+      <w:bookmarkStart w:id="15" w:name="__RefHeading___Toc5088_1659553824"/>
       <w:bookmarkEnd w:id="15"/>
       <w:r>
         <w:rPr/>
@@ -8649,7 +8649,7 @@
       </w:r>
       <w:r>
         <w:rPr/>
-        <w:t xml:space="preserve">. µCSS integrates µPS via </w:t>
+        <w:t xml:space="preserve">. µCSS™ integrates µPS via </w:t>
       </w:r>
       <w:r>
         <w:rPr>
@@ -8782,7 +8782,7 @@
         <w:outlineLvl w:val="1"/>
         <w:rPr/>
       </w:pPr>
-      <w:bookmarkStart w:id="16" w:name="__RefHeading___Toc5090_220967012"/>
+      <w:bookmarkStart w:id="16" w:name="__RefHeading___Toc5090_1659553824"/>
       <w:bookmarkEnd w:id="16"/>
       <w:r>
         <w:rPr/>
@@ -10094,7 +10094,7 @@
         <w:outlineLvl w:val="1"/>
         <w:rPr/>
       </w:pPr>
-      <w:bookmarkStart w:id="17" w:name="__RefHeading___Toc5092_220967012"/>
+      <w:bookmarkStart w:id="17" w:name="__RefHeading___Toc5092_1659553824"/>
       <w:bookmarkEnd w:id="17"/>
       <w:r>
         <w:rPr/>
@@ -11242,7 +11242,7 @@
         <w:outlineLvl w:val="2"/>
         <w:rPr/>
       </w:pPr>
-      <w:bookmarkStart w:id="18" w:name="__RefHeading___Toc5094_220967012"/>
+      <w:bookmarkStart w:id="18" w:name="__RefHeading___Toc5094_1659553824"/>
       <w:bookmarkEnd w:id="18"/>
       <w:r>
         <w:rPr/>
@@ -11481,7 +11481,7 @@
         <w:outlineLvl w:val="1"/>
         <w:rPr/>
       </w:pPr>
-      <w:bookmarkStart w:id="19" w:name="__RefHeading___Toc5096_220967012"/>
+      <w:bookmarkStart w:id="19" w:name="__RefHeading___Toc5096_1659553824"/>
       <w:bookmarkEnd w:id="19"/>
       <w:r>
         <w:rPr/>
@@ -12107,7 +12107,7 @@
         <w:outlineLvl w:val="1"/>
         <w:rPr/>
       </w:pPr>
-      <w:bookmarkStart w:id="20" w:name="__RefHeading___Toc5098_220967012"/>
+      <w:bookmarkStart w:id="20" w:name="__RefHeading___Toc5098_1659553824"/>
       <w:bookmarkEnd w:id="20"/>
       <w:r>
         <w:rPr/>
@@ -12172,7 +12172,7 @@
         <w:outlineLvl w:val="1"/>
         <w:rPr/>
       </w:pPr>
-      <w:bookmarkStart w:id="21" w:name="__RefHeading___Toc5100_220967012"/>
+      <w:bookmarkStart w:id="21" w:name="__RefHeading___Toc5100_1659553824"/>
       <w:bookmarkEnd w:id="21"/>
       <w:r>
         <w:rPr/>
@@ -12581,7 +12581,7 @@
         <w:outlineLvl w:val="2"/>
         <w:rPr/>
       </w:pPr>
-      <w:bookmarkStart w:id="22" w:name="__RefHeading___Toc5102_220967012"/>
+      <w:bookmarkStart w:id="22" w:name="__RefHeading___Toc5102_1659553824"/>
       <w:bookmarkEnd w:id="22"/>
       <w:r>
         <w:rPr/>
@@ -12879,7 +12879,7 @@
         <w:outlineLvl w:val="2"/>
         <w:rPr/>
       </w:pPr>
-      <w:bookmarkStart w:id="23" w:name="__RefHeading___Toc5104_220967012"/>
+      <w:bookmarkStart w:id="23" w:name="__RefHeading___Toc5104_1659553824"/>
       <w:bookmarkEnd w:id="23"/>
       <w:r>
         <w:rPr/>
@@ -13043,7 +13043,7 @@
         <w:outlineLvl w:val="1"/>
         <w:rPr/>
       </w:pPr>
-      <w:bookmarkStart w:id="24" w:name="__RefHeading___Toc5106_220967012"/>
+      <w:bookmarkStart w:id="24" w:name="__RefHeading___Toc5106_1659553824"/>
       <w:bookmarkEnd w:id="24"/>
       <w:r>
         <w:rPr/>
@@ -13977,7 +13977,7 @@
         <w:outlineLvl w:val="1"/>
         <w:rPr/>
       </w:pPr>
-      <w:bookmarkStart w:id="25" w:name="__RefHeading___Toc5108_220967012"/>
+      <w:bookmarkStart w:id="25" w:name="__RefHeading___Toc5108_1659553824"/>
       <w:bookmarkEnd w:id="25"/>
       <w:r>
         <w:rPr/>
@@ -14029,7 +14029,7 @@
         <w:outlineLvl w:val="2"/>
         <w:rPr/>
       </w:pPr>
-      <w:bookmarkStart w:id="26" w:name="__RefHeading___Toc5110_220967012"/>
+      <w:bookmarkStart w:id="26" w:name="__RefHeading___Toc5110_1659553824"/>
       <w:bookmarkEnd w:id="26"/>
       <w:r>
         <w:rPr/>
@@ -14352,7 +14352,7 @@
         <w:outlineLvl w:val="2"/>
         <w:rPr/>
       </w:pPr>
-      <w:bookmarkStart w:id="27" w:name="__RefHeading___Toc5112_220967012"/>
+      <w:bookmarkStart w:id="27" w:name="__RefHeading___Toc5112_1659553824"/>
       <w:bookmarkEnd w:id="27"/>
       <w:r>
         <w:rPr/>
@@ -14993,7 +14993,7 @@
         <w:outlineLvl w:val="2"/>
         <w:rPr/>
       </w:pPr>
-      <w:bookmarkStart w:id="28" w:name="__RefHeading___Toc5114_220967012"/>
+      <w:bookmarkStart w:id="28" w:name="__RefHeading___Toc5114_1659553824"/>
       <w:bookmarkEnd w:id="28"/>
       <w:r>
         <w:rPr/>
@@ -15467,7 +15467,7 @@
         <w:outlineLvl w:val="2"/>
         <w:rPr/>
       </w:pPr>
-      <w:bookmarkStart w:id="29" w:name="__RefHeading___Toc5116_220967012"/>
+      <w:bookmarkStart w:id="29" w:name="__RefHeading___Toc5116_1659553824"/>
       <w:bookmarkEnd w:id="29"/>
       <w:r>
         <w:rPr/>
@@ -15842,7 +15842,7 @@
         <w:outlineLvl w:val="2"/>
         <w:rPr/>
       </w:pPr>
-      <w:bookmarkStart w:id="30" w:name="__RefHeading___Toc5118_220967012"/>
+      <w:bookmarkStart w:id="30" w:name="__RefHeading___Toc5118_1659553824"/>
       <w:bookmarkEnd w:id="30"/>
       <w:r>
         <w:rPr/>
@@ -16233,7 +16233,7 @@
         <w:outlineLvl w:val="2"/>
         <w:rPr/>
       </w:pPr>
-      <w:bookmarkStart w:id="31" w:name="__RefHeading___Toc5120_220967012"/>
+      <w:bookmarkStart w:id="31" w:name="__RefHeading___Toc5120_1659553824"/>
       <w:bookmarkEnd w:id="31"/>
       <w:r>
         <w:rPr/>
@@ -16606,7 +16606,7 @@
         <w:outlineLvl w:val="1"/>
         <w:rPr/>
       </w:pPr>
-      <w:bookmarkStart w:id="32" w:name="__RefHeading___Toc5122_220967012"/>
+      <w:bookmarkStart w:id="32" w:name="__RefHeading___Toc5122_1659553824"/>
       <w:bookmarkEnd w:id="32"/>
       <w:r>
         <w:rPr/>
@@ -17638,7 +17638,7 @@
         <w:outlineLvl w:val="1"/>
         <w:rPr/>
       </w:pPr>
-      <w:bookmarkStart w:id="33" w:name="__RefHeading___Toc5124_220967012"/>
+      <w:bookmarkStart w:id="33" w:name="__RefHeading___Toc5124_1659553824"/>
       <w:bookmarkEnd w:id="33"/>
       <w:r>
         <w:rPr/>
@@ -18832,7 +18832,7 @@
         <w:outlineLvl w:val="1"/>
         <w:rPr/>
       </w:pPr>
-      <w:bookmarkStart w:id="34" w:name="__RefHeading___Toc5126_220967012"/>
+      <w:bookmarkStart w:id="34" w:name="__RefHeading___Toc5126_1659553824"/>
       <w:bookmarkEnd w:id="34"/>
       <w:r>
         <w:rPr/>
@@ -18961,7 +18961,7 @@
         <w:outlineLvl w:val="2"/>
         <w:rPr/>
       </w:pPr>
-      <w:bookmarkStart w:id="35" w:name="__RefHeading___Toc5128_220967012"/>
+      <w:bookmarkStart w:id="35" w:name="__RefHeading___Toc5128_1659553824"/>
       <w:bookmarkEnd w:id="35"/>
       <w:r>
         <w:rPr/>
@@ -21571,7 +21571,7 @@
         <w:outlineLvl w:val="2"/>
         <w:rPr/>
       </w:pPr>
-      <w:bookmarkStart w:id="36" w:name="__RefHeading___Toc5130_220967012"/>
+      <w:bookmarkStart w:id="36" w:name="__RefHeading___Toc5130_1659553824"/>
       <w:bookmarkEnd w:id="36"/>
       <w:r>
         <w:rPr/>
@@ -22039,7 +22039,7 @@
         <w:outlineLvl w:val="2"/>
         <w:rPr/>
       </w:pPr>
-      <w:bookmarkStart w:id="37" w:name="__RefHeading___Toc5132_220967012"/>
+      <w:bookmarkStart w:id="37" w:name="__RefHeading___Toc5132_1659553824"/>
       <w:bookmarkEnd w:id="37"/>
       <w:r>
         <w:rPr/>
@@ -22472,7 +22472,7 @@
         <w:outlineLvl w:val="2"/>
         <w:rPr/>
       </w:pPr>
-      <w:bookmarkStart w:id="38" w:name="__RefHeading___Toc5134_220967012"/>
+      <w:bookmarkStart w:id="38" w:name="__RefHeading___Toc5134_1659553824"/>
       <w:bookmarkEnd w:id="38"/>
       <w:r>
         <w:rPr/>
@@ -23446,7 +23446,7 @@
         <w:outlineLvl w:val="2"/>
         <w:rPr/>
       </w:pPr>
-      <w:bookmarkStart w:id="39" w:name="__RefHeading___Toc5136_220967012"/>
+      <w:bookmarkStart w:id="39" w:name="__RefHeading___Toc5136_1659553824"/>
       <w:bookmarkEnd w:id="39"/>
       <w:r>
         <w:rPr/>
@@ -23549,7 +23549,7 @@
         <w:outlineLvl w:val="1"/>
         <w:rPr/>
       </w:pPr>
-      <w:bookmarkStart w:id="40" w:name="__RefHeading___Toc5138_220967012"/>
+      <w:bookmarkStart w:id="40" w:name="__RefHeading___Toc5138_1659553824"/>
       <w:bookmarkEnd w:id="40"/>
       <w:r>
         <w:rPr/>
@@ -23666,7 +23666,7 @@
       </w:r>
       <w:r>
         <w:rPr/>
-        <w:t>µPS renders headless; µCSS build runs when needed.</w:t>
+        <w:t>µPS renders headless; µCSS™ build runs when needed.</w:t>
       </w:r>
     </w:p>
     <w:p>
@@ -23851,7 +23851,7 @@
         <w:outlineLvl w:val="2"/>
         <w:rPr/>
       </w:pPr>
-      <w:bookmarkStart w:id="41" w:name="__RefHeading___Toc5140_220967012"/>
+      <w:bookmarkStart w:id="41" w:name="__RefHeading___Toc5140_1659553824"/>
       <w:bookmarkEnd w:id="41"/>
       <w:r>
         <w:rPr/>
@@ -24072,7 +24072,7 @@
       </w:pPr>
       <w:r>
         <w:rPr/>
-        <w:t xml:space="preserve">The incremental build applies to these steps too: generation only happens when the result is missing or the configuration or sources (mtime/size) have changed. Alternatively, the raw → final step can of course still run as its own Gulp task before the µCSS build — </w:t>
+        <w:t xml:space="preserve">The incremental build applies to these steps too: generation only happens when the result is missing or the configuration or sources (mtime/size) have changed. Alternatively, the raw → final step can of course still run as its own Gulp task before the µCSS™ build — </w:t>
       </w:r>
       <w:r>
         <w:rPr>
@@ -24102,7 +24102,7 @@
         <w:outlineLvl w:val="0"/>
         <w:rPr/>
       </w:pPr>
-      <w:bookmarkStart w:id="42" w:name="__RefHeading___Toc5142_220967012"/>
+      <w:bookmarkStart w:id="42" w:name="__RefHeading___Toc5142_1659553824"/>
       <w:bookmarkEnd w:id="42"/>
       <w:r>
         <w:rPr/>
@@ -24196,7 +24196,7 @@
       </w:r>
       <w:r>
         <w:rPr/>
-        <w:t xml:space="preserve"> Referencing sounds *from CSS* (µCSS sound directive) and browser runtime/speech follow later.</w:t>
+        <w:t xml:space="preserve"> Referencing sounds *from CSS* (µCSS™ sound directive) and browser runtime/speech follow later.</w:t>
       </w:r>
     </w:p>
     <w:p>
@@ -24248,7 +24248,7 @@
         <w:outlineLvl w:val="1"/>
         <w:rPr/>
       </w:pPr>
-      <w:bookmarkStart w:id="43" w:name="__RefHeading___Toc5144_220967012"/>
+      <w:bookmarkStart w:id="43" w:name="__RefHeading___Toc5144_1659553824"/>
       <w:bookmarkEnd w:id="43"/>
       <w:r>
         <w:rPr/>
@@ -24529,7 +24529,7 @@
         <w:outlineLvl w:val="1"/>
         <w:rPr/>
       </w:pPr>
-      <w:bookmarkStart w:id="44" w:name="__RefHeading___Toc5146_220967012"/>
+      <w:bookmarkStart w:id="44" w:name="__RefHeading___Toc5146_1659553824"/>
       <w:bookmarkEnd w:id="44"/>
       <w:r>
         <w:rPr/>
@@ -25562,7 +25562,7 @@
         <w:outlineLvl w:val="2"/>
         <w:rPr/>
       </w:pPr>
-      <w:bookmarkStart w:id="45" w:name="__RefHeading___Toc5148_220967012"/>
+      <w:bookmarkStart w:id="45" w:name="__RefHeading___Toc5148_1659553824"/>
       <w:bookmarkEnd w:id="45"/>
       <w:r>
         <w:rPr/>
@@ -25627,7 +25627,7 @@
         <w:outlineLvl w:val="2"/>
         <w:rPr/>
       </w:pPr>
-      <w:bookmarkStart w:id="46" w:name="__RefHeading___Toc5150_220967012"/>
+      <w:bookmarkStart w:id="46" w:name="__RefHeading___Toc5150_1659553824"/>
       <w:bookmarkEnd w:id="46"/>
       <w:r>
         <w:rPr/>
@@ -25721,7 +25721,7 @@
         <w:outlineLvl w:val="2"/>
         <w:rPr/>
       </w:pPr>
-      <w:bookmarkStart w:id="47" w:name="__RefHeading___Toc5152_220967012"/>
+      <w:bookmarkStart w:id="47" w:name="__RefHeading___Toc5152_1659553824"/>
       <w:bookmarkEnd w:id="47"/>
       <w:r>
         <w:rPr/>
@@ -25788,11 +25788,11 @@
         <w:outlineLvl w:val="1"/>
         <w:rPr/>
       </w:pPr>
-      <w:bookmarkStart w:id="48" w:name="__RefHeading___Toc5154_220967012"/>
+      <w:bookmarkStart w:id="48" w:name="__RefHeading___Toc5154_1659553824"/>
       <w:bookmarkEnd w:id="48"/>
       <w:r>
         <w:rPr/>
-        <w:t>5.3 µCSS integration (manifest `sounds`)</w:t>
+        <w:t>5.3 µCSS™ integration (manifest `sounds`)</w:t>
       </w:r>
     </w:p>
     <w:p>
@@ -25804,7 +25804,7 @@
       </w:pPr>
       <w:r>
         <w:rPr/>
-        <w:t xml:space="preserve">µCSS invokes µAU via an optional </w:t>
+        <w:t xml:space="preserve">µCSS™ invokes µAU via an optional </w:t>
       </w:r>
       <w:r>
         <w:rPr>
@@ -26124,7 +26124,7 @@
         <w:outlineLvl w:val="2"/>
         <w:rPr/>
       </w:pPr>
-      <w:bookmarkStart w:id="49" w:name="__RefHeading___Toc5156_220967012"/>
+      <w:bookmarkStart w:id="49" w:name="__RefHeading___Toc5156_1659553824"/>
       <w:bookmarkEnd w:id="49"/>
       <w:r>
         <w:rPr/>
@@ -26817,7 +26817,7 @@
         <w:outlineLvl w:val="0"/>
         <w:rPr/>
       </w:pPr>
-      <w:bookmarkStart w:id="50" w:name="__RefHeading___Toc5158_220967012"/>
+      <w:bookmarkStart w:id="50" w:name="__RefHeading___Toc5158_1659553824"/>
       <w:bookmarkEnd w:id="50"/>
       <w:r>
         <w:rPr/>
@@ -26953,7 +26953,7 @@
         <w:outlineLvl w:val="1"/>
         <w:rPr/>
       </w:pPr>
-      <w:bookmarkStart w:id="51" w:name="__RefHeading___Toc5160_220967012"/>
+      <w:bookmarkStart w:id="51" w:name="__RefHeading___Toc5160_1659553824"/>
       <w:bookmarkEnd w:id="51"/>
       <w:r>
         <w:rPr/>
@@ -27107,7 +27107,7 @@
         <w:outlineLvl w:val="1"/>
         <w:rPr/>
       </w:pPr>
-      <w:bookmarkStart w:id="52" w:name="__RefHeading___Toc5162_220967012"/>
+      <w:bookmarkStart w:id="52" w:name="__RefHeading___Toc5162_1659553824"/>
       <w:bookmarkEnd w:id="52"/>
       <w:r>
         <w:rPr/>
@@ -28557,7 +28557,7 @@
         <w:outlineLvl w:val="1"/>
         <w:rPr/>
       </w:pPr>
-      <w:bookmarkStart w:id="53" w:name="__RefHeading___Toc5164_220967012"/>
+      <w:bookmarkStart w:id="53" w:name="__RefHeading___Toc5164_1659553824"/>
       <w:bookmarkEnd w:id="53"/>
       <w:r>
         <w:rPr/>
@@ -28920,11 +28920,11 @@
         <w:outlineLvl w:val="1"/>
         <w:rPr/>
       </w:pPr>
-      <w:bookmarkStart w:id="54" w:name="__RefHeading___Toc5166_220967012"/>
+      <w:bookmarkStart w:id="54" w:name="__RefHeading___Toc5166_1659553824"/>
       <w:bookmarkEnd w:id="54"/>
       <w:r>
         <w:rPr/>
-        <w:t>6.4 µCSS integration</w:t>
+        <w:t>6.4 µCSS™ integration</w:t>
       </w:r>
     </w:p>
     <w:p>
@@ -29216,7 +29216,7 @@
         <w:outlineLvl w:val="0"/>
         <w:rPr/>
       </w:pPr>
-      <w:bookmarkStart w:id="55" w:name="__RefHeading___Toc5168_220967012"/>
+      <w:bookmarkStart w:id="55" w:name="__RefHeading___Toc5168_1659553824"/>
       <w:bookmarkEnd w:id="55"/>
       <w:r>
         <w:rPr/>
@@ -29283,7 +29283,7 @@
       </w:pPr>
       <w:r>
         <w:rPr/>
-        <w:t xml:space="preserve">µCSS uses a different approach: </w:t>
+        <w:t xml:space="preserve">µCSS™ uses a different approach: </w:t>
       </w:r>
       <w:r>
         <w:rPr>
@@ -29331,7 +29331,7 @@
       </w:r>
       <w:r>
         <w:rPr/>
-        <w:t xml:space="preserve"> (Greek pi — Vite and Vue ignore it). One main stylesheet pulls them all in at build time; µCSS bundles everything into a single, static CSS file.</w:t>
+        <w:t xml:space="preserve"> (Greek pi — Vite and Vue ignore it). One main stylesheet pulls them all in at build time; µCSS™ bundles everything into a single, static CSS file.</w:t>
       </w:r>
     </w:p>
     <w:p>
@@ -29345,7 +29345,7 @@
         <w:outlineLvl w:val="1"/>
         <w:rPr/>
       </w:pPr>
-      <w:bookmarkStart w:id="56" w:name="__RefHeading___Toc5170_220967012"/>
+      <w:bookmarkStart w:id="56" w:name="__RefHeading___Toc5170_1659553824"/>
       <w:bookmarkEnd w:id="56"/>
       <w:r>
         <w:rPr/>
@@ -29640,7 +29640,7 @@
         <w:outlineLvl w:val="1"/>
         <w:rPr/>
       </w:pPr>
-      <w:bookmarkStart w:id="57" w:name="__RefHeading___Toc5172_220967012"/>
+      <w:bookmarkStart w:id="57" w:name="__RefHeading___Toc5172_1659553824"/>
       <w:bookmarkEnd w:id="57"/>
       <w:r>
         <w:rPr/>
@@ -29795,7 +29795,7 @@
         <w:outlineLvl w:val="1"/>
         <w:rPr/>
       </w:pPr>
-      <w:bookmarkStart w:id="58" w:name="__RefHeading___Toc5174_220967012"/>
+      <w:bookmarkStart w:id="58" w:name="__RefHeading___Toc5174_1659553824"/>
       <w:bookmarkEnd w:id="58"/>
       <w:r>
         <w:rPr/>
@@ -30041,11 +30041,11 @@
         <w:outlineLvl w:val="0"/>
         <w:rPr/>
       </w:pPr>
-      <w:bookmarkStart w:id="59" w:name="__RefHeading___Toc5176_220967012"/>
+      <w:bookmarkStart w:id="59" w:name="__RefHeading___Toc5176_1659553824"/>
       <w:bookmarkEnd w:id="59"/>
       <w:r>
         <w:rPr/>
-        <w:t>8 Core ideas of µCSS</w:t>
+        <w:t>8 Core ideas of µCSS™</w:t>
       </w:r>
     </w:p>
     <w:p>
@@ -30059,7 +30059,7 @@
         <w:outlineLvl w:val="1"/>
         <w:rPr/>
       </w:pPr>
-      <w:bookmarkStart w:id="60" w:name="__RefHeading___Toc5178_220967012"/>
+      <w:bookmarkStart w:id="60" w:name="__RefHeading___Toc5178_1659553824"/>
       <w:bookmarkEnd w:id="60"/>
       <w:r>
         <w:rPr/>
@@ -30228,7 +30228,7 @@
       </w:pPr>
       <w:r>
         <w:rPr/>
-        <w:t xml:space="preserve">Unlike the old µCSS, there are </w:t>
+        <w:t xml:space="preserve">Unlike the old µCSS™, there are </w:t>
       </w:r>
       <w:r>
         <w:rPr>
@@ -30266,7 +30266,7 @@
         <w:outlineLvl w:val="1"/>
         <w:rPr/>
       </w:pPr>
-      <w:bookmarkStart w:id="61" w:name="__RefHeading___Toc5180_220967012"/>
+      <w:bookmarkStart w:id="61" w:name="__RefHeading___Toc5180_1659553824"/>
       <w:bookmarkEnd w:id="61"/>
       <w:r>
         <w:rPr/>
@@ -30477,7 +30477,7 @@
       </w:r>
       <w:r>
         <w:rPr/>
-        <w:t xml:space="preserve"> family of the old µCSS (</w:t>
+        <w:t xml:space="preserve"> family of the old µCSS™ (</w:t>
       </w:r>
       <w:r>
         <w:rPr>
@@ -30556,7 +30556,7 @@
         <w:outlineLvl w:val="1"/>
         <w:rPr/>
       </w:pPr>
-      <w:bookmarkStart w:id="62" w:name="__RefHeading___Toc5182_220967012"/>
+      <w:bookmarkStart w:id="62" w:name="__RefHeading___Toc5182_1659553824"/>
       <w:bookmarkEnd w:id="62"/>
       <w:r>
         <w:rPr/>
@@ -30815,7 +30815,7 @@
       </w:r>
       <w:r>
         <w:rPr/>
-        <w:t xml:space="preserve"> prefix of the old µCSS is gone — the context is implicit. Directives are evaluated in document order.</w:t>
+        <w:t xml:space="preserve"> prefix of the old µCSS™ is gone — the context is implicit. Directives are evaluated in document order.</w:t>
       </w:r>
     </w:p>
     <w:p>
@@ -30829,7 +30829,7 @@
         <w:outlineLvl w:val="1"/>
         <w:rPr/>
       </w:pPr>
-      <w:bookmarkStart w:id="63" w:name="__RefHeading___Toc5184_220967012"/>
+      <w:bookmarkStart w:id="63" w:name="__RefHeading___Toc5184_1659553824"/>
       <w:bookmarkEnd w:id="63"/>
       <w:r>
         <w:rPr/>
@@ -30884,7 +30884,7 @@
       </w:r>
       <w:r>
         <w:rPr/>
-        <w:t>) clearly marks the file as a µCSS skin manifest so it is not confused with an ordinary module or gulpfile; the skin name is the part before it (</w:t>
+        <w:t>) clearly marks the file as a µCSS™ skin manifest so it is not confused with an ordinary module or gulpfile; the skin name is the part before it (</w:t>
       </w:r>
       <w:r>
         <w:rPr>
@@ -31501,7 +31501,7 @@
         <w:outlineLvl w:val="1"/>
         <w:rPr/>
       </w:pPr>
-      <w:bookmarkStart w:id="64" w:name="__RefHeading___Toc5186_220967012"/>
+      <w:bookmarkStart w:id="64" w:name="__RefHeading___Toc5186_1659553824"/>
       <w:bookmarkEnd w:id="64"/>
       <w:r>
         <w:rPr/>
@@ -31517,7 +31517,7 @@
       </w:pPr>
       <w:r>
         <w:rPr/>
-        <w:t xml:space="preserve">In µCSS 1, the characters </w:t>
+        <w:t xml:space="preserve">In µCSS™ 1, the characters </w:t>
       </w:r>
       <w:r>
         <w:rPr>
@@ -31708,7 +31708,7 @@
         <w:outlineLvl w:val="0"/>
         <w:rPr/>
       </w:pPr>
-      <w:bookmarkStart w:id="65" w:name="__RefHeading___Toc5188_220967012"/>
+      <w:bookmarkStart w:id="65" w:name="__RefHeading___Toc5188_1659553824"/>
       <w:bookmarkEnd w:id="65"/>
       <w:r>
         <w:rPr/>
@@ -31724,7 +31724,7 @@
       </w:pPr>
       <w:r>
         <w:rPr/>
-        <w:t xml:space="preserve">The old µCSS was operated through a modal dialog window in Photoshop. </w:t>
+        <w:t xml:space="preserve">The old µCSS™ was operated through a modal dialog window in Photoshop. </w:t>
       </w:r>
       <w:r>
         <w:rPr>
@@ -31751,7 +31751,7 @@
         <w:outlineLvl w:val="1"/>
         <w:rPr/>
       </w:pPr>
-      <w:bookmarkStart w:id="66" w:name="__RefHeading___Toc5190_220967012"/>
+      <w:bookmarkStart w:id="66" w:name="__RefHeading___Toc5190_1659553824"/>
       <w:bookmarkEnd w:id="66"/>
       <w:r>
         <w:rPr/>
@@ -32151,7 +32151,7 @@
         <w:outlineLvl w:val="1"/>
         <w:rPr/>
       </w:pPr>
-      <w:bookmarkStart w:id="67" w:name="__RefHeading___Toc5192_220967012"/>
+      <w:bookmarkStart w:id="67" w:name="__RefHeading___Toc5192_1659553824"/>
       <w:bookmarkEnd w:id="67"/>
       <w:r>
         <w:rPr/>
@@ -32367,7 +32367,7 @@
         <w:outlineLvl w:val="1"/>
         <w:rPr/>
       </w:pPr>
-      <w:bookmarkStart w:id="68" w:name="__RefHeading___Toc5194_220967012"/>
+      <w:bookmarkStart w:id="68" w:name="__RefHeading___Toc5194_1659553824"/>
       <w:bookmarkEnd w:id="68"/>
       <w:r>
         <w:rPr/>
@@ -32583,7 +32583,7 @@
       </w:r>
       <w:r>
         <w:rPr/>
-        <w:t xml:space="preserve"> and carries the version numbers of µCSS and the cache schema; on a mismatch it is discarded (full build). </w:t>
+        <w:t xml:space="preserve"> and carries the version numbers of µCSS™ and the cache schema; on a mismatch it is discarded (full build). </w:t>
       </w:r>
       <w:r>
         <w:rPr>
@@ -32623,7 +32623,7 @@
         <w:outlineLvl w:val="1"/>
         <w:rPr/>
       </w:pPr>
-      <w:bookmarkStart w:id="69" w:name="__RefHeading___Toc5196_220967012"/>
+      <w:bookmarkStart w:id="69" w:name="__RefHeading___Toc5196_1659553824"/>
       <w:bookmarkEnd w:id="69"/>
       <w:r>
         <w:rPr/>
@@ -33073,7 +33073,7 @@
         <w:outlineLvl w:val="0"/>
         <w:rPr/>
       </w:pPr>
-      <w:bookmarkStart w:id="70" w:name="__RefHeading___Toc5198_220967012"/>
+      <w:bookmarkStart w:id="70" w:name="__RefHeading___Toc5198_1659553824"/>
       <w:bookmarkEnd w:id="70"/>
       <w:r>
         <w:rPr/>
@@ -33112,7 +33112,7 @@
         <w:outlineLvl w:val="1"/>
         <w:rPr/>
       </w:pPr>
-      <w:bookmarkStart w:id="71" w:name="__RefHeading___Toc5200_220967012"/>
+      <w:bookmarkStart w:id="71" w:name="__RefHeading___Toc5200_1659553824"/>
       <w:bookmarkEnd w:id="71"/>
       <w:r>
         <w:rPr/>
@@ -33210,7 +33210,7 @@
         <w:outlineLvl w:val="1"/>
         <w:rPr/>
       </w:pPr>
-      <w:bookmarkStart w:id="72" w:name="__RefHeading___Toc5202_220967012"/>
+      <w:bookmarkStart w:id="72" w:name="__RefHeading___Toc5202_1659553824"/>
       <w:bookmarkEnd w:id="72"/>
       <w:r>
         <w:rPr/>
@@ -33383,7 +33383,7 @@
         <w:outlineLvl w:val="1"/>
         <w:rPr/>
       </w:pPr>
-      <w:bookmarkStart w:id="73" w:name="__RefHeading___Toc5204_220967012"/>
+      <w:bookmarkStart w:id="73" w:name="__RefHeading___Toc5204_1659553824"/>
       <w:bookmarkEnd w:id="73"/>
       <w:r>
         <w:rPr/>
@@ -34000,7 +34000,7 @@
         <w:outlineLvl w:val="1"/>
         <w:rPr/>
       </w:pPr>
-      <w:bookmarkStart w:id="74" w:name="__RefHeading___Toc5206_220967012"/>
+      <w:bookmarkStart w:id="74" w:name="__RefHeading___Toc5206_1659553824"/>
       <w:bookmarkEnd w:id="74"/>
       <w:r>
         <w:rPr/>
@@ -35024,7 +35024,7 @@
         <w:outlineLvl w:val="1"/>
         <w:rPr/>
       </w:pPr>
-      <w:bookmarkStart w:id="75" w:name="__RefHeading___Toc5208_220967012"/>
+      <w:bookmarkStart w:id="75" w:name="__RefHeading___Toc5208_1659553824"/>
       <w:bookmarkEnd w:id="75"/>
       <w:r>
         <w:rPr/>
@@ -35390,7 +35390,7 @@
         <w:outlineLvl w:val="1"/>
         <w:rPr/>
       </w:pPr>
-      <w:bookmarkStart w:id="76" w:name="__RefHeading___Toc5210_220967012"/>
+      <w:bookmarkStart w:id="76" w:name="__RefHeading___Toc5210_1659553824"/>
       <w:bookmarkEnd w:id="76"/>
       <w:r>
         <w:rPr/>
@@ -36578,7 +36578,7 @@
         <w:outlineLvl w:val="1"/>
         <w:rPr/>
       </w:pPr>
-      <w:bookmarkStart w:id="77" w:name="__RefHeading___Toc5212_220967012"/>
+      <w:bookmarkStart w:id="77" w:name="__RefHeading___Toc5212_1659553824"/>
       <w:bookmarkEnd w:id="77"/>
       <w:r>
         <w:rPr/>
@@ -36813,7 +36813,7 @@
             </w:r>
             <w:r>
               <w:rPr/>
-              <w:t xml:space="preserve"> (shipped with µCSS).</w:t>
+              <w:t xml:space="preserve"> (shipped with µCSS™).</w:t>
             </w:r>
           </w:p>
         </w:tc>
@@ -37140,7 +37140,7 @@
         <w:outlineLvl w:val="1"/>
         <w:rPr/>
       </w:pPr>
-      <w:bookmarkStart w:id="78" w:name="__RefHeading___Toc5214_220967012"/>
+      <w:bookmarkStart w:id="78" w:name="__RefHeading___Toc5214_1659553824"/>
       <w:bookmarkEnd w:id="78"/>
       <w:r>
         <w:rPr/>
@@ -37902,7 +37902,7 @@
         <w:outlineLvl w:val="1"/>
         <w:rPr/>
       </w:pPr>
-      <w:bookmarkStart w:id="79" w:name="__RefHeading___Toc5216_220967012"/>
+      <w:bookmarkStart w:id="79" w:name="__RefHeading___Toc5216_1659553824"/>
       <w:bookmarkEnd w:id="79"/>
       <w:r>
         <w:rPr/>
@@ -39379,7 +39379,7 @@
         <w:outlineLvl w:val="1"/>
         <w:rPr/>
       </w:pPr>
-      <w:bookmarkStart w:id="80" w:name="__RefHeading___Toc5218_220967012"/>
+      <w:bookmarkStart w:id="80" w:name="__RefHeading___Toc5218_1659553824"/>
       <w:bookmarkEnd w:id="80"/>
       <w:r>
         <w:rPr/>
@@ -39543,7 +39543,7 @@
         <w:outlineLvl w:val="0"/>
         <w:rPr/>
       </w:pPr>
-      <w:bookmarkStart w:id="81" w:name="__RefHeading___Toc5220_220967012"/>
+      <w:bookmarkStart w:id="81" w:name="__RefHeading___Toc5220_1659553824"/>
       <w:bookmarkEnd w:id="81"/>
       <w:r>
         <w:rPr/>
@@ -39612,7 +39612,7 @@
         <w:outlineLvl w:val="1"/>
         <w:rPr/>
       </w:pPr>
-      <w:bookmarkStart w:id="82" w:name="__RefHeading___Toc5222_220967012"/>
+      <w:bookmarkStart w:id="82" w:name="__RefHeading___Toc5222_1659553824"/>
       <w:bookmarkEnd w:id="82"/>
       <w:r>
         <w:rPr/>
@@ -39693,7 +39693,7 @@
         <w:outlineLvl w:val="1"/>
         <w:rPr/>
       </w:pPr>
-      <w:bookmarkStart w:id="83" w:name="__RefHeading___Toc5224_220967012"/>
+      <w:bookmarkStart w:id="83" w:name="__RefHeading___Toc5224_1659553824"/>
       <w:bookmarkEnd w:id="83"/>
       <w:r>
         <w:rPr/>
@@ -39873,7 +39873,7 @@
             </w:r>
             <w:r>
               <w:rPr/>
-              <w:t xml:space="preserve"> is bit-identical to the old µCSS; </w:t>
+              <w:t xml:space="preserve"> is bit-identical to the old µCSS™; </w:t>
             </w:r>
             <w:r>
               <w:rPr>
@@ -40303,7 +40303,7 @@
         <w:outlineLvl w:val="1"/>
         <w:rPr/>
       </w:pPr>
-      <w:bookmarkStart w:id="84" w:name="__RefHeading___Toc5226_220967012"/>
+      <w:bookmarkStart w:id="84" w:name="__RefHeading___Toc5226_1659553824"/>
       <w:bookmarkEnd w:id="84"/>
       <w:r>
         <w:rPr/>
@@ -40886,7 +40886,7 @@
         <w:outlineLvl w:val="1"/>
         <w:rPr/>
       </w:pPr>
-      <w:bookmarkStart w:id="85" w:name="__RefHeading___Toc5228_220967012"/>
+      <w:bookmarkStart w:id="85" w:name="__RefHeading___Toc5228_1659553824"/>
       <w:bookmarkEnd w:id="85"/>
       <w:r>
         <w:rPr/>
@@ -41667,7 +41667,7 @@
         <w:outlineLvl w:val="1"/>
         <w:rPr/>
       </w:pPr>
-      <w:bookmarkStart w:id="86" w:name="__RefHeading___Toc5230_220967012"/>
+      <w:bookmarkStart w:id="86" w:name="__RefHeading___Toc5230_1659553824"/>
       <w:bookmarkEnd w:id="86"/>
       <w:r>
         <w:rPr/>
@@ -41762,7 +41762,7 @@
         <w:outlineLvl w:val="1"/>
         <w:rPr/>
       </w:pPr>
-      <w:bookmarkStart w:id="87" w:name="__RefHeading___Toc5232_220967012"/>
+      <w:bookmarkStart w:id="87" w:name="__RefHeading___Toc5232_1659553824"/>
       <w:bookmarkEnd w:id="87"/>
       <w:r>
         <w:rPr/>
@@ -42199,7 +42199,7 @@
       </w:r>
       <w:r>
         <w:rPr/>
-        <w:t xml:space="preserve">) live in the µCSS repository under </w:t>
+        <w:t xml:space="preserve">) live in the µCSS™ repository under </w:t>
       </w:r>
       <w:r>
         <w:rPr>
@@ -42226,7 +42226,7 @@
         <w:outlineLvl w:val="1"/>
         <w:rPr/>
       </w:pPr>
-      <w:bookmarkStart w:id="88" w:name="__RefHeading___Toc5234_220967012"/>
+      <w:bookmarkStart w:id="88" w:name="__RefHeading___Toc5234_1659553824"/>
       <w:bookmarkEnd w:id="88"/>
       <w:r>
         <w:rPr/>
@@ -42764,7 +42764,7 @@
         <w:outlineLvl w:val="0"/>
         <w:rPr/>
       </w:pPr>
-      <w:bookmarkStart w:id="89" w:name="__RefHeading___Toc5236_220967012"/>
+      <w:bookmarkStart w:id="89" w:name="__RefHeading___Toc5236_1659553824"/>
       <w:bookmarkEnd w:id="89"/>
       <w:r>
         <w:rPr/>
@@ -42782,7 +42782,7 @@
         <w:outlineLvl w:val="1"/>
         <w:rPr/>
       </w:pPr>
-      <w:bookmarkStart w:id="90" w:name="__RefHeading___Toc5238_220967012"/>
+      <w:bookmarkStart w:id="90" w:name="__RefHeading___Toc5238_1659553824"/>
       <w:bookmarkEnd w:id="90"/>
       <w:r>
         <w:rPr/>
@@ -43203,7 +43203,7 @@
         <w:outlineLvl w:val="1"/>
         <w:rPr/>
       </w:pPr>
-      <w:bookmarkStart w:id="91" w:name="__RefHeading___Toc5240_220967012"/>
+      <w:bookmarkStart w:id="91" w:name="__RefHeading___Toc5240_1659553824"/>
       <w:bookmarkEnd w:id="91"/>
       <w:r>
         <w:rPr/>
@@ -43486,7 +43486,7 @@
         <w:outlineLvl w:val="1"/>
         <w:rPr/>
       </w:pPr>
-      <w:bookmarkStart w:id="92" w:name="__RefHeading___Toc5242_220967012"/>
+      <w:bookmarkStart w:id="92" w:name="__RefHeading___Toc5242_1659553824"/>
       <w:bookmarkEnd w:id="92"/>
       <w:r>
         <w:rPr/>
@@ -43567,7 +43567,7 @@
       </w:r>
       <w:r>
         <w:rPr/>
-        <w:t xml:space="preserve"> with three alpha decimals — identical to the old µCSS.</w:t>
+        <w:t xml:space="preserve"> with three alpha decimals — identical to the old µCSS™.</w:t>
       </w:r>
     </w:p>
     <w:p>
@@ -43739,7 +43739,7 @@
         <w:outlineLvl w:val="0"/>
         <w:rPr/>
       </w:pPr>
-      <w:bookmarkStart w:id="93" w:name="__RefHeading___Toc5244_220967012"/>
+      <w:bookmarkStart w:id="93" w:name="__RefHeading___Toc5244_1659553824"/>
       <w:bookmarkEnd w:id="93"/>
       <w:r>
         <w:rPr/>
@@ -43755,7 +43755,7 @@
       </w:pPr>
       <w:r>
         <w:rPr/>
-        <w:t>Besides the manifest workflow, every layer of µCSS is also usable directly as a Node API — for example for your own Gulp transforms or tests.</w:t>
+        <w:t>Besides the manifest workflow, every layer of µCSS™ is also usable directly as a Node API — for example for your own Gulp transforms or tests.</w:t>
       </w:r>
     </w:p>
     <w:tbl>
@@ -44956,7 +44956,7 @@
         <w:outlineLvl w:val="0"/>
         <w:rPr/>
       </w:pPr>
-      <w:bookmarkStart w:id="94" w:name="__RefHeading___Toc5246_220967012"/>
+      <w:bookmarkStart w:id="94" w:name="__RefHeading___Toc5246_1659553824"/>
       <w:bookmarkEnd w:id="94"/>
       <w:r>
         <w:rPr/>
@@ -45472,11 +45472,11 @@
         <w:outlineLvl w:val="0"/>
         <w:rPr/>
       </w:pPr>
-      <w:bookmarkStart w:id="95" w:name="__RefHeading___Toc5248_220967012"/>
+      <w:bookmarkStart w:id="95" w:name="__RefHeading___Toc5248_1659553824"/>
       <w:bookmarkEnd w:id="95"/>
       <w:r>
         <w:rPr/>
-        <w:t>15 Migrating from µCSS</w:t>
+        <w:t>15 Migrating from µCSS™</w:t>
       </w:r>
     </w:p>
     <w:p>
@@ -45501,7 +45501,7 @@
       </w:r>
       <w:r>
         <w:rPr/>
-        <w:t xml:space="preserve"> in the µCSS repository) that mechanically translates the old syntax:</w:t>
+        <w:t xml:space="preserve"> in the µCSS™ repository) that mechanically translates the old syntax:</w:t>
       </w:r>
     </w:p>
     <w:tbl>
@@ -45547,7 +45547,7 @@
                 <w:b/>
                 <w:bCs/>
               </w:rPr>
-              <w:t>Old (µCSS 1)</w:t>
+              <w:t>Old (µCSS™ 1)</w:t>
             </w:r>
           </w:p>
         </w:tc>
@@ -45573,7 +45573,7 @@
                 <w:b/>
                 <w:bCs/>
               </w:rPr>
-              <w:t>New (µCSS 2)</w:t>
+              <w:t>New (µCSS™ 2)</w:t>
             </w:r>
           </w:p>
         </w:tc>
@@ -46275,7 +46275,7 @@
       </w:r>
       <w:r>
         <w:rPr/>
-        <w:t xml:space="preserve"> the old µCSS only copied the already finished </w:t>
+        <w:t xml:space="preserve"> the old µCSS™ only copied the already finished </w:t>
       </w:r>
       <w:r>
         <w:rPr>
@@ -46491,7 +46491,7 @@
       </w:pPr>
       <w:r>
         <w:rPr/>
-        <w:t>The converter was validated against a complete legacy µCSS 1 code base: a comparison tool (</w:t>
+        <w:t>The converter was validated against a complete legacy µCSS™ 1 code base: a comparison tool (</w:t>
       </w:r>
       <w:r>
         <w:rPr>
@@ -46504,7 +46504,7 @@
       </w:r>
       <w:r>
         <w:rPr/>
-        <w:t>, repository only) builds the converted skin and compares it rule by rule and property by property against the old compiled output — result: 2,951 rules, 0 unexpected differences (53 documented drift cases, e.g. sources edited after the last µCSS run).</w:t>
+        <w:t>, repository only) builds the converted skin and compares it rule by rule and property by property against the old compiled output — result: 2,951 rules, 0 unexpected differences (53 documented drift cases, e.g. sources edited after the last µCSS™ run).</w:t>
       </w:r>
     </w:p>
     <w:p>
@@ -46527,7 +46527,7 @@
       </w:r>
       <w:r>
         <w:rPr/>
-        <w:t xml:space="preserve"> carried over from the old µCSS:</w:t>
+        <w:t xml:space="preserve"> carried over from the old µCSS™:</w:t>
       </w:r>
     </w:p>
     <w:p>
@@ -46695,7 +46695,7 @@
         <w:outlineLvl w:val="0"/>
         <w:rPr/>
       </w:pPr>
-      <w:bookmarkStart w:id="96" w:name="__RefHeading___Toc5250_220967012"/>
+      <w:bookmarkStart w:id="96" w:name="__RefHeading___Toc5250_1659553824"/>
       <w:bookmarkEnd w:id="96"/>
       <w:r>
         <w:rPr/>
@@ -46867,7 +46867,7 @@
             </w:pPr>
             <w:r>
               <w:rPr/>
-              <w:t xml:space="preserve">Original µCSS as an Adobe Photoshop script: </w:t>
+              <w:t xml:space="preserve">Original µCSS™ as an Adobe Photoshop script: </w:t>
             </w:r>
             <w:r>
               <w:rPr>
@@ -48508,7 +48508,7 @@
         <w:outlineLvl w:val="0"/>
         <w:rPr/>
       </w:pPr>
-      <w:bookmarkStart w:id="97" w:name="__RefHeading___Toc5252_220967012"/>
+      <w:bookmarkStart w:id="97" w:name="__RefHeading___Toc5252_1659553824"/>
       <w:bookmarkEnd w:id="97"/>
       <w:r>
         <w:rPr/>
@@ -48550,7 +48550,7 @@
         <w:outlineLvl w:val="1"/>
         <w:rPr/>
       </w:pPr>
-      <w:bookmarkStart w:id="98" w:name="__RefHeading___Toc5254_220967012"/>
+      <w:bookmarkStart w:id="98" w:name="__RefHeading___Toc5254_1659553824"/>
       <w:bookmarkEnd w:id="98"/>
       <w:r>
         <w:rPr/>
@@ -48604,7 +48604,7 @@
         <w:outlineLvl w:val="1"/>
         <w:rPr/>
       </w:pPr>
-      <w:bookmarkStart w:id="99" w:name="__RefHeading___Toc5256_220967012"/>
+      <w:bookmarkStart w:id="99" w:name="__RefHeading___Toc5256_1659553824"/>
       <w:bookmarkEnd w:id="99"/>
       <w:r>
         <w:rPr/>
@@ -48634,7 +48634,7 @@
         <w:outlineLvl w:val="1"/>
         <w:rPr/>
       </w:pPr>
-      <w:bookmarkStart w:id="100" w:name="__RefHeading___Toc5258_220967012"/>
+      <w:bookmarkStart w:id="100" w:name="__RefHeading___Toc5258_1659553824"/>
       <w:bookmarkEnd w:id="100"/>
       <w:r>
         <w:rPr/>
@@ -48650,7 +48650,7 @@
       </w:pPr>
       <w:r>
         <w:rPr/>
-        <w:t>µCSS and µPS use third-party open-source libraries, in particular PostCSS (CSS parser, MIT license), sharp (image processing, Apache 2.0 license), ag-psd (PSD reader, MIT license) and uglifycss (CSS minification, MIT license). The sprite atlas bin packer is based on node-bin-packing (©2011 Jake Gordon and contributors, MIT license).</w:t>
+        <w:t>µCSS™ and µPS use third-party open-source libraries, in particular PostCSS (CSS parser, MIT license), sharp (image processing, Apache 2.0 license), ag-psd (PSD reader, MIT license) and uglifycss (CSS minification, MIT license). The sprite atlas bin packer is based on node-bin-packing (©2011 Jake Gordon and contributors, MIT license).</w:t>
       </w:r>
     </w:p>
     <w:sectPr>
